--- a/matematika-transformasi-geometri-kelompok4/LAPORAN.docx
+++ b/matematika-transformasi-geometri-kelompok4/LAPORAN.docx
@@ -7734,7 +7734,7 @@
           <w:color w:val="0f172a"/>
           <w:sz w:val="21"/>
         </w:rPr>
-        <w:t xml:space="preserve">Titik E (10.4, 11.7) — Pinggang Kanan Luar:</w:t>
+        <w:t xml:space="preserve">Titik B (10.4, 11.7) — Pinggang Kanan Luar:</w:t>
       </w:r>
       <w:r>
         <w:rPr>
@@ -7824,7 +7824,7 @@
           <w:color w:val="0f172a"/>
           <w:sz w:val="21"/>
         </w:rPr>
-        <w:t xml:space="preserve">Titik B (3.5, 13.0) — Bahu Kiri Atas:</w:t>
+        <w:t xml:space="preserve">Titik D (3.5, 13.0) — Bahu Kiri Atas:</w:t>
       </w:r>
       <w:r>
         <w:rPr>
@@ -7832,7 +7832,7 @@
           <w:color w:val="0f172a"/>
           <w:sz w:val="21"/>
         </w:rPr>
-        <w:t xml:space="preserve"> Sudut atas sebelah kiri perisai. Antara titik B dan C membentuk garis horizontal mendatar sebagai batas mahkota atas perisai.</w:t>
+        <w:t xml:space="preserve"> Sudut atas sebelah kiri perisai. Antara titik C dan D membentuk garis horizontal mendatar sebagai batas mahkota atas perisai.</w:t>
       </w:r>
       <w:r>
         <w:rPr>
@@ -7869,7 +7869,7 @@
           <w:color w:val="0f172a"/>
           <w:sz w:val="21"/>
         </w:rPr>
-        <w:t xml:space="preserve">Titik D (1.6, 11.7) — Pinggang Kiri Luar:</w:t>
+        <w:t xml:space="preserve">Titik E (1.6, 11.7) — Pinggang Kiri Luar:</w:t>
       </w:r>
       <w:r>
         <w:rPr>
@@ -7877,7 +7877,7 @@
           <w:color w:val="0f172a"/>
           <w:sz w:val="21"/>
         </w:rPr>
-        <w:t xml:space="preserve"> Titik terluar di sebelah kiri perisai, simetris sempurna dengan titik E terhadap garis tengah vertikal x = 6.0.</w:t>
+        <w:t xml:space="preserve"> Titik terluar di sebelah kiri perisai, simetris sempurna dengan titik B terhadap garis tengah vertikal x = 6.0.</w:t>
       </w:r>
       <w:r>
         <w:rPr>
@@ -7896,7 +7896,7 @@
         <w:spacing w:after="40" w:before="40" w:line="276" w:lineRule="auto"/>
         <w:ind/>
         <w:rPr>
-          <w:rFonts w:ascii="Cambria" w:hAnsi="Cambria" w:eastAsia="Cambria" w:cs="Cambria"/>
+          <w:rFonts w:ascii="Cambria" w:hAnsi="Cambria" w:cs="Cambria"/>
           <w:color w:val="0f172a"/>
           <w:sz w:val="21"/>
           <w:szCs w:val="21"/>
@@ -7909,11 +7909,11 @@
           <w:color w:val="0f172a"/>
           <w:sz w:val="21"/>
         </w:rPr>
-        <w:t xml:space="preserve">Sisi A → E dan D → A dihubungkan oleh kurva lengkung yang dikendalikan oleh 3 titik kontrol penarik (C_1, C_2, C_3).</w:t>
-      </w:r>
-      <w:r>
-        <w:rPr>
-          <w:rFonts w:ascii="Cambria" w:hAnsi="Cambria" w:cs="Cambria"/>
+        <w:t xml:space="preserve">Sisi A → B dan E → A dihubungkan oleh kurva lengkung yang dikendalikan oleh 3 titik kontrol penarik (C_1, C_2, C_3).</w:t>
+      </w:r>
+      <w:r>
+        <w:rPr>
+          <w:rFonts w:ascii="Cambria" w:hAnsi="Cambria" w:eastAsia="Cambria" w:cs="Cambria"/>
         </w:rPr>
       </w:r>
     </w:p>
@@ -7928,17 +7928,17 @@
       </w:pPr>
       <w:r>
         <w:rPr>
-          <w:rFonts w:ascii="Cambria" w:hAnsi="Cambria" w:cs="Cambria"/>
-        </w:rPr>
-      </w:r>
-      <w:r>
-        <w:rPr>
-          <w:rFonts w:ascii="Cambria" w:hAnsi="Cambria" w:cs="Cambria"/>
-        </w:rPr>
-      </w:r>
-      <w:r>
-        <w:rPr>
-          <w:rFonts w:ascii="Cambria" w:hAnsi="Cambria" w:cs="Cambria"/>
+          <w:rFonts w:ascii="Cambria" w:hAnsi="Cambria" w:eastAsia="Cambria" w:cs="Cambria"/>
+        </w:rPr>
+      </w:r>
+      <w:r>
+        <w:rPr>
+          <w:rFonts w:ascii="Cambria" w:hAnsi="Cambria" w:eastAsia="Cambria" w:cs="Cambria"/>
+        </w:rPr>
+      </w:r>
+      <w:r>
+        <w:rPr>
+          <w:rFonts w:ascii="Cambria" w:hAnsi="Cambria" w:eastAsia="Cambria" w:cs="Cambria"/>
         </w:rPr>
       </w:r>
     </w:p>
@@ -7960,6 +7960,9 @@
         </w:rPr>
       </w:r>
       <w:r>
+        <w:rPr>
+          <w:rFonts w:ascii="Cambria" w:hAnsi="Cambria" w:eastAsia="Cambria" w:cs="Cambria"/>
+        </w:rPr>
         <mc:AlternateContent>
           <mc:Choice Requires="wpg">
             <w:drawing>
@@ -8036,7 +8039,6 @@
           <w:highlight w:val="none"/>
         </w:rPr>
       </w:r>
-      <w:r/>
       <w:r>
         <w:rPr>
           <w:rFonts w:ascii="Cambria" w:hAnsi="Cambria" w:eastAsia="Cambria" w:cs="Cambria"/>
@@ -8045,22 +8047,6 @@
           <w:highlight w:val="none"/>
         </w:rPr>
       </w:r>
-      <w:r>
-        <w:rPr>
-          <w:rFonts w:ascii="Cambria" w:hAnsi="Cambria" w:eastAsia="Cambria" w:cs="Cambria"/>
-          <w:color w:val="0f172a"/>
-          <w:sz w:val="21"/>
-          <w:highlight w:val="none"/>
-        </w:rPr>
-      </w:r>
-      <w:r>
-        <w:rPr>
-          <w:rFonts w:ascii="Cambria" w:hAnsi="Cambria" w:eastAsia="Cambria" w:cs="Cambria"/>
-          <w:color w:val="0f172a"/>
-          <w:sz w:val="21"/>
-          <w:highlight w:val="none"/>
-        </w:rPr>
-      </w:r>
     </w:p>
     <w:p>
       <w:pPr>
@@ -8093,7 +8079,7 @@
         <w:spacing w:after="60" w:before="240"/>
         <w:ind/>
         <w:rPr>
-          <w:rFonts w:ascii="Cambria" w:hAnsi="Cambria" w:eastAsia="Cambria" w:cs="Cambria"/>
+          <w:rFonts w:ascii="Cambria" w:hAnsi="Cambria" w:cs="Cambria"/>
           <w:b/>
           <w:bCs/>
           <w:color w:val="0f172a"/>
@@ -8136,7 +8122,7 @@
         <w:spacing w:after="60" w:before="240"/>
         <w:ind/>
         <w:rPr>
-          <w:rFonts w:ascii="Cambria" w:hAnsi="Cambria" w:eastAsia="Cambria" w:cs="Cambria"/>
+          <w:rFonts w:ascii="Cambria" w:hAnsi="Cambria" w:cs="Cambria"/>
           <w:b/>
           <w:bCs/>
           <w:color w:val="000000" w:themeColor="text1"/>
@@ -8178,6 +8164,7 @@
         <w:spacing w:after="40" w:before="40" w:line="276" w:lineRule="auto"/>
         <w:ind/>
         <w:rPr>
+          <w:rFonts w:ascii="Cambria" w:hAnsi="Cambria" w:cs="Cambria"/>
           <w:b w:val="0"/>
           <w:bCs w:val="0"/>
           <w:color w:val="000000" w:themeColor="text1"/>
@@ -8193,6 +8180,7 @@
       </w:r>
       <w:r>
         <w:rPr>
+          <w:rFonts w:ascii="Cambria" w:hAnsi="Cambria" w:eastAsia="Cambria" w:cs="Cambria"/>
           <w:b w:val="0"/>
           <w:bCs w:val="0"/>
           <w:color w:val="000000" w:themeColor="text1"/>
@@ -8227,6 +8215,7 @@
       </w:r>
       <w:r>
         <w:rPr>
+          <w:rFonts w:ascii="Cambria" w:hAnsi="Cambria" w:eastAsia="Cambria" w:cs="Cambria"/>
           <w:b w:val="0"/>
           <w:bCs w:val="0"/>
           <w:color w:val="000000" w:themeColor="text1"/>
@@ -8420,7 +8409,7 @@
         <w:ind/>
         <w:jc w:val="center"/>
         <w:rPr>
-          <w:rFonts w:ascii="Cambria" w:hAnsi="Cambria" w:eastAsia="Cambria" w:cs="Cambria"/>
+          <w:rFonts w:ascii="Cambria" w:hAnsi="Cambria" w:cs="Cambria"/>
           <w:highlight w:val="none"/>
         </w:rPr>
       </w:pPr>
@@ -8438,7 +8427,7 @@
       </w:r>
       <w:r>
         <w:rPr>
-          <w:rFonts w:ascii="Cambria" w:hAnsi="Cambria" w:cs="Cambria"/>
+          <w:rFonts w:ascii="Cambria" w:hAnsi="Cambria" w:eastAsia="Cambria" w:cs="Cambria"/>
         </w:rPr>
       </w:r>
     </w:p>
@@ -8876,7 +8865,7 @@
                 <w:color w:val="0f172a"/>
                 <w:sz w:val="19"/>
               </w:rPr>
-              <w:t xml:space="preserve">E</w:t>
+              <w:t xml:space="preserve">B</w:t>
             </w:r>
             <w:r>
               <w:rPr>
@@ -9140,7 +9129,7 @@
                 <w:color w:val="0f172a"/>
                 <w:sz w:val="19"/>
               </w:rPr>
-              <w:t xml:space="preserve">B</w:t>
+              <w:t xml:space="preserve">D</w:t>
             </w:r>
             <w:r>
               <w:rPr>
@@ -9272,7 +9261,7 @@
                 <w:color w:val="0f172a"/>
                 <w:sz w:val="19"/>
               </w:rPr>
-              <w:t xml:space="preserve">D</w:t>
+              <w:t xml:space="preserve">E</w:t>
             </w:r>
             <w:r>
               <w:rPr>
@@ -9383,17 +9372,17 @@
       </w:pPr>
       <w:r>
         <w:rPr>
-          <w:rFonts w:ascii="Cambria" w:hAnsi="Cambria" w:cs="Cambria"/>
-        </w:rPr>
-      </w:r>
-      <w:r>
-        <w:rPr>
-          <w:rFonts w:ascii="Cambria" w:hAnsi="Cambria" w:cs="Cambria"/>
-        </w:rPr>
-      </w:r>
-      <w:r>
-        <w:rPr>
-          <w:rFonts w:ascii="Cambria" w:hAnsi="Cambria" w:cs="Cambria"/>
+          <w:rFonts w:ascii="Cambria" w:hAnsi="Cambria" w:eastAsia="Cambria" w:cs="Cambria"/>
+        </w:rPr>
+      </w:r>
+      <w:r>
+        <w:rPr>
+          <w:rFonts w:ascii="Cambria" w:hAnsi="Cambria" w:eastAsia="Cambria" w:cs="Cambria"/>
+        </w:rPr>
+      </w:r>
+      <w:r>
+        <w:rPr>
+          <w:rFonts w:ascii="Cambria" w:hAnsi="Cambria" w:eastAsia="Cambria" w:cs="Cambria"/>
         </w:rPr>
       </w:r>
     </w:p>
@@ -9410,7 +9399,7 @@
         <w:rPr>
           <w:rFonts w:ascii="Cambria" w:hAnsi="Cambria" w:eastAsia="Cambria" w:cs="Cambria"/>
         </w:rPr>
-        <w:t xml:space="preserve">*Karena kesalahan konfigurasi Label Titik tidak terurut A-B-C-D-E, Maka melompat A-E-C-B-D</w:t>
+        <w:t xml:space="preserve"/>
       </w:r>
       <w:r>
         <w:rPr>
@@ -9461,7 +9450,7 @@
         <w:spacing w:after="40" w:before="160"/>
         <w:ind/>
         <w:rPr>
-          <w:rFonts w:ascii="Cambria" w:hAnsi="Cambria" w:eastAsia="Cambria" w:cs="Cambria"/>
+          <w:rFonts w:ascii="Cambria" w:hAnsi="Cambria" w:cs="Cambria"/>
           <w:b/>
           <w:bCs/>
           <w:color w:val="1e293b"/>
@@ -9504,7 +9493,7 @@
         <w:spacing w:after="40" w:before="160"/>
         <w:ind/>
         <w:rPr>
-          <w:rFonts w:ascii="Cambria" w:hAnsi="Cambria" w:eastAsia="Cambria" w:cs="Cambria"/>
+          <w:rFonts w:ascii="Cambria" w:hAnsi="Cambria" w:cs="Cambria"/>
           <w:b/>
           <w:bCs/>
           <w:color w:val="1e293b"/>
@@ -9547,7 +9536,7 @@
         <w:spacing w:after="40" w:before="160"/>
         <w:ind/>
         <w:rPr>
-          <w:rFonts w:ascii="Cambria" w:hAnsi="Cambria" w:eastAsia="Cambria" w:cs="Cambria"/>
+          <w:rFonts w:ascii="Cambria" w:hAnsi="Cambria" w:cs="Cambria"/>
           <w:b/>
           <w:bCs/>
           <w:color w:val="1e293b"/>
@@ -9590,7 +9579,7 @@
         <w:spacing w:after="40" w:before="160"/>
         <w:ind/>
         <w:rPr>
-          <w:rFonts w:ascii="Cambria" w:hAnsi="Cambria" w:eastAsia="Cambria" w:cs="Cambria"/>
+          <w:rFonts w:ascii="Cambria" w:hAnsi="Cambria" w:cs="Cambria"/>
           <w:b/>
           <w:bCs/>
           <w:color w:val="1e293b"/>
@@ -9633,7 +9622,7 @@
         <w:spacing w:after="40" w:before="160"/>
         <w:ind/>
         <w:rPr>
-          <w:rFonts w:ascii="Cambria" w:hAnsi="Cambria" w:eastAsia="Cambria" w:cs="Cambria"/>
+          <w:rFonts w:ascii="Cambria" w:hAnsi="Cambria" w:cs="Cambria"/>
           <w:b/>
           <w:bCs/>
           <w:color w:val="1e293b"/>
@@ -9893,7 +9882,7 @@
                 <w:color w:val="0f172a"/>
                 <w:sz w:val="19"/>
               </w:rPr>
-              <w:t xml:space="preserve">Sisi A → E</w:t>
+              <w:t xml:space="preserve">Sisi A → B</w:t>
             </w:r>
             <w:r>
               <w:rPr>
@@ -10366,7 +10355,7 @@
                 <w:color w:val="0f172a"/>
                 <w:sz w:val="19"/>
               </w:rPr>
-              <w:t xml:space="preserve">Mengarahkan kelengkungan ke sudut pinggang kanan (E)</w:t>
+              <w:t xml:space="preserve">Mengarahkan kelengkungan ke sudut pinggang kanan (B)</w:t>
             </w:r>
             <w:r>
               <w:rPr>
@@ -10414,7 +10403,7 @@
                 <w:color w:val="0f172a"/>
                 <w:sz w:val="19"/>
               </w:rPr>
-              <w:t xml:space="preserve">Sisi E → C</w:t>
+              <w:t xml:space="preserve">Sisi B → C</w:t>
             </w:r>
             <w:r>
               <w:rPr>
@@ -10588,7 +10577,7 @@
                 <w:color w:val="0f172a"/>
                 <w:sz w:val="19"/>
               </w:rPr>
-              <w:t xml:space="preserve">Sisi B → D</w:t>
+              <w:t xml:space="preserve">Sisi D → E</w:t>
             </w:r>
             <w:r>
               <w:rPr>
@@ -10762,7 +10751,7 @@
                 <w:color w:val="0f172a"/>
                 <w:sz w:val="19"/>
               </w:rPr>
-              <w:t xml:space="preserve">Sisi D → A</w:t>
+              <w:t xml:space="preserve">Sisi E → A</w:t>
             </w:r>
             <w:r>
               <w:rPr>
@@ -11347,7 +11336,7 @@
         <w:spacing w:after="60" w:before="240"/>
         <w:ind/>
         <w:rPr>
-          <w:rFonts w:ascii="Cambria" w:hAnsi="Cambria" w:eastAsia="Cambria" w:cs="Cambria"/>
+          <w:rFonts w:ascii="Cambria" w:hAnsi="Cambria" w:cs="Cambria"/>
           <w:b/>
           <w:bCs/>
           <w:color w:val="0f172a"/>
@@ -11390,7 +11379,7 @@
         <w:spacing w:after="60" w:before="240"/>
         <w:ind/>
         <w:rPr>
-          <w:rFonts w:ascii="Cambria" w:hAnsi="Cambria" w:eastAsia="Cambria" w:cs="Cambria"/>
+          <w:rFonts w:ascii="Cambria" w:hAnsi="Cambria" w:cs="Cambria"/>
           <w:b/>
           <w:bCs/>
           <w:color w:val="0f172a"/>
@@ -11433,7 +11422,7 @@
         <w:spacing w:after="60" w:before="240"/>
         <w:ind/>
         <w:rPr>
-          <w:rFonts w:ascii="Cambria" w:hAnsi="Cambria" w:eastAsia="Cambria" w:cs="Cambria"/>
+          <w:rFonts w:ascii="Cambria" w:hAnsi="Cambria" w:cs="Cambria"/>
           <w:b/>
           <w:bCs/>
           <w:color w:val="0f172a"/>
@@ -11677,7 +11666,7 @@
         <w:spacing w:after="40" w:before="40" w:line="276" w:lineRule="auto"/>
         <w:ind w:left="360"/>
         <w:rPr>
-          <w:rFonts w:ascii="Cambria" w:hAnsi="Cambria" w:eastAsia="Cambria" w:cs="Cambria"/>
+          <w:rFonts w:ascii="Cambria" w:hAnsi="Cambria" w:cs="Cambria"/>
           <w:color w:val="000000" w:themeColor="text1"/>
           <w:highlight w:val="none"/>
         </w:rPr>
@@ -11706,7 +11695,7 @@
       </w:r>
       <w:r>
         <w:rPr>
-          <w:rFonts w:ascii="Cambria" w:hAnsi="Cambria" w:cs="Cambria"/>
+          <w:rFonts w:ascii="Cambria" w:hAnsi="Cambria" w:eastAsia="Cambria" w:cs="Cambria"/>
           <w:color w:val="000000" w:themeColor="text1"/>
         </w:rPr>
       </w:r>
@@ -11917,7 +11906,7 @@
         <w:spacing w:after="40" w:before="40" w:line="276" w:lineRule="auto"/>
         <w:ind w:left="360"/>
         <w:rPr>
-          <w:rFonts w:ascii="Cambria" w:hAnsi="Cambria" w:eastAsia="Cambria" w:cs="Cambria"/>
+          <w:rFonts w:ascii="Cambria" w:hAnsi="Cambria" w:cs="Cambria"/>
           <w:color w:val="000000" w:themeColor="text1"/>
           <w:highlight w:val="none"/>
         </w:rPr>
@@ -11964,7 +11953,7 @@
       </w:r>
       <w:r>
         <w:rPr>
-          <w:rFonts w:ascii="Cambria" w:hAnsi="Cambria" w:cs="Cambria"/>
+          <w:rFonts w:ascii="Cambria" w:hAnsi="Cambria" w:eastAsia="Cambria" w:cs="Cambria"/>
           <w:color w:val="000000" w:themeColor="text1"/>
         </w:rPr>
       </w:r>
@@ -12026,7 +12015,7 @@
           <w:color w:val="000000" w:themeColor="text1"/>
           <w:sz w:val="21"/>
         </w:rPr>
-        <w:t xml:space="preserve">Titik E (10.4, 11.7):</w:t>
+        <w:t xml:space="preserve">Titik B (10.4, 11.7):</w:t>
       </w:r>
       <w:r>
         <w:rPr>
@@ -12143,7 +12132,7 @@
         <w:spacing w:after="40" w:before="40" w:line="276" w:lineRule="auto"/>
         <w:ind w:left="360"/>
         <w:rPr>
-          <w:rFonts w:ascii="Cambria" w:hAnsi="Cambria" w:eastAsia="Cambria" w:cs="Cambria"/>
+          <w:rFonts w:ascii="Cambria" w:hAnsi="Cambria" w:cs="Cambria"/>
           <w:color w:val="000000" w:themeColor="text1"/>
           <w:highlight w:val="none"/>
         </w:rPr>
@@ -12180,7 +12169,7 @@
           <w:color w:val="000000" w:themeColor="text1"/>
           <w:sz w:val="21"/>
         </w:rPr>
-        <w:t xml:space="preserve">E'(-11.7, 10.4)</w:t>
+        <w:t xml:space="preserve">B'(-11.7, 10.4)</w:t>
       </w:r>
       <w:r>
         <w:rPr>
@@ -12190,7 +12179,7 @@
       </w:r>
       <w:r>
         <w:rPr>
-          <w:rFonts w:ascii="Cambria" w:hAnsi="Cambria" w:cs="Cambria"/>
+          <w:rFonts w:ascii="Cambria" w:hAnsi="Cambria" w:eastAsia="Cambria" w:cs="Cambria"/>
           <w:color w:val="000000" w:themeColor="text1"/>
         </w:rPr>
       </w:r>
@@ -12369,7 +12358,7 @@
         <w:spacing w:after="40" w:before="40" w:line="276" w:lineRule="auto"/>
         <w:ind w:left="360"/>
         <w:rPr>
-          <w:rFonts w:ascii="Cambria" w:hAnsi="Cambria" w:eastAsia="Cambria" w:cs="Cambria"/>
+          <w:rFonts w:ascii="Cambria" w:hAnsi="Cambria" w:cs="Cambria"/>
           <w:color w:val="000000" w:themeColor="text1"/>
           <w:highlight w:val="none"/>
         </w:rPr>
@@ -12420,12 +12409,6 @@
           <w:color w:val="000000" w:themeColor="text1"/>
         </w:rPr>
       </w:r>
-      <w:r>
-        <w:rPr>
-          <w:rFonts w:ascii="Cambria" w:hAnsi="Cambria" w:cs="Cambria"/>
-          <w:color w:val="000000" w:themeColor="text1"/>
-        </w:rPr>
-      </w:r>
     </w:p>
     <w:p>
       <w:pPr>
@@ -12484,7 +12467,7 @@
           <w:color w:val="000000" w:themeColor="text1"/>
           <w:sz w:val="21"/>
         </w:rPr>
-        <w:t xml:space="preserve">Titik B (3.5, 13.0):</w:t>
+        <w:t xml:space="preserve">Titik D (3.5, 13.0):</w:t>
       </w:r>
       <w:r>
         <w:rPr>
@@ -12601,7 +12584,7 @@
         <w:spacing w:after="40" w:before="40" w:line="276" w:lineRule="auto"/>
         <w:ind w:left="360"/>
         <w:rPr>
-          <w:rFonts w:ascii="Cambria" w:hAnsi="Cambria" w:eastAsia="Cambria" w:cs="Cambria"/>
+          <w:rFonts w:ascii="Cambria" w:hAnsi="Cambria" w:cs="Cambria"/>
           <w:color w:val="000000" w:themeColor="text1"/>
           <w:highlight w:val="none"/>
         </w:rPr>
@@ -12638,7 +12621,7 @@
           <w:color w:val="000000" w:themeColor="text1"/>
           <w:sz w:val="21"/>
         </w:rPr>
-        <w:t xml:space="preserve">B'(-13.0, 3.5)</w:t>
+        <w:t xml:space="preserve">D'(-13.0, 3.5)</w:t>
       </w:r>
       <w:r>
         <w:rPr>
@@ -12647,10 +12630,39 @@
         </w:rPr>
       </w:r>
       <w:r>
+        <w:rPr>
+          <w:rFonts w:ascii="Cambria" w:hAnsi="Cambria" w:eastAsia="Cambria" w:cs="Cambria"/>
+          <w:color w:val="000000" w:themeColor="text1"/>
+        </w:rPr>
+      </w:r>
+    </w:p>
+    <w:p>
+      <w:pPr>
+        <w:pBdr/>
+        <w:spacing w:after="40" w:before="40" w:line="276" w:lineRule="auto"/>
+        <w:ind w:left="360"/>
         <w:rPr>
           <w:rFonts w:ascii="Cambria" w:hAnsi="Cambria" w:cs="Cambria"/>
           <w:color w:val="000000" w:themeColor="text1"/>
         </w:rPr>
+      </w:pPr>
+      <w:r>
+        <w:rPr>
+          <w:rFonts w:ascii="Cambria" w:hAnsi="Cambria" w:eastAsia="Cambria" w:cs="Cambria"/>
+          <w:color w:val="000000" w:themeColor="text1"/>
+        </w:rPr>
+      </w:r>
+      <w:r>
+        <w:rPr>
+          <w:rFonts w:ascii="Cambria" w:hAnsi="Cambria" w:eastAsia="Cambria" w:cs="Cambria"/>
+          <w:color w:val="000000" w:themeColor="text1"/>
+        </w:rPr>
+      </w:r>
+      <w:r>
+        <w:rPr>
+          <w:rFonts w:ascii="Cambria" w:hAnsi="Cambria" w:eastAsia="Cambria" w:cs="Cambria"/>
+          <w:color w:val="000000" w:themeColor="text1"/>
+        </w:rPr>
       </w:r>
     </w:p>
     <w:p>
@@ -12665,106 +12677,77 @@
       </w:pPr>
       <w:r>
         <w:rPr>
+          <w:rFonts w:ascii="Cambria" w:hAnsi="Cambria" w:eastAsia="Cambria" w:cs="Cambria"/>
+          <w:color w:val="000000" w:themeColor="text1"/>
+        </w:rPr>
+      </w:r>
+      <w:r>
+        <w:rPr>
+          <w:rFonts w:ascii="Cambria" w:hAnsi="Cambria" w:eastAsia="Cambria" w:cs="Cambria"/>
+          <w:color w:val="000000" w:themeColor="text1"/>
+        </w:rPr>
+      </w:r>
+      <w:r>
+        <w:rPr>
+          <w:rFonts w:ascii="Cambria" w:hAnsi="Cambria" w:eastAsia="Cambria" w:cs="Cambria"/>
+          <w:color w:val="000000" w:themeColor="text1"/>
+        </w:rPr>
+      </w:r>
+    </w:p>
+    <w:p>
+      <w:pPr>
+        <w:pBdr/>
+        <w:spacing w:after="40" w:before="40" w:line="276" w:lineRule="auto"/>
+        <w:ind w:left="360"/>
+        <w:rPr>
           <w:rFonts w:ascii="Cambria" w:hAnsi="Cambria" w:cs="Cambria"/>
           <w:color w:val="000000" w:themeColor="text1"/>
         </w:rPr>
-      </w:r>
-      <w:r>
+      </w:pPr>
+      <w:r>
+        <w:rPr>
+          <w:rFonts w:ascii="Cambria" w:hAnsi="Cambria" w:eastAsia="Cambria" w:cs="Cambria"/>
+          <w:color w:val="000000" w:themeColor="text1"/>
+        </w:rPr>
+      </w:r>
+      <w:r>
+        <w:rPr>
+          <w:rFonts w:ascii="Cambria" w:hAnsi="Cambria" w:eastAsia="Cambria" w:cs="Cambria"/>
+          <w:color w:val="000000" w:themeColor="text1"/>
+        </w:rPr>
+      </w:r>
+      <w:r>
+        <w:rPr>
+          <w:rFonts w:ascii="Cambria" w:hAnsi="Cambria" w:eastAsia="Cambria" w:cs="Cambria"/>
+          <w:color w:val="000000" w:themeColor="text1"/>
+        </w:rPr>
+      </w:r>
+    </w:p>
+    <w:p>
+      <w:pPr>
+        <w:pBdr/>
+        <w:spacing w:after="40" w:before="40" w:line="276" w:lineRule="auto"/>
+        <w:ind w:left="360"/>
         <w:rPr>
           <w:rFonts w:ascii="Cambria" w:hAnsi="Cambria" w:cs="Cambria"/>
           <w:color w:val="000000" w:themeColor="text1"/>
         </w:rPr>
-      </w:r>
-      <w:r>
-        <w:rPr>
-          <w:rFonts w:ascii="Cambria" w:hAnsi="Cambria" w:cs="Cambria"/>
+      </w:pPr>
+      <w:r>
+        <w:rPr>
+          <w:rFonts w:ascii="Cambria" w:hAnsi="Cambria" w:eastAsia="Cambria" w:cs="Cambria"/>
           <w:color w:val="000000" w:themeColor="text1"/>
         </w:rPr>
       </w:r>
-    </w:p>
-    <w:p>
-      <w:pPr>
-        <w:pBdr/>
-        <w:spacing w:after="40" w:before="40" w:line="276" w:lineRule="auto"/>
-        <w:ind w:left="360"/>
-        <w:rPr>
-          <w:rFonts w:ascii="Cambria" w:hAnsi="Cambria" w:cs="Cambria"/>
+      <w:r>
+        <w:rPr>
+          <w:rFonts w:ascii="Cambria" w:hAnsi="Cambria" w:eastAsia="Cambria" w:cs="Cambria"/>
           <w:color w:val="000000" w:themeColor="text1"/>
         </w:rPr>
-      </w:pPr>
-      <w:r>
-        <w:rPr>
-          <w:rFonts w:ascii="Cambria" w:hAnsi="Cambria" w:cs="Cambria"/>
-          <w:color w:val="000000" w:themeColor="text1"/>
-        </w:rPr>
-      </w:r>
-      <w:r>
-        <w:rPr>
-          <w:rFonts w:ascii="Cambria" w:hAnsi="Cambria" w:cs="Cambria"/>
-          <w:color w:val="000000" w:themeColor="text1"/>
-        </w:rPr>
-      </w:r>
-      <w:r>
-        <w:rPr>
-          <w:rFonts w:ascii="Cambria" w:hAnsi="Cambria" w:cs="Cambria"/>
-          <w:color w:val="000000" w:themeColor="text1"/>
-        </w:rPr>
-      </w:r>
-    </w:p>
-    <w:p>
-      <w:pPr>
-        <w:pBdr/>
-        <w:spacing w:after="40" w:before="40" w:line="276" w:lineRule="auto"/>
-        <w:ind w:left="360"/>
-        <w:rPr>
-          <w:rFonts w:ascii="Cambria" w:hAnsi="Cambria" w:cs="Cambria"/>
-          <w:color w:val="000000" w:themeColor="text1"/>
-        </w:rPr>
-      </w:pPr>
-      <w:r>
-        <w:rPr>
-          <w:rFonts w:ascii="Cambria" w:hAnsi="Cambria" w:cs="Cambria"/>
-          <w:color w:val="000000" w:themeColor="text1"/>
-        </w:rPr>
-      </w:r>
-      <w:r>
-        <w:rPr>
-          <w:rFonts w:ascii="Cambria" w:hAnsi="Cambria" w:cs="Cambria"/>
-          <w:color w:val="000000" w:themeColor="text1"/>
-        </w:rPr>
-      </w:r>
-      <w:r>
-        <w:rPr>
-          <w:rFonts w:ascii="Cambria" w:hAnsi="Cambria" w:cs="Cambria"/>
-          <w:color w:val="000000" w:themeColor="text1"/>
-        </w:rPr>
-      </w:r>
-    </w:p>
-    <w:p>
-      <w:pPr>
-        <w:pBdr/>
-        <w:spacing w:after="40" w:before="40" w:line="276" w:lineRule="auto"/>
-        <w:ind w:left="360"/>
-        <w:rPr>
-          <w:rFonts w:ascii="Cambria" w:hAnsi="Cambria" w:cs="Cambria"/>
-          <w:color w:val="000000" w:themeColor="text1"/>
-        </w:rPr>
-      </w:pPr>
-      <w:r>
-        <w:rPr>
-          <w:rFonts w:ascii="Cambria" w:hAnsi="Cambria" w:cs="Cambria"/>
-          <w:color w:val="000000" w:themeColor="text1"/>
-        </w:rPr>
-      </w:r>
-      <w:r>
-        <w:rPr>
-          <w:rFonts w:ascii="Cambria" w:hAnsi="Cambria" w:cs="Cambria"/>
-          <w:color w:val="000000" w:themeColor="text1"/>
-        </w:rPr>
-      </w:r>
-      <w:r>
-        <w:rPr>
-          <w:rFonts w:ascii="Cambria" w:hAnsi="Cambria" w:cs="Cambria"/>
+      </w:r>
+      <w:r>
+        <w:rPr>
+          <w:rFonts w:ascii="Cambria" w:hAnsi="Cambria" w:eastAsia="Cambria" w:cs="Cambria"/>
           <w:color w:val="000000" w:themeColor="text1"/>
         </w:rPr>
       </w:r>
@@ -12826,7 +12809,7 @@
           <w:color w:val="000000" w:themeColor="text1"/>
           <w:sz w:val="21"/>
         </w:rPr>
-        <w:t xml:space="preserve">Titik D (1.6, 11.7):</w:t>
+        <w:t xml:space="preserve">Titik E (1.6, 11.7):</w:t>
       </w:r>
       <w:r>
         <w:rPr>
@@ -12943,7 +12926,7 @@
         <w:spacing w:after="40" w:before="40" w:line="276" w:lineRule="auto"/>
         <w:ind w:left="360"/>
         <w:rPr>
-          <w:rFonts w:ascii="Cambria" w:hAnsi="Cambria" w:eastAsia="Cambria" w:cs="Cambria"/>
+          <w:rFonts w:ascii="Cambria" w:hAnsi="Cambria" w:cs="Cambria"/>
           <w:color w:val="000000" w:themeColor="text1"/>
           <w:highlight w:val="none"/>
         </w:rPr>
@@ -12980,7 +12963,7 @@
           <w:color w:val="000000" w:themeColor="text1"/>
           <w:sz w:val="21"/>
         </w:rPr>
-        <w:t xml:space="preserve">D'(-11.7, 1.6)</w:t>
+        <w:t xml:space="preserve">E'(-11.7, 1.6)</w:t>
       </w:r>
       <w:r>
         <w:rPr>
@@ -12989,37 +12972,37 @@
         </w:rPr>
       </w:r>
       <w:r>
+        <w:rPr>
+          <w:rFonts w:ascii="Cambria" w:hAnsi="Cambria" w:eastAsia="Cambria" w:cs="Cambria"/>
+          <w:color w:val="000000" w:themeColor="text1"/>
+        </w:rPr>
+      </w:r>
+    </w:p>
+    <w:p>
+      <w:pPr>
+        <w:pBdr/>
+        <w:spacing w:after="40" w:before="40" w:line="276" w:lineRule="auto"/>
+        <w:ind w:left="360"/>
         <w:rPr>
           <w:rFonts w:ascii="Cambria" w:hAnsi="Cambria" w:cs="Cambria"/>
           <w:color w:val="000000" w:themeColor="text1"/>
         </w:rPr>
-      </w:r>
-    </w:p>
-    <w:p>
-      <w:pPr>
-        <w:pBdr/>
-        <w:spacing w:after="40" w:before="40" w:line="276" w:lineRule="auto"/>
-        <w:ind w:left="360"/>
-        <w:rPr>
-          <w:rFonts w:ascii="Cambria" w:hAnsi="Cambria" w:cs="Cambria"/>
+      </w:pPr>
+      <w:r>
+        <w:rPr>
+          <w:rFonts w:ascii="Cambria" w:hAnsi="Cambria" w:eastAsia="Cambria" w:cs="Cambria"/>
           <w:color w:val="000000" w:themeColor="text1"/>
         </w:rPr>
-      </w:pPr>
-      <w:r>
-        <w:rPr>
-          <w:rFonts w:ascii="Cambria" w:hAnsi="Cambria" w:cs="Cambria"/>
+      </w:r>
+      <w:r>
+        <w:rPr>
+          <w:rFonts w:ascii="Cambria" w:hAnsi="Cambria" w:eastAsia="Cambria" w:cs="Cambria"/>
           <w:color w:val="000000" w:themeColor="text1"/>
         </w:rPr>
       </w:r>
       <w:r>
         <w:rPr>
-          <w:rFonts w:ascii="Cambria" w:hAnsi="Cambria" w:cs="Cambria"/>
-          <w:color w:val="000000" w:themeColor="text1"/>
-        </w:rPr>
-      </w:r>
-      <w:r>
-        <w:rPr>
-          <w:rFonts w:ascii="Cambria" w:hAnsi="Cambria" w:cs="Cambria"/>
+          <w:rFonts w:ascii="Cambria" w:hAnsi="Cambria" w:eastAsia="Cambria" w:cs="Cambria"/>
           <w:color w:val="000000" w:themeColor="text1"/>
         </w:rPr>
       </w:r>
@@ -13072,7 +13055,7 @@
           <w:color w:val="0f172a"/>
           <w:sz w:val="21"/>
         </w:rPr>
-        <w:t xml:space="preserve">2. Perhitungan Titik Kontrol Lengkung (Contoh Sisi A-E):</w:t>
+        <w:t xml:space="preserve">2. Perhitungan Titik Kontrol Lengkung (Contoh Sisi A-B):</w:t>
       </w:r>
       <w:r>
         <w:rPr>
@@ -13308,23 +13291,23 @@
               <w:spacing w:after="80" w:before="80"/>
               <w:ind/>
               <w:rPr>
+                <w:rFonts w:ascii="Cambria" w:hAnsi="Cambria" w:cs="Cambria"/>
+                <w:color w:val="e2e8f0"/>
+                <w:sz w:val="18"/>
+                <w:szCs w:val="18"/>
+              </w:rPr>
+            </w:pPr>
+            <w:r>
+              <w:rPr>
                 <w:rFonts w:ascii="Cambria" w:hAnsi="Cambria" w:eastAsia="Cambria" w:cs="Cambria"/>
                 <w:color w:val="e2e8f0"/>
                 <w:sz w:val="18"/>
-                <w:szCs w:val="18"/>
-              </w:rPr>
-            </w:pPr>
-            <w:r>
-              <w:rPr>
-                <w:rFonts w:ascii="Cambria" w:hAnsi="Cambria" w:eastAsia="Cambria" w:cs="Cambria"/>
-                <w:color w:val="e2e8f0"/>
-                <w:sz w:val="18"/>
               </w:rPr>
               <w:t xml:space="preserve">┌ -1   0 ┐</w:t>
             </w:r>
             <w:r>
               <w:rPr>
-                <w:rFonts w:ascii="Cambria" w:hAnsi="Cambria" w:cs="Cambria"/>
+                <w:rFonts w:ascii="Cambria" w:hAnsi="Cambria" w:eastAsia="Cambria" w:cs="Cambria"/>
               </w:rPr>
             </w:r>
           </w:p>
@@ -13350,7 +13333,11 @@
                 <w:rFonts w:ascii="Cambria" w:hAnsi="Cambria" w:eastAsia="Cambria" w:cs="Cambria"/>
               </w:rPr>
             </w:r>
-            <w:r/>
+            <w:r>
+              <w:rPr>
+                <w:rFonts w:ascii="Cambria" w:hAnsi="Cambria" w:eastAsia="Cambria" w:cs="Cambria"/>
+              </w:rPr>
+            </w:r>
           </w:p>
         </w:tc>
       </w:tr>
@@ -13450,7 +13437,7 @@
         <w:spacing w:after="40" w:before="40" w:line="276" w:lineRule="auto"/>
         <w:ind w:left="360"/>
         <w:rPr>
-          <w:rFonts w:ascii="Cambria" w:hAnsi="Cambria" w:eastAsia="Cambria" w:cs="Cambria"/>
+          <w:rFonts w:ascii="Cambria" w:hAnsi="Cambria" w:cs="Cambria"/>
           <w:highlight w:val="none"/>
         </w:rPr>
       </w:pPr>
@@ -13477,7 +13464,7 @@
       </w:r>
       <w:r>
         <w:rPr>
-          <w:rFonts w:ascii="Cambria" w:hAnsi="Cambria" w:cs="Cambria"/>
+          <w:rFonts w:ascii="Cambria" w:hAnsi="Cambria" w:eastAsia="Cambria" w:cs="Cambria"/>
         </w:rPr>
       </w:r>
     </w:p>
@@ -13671,7 +13658,7 @@
         <w:spacing w:after="40" w:before="40" w:line="276" w:lineRule="auto"/>
         <w:ind w:left="360"/>
         <w:rPr>
-          <w:rFonts w:ascii="Cambria" w:hAnsi="Cambria" w:eastAsia="Cambria" w:cs="Cambria"/>
+          <w:rFonts w:ascii="Cambria" w:hAnsi="Cambria" w:cs="Cambria"/>
           <w:highlight w:val="none"/>
         </w:rPr>
       </w:pPr>
@@ -13716,7 +13703,7 @@
       </w:r>
       <w:r>
         <w:rPr>
-          <w:rFonts w:ascii="Cambria" w:hAnsi="Cambria" w:cs="Cambria"/>
+          <w:rFonts w:ascii="Cambria" w:hAnsi="Cambria" w:eastAsia="Cambria" w:cs="Cambria"/>
         </w:rPr>
       </w:r>
     </w:p>
@@ -13772,7 +13759,7 @@
           <w:color w:val="0f172a"/>
           <w:sz w:val="21"/>
         </w:rPr>
-        <w:t xml:space="preserve">Titik E (10.4, 11.7):</w:t>
+        <w:t xml:space="preserve">Titik B (10.4, 11.7):</w:t>
       </w:r>
       <w:r>
         <w:rPr>
@@ -13881,7 +13868,7 @@
         <w:spacing w:after="40" w:before="40" w:line="276" w:lineRule="auto"/>
         <w:ind w:left="360"/>
         <w:rPr>
-          <w:rFonts w:ascii="Cambria" w:hAnsi="Cambria" w:eastAsia="Cambria" w:cs="Cambria"/>
+          <w:rFonts w:ascii="Cambria" w:hAnsi="Cambria" w:cs="Cambria"/>
           <w:highlight w:val="none"/>
         </w:rPr>
       </w:pPr>
@@ -13917,16 +13904,16 @@
           <w:color w:val="0f172a"/>
           <w:sz w:val="21"/>
         </w:rPr>
-        <w:t xml:space="preserve">E''(-10.4, -11.7)</w:t>
-      </w:r>
-      <w:r>
-        <w:rPr>
-          <w:rFonts w:ascii="Cambria" w:hAnsi="Cambria" w:eastAsia="Cambria" w:cs="Cambria"/>
-        </w:rPr>
-      </w:r>
-      <w:r>
-        <w:rPr>
-          <w:rFonts w:ascii="Cambria" w:hAnsi="Cambria" w:cs="Cambria"/>
+        <w:t xml:space="preserve">B''(-10.4, -11.7)</w:t>
+      </w:r>
+      <w:r>
+        <w:rPr>
+          <w:rFonts w:ascii="Cambria" w:hAnsi="Cambria" w:eastAsia="Cambria" w:cs="Cambria"/>
+        </w:rPr>
+      </w:r>
+      <w:r>
+        <w:rPr>
+          <w:rFonts w:ascii="Cambria" w:hAnsi="Cambria" w:eastAsia="Cambria" w:cs="Cambria"/>
         </w:rPr>
       </w:r>
     </w:p>
@@ -13941,17 +13928,17 @@
       </w:pPr>
       <w:r>
         <w:rPr>
-          <w:rFonts w:ascii="Cambria" w:hAnsi="Cambria" w:cs="Cambria"/>
-        </w:rPr>
-      </w:r>
-      <w:r>
-        <w:rPr>
-          <w:rFonts w:ascii="Cambria" w:hAnsi="Cambria" w:cs="Cambria"/>
-        </w:rPr>
-      </w:r>
-      <w:r>
-        <w:rPr>
-          <w:rFonts w:ascii="Cambria" w:hAnsi="Cambria" w:cs="Cambria"/>
+          <w:rFonts w:ascii="Cambria" w:hAnsi="Cambria" w:eastAsia="Cambria" w:cs="Cambria"/>
+        </w:rPr>
+      </w:r>
+      <w:r>
+        <w:rPr>
+          <w:rFonts w:ascii="Cambria" w:hAnsi="Cambria" w:eastAsia="Cambria" w:cs="Cambria"/>
+        </w:rPr>
+      </w:r>
+      <w:r>
+        <w:rPr>
+          <w:rFonts w:ascii="Cambria" w:hAnsi="Cambria" w:eastAsia="Cambria" w:cs="Cambria"/>
         </w:rPr>
       </w:r>
     </w:p>
@@ -13966,17 +13953,17 @@
       </w:pPr>
       <w:r>
         <w:rPr>
-          <w:rFonts w:ascii="Cambria" w:hAnsi="Cambria" w:cs="Cambria"/>
-        </w:rPr>
-      </w:r>
-      <w:r>
-        <w:rPr>
-          <w:rFonts w:ascii="Cambria" w:hAnsi="Cambria" w:cs="Cambria"/>
-        </w:rPr>
-      </w:r>
-      <w:r>
-        <w:rPr>
-          <w:rFonts w:ascii="Cambria" w:hAnsi="Cambria" w:cs="Cambria"/>
+          <w:rFonts w:ascii="Cambria" w:hAnsi="Cambria" w:eastAsia="Cambria" w:cs="Cambria"/>
+        </w:rPr>
+      </w:r>
+      <w:r>
+        <w:rPr>
+          <w:rFonts w:ascii="Cambria" w:hAnsi="Cambria" w:eastAsia="Cambria" w:cs="Cambria"/>
+        </w:rPr>
+      </w:r>
+      <w:r>
+        <w:rPr>
+          <w:rFonts w:ascii="Cambria" w:hAnsi="Cambria" w:eastAsia="Cambria" w:cs="Cambria"/>
         </w:rPr>
       </w:r>
     </w:p>
@@ -13991,17 +13978,17 @@
       </w:pPr>
       <w:r>
         <w:rPr>
-          <w:rFonts w:ascii="Cambria" w:hAnsi="Cambria" w:cs="Cambria"/>
-        </w:rPr>
-      </w:r>
-      <w:r>
-        <w:rPr>
-          <w:rFonts w:ascii="Cambria" w:hAnsi="Cambria" w:cs="Cambria"/>
-        </w:rPr>
-      </w:r>
-      <w:r>
-        <w:rPr>
-          <w:rFonts w:ascii="Cambria" w:hAnsi="Cambria" w:cs="Cambria"/>
+          <w:rFonts w:ascii="Cambria" w:hAnsi="Cambria" w:eastAsia="Cambria" w:cs="Cambria"/>
+        </w:rPr>
+      </w:r>
+      <w:r>
+        <w:rPr>
+          <w:rFonts w:ascii="Cambria" w:hAnsi="Cambria" w:eastAsia="Cambria" w:cs="Cambria"/>
+        </w:rPr>
+      </w:r>
+      <w:r>
+        <w:rPr>
+          <w:rFonts w:ascii="Cambria" w:hAnsi="Cambria" w:eastAsia="Cambria" w:cs="Cambria"/>
         </w:rPr>
       </w:r>
     </w:p>
@@ -14016,17 +14003,17 @@
       </w:pPr>
       <w:r>
         <w:rPr>
-          <w:rFonts w:ascii="Cambria" w:hAnsi="Cambria" w:cs="Cambria"/>
-        </w:rPr>
-      </w:r>
-      <w:r>
-        <w:rPr>
-          <w:rFonts w:ascii="Cambria" w:hAnsi="Cambria" w:cs="Cambria"/>
-        </w:rPr>
-      </w:r>
-      <w:r>
-        <w:rPr>
-          <w:rFonts w:ascii="Cambria" w:hAnsi="Cambria" w:cs="Cambria"/>
+          <w:rFonts w:ascii="Cambria" w:hAnsi="Cambria" w:eastAsia="Cambria" w:cs="Cambria"/>
+        </w:rPr>
+      </w:r>
+      <w:r>
+        <w:rPr>
+          <w:rFonts w:ascii="Cambria" w:hAnsi="Cambria" w:eastAsia="Cambria" w:cs="Cambria"/>
+        </w:rPr>
+      </w:r>
+      <w:r>
+        <w:rPr>
+          <w:rFonts w:ascii="Cambria" w:hAnsi="Cambria" w:eastAsia="Cambria" w:cs="Cambria"/>
         </w:rPr>
       </w:r>
     </w:p>
@@ -14041,17 +14028,17 @@
       </w:pPr>
       <w:r>
         <w:rPr>
-          <w:rFonts w:ascii="Cambria" w:hAnsi="Cambria" w:cs="Cambria"/>
-        </w:rPr>
-      </w:r>
-      <w:r>
-        <w:rPr>
-          <w:rFonts w:ascii="Cambria" w:hAnsi="Cambria" w:cs="Cambria"/>
-        </w:rPr>
-      </w:r>
-      <w:r>
-        <w:rPr>
-          <w:rFonts w:ascii="Cambria" w:hAnsi="Cambria" w:cs="Cambria"/>
+          <w:rFonts w:ascii="Cambria" w:hAnsi="Cambria" w:eastAsia="Cambria" w:cs="Cambria"/>
+        </w:rPr>
+      </w:r>
+      <w:r>
+        <w:rPr>
+          <w:rFonts w:ascii="Cambria" w:hAnsi="Cambria" w:eastAsia="Cambria" w:cs="Cambria"/>
+        </w:rPr>
+      </w:r>
+      <w:r>
+        <w:rPr>
+          <w:rFonts w:ascii="Cambria" w:hAnsi="Cambria" w:eastAsia="Cambria" w:cs="Cambria"/>
         </w:rPr>
       </w:r>
     </w:p>
@@ -14066,17 +14053,17 @@
       </w:pPr>
       <w:r>
         <w:rPr>
-          <w:rFonts w:ascii="Cambria" w:hAnsi="Cambria" w:cs="Cambria"/>
-        </w:rPr>
-      </w:r>
-      <w:r>
-        <w:rPr>
-          <w:rFonts w:ascii="Cambria" w:hAnsi="Cambria" w:cs="Cambria"/>
-        </w:rPr>
-      </w:r>
-      <w:r>
-        <w:rPr>
-          <w:rFonts w:ascii="Cambria" w:hAnsi="Cambria" w:cs="Cambria"/>
+          <w:rFonts w:ascii="Cambria" w:hAnsi="Cambria" w:eastAsia="Cambria" w:cs="Cambria"/>
+        </w:rPr>
+      </w:r>
+      <w:r>
+        <w:rPr>
+          <w:rFonts w:ascii="Cambria" w:hAnsi="Cambria" w:eastAsia="Cambria" w:cs="Cambria"/>
+        </w:rPr>
+      </w:r>
+      <w:r>
+        <w:rPr>
+          <w:rFonts w:ascii="Cambria" w:hAnsi="Cambria" w:eastAsia="Cambria" w:cs="Cambria"/>
         </w:rPr>
       </w:r>
     </w:p>
@@ -14241,7 +14228,7 @@
         <w:spacing w:after="40" w:before="40" w:line="276" w:lineRule="auto"/>
         <w:ind w:left="360"/>
         <w:rPr>
-          <w:rFonts w:ascii="Cambria" w:hAnsi="Cambria" w:eastAsia="Cambria" w:cs="Cambria"/>
+          <w:rFonts w:ascii="Cambria" w:hAnsi="Cambria" w:cs="Cambria"/>
           <w:highlight w:val="none"/>
         </w:rPr>
       </w:pPr>
@@ -14286,7 +14273,7 @@
       </w:r>
       <w:r>
         <w:rPr>
-          <w:rFonts w:ascii="Cambria" w:hAnsi="Cambria" w:cs="Cambria"/>
+          <w:rFonts w:ascii="Cambria" w:hAnsi="Cambria" w:eastAsia="Cambria" w:cs="Cambria"/>
         </w:rPr>
       </w:r>
     </w:p>
@@ -14342,7 +14329,7 @@
           <w:color w:val="0f172a"/>
           <w:sz w:val="21"/>
         </w:rPr>
-        <w:t xml:space="preserve">Titik B (3.5, 13.0):</w:t>
+        <w:t xml:space="preserve">Titik D (3.5, 13.0):</w:t>
       </w:r>
       <w:r>
         <w:rPr>
@@ -14451,7 +14438,7 @@
         <w:spacing w:after="40" w:before="40" w:line="276" w:lineRule="auto"/>
         <w:ind w:left="360"/>
         <w:rPr>
-          <w:rFonts w:ascii="Cambria" w:hAnsi="Cambria" w:eastAsia="Cambria" w:cs="Cambria"/>
+          <w:rFonts w:ascii="Cambria" w:hAnsi="Cambria" w:cs="Cambria"/>
           <w:highlight w:val="none"/>
         </w:rPr>
       </w:pPr>
@@ -14487,16 +14474,16 @@
           <w:color w:val="0f172a"/>
           <w:sz w:val="21"/>
         </w:rPr>
-        <w:t xml:space="preserve">B''(-3.5, -13.0)</w:t>
-      </w:r>
-      <w:r>
-        <w:rPr>
-          <w:rFonts w:ascii="Cambria" w:hAnsi="Cambria" w:eastAsia="Cambria" w:cs="Cambria"/>
-        </w:rPr>
-      </w:r>
-      <w:r>
-        <w:rPr>
-          <w:rFonts w:ascii="Cambria" w:hAnsi="Cambria" w:cs="Cambria"/>
+        <w:t xml:space="preserve">D''(-3.5, -13.0)</w:t>
+      </w:r>
+      <w:r>
+        <w:rPr>
+          <w:rFonts w:ascii="Cambria" w:hAnsi="Cambria" w:eastAsia="Cambria" w:cs="Cambria"/>
+        </w:rPr>
+      </w:r>
+      <w:r>
+        <w:rPr>
+          <w:rFonts w:ascii="Cambria" w:hAnsi="Cambria" w:eastAsia="Cambria" w:cs="Cambria"/>
         </w:rPr>
       </w:r>
     </w:p>
@@ -14552,7 +14539,7 @@
           <w:color w:val="0f172a"/>
           <w:sz w:val="21"/>
         </w:rPr>
-        <w:t xml:space="preserve">Titik D (1.6, 11.7):</w:t>
+        <w:t xml:space="preserve">Titik E (1.6, 11.7):</w:t>
       </w:r>
       <w:r>
         <w:rPr>
@@ -14661,7 +14648,7 @@
         <w:spacing w:after="40" w:before="40" w:line="276" w:lineRule="auto"/>
         <w:ind w:left="360"/>
         <w:rPr>
-          <w:rFonts w:ascii="Cambria" w:hAnsi="Cambria" w:eastAsia="Cambria" w:cs="Cambria"/>
+          <w:rFonts w:ascii="Cambria" w:hAnsi="Cambria" w:cs="Cambria"/>
           <w:highlight w:val="none"/>
         </w:rPr>
       </w:pPr>
@@ -14697,16 +14684,16 @@
           <w:color w:val="0f172a"/>
           <w:sz w:val="21"/>
         </w:rPr>
-        <w:t xml:space="preserve">D''(-1.6, -11.7)</w:t>
-      </w:r>
-      <w:r>
-        <w:rPr>
-          <w:rFonts w:ascii="Cambria" w:hAnsi="Cambria" w:eastAsia="Cambria" w:cs="Cambria"/>
-        </w:rPr>
-      </w:r>
-      <w:r>
-        <w:rPr>
-          <w:rFonts w:ascii="Cambria" w:hAnsi="Cambria" w:cs="Cambria"/>
+        <w:t xml:space="preserve">E''(-1.6, -11.7)</w:t>
+      </w:r>
+      <w:r>
+        <w:rPr>
+          <w:rFonts w:ascii="Cambria" w:hAnsi="Cambria" w:eastAsia="Cambria" w:cs="Cambria"/>
+        </w:rPr>
+      </w:r>
+      <w:r>
+        <w:rPr>
+          <w:rFonts w:ascii="Cambria" w:hAnsi="Cambria" w:eastAsia="Cambria" w:cs="Cambria"/>
         </w:rPr>
       </w:r>
     </w:p>
@@ -14721,17 +14708,17 @@
       </w:pPr>
       <w:r>
         <w:rPr>
-          <w:rFonts w:ascii="Cambria" w:hAnsi="Cambria" w:cs="Cambria"/>
-        </w:rPr>
-      </w:r>
-      <w:r>
-        <w:rPr>
-          <w:rFonts w:ascii="Cambria" w:hAnsi="Cambria" w:cs="Cambria"/>
-        </w:rPr>
-      </w:r>
-      <w:r>
-        <w:rPr>
-          <w:rFonts w:ascii="Cambria" w:hAnsi="Cambria" w:cs="Cambria"/>
+          <w:rFonts w:ascii="Cambria" w:hAnsi="Cambria" w:eastAsia="Cambria" w:cs="Cambria"/>
+        </w:rPr>
+      </w:r>
+      <w:r>
+        <w:rPr>
+          <w:rFonts w:ascii="Cambria" w:hAnsi="Cambria" w:eastAsia="Cambria" w:cs="Cambria"/>
+        </w:rPr>
+      </w:r>
+      <w:r>
+        <w:rPr>
+          <w:rFonts w:ascii="Cambria" w:hAnsi="Cambria" w:eastAsia="Cambria" w:cs="Cambria"/>
         </w:rPr>
       </w:r>
     </w:p>
@@ -14779,7 +14766,7 @@
           <w:color w:val="0f172a"/>
           <w:sz w:val="21"/>
         </w:rPr>
-        <w:t xml:space="preserve">2. Perhitungan Titik Kontrol Lengkung (Contoh Sisi A-E):</w:t>
+        <w:t xml:space="preserve">2. Perhitungan Titik Kontrol Lengkung (Contoh Sisi A-B):</w:t>
       </w:r>
       <w:r>
         <w:rPr>
@@ -15015,7 +15002,7 @@
               <w:spacing w:after="80" w:before="80"/>
               <w:ind/>
               <w:rPr>
-                <w:rFonts w:ascii="Cambria" w:hAnsi="Cambria" w:eastAsia="Cambria" w:cs="Cambria"/>
+                <w:rFonts w:ascii="Cambria" w:hAnsi="Cambria" w:cs="Cambria"/>
                 <w:color w:val="e2e8f0"/>
                 <w:sz w:val="18"/>
                 <w:szCs w:val="18"/>
@@ -15044,36 +15031,40 @@
               <w:spacing w:after="80" w:before="80"/>
               <w:ind/>
               <w:rPr>
+                <w:rFonts w:ascii="Cambria" w:hAnsi="Cambria" w:cs="Cambria"/>
+                <w:color w:val="e2e8f0"/>
+                <w:sz w:val="18"/>
+                <w:szCs w:val="18"/>
+              </w:rPr>
+            </w:pPr>
+            <w:r>
+              <w:rPr>
+                <w:rFonts w:ascii="Cambria" w:hAnsi="Cambria" w:eastAsia="Cambria" w:cs="Cambria"/>
+                <w:color w:val="e2e8f0"/>
+                <w:sz w:val="18"/>
+              </w:rPr>
+            </w:r>
+            <w:r>
+              <w:rPr>
+                <w:rFonts w:ascii="Cambria" w:hAnsi="Cambria" w:eastAsia="Cambria" w:cs="Cambria"/>
+                <w:color w:val="e2e8f0"/>
+                <w:sz w:val="18"/>
+              </w:rPr>
+              <w:t xml:space="preserve">└ -1   0 ┘</w:t>
+            </w:r>
+            <w:r>
+              <w:rPr>
                 <w:rFonts w:ascii="Cambria" w:hAnsi="Cambria" w:eastAsia="Cambria" w:cs="Cambria"/>
                 <w:color w:val="e2e8f0"/>
                 <w:sz w:val="18"/>
                 <w:szCs w:val="18"/>
               </w:rPr>
-            </w:pPr>
-            <w:r>
-              <w:rPr>
-                <w:rFonts w:ascii="Cambria" w:hAnsi="Cambria" w:eastAsia="Cambria" w:cs="Cambria"/>
-                <w:color w:val="e2e8f0"/>
-                <w:sz w:val="18"/>
-              </w:rPr>
             </w:r>
             <w:r>
               <w:rPr>
                 <w:rFonts w:ascii="Cambria" w:hAnsi="Cambria" w:eastAsia="Cambria" w:cs="Cambria"/>
-                <w:color w:val="e2e8f0"/>
-                <w:sz w:val="18"/>
-              </w:rPr>
-              <w:t xml:space="preserve">└ -1   0 ┘</w:t>
+              </w:rPr>
             </w:r>
-            <w:r>
-              <w:rPr>
-                <w:rFonts w:ascii="Cambria" w:hAnsi="Cambria" w:eastAsia="Cambria" w:cs="Cambria"/>
-                <w:color w:val="e2e8f0"/>
-                <w:sz w:val="18"/>
-                <w:szCs w:val="18"/>
-              </w:rPr>
-            </w:r>
-            <w:r/>
           </w:p>
         </w:tc>
       </w:tr>
@@ -15365,7 +15356,7 @@
         <w:spacing w:after="40" w:before="40" w:line="276" w:lineRule="auto"/>
         <w:ind w:left="360"/>
         <w:rPr>
-          <w:rFonts w:ascii="Cambria" w:hAnsi="Cambria" w:eastAsia="Cambria" w:cs="Cambria"/>
+          <w:rFonts w:ascii="Cambria" w:hAnsi="Cambria" w:cs="Cambria"/>
           <w:highlight w:val="none"/>
         </w:rPr>
       </w:pPr>
@@ -15410,7 +15401,7 @@
       </w:r>
       <w:r>
         <w:rPr>
-          <w:rFonts w:ascii="Cambria" w:hAnsi="Cambria" w:cs="Cambria"/>
+          <w:rFonts w:ascii="Cambria" w:hAnsi="Cambria" w:eastAsia="Cambria" w:cs="Cambria"/>
         </w:rPr>
       </w:r>
     </w:p>
@@ -15466,7 +15457,7 @@
           <w:color w:val="0f172a"/>
           <w:sz w:val="21"/>
         </w:rPr>
-        <w:t xml:space="preserve">Titik E (10.4, 11.7):</w:t>
+        <w:t xml:space="preserve">Titik B (10.4, 11.7):</w:t>
       </w:r>
       <w:r>
         <w:rPr>
@@ -15575,7 +15566,7 @@
         <w:spacing w:after="40" w:before="40" w:line="276" w:lineRule="auto"/>
         <w:ind w:left="360"/>
         <w:rPr>
-          <w:rFonts w:ascii="Cambria" w:hAnsi="Cambria" w:eastAsia="Cambria" w:cs="Cambria"/>
+          <w:rFonts w:ascii="Cambria" w:hAnsi="Cambria" w:cs="Cambria"/>
           <w:highlight w:val="none"/>
         </w:rPr>
       </w:pPr>
@@ -15611,16 +15602,16 @@
           <w:color w:val="0f172a"/>
           <w:sz w:val="21"/>
         </w:rPr>
-        <w:t xml:space="preserve">E'''(11.7, -10.4)</w:t>
-      </w:r>
-      <w:r>
-        <w:rPr>
-          <w:rFonts w:ascii="Cambria" w:hAnsi="Cambria" w:eastAsia="Cambria" w:cs="Cambria"/>
-        </w:rPr>
-      </w:r>
-      <w:r>
-        <w:rPr>
-          <w:rFonts w:ascii="Cambria" w:hAnsi="Cambria" w:cs="Cambria"/>
+        <w:t xml:space="preserve">B'''(11.7, -10.4)</w:t>
+      </w:r>
+      <w:r>
+        <w:rPr>
+          <w:rFonts w:ascii="Cambria" w:hAnsi="Cambria" w:eastAsia="Cambria" w:cs="Cambria"/>
+        </w:rPr>
+      </w:r>
+      <w:r>
+        <w:rPr>
+          <w:rFonts w:ascii="Cambria" w:hAnsi="Cambria" w:eastAsia="Cambria" w:cs="Cambria"/>
         </w:rPr>
       </w:r>
     </w:p>
@@ -15785,7 +15776,7 @@
         <w:spacing w:after="40" w:before="40" w:line="276" w:lineRule="auto"/>
         <w:ind w:left="360"/>
         <w:rPr>
-          <w:rFonts w:ascii="Cambria" w:hAnsi="Cambria" w:eastAsia="Cambria" w:cs="Cambria"/>
+          <w:rFonts w:ascii="Cambria" w:hAnsi="Cambria" w:cs="Cambria"/>
           <w:highlight w:val="none"/>
         </w:rPr>
       </w:pPr>
@@ -15830,7 +15821,7 @@
       </w:r>
       <w:r>
         <w:rPr>
-          <w:rFonts w:ascii="Cambria" w:hAnsi="Cambria" w:cs="Cambria"/>
+          <w:rFonts w:ascii="Cambria" w:hAnsi="Cambria" w:eastAsia="Cambria" w:cs="Cambria"/>
         </w:rPr>
       </w:r>
     </w:p>
@@ -15886,7 +15877,7 @@
           <w:color w:val="0f172a"/>
           <w:sz w:val="21"/>
         </w:rPr>
-        <w:t xml:space="preserve">Titik B (3.5, 13.0):</w:t>
+        <w:t xml:space="preserve">Titik D (3.5, 13.0):</w:t>
       </w:r>
       <w:r>
         <w:rPr>
@@ -15995,7 +15986,7 @@
         <w:spacing w:after="40" w:before="40" w:line="276" w:lineRule="auto"/>
         <w:ind w:left="360"/>
         <w:rPr>
-          <w:rFonts w:ascii="Cambria" w:hAnsi="Cambria" w:eastAsia="Cambria" w:cs="Cambria"/>
+          <w:rFonts w:ascii="Cambria" w:hAnsi="Cambria" w:cs="Cambria"/>
           <w:highlight w:val="none"/>
         </w:rPr>
       </w:pPr>
@@ -16031,16 +16022,16 @@
           <w:color w:val="0f172a"/>
           <w:sz w:val="21"/>
         </w:rPr>
-        <w:t xml:space="preserve">B'''(13.0, -3.5)</w:t>
-      </w:r>
-      <w:r>
-        <w:rPr>
-          <w:rFonts w:ascii="Cambria" w:hAnsi="Cambria" w:eastAsia="Cambria" w:cs="Cambria"/>
-        </w:rPr>
-      </w:r>
-      <w:r>
-        <w:rPr>
-          <w:rFonts w:ascii="Cambria" w:hAnsi="Cambria" w:cs="Cambria"/>
+        <w:t xml:space="preserve">D'''(13.0, -3.5)</w:t>
+      </w:r>
+      <w:r>
+        <w:rPr>
+          <w:rFonts w:ascii="Cambria" w:hAnsi="Cambria" w:eastAsia="Cambria" w:cs="Cambria"/>
+        </w:rPr>
+      </w:r>
+      <w:r>
+        <w:rPr>
+          <w:rFonts w:ascii="Cambria" w:hAnsi="Cambria" w:eastAsia="Cambria" w:cs="Cambria"/>
         </w:rPr>
       </w:r>
     </w:p>
@@ -16096,7 +16087,7 @@
           <w:color w:val="0f172a"/>
           <w:sz w:val="21"/>
         </w:rPr>
-        <w:t xml:space="preserve">Titik D (1.6, 11.7):</w:t>
+        <w:t xml:space="preserve">Titik E (1.6, 11.7):</w:t>
       </w:r>
       <w:r>
         <w:rPr>
@@ -16205,7 +16196,7 @@
         <w:spacing w:after="40" w:before="40" w:line="276" w:lineRule="auto"/>
         <w:ind w:left="360"/>
         <w:rPr>
-          <w:rFonts w:ascii="Cambria" w:hAnsi="Cambria" w:eastAsia="Cambria" w:cs="Cambria"/>
+          <w:rFonts w:ascii="Cambria" w:hAnsi="Cambria" w:cs="Cambria"/>
           <w:highlight w:val="none"/>
         </w:rPr>
       </w:pPr>
@@ -16241,16 +16232,16 @@
           <w:color w:val="0f172a"/>
           <w:sz w:val="21"/>
         </w:rPr>
-        <w:t xml:space="preserve">D'''(11.7, -1.6)</w:t>
-      </w:r>
-      <w:r>
-        <w:rPr>
-          <w:rFonts w:ascii="Cambria" w:hAnsi="Cambria" w:eastAsia="Cambria" w:cs="Cambria"/>
-        </w:rPr>
-      </w:r>
-      <w:r>
-        <w:rPr>
-          <w:rFonts w:ascii="Cambria" w:hAnsi="Cambria" w:cs="Cambria"/>
+        <w:t xml:space="preserve">E'''(11.7, -1.6)</w:t>
+      </w:r>
+      <w:r>
+        <w:rPr>
+          <w:rFonts w:ascii="Cambria" w:hAnsi="Cambria" w:eastAsia="Cambria" w:cs="Cambria"/>
+        </w:rPr>
+      </w:r>
+      <w:r>
+        <w:rPr>
+          <w:rFonts w:ascii="Cambria" w:hAnsi="Cambria" w:eastAsia="Cambria" w:cs="Cambria"/>
         </w:rPr>
       </w:r>
     </w:p>
@@ -16265,17 +16256,17 @@
       </w:pPr>
       <w:r>
         <w:rPr>
-          <w:rFonts w:ascii="Cambria" w:hAnsi="Cambria" w:cs="Cambria"/>
-        </w:rPr>
-      </w:r>
-      <w:r>
-        <w:rPr>
-          <w:rFonts w:ascii="Cambria" w:hAnsi="Cambria" w:cs="Cambria"/>
-        </w:rPr>
-      </w:r>
-      <w:r>
-        <w:rPr>
-          <w:rFonts w:ascii="Cambria" w:hAnsi="Cambria" w:cs="Cambria"/>
+          <w:rFonts w:ascii="Cambria" w:hAnsi="Cambria" w:eastAsia="Cambria" w:cs="Cambria"/>
+        </w:rPr>
+      </w:r>
+      <w:r>
+        <w:rPr>
+          <w:rFonts w:ascii="Cambria" w:hAnsi="Cambria" w:eastAsia="Cambria" w:cs="Cambria"/>
+        </w:rPr>
+      </w:r>
+      <w:r>
+        <w:rPr>
+          <w:rFonts w:ascii="Cambria" w:hAnsi="Cambria" w:eastAsia="Cambria" w:cs="Cambria"/>
         </w:rPr>
       </w:r>
     </w:p>
@@ -16323,7 +16314,7 @@
           <w:color w:val="0f172a"/>
           <w:sz w:val="21"/>
         </w:rPr>
-        <w:t xml:space="preserve">2. Perhitungan Titik Kontrol Lengkung (Contoh Sisi A-E):</w:t>
+        <w:t xml:space="preserve">2. Perhitungan Titik Kontrol Lengkung (Contoh Sisi A-B):</w:t>
       </w:r>
       <w:r>
         <w:rPr>
@@ -16432,6 +16423,7932 @@
           <w:sz w:val="21"/>
         </w:rPr>
         <w:t xml:space="preserve">C_3(10.3, 8.8) → C_3'''(8.8, -10.3)</w:t>
+      </w:r>
+      <w:r>
+        <w:rPr>
+          <w:rFonts w:ascii="Cambria" w:hAnsi="Cambria" w:eastAsia="Cambria" w:cs="Cambria"/>
+        </w:rPr>
+      </w:r>
+      <w:r>
+        <w:rPr>
+          <w:rFonts w:ascii="Cambria" w:hAnsi="Cambria" w:eastAsia="Cambria" w:cs="Cambria"/>
+        </w:rPr>
+      </w:r>
+    </w:p>
+    <w:p>
+      <w:pPr>
+        <w:pBdr/>
+        <w:spacing w:after="120" w:before="80"/>
+        <w:ind/>
+        <w:jc w:val="center"/>
+        <w:rPr>
+          <w:rFonts w:ascii="Cambria" w:hAnsi="Cambria" w:cs="Cambria"/>
+        </w:rPr>
+      </w:pPr>
+      <w:r>
+        <w:rPr>
+          <w:rFonts w:ascii="Cambria" w:hAnsi="Cambria" w:eastAsia="Cambria" w:cs="Cambria"/>
+          <w:color w:val="cbd5e1"/>
+        </w:rPr>
+        <w:t xml:space="preserve">———————————————————————————————————————————————————————</w:t>
+      </w:r>
+      <w:r>
+        <w:rPr>
+          <w:rFonts w:ascii="Cambria" w:hAnsi="Cambria" w:eastAsia="Cambria" w:cs="Cambria"/>
+        </w:rPr>
+      </w:r>
+      <w:r>
+        <w:rPr>
+          <w:rFonts w:ascii="Cambria" w:hAnsi="Cambria" w:eastAsia="Cambria" w:cs="Cambria"/>
+        </w:rPr>
+      </w:r>
+    </w:p>
+    <w:p>
+      <w:pPr>
+        <w:pBdr/>
+        <w:spacing/>
+        <w:ind/>
+        <w:jc w:val="left"/>
+        <w:rPr>
+          <w:rFonts w:ascii="Cambria" w:hAnsi="Cambria" w:cs="Cambria"/>
+          <w:b w:val="0"/>
+          <w:bCs w:val="0"/>
+          <w:sz w:val="32"/>
+          <w:szCs w:val="32"/>
+          <w:highlight w:val="none"/>
+        </w:rPr>
+      </w:pPr>
+      <w:r>
+        <w:rPr>
+          <w:rFonts w:ascii="Cambria" w:hAnsi="Cambria" w:eastAsia="Cambria" w:cs="Cambria"/>
+          <w:b w:val="0"/>
+          <w:bCs w:val="0"/>
+          <w:sz w:val="32"/>
+          <w:szCs w:val="32"/>
+          <w:highlight w:val="none"/>
+        </w:rPr>
+      </w:r>
+      <w:r>
+        <w:rPr>
+          <w:rFonts w:ascii="Cambria" w:hAnsi="Cambria" w:eastAsia="Cambria" w:cs="Cambria"/>
+          <w:b w:val="0"/>
+          <w:bCs w:val="0"/>
+          <w:sz w:val="32"/>
+          <w:szCs w:val="32"/>
+          <w:highlight w:val="none"/>
+        </w:rPr>
+      </w:r>
+      <w:r>
+        <w:rPr>
+          <w:rFonts w:ascii="Cambria" w:hAnsi="Cambria" w:eastAsia="Cambria" w:cs="Cambria"/>
+          <w:b w:val="0"/>
+          <w:bCs w:val="0"/>
+          <w:sz w:val="32"/>
+          <w:szCs w:val="32"/>
+          <w:highlight w:val="none"/>
+        </w:rPr>
+      </w:r>
+    </w:p>
+    <w:p>
+      <w:pPr>
+        <w:pBdr/>
+        <w:spacing/>
+        <w:ind/>
+        <w:jc w:val="left"/>
+        <w:rPr>
+          <w:rFonts w:ascii="Cambria" w:hAnsi="Cambria" w:cs="Cambria"/>
+          <w:b w:val="0"/>
+          <w:bCs w:val="0"/>
+          <w:sz w:val="32"/>
+          <w:szCs w:val="32"/>
+          <w:highlight w:val="none"/>
+        </w:rPr>
+      </w:pPr>
+      <w:r>
+        <w:rPr>
+          <w:rFonts w:ascii="Cambria" w:hAnsi="Cambria" w:eastAsia="Cambria" w:cs="Cambria"/>
+          <w:b w:val="0"/>
+          <w:bCs w:val="0"/>
+          <w:sz w:val="32"/>
+          <w:szCs w:val="32"/>
+          <w:highlight w:val="none"/>
+        </w:rPr>
+      </w:r>
+      <w:r>
+        <w:rPr>
+          <w:rFonts w:ascii="Cambria" w:hAnsi="Cambria" w:eastAsia="Cambria" w:cs="Cambria"/>
+          <w:b w:val="0"/>
+          <w:bCs w:val="0"/>
+          <w:sz w:val="32"/>
+          <w:szCs w:val="32"/>
+          <w:highlight w:val="none"/>
+        </w:rPr>
+      </w:r>
+      <w:r>
+        <w:rPr>
+          <w:rFonts w:ascii="Cambria" w:hAnsi="Cambria" w:eastAsia="Cambria" w:cs="Cambria"/>
+          <w:b w:val="0"/>
+          <w:bCs w:val="0"/>
+          <w:sz w:val="32"/>
+          <w:szCs w:val="32"/>
+          <w:highlight w:val="none"/>
+        </w:rPr>
+      </w:r>
+    </w:p>
+    <w:p>
+      <w:pPr>
+        <w:pBdr/>
+        <w:spacing/>
+        <w:ind/>
+        <w:jc w:val="left"/>
+        <w:rPr>
+          <w:rFonts w:ascii="Cambria" w:hAnsi="Cambria" w:cs="Cambria"/>
+          <w:b w:val="0"/>
+          <w:bCs w:val="0"/>
+          <w:sz w:val="32"/>
+          <w:szCs w:val="32"/>
+          <w:highlight w:val="none"/>
+        </w:rPr>
+      </w:pPr>
+      <w:r>
+        <w:rPr>
+          <w:rFonts w:ascii="Cambria" w:hAnsi="Cambria" w:eastAsia="Cambria" w:cs="Cambria"/>
+          <w:b w:val="0"/>
+          <w:bCs w:val="0"/>
+          <w:sz w:val="32"/>
+          <w:szCs w:val="32"/>
+          <w:highlight w:val="none"/>
+        </w:rPr>
+      </w:r>
+      <w:r>
+        <w:rPr>
+          <w:rFonts w:ascii="Cambria" w:hAnsi="Cambria" w:eastAsia="Cambria" w:cs="Cambria"/>
+          <w:b w:val="0"/>
+          <w:bCs w:val="0"/>
+          <w:sz w:val="32"/>
+          <w:szCs w:val="32"/>
+          <w:highlight w:val="none"/>
+        </w:rPr>
+      </w:r>
+      <w:r>
+        <w:rPr>
+          <w:rFonts w:ascii="Cambria" w:hAnsi="Cambria" w:eastAsia="Cambria" w:cs="Cambria"/>
+          <w:b w:val="0"/>
+          <w:bCs w:val="0"/>
+          <w:sz w:val="32"/>
+          <w:szCs w:val="32"/>
+          <w:highlight w:val="none"/>
+        </w:rPr>
+      </w:r>
+    </w:p>
+    <w:p>
+      <w:pPr>
+        <w:pBdr/>
+        <w:spacing/>
+        <w:ind/>
+        <w:jc w:val="left"/>
+        <w:rPr>
+          <w:rFonts w:ascii="Cambria" w:hAnsi="Cambria" w:cs="Cambria"/>
+          <w:b w:val="0"/>
+          <w:bCs w:val="0"/>
+          <w:sz w:val="32"/>
+          <w:szCs w:val="32"/>
+          <w:highlight w:val="none"/>
+        </w:rPr>
+      </w:pPr>
+      <w:r>
+        <w:rPr>
+          <w:rFonts w:ascii="Cambria" w:hAnsi="Cambria" w:eastAsia="Cambria" w:cs="Cambria"/>
+          <w:b w:val="0"/>
+          <w:bCs w:val="0"/>
+          <w:sz w:val="32"/>
+          <w:szCs w:val="32"/>
+          <w:highlight w:val="none"/>
+        </w:rPr>
+      </w:r>
+      <w:r>
+        <w:rPr>
+          <w:rFonts w:ascii="Cambria" w:hAnsi="Cambria" w:eastAsia="Cambria" w:cs="Cambria"/>
+          <w:b w:val="0"/>
+          <w:bCs w:val="0"/>
+          <w:sz w:val="32"/>
+          <w:szCs w:val="32"/>
+          <w:highlight w:val="none"/>
+        </w:rPr>
+      </w:r>
+      <w:r>
+        <w:rPr>
+          <w:rFonts w:ascii="Cambria" w:hAnsi="Cambria" w:eastAsia="Cambria" w:cs="Cambria"/>
+          <w:b w:val="0"/>
+          <w:bCs w:val="0"/>
+          <w:sz w:val="32"/>
+          <w:szCs w:val="32"/>
+          <w:highlight w:val="none"/>
+        </w:rPr>
+      </w:r>
+    </w:p>
+    <w:p>
+      <w:pPr>
+        <w:pBdr/>
+        <w:spacing/>
+        <w:ind/>
+        <w:jc w:val="left"/>
+        <w:rPr>
+          <w:rFonts w:ascii="Cambria" w:hAnsi="Cambria" w:cs="Cambria"/>
+          <w:b w:val="0"/>
+          <w:bCs w:val="0"/>
+          <w:sz w:val="32"/>
+          <w:szCs w:val="32"/>
+          <w:highlight w:val="none"/>
+        </w:rPr>
+      </w:pPr>
+      <w:r>
+        <w:rPr>
+          <w:rFonts w:ascii="Cambria" w:hAnsi="Cambria" w:eastAsia="Cambria" w:cs="Cambria"/>
+          <w:b w:val="0"/>
+          <w:bCs w:val="0"/>
+          <w:sz w:val="32"/>
+          <w:szCs w:val="32"/>
+          <w:highlight w:val="none"/>
+        </w:rPr>
+      </w:r>
+      <w:r>
+        <w:rPr>
+          <w:rFonts w:ascii="Cambria" w:hAnsi="Cambria" w:eastAsia="Cambria" w:cs="Cambria"/>
+          <w:b w:val="0"/>
+          <w:bCs w:val="0"/>
+          <w:sz w:val="32"/>
+          <w:szCs w:val="32"/>
+          <w:highlight w:val="none"/>
+        </w:rPr>
+      </w:r>
+      <w:r>
+        <w:rPr>
+          <w:rFonts w:ascii="Cambria" w:hAnsi="Cambria" w:eastAsia="Cambria" w:cs="Cambria"/>
+          <w:b w:val="0"/>
+          <w:bCs w:val="0"/>
+          <w:sz w:val="32"/>
+          <w:szCs w:val="32"/>
+          <w:highlight w:val="none"/>
+        </w:rPr>
+      </w:r>
+    </w:p>
+    <w:p>
+      <w:pPr>
+        <w:pBdr/>
+        <w:spacing/>
+        <w:ind/>
+        <w:jc w:val="left"/>
+        <w:rPr>
+          <w:rFonts w:ascii="Cambria" w:hAnsi="Cambria" w:cs="Cambria"/>
+          <w:b w:val="0"/>
+          <w:bCs w:val="0"/>
+          <w:sz w:val="32"/>
+          <w:szCs w:val="32"/>
+          <w:highlight w:val="none"/>
+        </w:rPr>
+      </w:pPr>
+      <w:r>
+        <w:rPr>
+          <w:rFonts w:ascii="Cambria" w:hAnsi="Cambria" w:eastAsia="Cambria" w:cs="Cambria"/>
+          <w:b w:val="0"/>
+          <w:bCs w:val="0"/>
+          <w:sz w:val="32"/>
+          <w:szCs w:val="32"/>
+          <w:highlight w:val="none"/>
+        </w:rPr>
+      </w:r>
+      <w:r>
+        <w:rPr>
+          <w:rFonts w:ascii="Cambria" w:hAnsi="Cambria" w:eastAsia="Cambria" w:cs="Cambria"/>
+          <w:b w:val="0"/>
+          <w:bCs w:val="0"/>
+          <w:sz w:val="32"/>
+          <w:szCs w:val="32"/>
+          <w:highlight w:val="none"/>
+        </w:rPr>
+      </w:r>
+      <w:r>
+        <w:rPr>
+          <w:rFonts w:ascii="Cambria" w:hAnsi="Cambria" w:eastAsia="Cambria" w:cs="Cambria"/>
+          <w:b w:val="0"/>
+          <w:bCs w:val="0"/>
+          <w:sz w:val="32"/>
+          <w:szCs w:val="32"/>
+          <w:highlight w:val="none"/>
+        </w:rPr>
+      </w:r>
+    </w:p>
+    <w:p>
+      <w:pPr>
+        <w:pBdr/>
+        <w:spacing w:after="80" w:before="320"/>
+        <w:ind/>
+        <w:jc w:val="left"/>
+        <w:rPr>
+          <w:rFonts w:ascii="Cambria" w:hAnsi="Cambria" w:cs="Cambria"/>
+          <w:color w:val="000000" w:themeColor="text1"/>
+        </w:rPr>
+      </w:pPr>
+      <w:r>
+        <w:rPr>
+          <w:rFonts w:ascii="Cambria" w:hAnsi="Cambria" w:eastAsia="Cambria" w:cs="Cambria"/>
+          <w:b/>
+          <w:color w:val="000000" w:themeColor="text1"/>
+          <w:sz w:val="28"/>
+        </w:rPr>
+        <w:t xml:space="preserve">BAB IV — HASIL DAN ANALISIS</w:t>
+      </w:r>
+      <w:r>
+        <w:rPr>
+          <w:rFonts w:ascii="Cambria" w:hAnsi="Cambria" w:eastAsia="Cambria" w:cs="Cambria"/>
+          <w:color w:val="000000" w:themeColor="text1"/>
+        </w:rPr>
+      </w:r>
+      <w:r>
+        <w:rPr>
+          <w:rFonts w:ascii="Cambria" w:hAnsi="Cambria" w:eastAsia="Cambria" w:cs="Cambria"/>
+          <w:color w:val="000000" w:themeColor="text1"/>
+        </w:rPr>
+      </w:r>
+    </w:p>
+    <w:p>
+      <w:pPr>
+        <w:pBdr/>
+        <w:spacing w:after="60" w:before="240"/>
+        <w:ind/>
+        <w:rPr>
+          <w:rFonts w:ascii="Cambria" w:hAnsi="Cambria" w:cs="Cambria"/>
+        </w:rPr>
+      </w:pPr>
+      <w:r>
+        <w:rPr>
+          <w:rFonts w:ascii="Cambria" w:hAnsi="Cambria" w:eastAsia="Cambria" w:cs="Cambria"/>
+          <w:b/>
+          <w:color w:val="0f172a"/>
+          <w:sz w:val="23"/>
+        </w:rPr>
+        <w:t xml:space="preserve">4.1 Tabel Komparasi Koordinat 4 Kuadran</w:t>
+      </w:r>
+      <w:r>
+        <w:rPr>
+          <w:rFonts w:ascii="Cambria" w:hAnsi="Cambria" w:eastAsia="Cambria" w:cs="Cambria"/>
+        </w:rPr>
+      </w:r>
+      <w:r>
+        <w:rPr>
+          <w:rFonts w:ascii="Cambria" w:hAnsi="Cambria" w:eastAsia="Cambria" w:cs="Cambria"/>
+        </w:rPr>
+      </w:r>
+    </w:p>
+    <w:p>
+      <w:pPr>
+        <w:pBdr/>
+        <w:spacing w:after="40" w:before="40" w:line="276" w:lineRule="auto"/>
+        <w:ind/>
+        <w:rPr>
+          <w:rFonts w:ascii="Cambria" w:hAnsi="Cambria" w:cs="Cambria"/>
+        </w:rPr>
+      </w:pPr>
+      <w:r>
+        <w:rPr>
+          <w:rFonts w:ascii="Cambria" w:hAnsi="Cambria" w:eastAsia="Cambria" w:cs="Cambria"/>
+          <w:color w:val="0f172a"/>
+          <w:sz w:val="21"/>
+        </w:rPr>
+        <w:t xml:space="preserve">Berikut adalah rangkuman seluruh koordinat titik sudut perisai lambang SMKN 9 Semarang pada keempat orientasi sudut:</w:t>
+      </w:r>
+      <w:r>
+        <w:rPr>
+          <w:rFonts w:ascii="Cambria" w:hAnsi="Cambria" w:eastAsia="Cambria" w:cs="Cambria"/>
+        </w:rPr>
+      </w:r>
+      <w:r>
+        <w:rPr>
+          <w:rFonts w:ascii="Cambria" w:hAnsi="Cambria" w:eastAsia="Cambria" w:cs="Cambria"/>
+        </w:rPr>
+      </w:r>
+    </w:p>
+    <w:tbl>
+      <w:tblPr>
+        <w:jc w:val="center"/>
+        <w:tblW w:w="0" w:type="auto"/>
+        <w:tblBorders>
+          <w:top w:val="single" w:color="cbd5e1" w:sz="6" w:space="0"/>
+          <w:left w:val="none" w:color="000000" w:sz="4" w:space="0"/>
+          <w:bottom w:val="single" w:color="cbd5e1" w:sz="6" w:space="0"/>
+          <w:right w:val="none" w:color="000000" w:sz="4" w:space="0"/>
+          <w:insideH w:val="single" w:color="cbd5e1" w:sz="6" w:space="0"/>
+          <w:insideV w:val="none" w:color="000000" w:sz="4" w:space="0"/>
+        </w:tblBorders>
+        <w:tblLook w:val="04A0" w:firstRow="1" w:lastRow="0" w:firstColumn="1" w:lastColumn="0" w:noHBand="0" w:noVBand="1"/>
+      </w:tblPr>
+      <w:tblGrid>
+        <w:gridCol w:w="1524"/>
+        <w:gridCol w:w="1524"/>
+        <w:gridCol w:w="1524"/>
+        <w:gridCol w:w="1524"/>
+        <w:gridCol w:w="1524"/>
+        <w:gridCol w:w="1524"/>
+      </w:tblGrid>
+      <w:tr>
+        <w:trPr>
+          <w:cantSplit/>
+          <w:tblHeader/>
+        </w:trPr>
+        <w:tc>
+          <w:tcPr>
+            <w:shd w:val="clear" w:color="ffffff" w:fill="1e293b"/>
+            <w:tcBorders/>
+            <w:tcMar>
+              <w:left w:w="140" w:type="dxa"/>
+              <w:top w:w="120" w:type="dxa"/>
+              <w:right w:w="140" w:type="dxa"/>
+              <w:bottom w:w="120" w:type="dxa"/>
+            </w:tcMar>
+            <w:tcW w:w="1524" w:type="dxa"/>
+          </w:tcPr>
+          <w:p>
+            <w:pPr>
+              <w:pBdr/>
+              <w:spacing w:after="40" w:before="40" w:line="276" w:lineRule="auto"/>
+              <w:ind/>
+              <w:jc w:val="center"/>
+              <w:rPr>
+                <w:rFonts w:ascii="Cambria" w:hAnsi="Cambria" w:cs="Cambria"/>
+              </w:rPr>
+            </w:pPr>
+            <w:r>
+              <w:rPr>
+                <w:rFonts w:ascii="Cambria" w:hAnsi="Cambria" w:eastAsia="Cambria" w:cs="Cambria"/>
+                <w:b/>
+                <w:color w:val="ffffff"/>
+                <w:sz w:val="19"/>
+              </w:rPr>
+              <w:t xml:space="preserve">Label Titik</w:t>
+            </w:r>
+            <w:r>
+              <w:rPr>
+                <w:rFonts w:ascii="Cambria" w:hAnsi="Cambria" w:eastAsia="Cambria" w:cs="Cambria"/>
+              </w:rPr>
+            </w:r>
+            <w:r>
+              <w:rPr>
+                <w:rFonts w:ascii="Cambria" w:hAnsi="Cambria" w:eastAsia="Cambria" w:cs="Cambria"/>
+              </w:rPr>
+            </w:r>
+          </w:p>
+        </w:tc>
+        <w:tc>
+          <w:tcPr>
+            <w:shd w:val="clear" w:color="ffffff" w:fill="1e293b"/>
+            <w:tcBorders/>
+            <w:tcMar>
+              <w:left w:w="140" w:type="dxa"/>
+              <w:top w:w="120" w:type="dxa"/>
+              <w:right w:w="140" w:type="dxa"/>
+              <w:bottom w:w="120" w:type="dxa"/>
+            </w:tcMar>
+            <w:tcW w:w="1524" w:type="dxa"/>
+          </w:tcPr>
+          <w:p>
+            <w:pPr>
+              <w:pBdr/>
+              <w:spacing w:after="40" w:before="40" w:line="276" w:lineRule="auto"/>
+              <w:ind/>
+              <w:jc w:val="center"/>
+              <w:rPr>
+                <w:rFonts w:ascii="Cambria" w:hAnsi="Cambria" w:cs="Cambria"/>
+              </w:rPr>
+            </w:pPr>
+            <w:r>
+              <w:rPr>
+                <w:rFonts w:ascii="Cambria" w:hAnsi="Cambria" w:eastAsia="Cambria" w:cs="Cambria"/>
+                <w:b/>
+                <w:color w:val="ffffff"/>
+                <w:sz w:val="19"/>
+              </w:rPr>
+              <w:t xml:space="preserve">Posisi Awal 0° [Kuadran I]</w:t>
+            </w:r>
+            <w:r>
+              <w:rPr>
+                <w:rFonts w:ascii="Cambria" w:hAnsi="Cambria" w:eastAsia="Cambria" w:cs="Cambria"/>
+              </w:rPr>
+            </w:r>
+            <w:r>
+              <w:rPr>
+                <w:rFonts w:ascii="Cambria" w:hAnsi="Cambria" w:eastAsia="Cambria" w:cs="Cambria"/>
+              </w:rPr>
+            </w:r>
+          </w:p>
+        </w:tc>
+        <w:tc>
+          <w:tcPr>
+            <w:shd w:val="clear" w:color="ffffff" w:fill="1e293b"/>
+            <w:tcBorders/>
+            <w:tcMar>
+              <w:left w:w="140" w:type="dxa"/>
+              <w:top w:w="120" w:type="dxa"/>
+              <w:right w:w="140" w:type="dxa"/>
+              <w:bottom w:w="120" w:type="dxa"/>
+            </w:tcMar>
+            <w:tcW w:w="1524" w:type="dxa"/>
+          </w:tcPr>
+          <w:p>
+            <w:pPr>
+              <w:pBdr/>
+              <w:spacing w:after="40" w:before="40" w:line="276" w:lineRule="auto"/>
+              <w:ind/>
+              <w:jc w:val="center"/>
+              <w:rPr>
+                <w:rFonts w:ascii="Cambria" w:hAnsi="Cambria" w:cs="Cambria"/>
+              </w:rPr>
+            </w:pPr>
+            <w:r>
+              <w:rPr>
+                <w:rFonts w:ascii="Cambria" w:hAnsi="Cambria" w:eastAsia="Cambria" w:cs="Cambria"/>
+                <w:b/>
+                <w:color w:val="ffffff"/>
+                <w:sz w:val="19"/>
+              </w:rPr>
+              <w:t xml:space="preserve">Rotasi 90° [Kuadran II]</w:t>
+            </w:r>
+            <w:r>
+              <w:rPr>
+                <w:rFonts w:ascii="Cambria" w:hAnsi="Cambria" w:eastAsia="Cambria" w:cs="Cambria"/>
+              </w:rPr>
+            </w:r>
+            <w:r>
+              <w:rPr>
+                <w:rFonts w:ascii="Cambria" w:hAnsi="Cambria" w:eastAsia="Cambria" w:cs="Cambria"/>
+              </w:rPr>
+            </w:r>
+          </w:p>
+        </w:tc>
+        <w:tc>
+          <w:tcPr>
+            <w:shd w:val="clear" w:color="ffffff" w:fill="1e293b"/>
+            <w:tcBorders/>
+            <w:tcMar>
+              <w:left w:w="140" w:type="dxa"/>
+              <w:top w:w="120" w:type="dxa"/>
+              <w:right w:w="140" w:type="dxa"/>
+              <w:bottom w:w="120" w:type="dxa"/>
+            </w:tcMar>
+            <w:tcW w:w="1524" w:type="dxa"/>
+          </w:tcPr>
+          <w:p>
+            <w:pPr>
+              <w:pBdr/>
+              <w:spacing w:after="40" w:before="40" w:line="276" w:lineRule="auto"/>
+              <w:ind/>
+              <w:jc w:val="center"/>
+              <w:rPr>
+                <w:rFonts w:ascii="Cambria" w:hAnsi="Cambria" w:cs="Cambria"/>
+              </w:rPr>
+            </w:pPr>
+            <w:r>
+              <w:rPr>
+                <w:rFonts w:ascii="Cambria" w:hAnsi="Cambria" w:eastAsia="Cambria" w:cs="Cambria"/>
+                <w:b/>
+                <w:color w:val="ffffff"/>
+                <w:sz w:val="19"/>
+              </w:rPr>
+              <w:t xml:space="preserve">Rotasi 180° [Kuadran III]</w:t>
+            </w:r>
+            <w:r>
+              <w:rPr>
+                <w:rFonts w:ascii="Cambria" w:hAnsi="Cambria" w:eastAsia="Cambria" w:cs="Cambria"/>
+              </w:rPr>
+            </w:r>
+            <w:r>
+              <w:rPr>
+                <w:rFonts w:ascii="Cambria" w:hAnsi="Cambria" w:eastAsia="Cambria" w:cs="Cambria"/>
+              </w:rPr>
+            </w:r>
+          </w:p>
+        </w:tc>
+        <w:tc>
+          <w:tcPr>
+            <w:shd w:val="clear" w:color="ffffff" w:fill="1e293b"/>
+            <w:tcBorders/>
+            <w:tcMar>
+              <w:left w:w="140" w:type="dxa"/>
+              <w:top w:w="120" w:type="dxa"/>
+              <w:right w:w="140" w:type="dxa"/>
+              <w:bottom w:w="120" w:type="dxa"/>
+            </w:tcMar>
+            <w:tcW w:w="1524" w:type="dxa"/>
+          </w:tcPr>
+          <w:p>
+            <w:pPr>
+              <w:pBdr/>
+              <w:spacing w:after="40" w:before="40" w:line="276" w:lineRule="auto"/>
+              <w:ind/>
+              <w:jc w:val="center"/>
+              <w:rPr>
+                <w:rFonts w:ascii="Cambria" w:hAnsi="Cambria" w:cs="Cambria"/>
+              </w:rPr>
+            </w:pPr>
+            <w:r>
+              <w:rPr>
+                <w:rFonts w:ascii="Cambria" w:hAnsi="Cambria" w:eastAsia="Cambria" w:cs="Cambria"/>
+                <w:b/>
+                <w:color w:val="ffffff"/>
+                <w:sz w:val="19"/>
+              </w:rPr>
+              <w:t xml:space="preserve">Rotasi 270° [Kuadran IV]</w:t>
+            </w:r>
+            <w:r>
+              <w:rPr>
+                <w:rFonts w:ascii="Cambria" w:hAnsi="Cambria" w:eastAsia="Cambria" w:cs="Cambria"/>
+              </w:rPr>
+            </w:r>
+            <w:r>
+              <w:rPr>
+                <w:rFonts w:ascii="Cambria" w:hAnsi="Cambria" w:eastAsia="Cambria" w:cs="Cambria"/>
+              </w:rPr>
+            </w:r>
+          </w:p>
+        </w:tc>
+        <w:tc>
+          <w:tcPr>
+            <w:shd w:val="clear" w:color="ffffff" w:fill="1e293b"/>
+            <w:tcBorders/>
+            <w:tcMar>
+              <w:left w:w="140" w:type="dxa"/>
+              <w:top w:w="120" w:type="dxa"/>
+              <w:right w:w="140" w:type="dxa"/>
+              <w:bottom w:w="120" w:type="dxa"/>
+            </w:tcMar>
+            <w:tcW w:w="1524" w:type="dxa"/>
+          </w:tcPr>
+          <w:p>
+            <w:pPr>
+              <w:pBdr/>
+              <w:spacing w:after="40" w:before="40" w:line="276" w:lineRule="auto"/>
+              <w:ind/>
+              <w:jc w:val="center"/>
+              <w:rPr>
+                <w:rFonts w:ascii="Cambria" w:hAnsi="Cambria" w:cs="Cambria"/>
+              </w:rPr>
+            </w:pPr>
+            <w:r>
+              <w:rPr>
+                <w:rFonts w:ascii="Cambria" w:hAnsi="Cambria" w:eastAsia="Cambria" w:cs="Cambria"/>
+                <w:b/>
+                <w:color w:val="ffffff"/>
+                <w:sz w:val="19"/>
+              </w:rPr>
+              <w:t xml:space="preserve">Peran Anatomi Lambang</w:t>
+            </w:r>
+            <w:r>
+              <w:rPr>
+                <w:rFonts w:ascii="Cambria" w:hAnsi="Cambria" w:eastAsia="Cambria" w:cs="Cambria"/>
+              </w:rPr>
+            </w:r>
+            <w:r>
+              <w:rPr>
+                <w:rFonts w:ascii="Cambria" w:hAnsi="Cambria" w:eastAsia="Cambria" w:cs="Cambria"/>
+              </w:rPr>
+            </w:r>
+          </w:p>
+        </w:tc>
+      </w:tr>
+      <w:tr>
+        <w:trPr>
+          <w:cantSplit/>
+        </w:trPr>
+        <w:tc>
+          <w:tcPr>
+            <w:shd w:val="clear" w:color="ffffff" w:fill="f8fafc"/>
+            <w:tcBorders/>
+            <w:tcMar>
+              <w:left w:w="140" w:type="dxa"/>
+              <w:top w:w="120" w:type="dxa"/>
+              <w:right w:w="140" w:type="dxa"/>
+              <w:bottom w:w="120" w:type="dxa"/>
+            </w:tcMar>
+            <w:tcW w:w="1524" w:type="dxa"/>
+          </w:tcPr>
+          <w:p>
+            <w:pPr>
+              <w:pBdr/>
+              <w:spacing w:after="40" w:before="40" w:line="276" w:lineRule="auto"/>
+              <w:ind/>
+              <w:jc w:val="center"/>
+              <w:rPr>
+                <w:rFonts w:ascii="Cambria" w:hAnsi="Cambria" w:cs="Cambria"/>
+              </w:rPr>
+            </w:pPr>
+            <w:r>
+              <w:rPr>
+                <w:rFonts w:ascii="Cambria" w:hAnsi="Cambria" w:eastAsia="Cambria" w:cs="Cambria"/>
+                <w:b/>
+                <w:color w:val="0f172a"/>
+                <w:sz w:val="19"/>
+              </w:rPr>
+              <w:t xml:space="preserve">A</w:t>
+            </w:r>
+            <w:r>
+              <w:rPr>
+                <w:rFonts w:ascii="Cambria" w:hAnsi="Cambria" w:eastAsia="Cambria" w:cs="Cambria"/>
+              </w:rPr>
+            </w:r>
+            <w:r>
+              <w:rPr>
+                <w:rFonts w:ascii="Cambria" w:hAnsi="Cambria" w:eastAsia="Cambria" w:cs="Cambria"/>
+              </w:rPr>
+            </w:r>
+          </w:p>
+        </w:tc>
+        <w:tc>
+          <w:tcPr>
+            <w:shd w:val="clear" w:color="ffffff" w:fill="f8fafc"/>
+            <w:tcBorders/>
+            <w:tcMar>
+              <w:left w:w="140" w:type="dxa"/>
+              <w:top w:w="120" w:type="dxa"/>
+              <w:right w:w="140" w:type="dxa"/>
+              <w:bottom w:w="120" w:type="dxa"/>
+            </w:tcMar>
+            <w:tcW w:w="1524" w:type="dxa"/>
+          </w:tcPr>
+          <w:p>
+            <w:pPr>
+              <w:pBdr/>
+              <w:spacing w:after="40" w:before="40" w:line="276" w:lineRule="auto"/>
+              <w:ind/>
+              <w:jc w:val="center"/>
+              <w:rPr>
+                <w:rFonts w:ascii="Cambria" w:hAnsi="Cambria" w:cs="Cambria"/>
+              </w:rPr>
+            </w:pPr>
+            <w:r>
+              <w:rPr>
+                <w:rFonts w:ascii="Cambria" w:hAnsi="Cambria" w:eastAsia="Cambria" w:cs="Cambria"/>
+                <w:color w:val="0f172a"/>
+                <w:sz w:val="19"/>
+              </w:rPr>
+              <w:t xml:space="preserve">(6.0, 1.8)</w:t>
+            </w:r>
+            <w:r>
+              <w:rPr>
+                <w:rFonts w:ascii="Cambria" w:hAnsi="Cambria" w:eastAsia="Cambria" w:cs="Cambria"/>
+              </w:rPr>
+            </w:r>
+            <w:r>
+              <w:rPr>
+                <w:rFonts w:ascii="Cambria" w:hAnsi="Cambria" w:eastAsia="Cambria" w:cs="Cambria"/>
+              </w:rPr>
+            </w:r>
+          </w:p>
+        </w:tc>
+        <w:tc>
+          <w:tcPr>
+            <w:shd w:val="clear" w:color="ffffff" w:fill="f8fafc"/>
+            <w:tcBorders/>
+            <w:tcMar>
+              <w:left w:w="140" w:type="dxa"/>
+              <w:top w:w="120" w:type="dxa"/>
+              <w:right w:w="140" w:type="dxa"/>
+              <w:bottom w:w="120" w:type="dxa"/>
+            </w:tcMar>
+            <w:tcW w:w="1524" w:type="dxa"/>
+          </w:tcPr>
+          <w:p>
+            <w:pPr>
+              <w:pBdr/>
+              <w:spacing w:after="40" w:before="40" w:line="276" w:lineRule="auto"/>
+              <w:ind/>
+              <w:jc w:val="center"/>
+              <w:rPr>
+                <w:rFonts w:ascii="Cambria" w:hAnsi="Cambria" w:cs="Cambria"/>
+              </w:rPr>
+            </w:pPr>
+            <w:r>
+              <w:rPr>
+                <w:rFonts w:ascii="Cambria" w:hAnsi="Cambria" w:eastAsia="Cambria" w:cs="Cambria"/>
+                <w:color w:val="0f172a"/>
+                <w:sz w:val="19"/>
+              </w:rPr>
+              <w:t xml:space="preserve">(-1.8, 6.0)</w:t>
+            </w:r>
+            <w:r>
+              <w:rPr>
+                <w:rFonts w:ascii="Cambria" w:hAnsi="Cambria" w:eastAsia="Cambria" w:cs="Cambria"/>
+              </w:rPr>
+            </w:r>
+            <w:r>
+              <w:rPr>
+                <w:rFonts w:ascii="Cambria" w:hAnsi="Cambria" w:eastAsia="Cambria" w:cs="Cambria"/>
+              </w:rPr>
+            </w:r>
+          </w:p>
+        </w:tc>
+        <w:tc>
+          <w:tcPr>
+            <w:shd w:val="clear" w:color="ffffff" w:fill="f8fafc"/>
+            <w:tcBorders/>
+            <w:tcMar>
+              <w:left w:w="140" w:type="dxa"/>
+              <w:top w:w="120" w:type="dxa"/>
+              <w:right w:w="140" w:type="dxa"/>
+              <w:bottom w:w="120" w:type="dxa"/>
+            </w:tcMar>
+            <w:tcW w:w="1524" w:type="dxa"/>
+          </w:tcPr>
+          <w:p>
+            <w:pPr>
+              <w:pBdr/>
+              <w:spacing w:after="40" w:before="40" w:line="276" w:lineRule="auto"/>
+              <w:ind/>
+              <w:jc w:val="center"/>
+              <w:rPr>
+                <w:rFonts w:ascii="Cambria" w:hAnsi="Cambria" w:cs="Cambria"/>
+              </w:rPr>
+            </w:pPr>
+            <w:r>
+              <w:rPr>
+                <w:rFonts w:ascii="Cambria" w:hAnsi="Cambria" w:eastAsia="Cambria" w:cs="Cambria"/>
+                <w:color w:val="0f172a"/>
+                <w:sz w:val="19"/>
+              </w:rPr>
+              <w:t xml:space="preserve">(-6.0, -1.8)</w:t>
+            </w:r>
+            <w:r>
+              <w:rPr>
+                <w:rFonts w:ascii="Cambria" w:hAnsi="Cambria" w:eastAsia="Cambria" w:cs="Cambria"/>
+              </w:rPr>
+            </w:r>
+            <w:r>
+              <w:rPr>
+                <w:rFonts w:ascii="Cambria" w:hAnsi="Cambria" w:eastAsia="Cambria" w:cs="Cambria"/>
+              </w:rPr>
+            </w:r>
+          </w:p>
+        </w:tc>
+        <w:tc>
+          <w:tcPr>
+            <w:shd w:val="clear" w:color="ffffff" w:fill="f8fafc"/>
+            <w:tcBorders/>
+            <w:tcMar>
+              <w:left w:w="140" w:type="dxa"/>
+              <w:top w:w="120" w:type="dxa"/>
+              <w:right w:w="140" w:type="dxa"/>
+              <w:bottom w:w="120" w:type="dxa"/>
+            </w:tcMar>
+            <w:tcW w:w="1524" w:type="dxa"/>
+          </w:tcPr>
+          <w:p>
+            <w:pPr>
+              <w:pBdr/>
+              <w:spacing w:after="40" w:before="40" w:line="276" w:lineRule="auto"/>
+              <w:ind/>
+              <w:jc w:val="center"/>
+              <w:rPr>
+                <w:rFonts w:ascii="Cambria" w:hAnsi="Cambria" w:cs="Cambria"/>
+              </w:rPr>
+            </w:pPr>
+            <w:r>
+              <w:rPr>
+                <w:rFonts w:ascii="Cambria" w:hAnsi="Cambria" w:eastAsia="Cambria" w:cs="Cambria"/>
+                <w:color w:val="0f172a"/>
+                <w:sz w:val="19"/>
+              </w:rPr>
+              <w:t xml:space="preserve">(1.8, -6.0)</w:t>
+            </w:r>
+            <w:r>
+              <w:rPr>
+                <w:rFonts w:ascii="Cambria" w:hAnsi="Cambria" w:eastAsia="Cambria" w:cs="Cambria"/>
+              </w:rPr>
+            </w:r>
+            <w:r>
+              <w:rPr>
+                <w:rFonts w:ascii="Cambria" w:hAnsi="Cambria" w:eastAsia="Cambria" w:cs="Cambria"/>
+              </w:rPr>
+            </w:r>
+          </w:p>
+        </w:tc>
+        <w:tc>
+          <w:tcPr>
+            <w:shd w:val="clear" w:color="ffffff" w:fill="f8fafc"/>
+            <w:tcBorders/>
+            <w:tcMar>
+              <w:left w:w="140" w:type="dxa"/>
+              <w:top w:w="120" w:type="dxa"/>
+              <w:right w:w="140" w:type="dxa"/>
+              <w:bottom w:w="120" w:type="dxa"/>
+            </w:tcMar>
+            <w:tcW w:w="1524" w:type="dxa"/>
+          </w:tcPr>
+          <w:p>
+            <w:pPr>
+              <w:pBdr/>
+              <w:spacing w:after="40" w:before="40" w:line="276" w:lineRule="auto"/>
+              <w:ind/>
+              <w:jc w:val="left"/>
+              <w:rPr>
+                <w:rFonts w:ascii="Cambria" w:hAnsi="Cambria" w:cs="Cambria"/>
+              </w:rPr>
+            </w:pPr>
+            <w:r>
+              <w:rPr>
+                <w:rFonts w:ascii="Cambria" w:hAnsi="Cambria" w:eastAsia="Cambria" w:cs="Cambria"/>
+                <w:color w:val="0f172a"/>
+                <w:sz w:val="19"/>
+              </w:rPr>
+              <w:t xml:space="preserve">Ujung lancip bawah perisai</w:t>
+            </w:r>
+            <w:r>
+              <w:rPr>
+                <w:rFonts w:ascii="Cambria" w:hAnsi="Cambria" w:eastAsia="Cambria" w:cs="Cambria"/>
+              </w:rPr>
+            </w:r>
+            <w:r>
+              <w:rPr>
+                <w:rFonts w:ascii="Cambria" w:hAnsi="Cambria" w:eastAsia="Cambria" w:cs="Cambria"/>
+              </w:rPr>
+            </w:r>
+          </w:p>
+        </w:tc>
+      </w:tr>
+      <w:tr>
+        <w:trPr>
+          <w:cantSplit/>
+        </w:trPr>
+        <w:tc>
+          <w:tcPr>
+            <w:shd w:val="clear" w:color="ffffff" w:fill="ffffff"/>
+            <w:tcBorders/>
+            <w:tcMar>
+              <w:left w:w="140" w:type="dxa"/>
+              <w:top w:w="120" w:type="dxa"/>
+              <w:right w:w="140" w:type="dxa"/>
+              <w:bottom w:w="120" w:type="dxa"/>
+            </w:tcMar>
+            <w:tcW w:w="1524" w:type="dxa"/>
+          </w:tcPr>
+          <w:p>
+            <w:pPr>
+              <w:pBdr/>
+              <w:spacing w:after="40" w:before="40" w:line="276" w:lineRule="auto"/>
+              <w:ind/>
+              <w:jc w:val="center"/>
+              <w:rPr>
+                <w:rFonts w:ascii="Cambria" w:hAnsi="Cambria" w:cs="Cambria"/>
+              </w:rPr>
+            </w:pPr>
+            <w:r>
+              <w:rPr>
+                <w:rFonts w:ascii="Cambria" w:hAnsi="Cambria" w:eastAsia="Cambria" w:cs="Cambria"/>
+                <w:b/>
+                <w:color w:val="0f172a"/>
+                <w:sz w:val="19"/>
+              </w:rPr>
+              <w:t xml:space="preserve">B</w:t>
+            </w:r>
+            <w:r>
+              <w:rPr>
+                <w:rFonts w:ascii="Cambria" w:hAnsi="Cambria" w:eastAsia="Cambria" w:cs="Cambria"/>
+              </w:rPr>
+            </w:r>
+            <w:r>
+              <w:rPr>
+                <w:rFonts w:ascii="Cambria" w:hAnsi="Cambria" w:eastAsia="Cambria" w:cs="Cambria"/>
+              </w:rPr>
+            </w:r>
+          </w:p>
+        </w:tc>
+        <w:tc>
+          <w:tcPr>
+            <w:shd w:val="clear" w:color="ffffff" w:fill="ffffff"/>
+            <w:tcBorders/>
+            <w:tcMar>
+              <w:left w:w="140" w:type="dxa"/>
+              <w:top w:w="120" w:type="dxa"/>
+              <w:right w:w="140" w:type="dxa"/>
+              <w:bottom w:w="120" w:type="dxa"/>
+            </w:tcMar>
+            <w:tcW w:w="1524" w:type="dxa"/>
+          </w:tcPr>
+          <w:p>
+            <w:pPr>
+              <w:pBdr/>
+              <w:spacing w:after="40" w:before="40" w:line="276" w:lineRule="auto"/>
+              <w:ind/>
+              <w:jc w:val="center"/>
+              <w:rPr>
+                <w:rFonts w:ascii="Cambria" w:hAnsi="Cambria" w:cs="Cambria"/>
+              </w:rPr>
+            </w:pPr>
+            <w:r>
+              <w:rPr>
+                <w:rFonts w:ascii="Cambria" w:hAnsi="Cambria" w:eastAsia="Cambria" w:cs="Cambria"/>
+                <w:color w:val="0f172a"/>
+                <w:sz w:val="19"/>
+              </w:rPr>
+              <w:t xml:space="preserve">(10.4, 11.7)</w:t>
+            </w:r>
+            <w:r>
+              <w:rPr>
+                <w:rFonts w:ascii="Cambria" w:hAnsi="Cambria" w:eastAsia="Cambria" w:cs="Cambria"/>
+              </w:rPr>
+            </w:r>
+            <w:r>
+              <w:rPr>
+                <w:rFonts w:ascii="Cambria" w:hAnsi="Cambria" w:eastAsia="Cambria" w:cs="Cambria"/>
+              </w:rPr>
+            </w:r>
+          </w:p>
+        </w:tc>
+        <w:tc>
+          <w:tcPr>
+            <w:shd w:val="clear" w:color="ffffff" w:fill="ffffff"/>
+            <w:tcBorders/>
+            <w:tcMar>
+              <w:left w:w="140" w:type="dxa"/>
+              <w:top w:w="120" w:type="dxa"/>
+              <w:right w:w="140" w:type="dxa"/>
+              <w:bottom w:w="120" w:type="dxa"/>
+            </w:tcMar>
+            <w:tcW w:w="1524" w:type="dxa"/>
+          </w:tcPr>
+          <w:p>
+            <w:pPr>
+              <w:pBdr/>
+              <w:spacing w:after="40" w:before="40" w:line="276" w:lineRule="auto"/>
+              <w:ind/>
+              <w:jc w:val="center"/>
+              <w:rPr>
+                <w:rFonts w:ascii="Cambria" w:hAnsi="Cambria" w:cs="Cambria"/>
+              </w:rPr>
+            </w:pPr>
+            <w:r>
+              <w:rPr>
+                <w:rFonts w:ascii="Cambria" w:hAnsi="Cambria" w:eastAsia="Cambria" w:cs="Cambria"/>
+                <w:color w:val="0f172a"/>
+                <w:sz w:val="19"/>
+              </w:rPr>
+              <w:t xml:space="preserve">(-11.7, 10.4)</w:t>
+            </w:r>
+            <w:r>
+              <w:rPr>
+                <w:rFonts w:ascii="Cambria" w:hAnsi="Cambria" w:eastAsia="Cambria" w:cs="Cambria"/>
+              </w:rPr>
+            </w:r>
+            <w:r>
+              <w:rPr>
+                <w:rFonts w:ascii="Cambria" w:hAnsi="Cambria" w:eastAsia="Cambria" w:cs="Cambria"/>
+              </w:rPr>
+            </w:r>
+          </w:p>
+        </w:tc>
+        <w:tc>
+          <w:tcPr>
+            <w:shd w:val="clear" w:color="ffffff" w:fill="ffffff"/>
+            <w:tcBorders/>
+            <w:tcMar>
+              <w:left w:w="140" w:type="dxa"/>
+              <w:top w:w="120" w:type="dxa"/>
+              <w:right w:w="140" w:type="dxa"/>
+              <w:bottom w:w="120" w:type="dxa"/>
+            </w:tcMar>
+            <w:tcW w:w="1524" w:type="dxa"/>
+          </w:tcPr>
+          <w:p>
+            <w:pPr>
+              <w:pBdr/>
+              <w:spacing w:after="40" w:before="40" w:line="276" w:lineRule="auto"/>
+              <w:ind/>
+              <w:jc w:val="center"/>
+              <w:rPr>
+                <w:rFonts w:ascii="Cambria" w:hAnsi="Cambria" w:cs="Cambria"/>
+              </w:rPr>
+            </w:pPr>
+            <w:r>
+              <w:rPr>
+                <w:rFonts w:ascii="Cambria" w:hAnsi="Cambria" w:eastAsia="Cambria" w:cs="Cambria"/>
+                <w:color w:val="0f172a"/>
+                <w:sz w:val="19"/>
+              </w:rPr>
+              <w:t xml:space="preserve">(-10.4, -11.7)</w:t>
+            </w:r>
+            <w:r>
+              <w:rPr>
+                <w:rFonts w:ascii="Cambria" w:hAnsi="Cambria" w:eastAsia="Cambria" w:cs="Cambria"/>
+              </w:rPr>
+            </w:r>
+            <w:r>
+              <w:rPr>
+                <w:rFonts w:ascii="Cambria" w:hAnsi="Cambria" w:eastAsia="Cambria" w:cs="Cambria"/>
+              </w:rPr>
+            </w:r>
+          </w:p>
+        </w:tc>
+        <w:tc>
+          <w:tcPr>
+            <w:shd w:val="clear" w:color="ffffff" w:fill="ffffff"/>
+            <w:tcBorders/>
+            <w:tcMar>
+              <w:left w:w="140" w:type="dxa"/>
+              <w:top w:w="120" w:type="dxa"/>
+              <w:right w:w="140" w:type="dxa"/>
+              <w:bottom w:w="120" w:type="dxa"/>
+            </w:tcMar>
+            <w:tcW w:w="1524" w:type="dxa"/>
+          </w:tcPr>
+          <w:p>
+            <w:pPr>
+              <w:pBdr/>
+              <w:spacing w:after="40" w:before="40" w:line="276" w:lineRule="auto"/>
+              <w:ind/>
+              <w:jc w:val="center"/>
+              <w:rPr>
+                <w:rFonts w:ascii="Cambria" w:hAnsi="Cambria" w:cs="Cambria"/>
+              </w:rPr>
+            </w:pPr>
+            <w:r>
+              <w:rPr>
+                <w:rFonts w:ascii="Cambria" w:hAnsi="Cambria" w:eastAsia="Cambria" w:cs="Cambria"/>
+                <w:color w:val="0f172a"/>
+                <w:sz w:val="19"/>
+              </w:rPr>
+              <w:t xml:space="preserve">(11.7, -10.4)</w:t>
+            </w:r>
+            <w:r>
+              <w:rPr>
+                <w:rFonts w:ascii="Cambria" w:hAnsi="Cambria" w:eastAsia="Cambria" w:cs="Cambria"/>
+              </w:rPr>
+            </w:r>
+            <w:r>
+              <w:rPr>
+                <w:rFonts w:ascii="Cambria" w:hAnsi="Cambria" w:eastAsia="Cambria" w:cs="Cambria"/>
+              </w:rPr>
+            </w:r>
+          </w:p>
+        </w:tc>
+        <w:tc>
+          <w:tcPr>
+            <w:shd w:val="clear" w:color="ffffff" w:fill="ffffff"/>
+            <w:tcBorders/>
+            <w:tcMar>
+              <w:left w:w="140" w:type="dxa"/>
+              <w:top w:w="120" w:type="dxa"/>
+              <w:right w:w="140" w:type="dxa"/>
+              <w:bottom w:w="120" w:type="dxa"/>
+            </w:tcMar>
+            <w:tcW w:w="1524" w:type="dxa"/>
+          </w:tcPr>
+          <w:p>
+            <w:pPr>
+              <w:pBdr/>
+              <w:spacing w:after="40" w:before="40" w:line="276" w:lineRule="auto"/>
+              <w:ind/>
+              <w:jc w:val="left"/>
+              <w:rPr>
+                <w:rFonts w:ascii="Cambria" w:hAnsi="Cambria" w:cs="Cambria"/>
+              </w:rPr>
+            </w:pPr>
+            <w:r>
+              <w:rPr>
+                <w:rFonts w:ascii="Cambria" w:hAnsi="Cambria" w:eastAsia="Cambria" w:cs="Cambria"/>
+                <w:color w:val="0f172a"/>
+                <w:sz w:val="19"/>
+              </w:rPr>
+              <w:t xml:space="preserve">Sudut pinggang kanan luar</w:t>
+            </w:r>
+            <w:r>
+              <w:rPr>
+                <w:rFonts w:ascii="Cambria" w:hAnsi="Cambria" w:eastAsia="Cambria" w:cs="Cambria"/>
+              </w:rPr>
+            </w:r>
+            <w:r>
+              <w:rPr>
+                <w:rFonts w:ascii="Cambria" w:hAnsi="Cambria" w:eastAsia="Cambria" w:cs="Cambria"/>
+              </w:rPr>
+            </w:r>
+          </w:p>
+        </w:tc>
+      </w:tr>
+      <w:tr>
+        <w:trPr>
+          <w:cantSplit/>
+        </w:trPr>
+        <w:tc>
+          <w:tcPr>
+            <w:shd w:val="clear" w:color="ffffff" w:fill="f8fafc"/>
+            <w:tcBorders/>
+            <w:tcMar>
+              <w:left w:w="140" w:type="dxa"/>
+              <w:top w:w="120" w:type="dxa"/>
+              <w:right w:w="140" w:type="dxa"/>
+              <w:bottom w:w="120" w:type="dxa"/>
+            </w:tcMar>
+            <w:tcW w:w="1524" w:type="dxa"/>
+          </w:tcPr>
+          <w:p>
+            <w:pPr>
+              <w:pBdr/>
+              <w:spacing w:after="40" w:before="40" w:line="276" w:lineRule="auto"/>
+              <w:ind/>
+              <w:jc w:val="center"/>
+              <w:rPr>
+                <w:rFonts w:ascii="Cambria" w:hAnsi="Cambria" w:cs="Cambria"/>
+              </w:rPr>
+            </w:pPr>
+            <w:r>
+              <w:rPr>
+                <w:rFonts w:ascii="Cambria" w:hAnsi="Cambria" w:eastAsia="Cambria" w:cs="Cambria"/>
+                <w:b/>
+                <w:color w:val="0f172a"/>
+                <w:sz w:val="19"/>
+              </w:rPr>
+              <w:t xml:space="preserve">C</w:t>
+            </w:r>
+            <w:r>
+              <w:rPr>
+                <w:rFonts w:ascii="Cambria" w:hAnsi="Cambria" w:eastAsia="Cambria" w:cs="Cambria"/>
+              </w:rPr>
+            </w:r>
+            <w:r>
+              <w:rPr>
+                <w:rFonts w:ascii="Cambria" w:hAnsi="Cambria" w:eastAsia="Cambria" w:cs="Cambria"/>
+              </w:rPr>
+            </w:r>
+          </w:p>
+        </w:tc>
+        <w:tc>
+          <w:tcPr>
+            <w:shd w:val="clear" w:color="ffffff" w:fill="f8fafc"/>
+            <w:tcBorders/>
+            <w:tcMar>
+              <w:left w:w="140" w:type="dxa"/>
+              <w:top w:w="120" w:type="dxa"/>
+              <w:right w:w="140" w:type="dxa"/>
+              <w:bottom w:w="120" w:type="dxa"/>
+            </w:tcMar>
+            <w:tcW w:w="1524" w:type="dxa"/>
+          </w:tcPr>
+          <w:p>
+            <w:pPr>
+              <w:pBdr/>
+              <w:spacing w:after="40" w:before="40" w:line="276" w:lineRule="auto"/>
+              <w:ind/>
+              <w:jc w:val="center"/>
+              <w:rPr>
+                <w:rFonts w:ascii="Cambria" w:hAnsi="Cambria" w:cs="Cambria"/>
+              </w:rPr>
+            </w:pPr>
+            <w:r>
+              <w:rPr>
+                <w:rFonts w:ascii="Cambria" w:hAnsi="Cambria" w:eastAsia="Cambria" w:cs="Cambria"/>
+                <w:color w:val="0f172a"/>
+                <w:sz w:val="19"/>
+              </w:rPr>
+              <w:t xml:space="preserve">(8.5, 13.0)</w:t>
+            </w:r>
+            <w:r>
+              <w:rPr>
+                <w:rFonts w:ascii="Cambria" w:hAnsi="Cambria" w:eastAsia="Cambria" w:cs="Cambria"/>
+              </w:rPr>
+            </w:r>
+            <w:r>
+              <w:rPr>
+                <w:rFonts w:ascii="Cambria" w:hAnsi="Cambria" w:eastAsia="Cambria" w:cs="Cambria"/>
+              </w:rPr>
+            </w:r>
+          </w:p>
+        </w:tc>
+        <w:tc>
+          <w:tcPr>
+            <w:shd w:val="clear" w:color="ffffff" w:fill="f8fafc"/>
+            <w:tcBorders/>
+            <w:tcMar>
+              <w:left w:w="140" w:type="dxa"/>
+              <w:top w:w="120" w:type="dxa"/>
+              <w:right w:w="140" w:type="dxa"/>
+              <w:bottom w:w="120" w:type="dxa"/>
+            </w:tcMar>
+            <w:tcW w:w="1524" w:type="dxa"/>
+          </w:tcPr>
+          <w:p>
+            <w:pPr>
+              <w:pBdr/>
+              <w:spacing w:after="40" w:before="40" w:line="276" w:lineRule="auto"/>
+              <w:ind/>
+              <w:jc w:val="center"/>
+              <w:rPr>
+                <w:rFonts w:ascii="Cambria" w:hAnsi="Cambria" w:cs="Cambria"/>
+              </w:rPr>
+            </w:pPr>
+            <w:r>
+              <w:rPr>
+                <w:rFonts w:ascii="Cambria" w:hAnsi="Cambria" w:eastAsia="Cambria" w:cs="Cambria"/>
+                <w:color w:val="0f172a"/>
+                <w:sz w:val="19"/>
+              </w:rPr>
+              <w:t xml:space="preserve">(-13.0, 8.5)</w:t>
+            </w:r>
+            <w:r>
+              <w:rPr>
+                <w:rFonts w:ascii="Cambria" w:hAnsi="Cambria" w:eastAsia="Cambria" w:cs="Cambria"/>
+              </w:rPr>
+            </w:r>
+            <w:r>
+              <w:rPr>
+                <w:rFonts w:ascii="Cambria" w:hAnsi="Cambria" w:eastAsia="Cambria" w:cs="Cambria"/>
+              </w:rPr>
+            </w:r>
+          </w:p>
+        </w:tc>
+        <w:tc>
+          <w:tcPr>
+            <w:shd w:val="clear" w:color="ffffff" w:fill="f8fafc"/>
+            <w:tcBorders/>
+            <w:tcMar>
+              <w:left w:w="140" w:type="dxa"/>
+              <w:top w:w="120" w:type="dxa"/>
+              <w:right w:w="140" w:type="dxa"/>
+              <w:bottom w:w="120" w:type="dxa"/>
+            </w:tcMar>
+            <w:tcW w:w="1524" w:type="dxa"/>
+          </w:tcPr>
+          <w:p>
+            <w:pPr>
+              <w:pBdr/>
+              <w:spacing w:after="40" w:before="40" w:line="276" w:lineRule="auto"/>
+              <w:ind/>
+              <w:jc w:val="center"/>
+              <w:rPr>
+                <w:rFonts w:ascii="Cambria" w:hAnsi="Cambria" w:cs="Cambria"/>
+              </w:rPr>
+            </w:pPr>
+            <w:r>
+              <w:rPr>
+                <w:rFonts w:ascii="Cambria" w:hAnsi="Cambria" w:eastAsia="Cambria" w:cs="Cambria"/>
+                <w:color w:val="0f172a"/>
+                <w:sz w:val="19"/>
+              </w:rPr>
+              <w:t xml:space="preserve">(-8.5, -13.0)</w:t>
+            </w:r>
+            <w:r>
+              <w:rPr>
+                <w:rFonts w:ascii="Cambria" w:hAnsi="Cambria" w:eastAsia="Cambria" w:cs="Cambria"/>
+              </w:rPr>
+            </w:r>
+            <w:r>
+              <w:rPr>
+                <w:rFonts w:ascii="Cambria" w:hAnsi="Cambria" w:eastAsia="Cambria" w:cs="Cambria"/>
+              </w:rPr>
+            </w:r>
+          </w:p>
+        </w:tc>
+        <w:tc>
+          <w:tcPr>
+            <w:shd w:val="clear" w:color="ffffff" w:fill="f8fafc"/>
+            <w:tcBorders/>
+            <w:tcMar>
+              <w:left w:w="140" w:type="dxa"/>
+              <w:top w:w="120" w:type="dxa"/>
+              <w:right w:w="140" w:type="dxa"/>
+              <w:bottom w:w="120" w:type="dxa"/>
+            </w:tcMar>
+            <w:tcW w:w="1524" w:type="dxa"/>
+          </w:tcPr>
+          <w:p>
+            <w:pPr>
+              <w:pBdr/>
+              <w:spacing w:after="40" w:before="40" w:line="276" w:lineRule="auto"/>
+              <w:ind/>
+              <w:jc w:val="center"/>
+              <w:rPr>
+                <w:rFonts w:ascii="Cambria" w:hAnsi="Cambria" w:cs="Cambria"/>
+              </w:rPr>
+            </w:pPr>
+            <w:r>
+              <w:rPr>
+                <w:rFonts w:ascii="Cambria" w:hAnsi="Cambria" w:eastAsia="Cambria" w:cs="Cambria"/>
+                <w:color w:val="0f172a"/>
+                <w:sz w:val="19"/>
+              </w:rPr>
+              <w:t xml:space="preserve">(13.0, -8.5)</w:t>
+            </w:r>
+            <w:r>
+              <w:rPr>
+                <w:rFonts w:ascii="Cambria" w:hAnsi="Cambria" w:eastAsia="Cambria" w:cs="Cambria"/>
+              </w:rPr>
+            </w:r>
+            <w:r>
+              <w:rPr>
+                <w:rFonts w:ascii="Cambria" w:hAnsi="Cambria" w:eastAsia="Cambria" w:cs="Cambria"/>
+              </w:rPr>
+            </w:r>
+          </w:p>
+        </w:tc>
+        <w:tc>
+          <w:tcPr>
+            <w:shd w:val="clear" w:color="ffffff" w:fill="f8fafc"/>
+            <w:tcBorders/>
+            <w:tcMar>
+              <w:left w:w="140" w:type="dxa"/>
+              <w:top w:w="120" w:type="dxa"/>
+              <w:right w:w="140" w:type="dxa"/>
+              <w:bottom w:w="120" w:type="dxa"/>
+            </w:tcMar>
+            <w:tcW w:w="1524" w:type="dxa"/>
+          </w:tcPr>
+          <w:p>
+            <w:pPr>
+              <w:pBdr/>
+              <w:spacing w:after="40" w:before="40" w:line="276" w:lineRule="auto"/>
+              <w:ind/>
+              <w:jc w:val="left"/>
+              <w:rPr>
+                <w:rFonts w:ascii="Cambria" w:hAnsi="Cambria" w:cs="Cambria"/>
+              </w:rPr>
+            </w:pPr>
+            <w:r>
+              <w:rPr>
+                <w:rFonts w:ascii="Cambria" w:hAnsi="Cambria" w:eastAsia="Cambria" w:cs="Cambria"/>
+                <w:color w:val="0f172a"/>
+                <w:sz w:val="19"/>
+              </w:rPr>
+              <w:t xml:space="preserve">Sudut bahu kanan atas</w:t>
+            </w:r>
+            <w:r>
+              <w:rPr>
+                <w:rFonts w:ascii="Cambria" w:hAnsi="Cambria" w:eastAsia="Cambria" w:cs="Cambria"/>
+              </w:rPr>
+            </w:r>
+            <w:r>
+              <w:rPr>
+                <w:rFonts w:ascii="Cambria" w:hAnsi="Cambria" w:eastAsia="Cambria" w:cs="Cambria"/>
+              </w:rPr>
+            </w:r>
+          </w:p>
+        </w:tc>
+      </w:tr>
+      <w:tr>
+        <w:trPr>
+          <w:cantSplit/>
+        </w:trPr>
+        <w:tc>
+          <w:tcPr>
+            <w:shd w:val="clear" w:color="ffffff" w:fill="ffffff"/>
+            <w:tcBorders/>
+            <w:tcMar>
+              <w:left w:w="140" w:type="dxa"/>
+              <w:top w:w="120" w:type="dxa"/>
+              <w:right w:w="140" w:type="dxa"/>
+              <w:bottom w:w="120" w:type="dxa"/>
+            </w:tcMar>
+            <w:tcW w:w="1524" w:type="dxa"/>
+          </w:tcPr>
+          <w:p>
+            <w:pPr>
+              <w:pBdr/>
+              <w:spacing w:after="40" w:before="40" w:line="276" w:lineRule="auto"/>
+              <w:ind/>
+              <w:jc w:val="center"/>
+              <w:rPr>
+                <w:rFonts w:ascii="Cambria" w:hAnsi="Cambria" w:cs="Cambria"/>
+              </w:rPr>
+            </w:pPr>
+            <w:r>
+              <w:rPr>
+                <w:rFonts w:ascii="Cambria" w:hAnsi="Cambria" w:eastAsia="Cambria" w:cs="Cambria"/>
+                <w:b/>
+                <w:color w:val="0f172a"/>
+                <w:sz w:val="19"/>
+              </w:rPr>
+              <w:t xml:space="preserve">D</w:t>
+            </w:r>
+            <w:r>
+              <w:rPr>
+                <w:rFonts w:ascii="Cambria" w:hAnsi="Cambria" w:eastAsia="Cambria" w:cs="Cambria"/>
+              </w:rPr>
+            </w:r>
+            <w:r>
+              <w:rPr>
+                <w:rFonts w:ascii="Cambria" w:hAnsi="Cambria" w:eastAsia="Cambria" w:cs="Cambria"/>
+              </w:rPr>
+            </w:r>
+          </w:p>
+        </w:tc>
+        <w:tc>
+          <w:tcPr>
+            <w:shd w:val="clear" w:color="ffffff" w:fill="ffffff"/>
+            <w:tcBorders/>
+            <w:tcMar>
+              <w:left w:w="140" w:type="dxa"/>
+              <w:top w:w="120" w:type="dxa"/>
+              <w:right w:w="140" w:type="dxa"/>
+              <w:bottom w:w="120" w:type="dxa"/>
+            </w:tcMar>
+            <w:tcW w:w="1524" w:type="dxa"/>
+          </w:tcPr>
+          <w:p>
+            <w:pPr>
+              <w:pBdr/>
+              <w:spacing w:after="40" w:before="40" w:line="276" w:lineRule="auto"/>
+              <w:ind/>
+              <w:jc w:val="center"/>
+              <w:rPr>
+                <w:rFonts w:ascii="Cambria" w:hAnsi="Cambria" w:cs="Cambria"/>
+              </w:rPr>
+            </w:pPr>
+            <w:r>
+              <w:rPr>
+                <w:rFonts w:ascii="Cambria" w:hAnsi="Cambria" w:eastAsia="Cambria" w:cs="Cambria"/>
+                <w:color w:val="0f172a"/>
+                <w:sz w:val="19"/>
+              </w:rPr>
+              <w:t xml:space="preserve">(3.5, 13.0)</w:t>
+            </w:r>
+            <w:r>
+              <w:rPr>
+                <w:rFonts w:ascii="Cambria" w:hAnsi="Cambria" w:eastAsia="Cambria" w:cs="Cambria"/>
+              </w:rPr>
+            </w:r>
+            <w:r>
+              <w:rPr>
+                <w:rFonts w:ascii="Cambria" w:hAnsi="Cambria" w:eastAsia="Cambria" w:cs="Cambria"/>
+              </w:rPr>
+            </w:r>
+          </w:p>
+        </w:tc>
+        <w:tc>
+          <w:tcPr>
+            <w:shd w:val="clear" w:color="ffffff" w:fill="ffffff"/>
+            <w:tcBorders/>
+            <w:tcMar>
+              <w:left w:w="140" w:type="dxa"/>
+              <w:top w:w="120" w:type="dxa"/>
+              <w:right w:w="140" w:type="dxa"/>
+              <w:bottom w:w="120" w:type="dxa"/>
+            </w:tcMar>
+            <w:tcW w:w="1524" w:type="dxa"/>
+          </w:tcPr>
+          <w:p>
+            <w:pPr>
+              <w:pBdr/>
+              <w:spacing w:after="40" w:before="40" w:line="276" w:lineRule="auto"/>
+              <w:ind/>
+              <w:jc w:val="center"/>
+              <w:rPr>
+                <w:rFonts w:ascii="Cambria" w:hAnsi="Cambria" w:cs="Cambria"/>
+              </w:rPr>
+            </w:pPr>
+            <w:r>
+              <w:rPr>
+                <w:rFonts w:ascii="Cambria" w:hAnsi="Cambria" w:eastAsia="Cambria" w:cs="Cambria"/>
+                <w:color w:val="0f172a"/>
+                <w:sz w:val="19"/>
+              </w:rPr>
+              <w:t xml:space="preserve">(-13.0, 3.5)</w:t>
+            </w:r>
+            <w:r>
+              <w:rPr>
+                <w:rFonts w:ascii="Cambria" w:hAnsi="Cambria" w:eastAsia="Cambria" w:cs="Cambria"/>
+              </w:rPr>
+            </w:r>
+            <w:r>
+              <w:rPr>
+                <w:rFonts w:ascii="Cambria" w:hAnsi="Cambria" w:eastAsia="Cambria" w:cs="Cambria"/>
+              </w:rPr>
+            </w:r>
+          </w:p>
+        </w:tc>
+        <w:tc>
+          <w:tcPr>
+            <w:shd w:val="clear" w:color="ffffff" w:fill="ffffff"/>
+            <w:tcBorders/>
+            <w:tcMar>
+              <w:left w:w="140" w:type="dxa"/>
+              <w:top w:w="120" w:type="dxa"/>
+              <w:right w:w="140" w:type="dxa"/>
+              <w:bottom w:w="120" w:type="dxa"/>
+            </w:tcMar>
+            <w:tcW w:w="1524" w:type="dxa"/>
+          </w:tcPr>
+          <w:p>
+            <w:pPr>
+              <w:pBdr/>
+              <w:spacing w:after="40" w:before="40" w:line="276" w:lineRule="auto"/>
+              <w:ind/>
+              <w:jc w:val="center"/>
+              <w:rPr>
+                <w:rFonts w:ascii="Cambria" w:hAnsi="Cambria" w:cs="Cambria"/>
+              </w:rPr>
+            </w:pPr>
+            <w:r>
+              <w:rPr>
+                <w:rFonts w:ascii="Cambria" w:hAnsi="Cambria" w:eastAsia="Cambria" w:cs="Cambria"/>
+                <w:color w:val="0f172a"/>
+                <w:sz w:val="19"/>
+              </w:rPr>
+              <w:t xml:space="preserve">(-3.5, -13.0)</w:t>
+            </w:r>
+            <w:r>
+              <w:rPr>
+                <w:rFonts w:ascii="Cambria" w:hAnsi="Cambria" w:eastAsia="Cambria" w:cs="Cambria"/>
+              </w:rPr>
+            </w:r>
+            <w:r>
+              <w:rPr>
+                <w:rFonts w:ascii="Cambria" w:hAnsi="Cambria" w:eastAsia="Cambria" w:cs="Cambria"/>
+              </w:rPr>
+            </w:r>
+          </w:p>
+        </w:tc>
+        <w:tc>
+          <w:tcPr>
+            <w:shd w:val="clear" w:color="ffffff" w:fill="ffffff"/>
+            <w:tcBorders/>
+            <w:tcMar>
+              <w:left w:w="140" w:type="dxa"/>
+              <w:top w:w="120" w:type="dxa"/>
+              <w:right w:w="140" w:type="dxa"/>
+              <w:bottom w:w="120" w:type="dxa"/>
+            </w:tcMar>
+            <w:tcW w:w="1524" w:type="dxa"/>
+          </w:tcPr>
+          <w:p>
+            <w:pPr>
+              <w:pBdr/>
+              <w:spacing w:after="40" w:before="40" w:line="276" w:lineRule="auto"/>
+              <w:ind/>
+              <w:jc w:val="center"/>
+              <w:rPr>
+                <w:rFonts w:ascii="Cambria" w:hAnsi="Cambria" w:cs="Cambria"/>
+              </w:rPr>
+            </w:pPr>
+            <w:r>
+              <w:rPr>
+                <w:rFonts w:ascii="Cambria" w:hAnsi="Cambria" w:eastAsia="Cambria" w:cs="Cambria"/>
+                <w:color w:val="0f172a"/>
+                <w:sz w:val="19"/>
+              </w:rPr>
+              <w:t xml:space="preserve">(13.0, -3.5)</w:t>
+            </w:r>
+            <w:r>
+              <w:rPr>
+                <w:rFonts w:ascii="Cambria" w:hAnsi="Cambria" w:eastAsia="Cambria" w:cs="Cambria"/>
+              </w:rPr>
+            </w:r>
+            <w:r>
+              <w:rPr>
+                <w:rFonts w:ascii="Cambria" w:hAnsi="Cambria" w:eastAsia="Cambria" w:cs="Cambria"/>
+              </w:rPr>
+            </w:r>
+          </w:p>
+        </w:tc>
+        <w:tc>
+          <w:tcPr>
+            <w:shd w:val="clear" w:color="ffffff" w:fill="ffffff"/>
+            <w:tcBorders/>
+            <w:tcMar>
+              <w:left w:w="140" w:type="dxa"/>
+              <w:top w:w="120" w:type="dxa"/>
+              <w:right w:w="140" w:type="dxa"/>
+              <w:bottom w:w="120" w:type="dxa"/>
+            </w:tcMar>
+            <w:tcW w:w="1524" w:type="dxa"/>
+          </w:tcPr>
+          <w:p>
+            <w:pPr>
+              <w:pBdr/>
+              <w:spacing w:after="40" w:before="40" w:line="276" w:lineRule="auto"/>
+              <w:ind/>
+              <w:jc w:val="left"/>
+              <w:rPr>
+                <w:rFonts w:ascii="Cambria" w:hAnsi="Cambria" w:cs="Cambria"/>
+              </w:rPr>
+            </w:pPr>
+            <w:r>
+              <w:rPr>
+                <w:rFonts w:ascii="Cambria" w:hAnsi="Cambria" w:eastAsia="Cambria" w:cs="Cambria"/>
+                <w:color w:val="0f172a"/>
+                <w:sz w:val="19"/>
+              </w:rPr>
+              <w:t xml:space="preserve">Sudut bahu kiri atas</w:t>
+            </w:r>
+            <w:r>
+              <w:rPr>
+                <w:rFonts w:ascii="Cambria" w:hAnsi="Cambria" w:eastAsia="Cambria" w:cs="Cambria"/>
+              </w:rPr>
+            </w:r>
+            <w:r>
+              <w:rPr>
+                <w:rFonts w:ascii="Cambria" w:hAnsi="Cambria" w:eastAsia="Cambria" w:cs="Cambria"/>
+              </w:rPr>
+            </w:r>
+          </w:p>
+        </w:tc>
+      </w:tr>
+      <w:tr>
+        <w:trPr>
+          <w:cantSplit/>
+        </w:trPr>
+        <w:tc>
+          <w:tcPr>
+            <w:shd w:val="clear" w:color="ffffff" w:fill="f8fafc"/>
+            <w:tcBorders/>
+            <w:tcMar>
+              <w:left w:w="140" w:type="dxa"/>
+              <w:top w:w="120" w:type="dxa"/>
+              <w:right w:w="140" w:type="dxa"/>
+              <w:bottom w:w="120" w:type="dxa"/>
+            </w:tcMar>
+            <w:tcW w:w="1524" w:type="dxa"/>
+          </w:tcPr>
+          <w:p>
+            <w:pPr>
+              <w:pBdr/>
+              <w:spacing w:after="40" w:before="40" w:line="276" w:lineRule="auto"/>
+              <w:ind/>
+              <w:jc w:val="center"/>
+              <w:rPr>
+                <w:rFonts w:ascii="Cambria" w:hAnsi="Cambria" w:cs="Cambria"/>
+              </w:rPr>
+            </w:pPr>
+            <w:r>
+              <w:rPr>
+                <w:rFonts w:ascii="Cambria" w:hAnsi="Cambria" w:eastAsia="Cambria" w:cs="Cambria"/>
+                <w:b/>
+                <w:color w:val="0f172a"/>
+                <w:sz w:val="19"/>
+              </w:rPr>
+              <w:t xml:space="preserve">E</w:t>
+            </w:r>
+            <w:r>
+              <w:rPr>
+                <w:rFonts w:ascii="Cambria" w:hAnsi="Cambria" w:eastAsia="Cambria" w:cs="Cambria"/>
+              </w:rPr>
+            </w:r>
+            <w:r>
+              <w:rPr>
+                <w:rFonts w:ascii="Cambria" w:hAnsi="Cambria" w:eastAsia="Cambria" w:cs="Cambria"/>
+              </w:rPr>
+            </w:r>
+          </w:p>
+        </w:tc>
+        <w:tc>
+          <w:tcPr>
+            <w:shd w:val="clear" w:color="ffffff" w:fill="f8fafc"/>
+            <w:tcBorders/>
+            <w:tcMar>
+              <w:left w:w="140" w:type="dxa"/>
+              <w:top w:w="120" w:type="dxa"/>
+              <w:right w:w="140" w:type="dxa"/>
+              <w:bottom w:w="120" w:type="dxa"/>
+            </w:tcMar>
+            <w:tcW w:w="1524" w:type="dxa"/>
+          </w:tcPr>
+          <w:p>
+            <w:pPr>
+              <w:pBdr/>
+              <w:spacing w:after="40" w:before="40" w:line="276" w:lineRule="auto"/>
+              <w:ind/>
+              <w:jc w:val="center"/>
+              <w:rPr>
+                <w:rFonts w:ascii="Cambria" w:hAnsi="Cambria" w:cs="Cambria"/>
+              </w:rPr>
+            </w:pPr>
+            <w:r>
+              <w:rPr>
+                <w:rFonts w:ascii="Cambria" w:hAnsi="Cambria" w:eastAsia="Cambria" w:cs="Cambria"/>
+                <w:color w:val="0f172a"/>
+                <w:sz w:val="19"/>
+              </w:rPr>
+              <w:t xml:space="preserve">(1.6, 11.7)</w:t>
+            </w:r>
+            <w:r>
+              <w:rPr>
+                <w:rFonts w:ascii="Cambria" w:hAnsi="Cambria" w:eastAsia="Cambria" w:cs="Cambria"/>
+              </w:rPr>
+            </w:r>
+            <w:r>
+              <w:rPr>
+                <w:rFonts w:ascii="Cambria" w:hAnsi="Cambria" w:eastAsia="Cambria" w:cs="Cambria"/>
+              </w:rPr>
+            </w:r>
+          </w:p>
+        </w:tc>
+        <w:tc>
+          <w:tcPr>
+            <w:shd w:val="clear" w:color="ffffff" w:fill="f8fafc"/>
+            <w:tcBorders/>
+            <w:tcMar>
+              <w:left w:w="140" w:type="dxa"/>
+              <w:top w:w="120" w:type="dxa"/>
+              <w:right w:w="140" w:type="dxa"/>
+              <w:bottom w:w="120" w:type="dxa"/>
+            </w:tcMar>
+            <w:tcW w:w="1524" w:type="dxa"/>
+          </w:tcPr>
+          <w:p>
+            <w:pPr>
+              <w:pBdr/>
+              <w:spacing w:after="40" w:before="40" w:line="276" w:lineRule="auto"/>
+              <w:ind/>
+              <w:jc w:val="center"/>
+              <w:rPr>
+                <w:rFonts w:ascii="Cambria" w:hAnsi="Cambria" w:cs="Cambria"/>
+              </w:rPr>
+            </w:pPr>
+            <w:r>
+              <w:rPr>
+                <w:rFonts w:ascii="Cambria" w:hAnsi="Cambria" w:eastAsia="Cambria" w:cs="Cambria"/>
+                <w:color w:val="0f172a"/>
+                <w:sz w:val="19"/>
+              </w:rPr>
+              <w:t xml:space="preserve">(-11.7, 1.6)</w:t>
+            </w:r>
+            <w:r>
+              <w:rPr>
+                <w:rFonts w:ascii="Cambria" w:hAnsi="Cambria" w:eastAsia="Cambria" w:cs="Cambria"/>
+              </w:rPr>
+            </w:r>
+            <w:r>
+              <w:rPr>
+                <w:rFonts w:ascii="Cambria" w:hAnsi="Cambria" w:eastAsia="Cambria" w:cs="Cambria"/>
+              </w:rPr>
+            </w:r>
+          </w:p>
+        </w:tc>
+        <w:tc>
+          <w:tcPr>
+            <w:shd w:val="clear" w:color="ffffff" w:fill="f8fafc"/>
+            <w:tcBorders/>
+            <w:tcMar>
+              <w:left w:w="140" w:type="dxa"/>
+              <w:top w:w="120" w:type="dxa"/>
+              <w:right w:w="140" w:type="dxa"/>
+              <w:bottom w:w="120" w:type="dxa"/>
+            </w:tcMar>
+            <w:tcW w:w="1524" w:type="dxa"/>
+          </w:tcPr>
+          <w:p>
+            <w:pPr>
+              <w:pBdr/>
+              <w:spacing w:after="40" w:before="40" w:line="276" w:lineRule="auto"/>
+              <w:ind/>
+              <w:jc w:val="center"/>
+              <w:rPr>
+                <w:rFonts w:ascii="Cambria" w:hAnsi="Cambria" w:cs="Cambria"/>
+              </w:rPr>
+            </w:pPr>
+            <w:r>
+              <w:rPr>
+                <w:rFonts w:ascii="Cambria" w:hAnsi="Cambria" w:eastAsia="Cambria" w:cs="Cambria"/>
+                <w:color w:val="0f172a"/>
+                <w:sz w:val="19"/>
+              </w:rPr>
+              <w:t xml:space="preserve">(-1.6, -11.7)</w:t>
+            </w:r>
+            <w:r>
+              <w:rPr>
+                <w:rFonts w:ascii="Cambria" w:hAnsi="Cambria" w:eastAsia="Cambria" w:cs="Cambria"/>
+              </w:rPr>
+            </w:r>
+            <w:r>
+              <w:rPr>
+                <w:rFonts w:ascii="Cambria" w:hAnsi="Cambria" w:eastAsia="Cambria" w:cs="Cambria"/>
+              </w:rPr>
+            </w:r>
+          </w:p>
+        </w:tc>
+        <w:tc>
+          <w:tcPr>
+            <w:shd w:val="clear" w:color="ffffff" w:fill="f8fafc"/>
+            <w:tcBorders/>
+            <w:tcMar>
+              <w:left w:w="140" w:type="dxa"/>
+              <w:top w:w="120" w:type="dxa"/>
+              <w:right w:w="140" w:type="dxa"/>
+              <w:bottom w:w="120" w:type="dxa"/>
+            </w:tcMar>
+            <w:tcW w:w="1524" w:type="dxa"/>
+          </w:tcPr>
+          <w:p>
+            <w:pPr>
+              <w:pBdr/>
+              <w:spacing w:after="40" w:before="40" w:line="276" w:lineRule="auto"/>
+              <w:ind/>
+              <w:jc w:val="center"/>
+              <w:rPr>
+                <w:rFonts w:ascii="Cambria" w:hAnsi="Cambria" w:cs="Cambria"/>
+              </w:rPr>
+            </w:pPr>
+            <w:r>
+              <w:rPr>
+                <w:rFonts w:ascii="Cambria" w:hAnsi="Cambria" w:eastAsia="Cambria" w:cs="Cambria"/>
+                <w:color w:val="0f172a"/>
+                <w:sz w:val="19"/>
+              </w:rPr>
+              <w:t xml:space="preserve">(11.7, -1.6)</w:t>
+            </w:r>
+            <w:r>
+              <w:rPr>
+                <w:rFonts w:ascii="Cambria" w:hAnsi="Cambria" w:eastAsia="Cambria" w:cs="Cambria"/>
+              </w:rPr>
+            </w:r>
+            <w:r>
+              <w:rPr>
+                <w:rFonts w:ascii="Cambria" w:hAnsi="Cambria" w:eastAsia="Cambria" w:cs="Cambria"/>
+              </w:rPr>
+            </w:r>
+          </w:p>
+        </w:tc>
+        <w:tc>
+          <w:tcPr>
+            <w:shd w:val="clear" w:color="ffffff" w:fill="f8fafc"/>
+            <w:tcBorders/>
+            <w:tcMar>
+              <w:left w:w="140" w:type="dxa"/>
+              <w:top w:w="120" w:type="dxa"/>
+              <w:right w:w="140" w:type="dxa"/>
+              <w:bottom w:w="120" w:type="dxa"/>
+            </w:tcMar>
+            <w:tcW w:w="1524" w:type="dxa"/>
+          </w:tcPr>
+          <w:p>
+            <w:pPr>
+              <w:pBdr/>
+              <w:spacing w:after="40" w:before="40" w:line="276" w:lineRule="auto"/>
+              <w:ind/>
+              <w:jc w:val="left"/>
+              <w:rPr>
+                <w:rFonts w:ascii="Cambria" w:hAnsi="Cambria" w:cs="Cambria"/>
+              </w:rPr>
+            </w:pPr>
+            <w:r>
+              <w:rPr>
+                <w:rFonts w:ascii="Cambria" w:hAnsi="Cambria" w:eastAsia="Cambria" w:cs="Cambria"/>
+                <w:color w:val="0f172a"/>
+                <w:sz w:val="19"/>
+              </w:rPr>
+              <w:t xml:space="preserve">Sudut pinggang kiri luar</w:t>
+            </w:r>
+            <w:r>
+              <w:rPr>
+                <w:rFonts w:ascii="Cambria" w:hAnsi="Cambria" w:eastAsia="Cambria" w:cs="Cambria"/>
+              </w:rPr>
+            </w:r>
+            <w:r>
+              <w:rPr>
+                <w:rFonts w:ascii="Cambria" w:hAnsi="Cambria" w:eastAsia="Cambria" w:cs="Cambria"/>
+              </w:rPr>
+            </w:r>
+          </w:p>
+        </w:tc>
+      </w:tr>
+    </w:tbl>
+    <w:p>
+      <w:pPr>
+        <w:pBdr/>
+        <w:spacing/>
+        <w:ind/>
+        <w:rPr>
+          <w:rFonts w:ascii="Cambria" w:hAnsi="Cambria" w:cs="Cambria"/>
+        </w:rPr>
+      </w:pPr>
+      <w:r>
+        <w:rPr>
+          <w:rFonts w:ascii="Cambria" w:hAnsi="Cambria" w:eastAsia="Cambria" w:cs="Cambria"/>
+        </w:rPr>
+      </w:r>
+      <w:r>
+        <w:rPr>
+          <w:rFonts w:ascii="Cambria" w:hAnsi="Cambria" w:eastAsia="Cambria" w:cs="Cambria"/>
+        </w:rPr>
+      </w:r>
+      <w:r>
+        <w:rPr>
+          <w:rFonts w:ascii="Cambria" w:hAnsi="Cambria" w:eastAsia="Cambria" w:cs="Cambria"/>
+        </w:rPr>
+      </w:r>
+    </w:p>
+    <w:p>
+      <w:pPr>
+        <w:pBdr/>
+        <w:spacing w:after="120" w:before="80"/>
+        <w:ind/>
+        <w:jc w:val="center"/>
+        <w:rPr>
+          <w:rFonts w:ascii="Cambria" w:hAnsi="Cambria" w:cs="Cambria"/>
+        </w:rPr>
+      </w:pPr>
+      <w:r>
+        <w:rPr>
+          <w:rFonts w:ascii="Cambria" w:hAnsi="Cambria" w:eastAsia="Cambria" w:cs="Cambria"/>
+          <w:color w:val="cbd5e1"/>
+        </w:rPr>
+        <w:t xml:space="preserve">———————————————————————————————————————————————————————</w:t>
+      </w:r>
+      <w:r>
+        <w:rPr>
+          <w:rFonts w:ascii="Cambria" w:hAnsi="Cambria" w:eastAsia="Cambria" w:cs="Cambria"/>
+        </w:rPr>
+      </w:r>
+      <w:r>
+        <w:rPr>
+          <w:rFonts w:ascii="Cambria" w:hAnsi="Cambria" w:eastAsia="Cambria" w:cs="Cambria"/>
+        </w:rPr>
+      </w:r>
+    </w:p>
+    <w:p>
+      <w:pPr>
+        <w:pBdr/>
+        <w:spacing w:after="60" w:before="240"/>
+        <w:ind/>
+        <w:rPr>
+          <w:rFonts w:ascii="Cambria" w:hAnsi="Cambria" w:cs="Cambria"/>
+        </w:rPr>
+      </w:pPr>
+      <w:r>
+        <w:rPr>
+          <w:rFonts w:ascii="Cambria" w:hAnsi="Cambria" w:eastAsia="Cambria" w:cs="Cambria"/>
+          <w:b/>
+          <w:color w:val="0f172a"/>
+          <w:sz w:val="23"/>
+        </w:rPr>
+        <w:t xml:space="preserve">4.2 Analisis Pola Koordinat pada Setiap Kuadran</w:t>
+      </w:r>
+      <w:r>
+        <w:rPr>
+          <w:rFonts w:ascii="Cambria" w:hAnsi="Cambria" w:eastAsia="Cambria" w:cs="Cambria"/>
+        </w:rPr>
+      </w:r>
+      <w:r>
+        <w:rPr>
+          <w:rFonts w:ascii="Cambria" w:hAnsi="Cambria" w:eastAsia="Cambria" w:cs="Cambria"/>
+        </w:rPr>
+      </w:r>
+    </w:p>
+    <w:p>
+      <w:pPr>
+        <w:pBdr/>
+        <w:spacing w:after="40" w:before="40" w:line="276" w:lineRule="auto"/>
+        <w:ind/>
+        <w:rPr>
+          <w:rFonts w:ascii="Cambria" w:hAnsi="Cambria" w:cs="Cambria"/>
+        </w:rPr>
+      </w:pPr>
+      <w:r>
+        <w:rPr>
+          <w:rFonts w:ascii="Cambria" w:hAnsi="Cambria" w:eastAsia="Cambria" w:cs="Cambria"/>
+          <w:color w:val="0f172a"/>
+          <w:sz w:val="21"/>
+        </w:rPr>
+        <w:t xml:space="preserve">Dari tabel di atas, kita dapat mengamati keteraturan matematis tanda nilai koordinat pada setiap kuadran Cartesius:</w:t>
+      </w:r>
+      <w:r>
+        <w:rPr>
+          <w:rFonts w:ascii="Cambria" w:hAnsi="Cambria" w:eastAsia="Cambria" w:cs="Cambria"/>
+        </w:rPr>
+      </w:r>
+      <w:r>
+        <w:rPr>
+          <w:rFonts w:ascii="Cambria" w:hAnsi="Cambria" w:eastAsia="Cambria" w:cs="Cambria"/>
+        </w:rPr>
+      </w:r>
+    </w:p>
+    <w:p>
+      <w:pPr>
+        <w:pBdr/>
+        <w:spacing w:after="40" w:before="40" w:line="276" w:lineRule="auto"/>
+        <w:ind w:left="360"/>
+        <w:rPr>
+          <w:rFonts w:ascii="Cambria" w:hAnsi="Cambria" w:cs="Cambria"/>
+        </w:rPr>
+      </w:pPr>
+      <w:r>
+        <w:rPr>
+          <w:rFonts w:ascii="Cambria" w:hAnsi="Cambria" w:eastAsia="Cambria" w:cs="Cambria"/>
+          <w:b/>
+          <w:color w:val="1e3a8a"/>
+        </w:rPr>
+        <w:t xml:space="preserve">1. </w:t>
+      </w:r>
+      <w:r>
+        <w:rPr>
+          <w:rFonts w:ascii="Cambria" w:hAnsi="Cambria" w:eastAsia="Cambria" w:cs="Cambria"/>
+          <w:b/>
+          <w:color w:val="0f172a"/>
+          <w:sz w:val="21"/>
+        </w:rPr>
+        <w:t xml:space="preserve">Kuadran I (Posisi Awal 0°):</w:t>
+      </w:r>
+      <w:r>
+        <w:rPr>
+          <w:rFonts w:ascii="Cambria" w:hAnsi="Cambria" w:eastAsia="Cambria" w:cs="Cambria"/>
+          <w:color w:val="0f172a"/>
+          <w:sz w:val="21"/>
+        </w:rPr>
+        <w:t xml:space="preserve"> Koordinat bertanda (+, +). Seluruh bagian perisai berada di atas sumbu X positif dan sumbu Y positif.</w:t>
+      </w:r>
+      <w:r>
+        <w:rPr>
+          <w:rFonts w:ascii="Cambria" w:hAnsi="Cambria" w:eastAsia="Cambria" w:cs="Cambria"/>
+        </w:rPr>
+      </w:r>
+      <w:r>
+        <w:rPr>
+          <w:rFonts w:ascii="Cambria" w:hAnsi="Cambria" w:eastAsia="Cambria" w:cs="Cambria"/>
+        </w:rPr>
+      </w:r>
+    </w:p>
+    <w:p>
+      <w:pPr>
+        <w:pBdr/>
+        <w:spacing w:after="40" w:before="40" w:line="276" w:lineRule="auto"/>
+        <w:ind w:left="360"/>
+        <w:rPr>
+          <w:rFonts w:ascii="Cambria" w:hAnsi="Cambria" w:cs="Cambria"/>
+        </w:rPr>
+      </w:pPr>
+      <w:r>
+        <w:rPr>
+          <w:rFonts w:ascii="Cambria" w:hAnsi="Cambria" w:eastAsia="Cambria" w:cs="Cambria"/>
+          <w:b/>
+          <w:color w:val="1e3a8a"/>
+        </w:rPr>
+        <w:t xml:space="preserve">2. </w:t>
+      </w:r>
+      <w:r>
+        <w:rPr>
+          <w:rFonts w:ascii="Cambria" w:hAnsi="Cambria" w:eastAsia="Cambria" w:cs="Cambria"/>
+          <w:b/>
+          <w:color w:val="0f172a"/>
+          <w:sz w:val="21"/>
+        </w:rPr>
+        <w:t xml:space="preserve">Kuadran II (Rotasi 90°):</w:t>
+      </w:r>
+      <w:r>
+        <w:rPr>
+          <w:rFonts w:ascii="Cambria" w:hAnsi="Cambria" w:eastAsia="Cambria" w:cs="Cambria"/>
+          <w:color w:val="0f172a"/>
+          <w:sz w:val="21"/>
+        </w:rPr>
+        <w:t xml:space="preserve"> Koordinat bertanda (-, +). Nilai x menjadi bernilai negatif karena bayangan berpindah ke sebelah kiri sumbu vertikal Y.</w:t>
+      </w:r>
+      <w:r>
+        <w:rPr>
+          <w:rFonts w:ascii="Cambria" w:hAnsi="Cambria" w:eastAsia="Cambria" w:cs="Cambria"/>
+        </w:rPr>
+      </w:r>
+      <w:r>
+        <w:rPr>
+          <w:rFonts w:ascii="Cambria" w:hAnsi="Cambria" w:eastAsia="Cambria" w:cs="Cambria"/>
+        </w:rPr>
+      </w:r>
+    </w:p>
+    <w:p>
+      <w:pPr>
+        <w:pBdr/>
+        <w:spacing w:after="40" w:before="40" w:line="276" w:lineRule="auto"/>
+        <w:ind w:left="360"/>
+        <w:rPr>
+          <w:rFonts w:ascii="Cambria" w:hAnsi="Cambria" w:cs="Cambria"/>
+        </w:rPr>
+      </w:pPr>
+      <w:r>
+        <w:rPr>
+          <w:rFonts w:ascii="Cambria" w:hAnsi="Cambria" w:eastAsia="Cambria" w:cs="Cambria"/>
+          <w:b/>
+          <w:color w:val="1e3a8a"/>
+        </w:rPr>
+        <w:t xml:space="preserve">3. </w:t>
+      </w:r>
+      <w:r>
+        <w:rPr>
+          <w:rFonts w:ascii="Cambria" w:hAnsi="Cambria" w:eastAsia="Cambria" w:cs="Cambria"/>
+          <w:b/>
+          <w:color w:val="0f172a"/>
+          <w:sz w:val="21"/>
+        </w:rPr>
+        <w:t xml:space="preserve">Kuadran III (Rotasi 180°):</w:t>
+      </w:r>
+      <w:r>
+        <w:rPr>
+          <w:rFonts w:ascii="Cambria" w:hAnsi="Cambria" w:eastAsia="Cambria" w:cs="Cambria"/>
+          <w:color w:val="0f172a"/>
+          <w:sz w:val="21"/>
+        </w:rPr>
+        <w:t xml:space="preserve"> Koordinat bertanda (-, -). Seluruh titik berada di area kiri-bawah sumbu Cartesius.</w:t>
+      </w:r>
+      <w:r>
+        <w:rPr>
+          <w:rFonts w:ascii="Cambria" w:hAnsi="Cambria" w:eastAsia="Cambria" w:cs="Cambria"/>
+        </w:rPr>
+      </w:r>
+      <w:r>
+        <w:rPr>
+          <w:rFonts w:ascii="Cambria" w:hAnsi="Cambria" w:eastAsia="Cambria" w:cs="Cambria"/>
+        </w:rPr>
+      </w:r>
+    </w:p>
+    <w:p>
+      <w:pPr>
+        <w:pBdr/>
+        <w:spacing w:after="40" w:before="40" w:line="276" w:lineRule="auto"/>
+        <w:ind w:left="360"/>
+        <w:rPr>
+          <w:rFonts w:ascii="Cambria" w:hAnsi="Cambria" w:cs="Cambria"/>
+        </w:rPr>
+      </w:pPr>
+      <w:r>
+        <w:rPr>
+          <w:rFonts w:ascii="Cambria" w:hAnsi="Cambria" w:eastAsia="Cambria" w:cs="Cambria"/>
+          <w:b/>
+          <w:color w:val="1e3a8a"/>
+        </w:rPr>
+        <w:t xml:space="preserve">4. </w:t>
+      </w:r>
+      <w:r>
+        <w:rPr>
+          <w:rFonts w:ascii="Cambria" w:hAnsi="Cambria" w:eastAsia="Cambria" w:cs="Cambria"/>
+          <w:b/>
+          <w:color w:val="0f172a"/>
+          <w:sz w:val="21"/>
+        </w:rPr>
+        <w:t xml:space="preserve">Kuadran IV (Rotasi 270°):</w:t>
+      </w:r>
+      <w:r>
+        <w:rPr>
+          <w:rFonts w:ascii="Cambria" w:hAnsi="Cambria" w:eastAsia="Cambria" w:cs="Cambria"/>
+          <w:color w:val="0f172a"/>
+          <w:sz w:val="21"/>
+        </w:rPr>
+        <w:t xml:space="preserve"> Koordinat bertanda (+, -). Nilai x kembali bernilai positif, namun nilai y bernilai negatif karena berada di bawah sumbu horizontal X.</w:t>
+      </w:r>
+      <w:r>
+        <w:rPr>
+          <w:rFonts w:ascii="Cambria" w:hAnsi="Cambria" w:eastAsia="Cambria" w:cs="Cambria"/>
+        </w:rPr>
+      </w:r>
+      <w:r>
+        <w:rPr>
+          <w:rFonts w:ascii="Cambria" w:hAnsi="Cambria" w:eastAsia="Cambria" w:cs="Cambria"/>
+        </w:rPr>
+      </w:r>
+    </w:p>
+    <w:p>
+      <w:pPr>
+        <w:pBdr/>
+        <w:spacing w:after="40" w:before="40" w:line="276" w:lineRule="auto"/>
+        <w:ind/>
+        <w:rPr>
+          <w:rFonts w:ascii="Cambria" w:hAnsi="Cambria" w:cs="Cambria"/>
+        </w:rPr>
+      </w:pPr>
+      <w:r>
+        <w:rPr>
+          <w:rFonts w:ascii="Cambria" w:hAnsi="Cambria" w:eastAsia="Cambria" w:cs="Cambria"/>
+          <w:color w:val="0f172a"/>
+          <w:sz w:val="21"/>
+        </w:rPr>
+        <w:t xml:space="preserve">Perpindahan ini terjadi secara mulus dan konsisten, membuktikan bahwa aljabar matriks bekerja secara akurat tanpa ada satu titik pun yang menyimpang.</w:t>
+      </w:r>
+      <w:r>
+        <w:rPr>
+          <w:rFonts w:ascii="Cambria" w:hAnsi="Cambria" w:eastAsia="Cambria" w:cs="Cambria"/>
+        </w:rPr>
+      </w:r>
+      <w:r>
+        <w:rPr>
+          <w:rFonts w:ascii="Cambria" w:hAnsi="Cambria" w:eastAsia="Cambria" w:cs="Cambria"/>
+        </w:rPr>
+      </w:r>
+    </w:p>
+    <w:p>
+      <w:pPr>
+        <w:pBdr/>
+        <w:spacing w:after="60" w:before="240"/>
+        <w:ind/>
+        <w:rPr>
+          <w:rFonts w:ascii="Cambria" w:hAnsi="Cambria" w:cs="Cambria"/>
+        </w:rPr>
+      </w:pPr>
+      <w:r>
+        <w:rPr>
+          <w:rFonts w:ascii="Cambria" w:hAnsi="Cambria" w:eastAsia="Cambria" w:cs="Cambria"/>
+          <w:b/>
+          <w:color w:val="0f172a"/>
+          <w:sz w:val="23"/>
+        </w:rPr>
+        <w:t xml:space="preserve">4.3 Pembuktian Matematis Sifat Isometri</w:t>
+      </w:r>
+      <w:r>
+        <w:rPr>
+          <w:rFonts w:ascii="Cambria" w:hAnsi="Cambria" w:eastAsia="Cambria" w:cs="Cambria"/>
+        </w:rPr>
+      </w:r>
+      <w:r>
+        <w:rPr>
+          <w:rFonts w:ascii="Cambria" w:hAnsi="Cambria" w:eastAsia="Cambria" w:cs="Cambria"/>
+        </w:rPr>
+      </w:r>
+    </w:p>
+    <w:p>
+      <w:pPr>
+        <w:pBdr/>
+        <w:spacing w:after="40" w:before="160"/>
+        <w:ind/>
+        <w:rPr>
+          <w:rFonts w:ascii="Cambria" w:hAnsi="Cambria" w:cs="Cambria"/>
+        </w:rPr>
+      </w:pPr>
+      <w:r>
+        <w:rPr>
+          <w:rFonts w:ascii="Cambria" w:hAnsi="Cambria" w:eastAsia="Cambria" w:cs="Cambria"/>
+          <w:b/>
+          <w:color w:val="1e293b"/>
+          <w:sz w:val="21"/>
+        </w:rPr>
+        <w:t xml:space="preserve">1. Pembuktian Kekekalan Panjang Sisi (Jarak Euclidean)</w:t>
+      </w:r>
+      <w:r>
+        <w:rPr>
+          <w:rFonts w:ascii="Cambria" w:hAnsi="Cambria" w:eastAsia="Cambria" w:cs="Cambria"/>
+        </w:rPr>
+      </w:r>
+      <w:r>
+        <w:rPr>
+          <w:rFonts w:ascii="Cambria" w:hAnsi="Cambria" w:eastAsia="Cambria" w:cs="Cambria"/>
+        </w:rPr>
+      </w:r>
+    </w:p>
+    <w:p>
+      <w:pPr>
+        <w:pBdr/>
+        <w:spacing w:after="40" w:before="40" w:line="276" w:lineRule="auto"/>
+        <w:ind/>
+        <w:rPr>
+          <w:rFonts w:ascii="Cambria" w:hAnsi="Cambria" w:eastAsia="Cambria" w:cs="Cambria"/>
+          <w:highlight w:val="none"/>
+        </w:rPr>
+      </w:pPr>
+      <w:r>
+        <w:rPr>
+          <w:rFonts w:ascii="Cambria" w:hAnsi="Cambria" w:eastAsia="Cambria" w:cs="Cambria"/>
+          <w:color w:val="0f172a"/>
+          <w:sz w:val="21"/>
+        </w:rPr>
+        <w:t xml:space="preserve">Apakah panjang sisi-sisi perisai berubah saat diputar? Mari kita hitung panjang ke-5 sisi poligon pada posisi awal (0°) menggunakan rumus jarak d = √((x_2 - x_1)² + (y_2 - y_1)²):</w:t>
+      </w:r>
+      <w:r>
+        <w:rPr>
+          <w:rFonts w:ascii="Cambria" w:hAnsi="Cambria" w:eastAsia="Cambria" w:cs="Cambria"/>
+        </w:rPr>
+      </w:r>
+      <w:r>
+        <w:rPr>
+          <w:rFonts w:ascii="Cambria" w:hAnsi="Cambria" w:cs="Cambria"/>
+        </w:rPr>
+      </w:r>
+    </w:p>
+    <w:p>
+      <w:pPr>
+        <w:pBdr/>
+        <w:spacing w:after="40" w:before="40" w:line="276" w:lineRule="auto"/>
+        <w:ind/>
+        <w:rPr>
+          <w:rFonts w:ascii="Cambria" w:hAnsi="Cambria" w:cs="Cambria"/>
+        </w:rPr>
+      </w:pPr>
+      <w:r>
+        <w:rPr>
+          <w:rFonts w:ascii="Cambria" w:hAnsi="Cambria" w:eastAsia="Cambria" w:cs="Cambria"/>
+          <w:highlight w:val="none"/>
+        </w:rPr>
+      </w:r>
+      <w:r>
+        <w:rPr>
+          <w:rFonts w:ascii="Cambria" w:hAnsi="Cambria" w:eastAsia="Cambria" w:cs="Cambria"/>
+          <w:highlight w:val="none"/>
+        </w:rPr>
+      </w:r>
+      <w:r>
+        <w:rPr>
+          <w:rFonts w:ascii="Cambria" w:hAnsi="Cambria" w:eastAsia="Cambria" w:cs="Cambria"/>
+          <w:highlight w:val="none"/>
+        </w:rPr>
+      </w:r>
+    </w:p>
+    <w:p>
+      <w:pPr>
+        <w:pBdr/>
+        <w:spacing w:after="40" w:before="40" w:line="276" w:lineRule="auto"/>
+        <w:ind w:left="0"/>
+        <w:rPr>
+          <w:rFonts w:ascii="Cambria" w:hAnsi="Cambria" w:cs="Cambria"/>
+        </w:rPr>
+      </w:pPr>
+      <w:r>
+        <w:rPr>
+          <w:rFonts w:ascii="Cambria" w:hAnsi="Cambria" w:eastAsia="Cambria" w:cs="Cambria"/>
+          <w:b/>
+          <w:color w:val="1e3a8a"/>
+        </w:rPr>
+        <w:t xml:space="preserve"> </w:t>
+      </w:r>
+      <w:r>
+        <w:rPr>
+          <w:rFonts w:ascii="Cambria" w:hAnsi="Cambria" w:eastAsia="Cambria" w:cs="Cambria"/>
+          <w:b/>
+          <w:color w:val="0f172a"/>
+          <w:sz w:val="21"/>
+        </w:rPr>
+        <w:t xml:space="preserve">Sisi 1: Ujung Bawah ke Pinggang Kanan (A ke B)</w:t>
+      </w:r>
+      <w:r>
+        <w:rPr>
+          <w:rFonts w:ascii="Cambria" w:hAnsi="Cambria" w:eastAsia="Cambria" w:cs="Cambria"/>
+        </w:rPr>
+      </w:r>
+      <w:r>
+        <w:rPr>
+          <w:rFonts w:ascii="Cambria" w:hAnsi="Cambria" w:eastAsia="Cambria" w:cs="Cambria"/>
+        </w:rPr>
+      </w:r>
+    </w:p>
+    <w:p>
+      <w:pPr>
+        <w:pBdr/>
+        <w:spacing w:after="80" w:before="80"/>
+        <w:ind/>
+        <w:jc w:val="left"/>
+        <w:rPr>
+          <w:rFonts w:ascii="Cambria" w:hAnsi="Cambria" w:eastAsia="Cambria" w:cs="Cambria"/>
+          <w:highlight w:val="none"/>
+        </w:rPr>
+      </w:pPr>
+      <w:r>
+        <w:rPr>
+          <w:rFonts w:ascii="Cambria" w:hAnsi="Cambria" w:eastAsia="Cambria" w:cs="Cambria"/>
+          <w:b/>
+          <w:color w:val="1e3a8a"/>
+          <w:sz w:val="20"/>
+        </w:rPr>
+        <w:t xml:space="preserve">d(A, B) = √((10.4 - 6.0)² + (11.7 - 1.8)²) = √((4.4)² + (9.9)²) = √(19.36 + 98.01) = √(117.37) ≈ 10.834  satuan</w:t>
+      </w:r>
+      <w:r>
+        <w:rPr>
+          <w:rFonts w:ascii="Cambria" w:hAnsi="Cambria" w:eastAsia="Cambria" w:cs="Cambria"/>
+        </w:rPr>
+      </w:r>
+      <w:r>
+        <w:rPr>
+          <w:rFonts w:ascii="Cambria" w:hAnsi="Cambria" w:eastAsia="Cambria" w:cs="Cambria"/>
+        </w:rPr>
+      </w:r>
+      <w:r>
+        <w:rPr>
+          <w:rFonts w:ascii="Cambria" w:hAnsi="Cambria" w:cs="Cambria"/>
+        </w:rPr>
+      </w:r>
+    </w:p>
+    <w:p>
+      <w:pPr>
+        <w:pBdr/>
+        <w:spacing w:after="80" w:before="80"/>
+        <w:ind/>
+        <w:jc w:val="center"/>
+        <w:rPr>
+          <w:rFonts w:ascii="Cambria" w:hAnsi="Cambria" w:cs="Cambria"/>
+        </w:rPr>
+      </w:pPr>
+      <w:r>
+        <w:rPr>
+          <w:rFonts w:ascii="Cambria" w:hAnsi="Cambria" w:eastAsia="Cambria" w:cs="Cambria"/>
+          <w:highlight w:val="none"/>
+        </w:rPr>
+      </w:r>
+      <w:r>
+        <w:rPr>
+          <w:rFonts w:ascii="Cambria" w:hAnsi="Cambria" w:eastAsia="Cambria" w:cs="Cambria"/>
+          <w:highlight w:val="none"/>
+        </w:rPr>
+      </w:r>
+      <w:r>
+        <w:rPr>
+          <w:rFonts w:ascii="Cambria" w:hAnsi="Cambria" w:eastAsia="Cambria" w:cs="Cambria"/>
+          <w:highlight w:val="none"/>
+        </w:rPr>
+      </w:r>
+    </w:p>
+    <w:p>
+      <w:pPr>
+        <w:pBdr/>
+        <w:spacing w:after="40" w:before="40" w:line="276" w:lineRule="auto"/>
+        <w:ind w:left="0"/>
+        <w:rPr>
+          <w:rFonts w:ascii="Cambria" w:hAnsi="Cambria" w:cs="Cambria"/>
+        </w:rPr>
+      </w:pPr>
+      <w:r>
+        <w:rPr>
+          <w:rFonts w:ascii="Cambria" w:hAnsi="Cambria" w:eastAsia="Cambria" w:cs="Cambria"/>
+          <w:b/>
+          <w:color w:val="1e3a8a"/>
+        </w:rPr>
+        <w:t xml:space="preserve"> </w:t>
+      </w:r>
+      <w:r>
+        <w:rPr>
+          <w:rFonts w:ascii="Cambria" w:hAnsi="Cambria" w:eastAsia="Cambria" w:cs="Cambria"/>
+          <w:b/>
+          <w:color w:val="0f172a"/>
+          <w:sz w:val="21"/>
+        </w:rPr>
+        <w:t xml:space="preserve">Sisi 2: Pinggang Kanan ke Bahu Kanan (B ke C)</w:t>
+      </w:r>
+      <w:r>
+        <w:rPr>
+          <w:rFonts w:ascii="Cambria" w:hAnsi="Cambria" w:eastAsia="Cambria" w:cs="Cambria"/>
+        </w:rPr>
+      </w:r>
+      <w:r>
+        <w:rPr>
+          <w:rFonts w:ascii="Cambria" w:hAnsi="Cambria" w:eastAsia="Cambria" w:cs="Cambria"/>
+        </w:rPr>
+      </w:r>
+    </w:p>
+    <w:p>
+      <w:pPr>
+        <w:pBdr/>
+        <w:spacing w:after="80" w:before="80"/>
+        <w:ind/>
+        <w:jc w:val="left"/>
+        <w:rPr>
+          <w:rFonts w:ascii="Cambria" w:hAnsi="Cambria" w:eastAsia="Cambria" w:cs="Cambria"/>
+          <w:highlight w:val="none"/>
+        </w:rPr>
+      </w:pPr>
+      <w:r>
+        <w:rPr>
+          <w:rFonts w:ascii="Cambria" w:hAnsi="Cambria" w:eastAsia="Cambria" w:cs="Cambria"/>
+          <w:b/>
+          <w:color w:val="1e3a8a"/>
+          <w:sz w:val="20"/>
+        </w:rPr>
+        <w:t xml:space="preserve">d(B, C) = √((8.5 - 10.4)² + (13.0 - 11.7)²) = √((-1.9)² + (1.3)²) = √(3.61 + 1.69) = √(5.30) ≈ 2.302  satuan</w:t>
+      </w:r>
+      <w:r>
+        <w:rPr>
+          <w:rFonts w:ascii="Cambria" w:hAnsi="Cambria" w:eastAsia="Cambria" w:cs="Cambria"/>
+        </w:rPr>
+      </w:r>
+      <w:r>
+        <w:rPr>
+          <w:rFonts w:ascii="Cambria" w:hAnsi="Cambria" w:cs="Cambria"/>
+        </w:rPr>
+      </w:r>
+    </w:p>
+    <w:p>
+      <w:pPr>
+        <w:pBdr/>
+        <w:spacing w:after="80" w:before="80"/>
+        <w:ind/>
+        <w:jc w:val="center"/>
+        <w:rPr>
+          <w:rFonts w:ascii="Cambria" w:hAnsi="Cambria" w:cs="Cambria"/>
+        </w:rPr>
+      </w:pPr>
+      <w:r>
+        <w:rPr>
+          <w:rFonts w:ascii="Cambria" w:hAnsi="Cambria" w:eastAsia="Cambria" w:cs="Cambria"/>
+          <w:highlight w:val="none"/>
+        </w:rPr>
+      </w:r>
+      <w:r>
+        <w:rPr>
+          <w:rFonts w:ascii="Cambria" w:hAnsi="Cambria" w:eastAsia="Cambria" w:cs="Cambria"/>
+          <w:highlight w:val="none"/>
+        </w:rPr>
+      </w:r>
+      <w:r>
+        <w:rPr>
+          <w:rFonts w:ascii="Cambria" w:hAnsi="Cambria" w:eastAsia="Cambria" w:cs="Cambria"/>
+          <w:highlight w:val="none"/>
+        </w:rPr>
+      </w:r>
+    </w:p>
+    <w:p>
+      <w:pPr>
+        <w:pBdr/>
+        <w:spacing w:after="40" w:before="40" w:line="276" w:lineRule="auto"/>
+        <w:ind w:left="0"/>
+        <w:rPr>
+          <w:rFonts w:ascii="Cambria" w:hAnsi="Cambria" w:cs="Cambria"/>
+        </w:rPr>
+      </w:pPr>
+      <w:r>
+        <w:rPr>
+          <w:rFonts w:ascii="Cambria" w:hAnsi="Cambria" w:eastAsia="Cambria" w:cs="Cambria"/>
+          <w:b/>
+          <w:color w:val="0f172a"/>
+          <w:sz w:val="21"/>
+        </w:rPr>
+        <w:t xml:space="preserve">Sisi 3: Garis Mahkota Atas Datar (C ke D)</w:t>
+      </w:r>
+      <w:r>
+        <w:rPr>
+          <w:rFonts w:ascii="Cambria" w:hAnsi="Cambria" w:eastAsia="Cambria" w:cs="Cambria"/>
+        </w:rPr>
+      </w:r>
+      <w:r>
+        <w:rPr>
+          <w:rFonts w:ascii="Cambria" w:hAnsi="Cambria" w:eastAsia="Cambria" w:cs="Cambria"/>
+        </w:rPr>
+      </w:r>
+    </w:p>
+    <w:p>
+      <w:pPr>
+        <w:pBdr/>
+        <w:spacing w:after="80" w:before="80"/>
+        <w:ind/>
+        <w:jc w:val="left"/>
+        <w:rPr>
+          <w:rFonts w:ascii="Cambria" w:hAnsi="Cambria" w:eastAsia="Cambria" w:cs="Cambria"/>
+          <w:highlight w:val="none"/>
+        </w:rPr>
+      </w:pPr>
+      <w:r>
+        <w:rPr>
+          <w:rFonts w:ascii="Cambria" w:hAnsi="Cambria" w:eastAsia="Cambria" w:cs="Cambria"/>
+          <w:b/>
+          <w:color w:val="1e3a8a"/>
+          <w:sz w:val="20"/>
+        </w:rPr>
+        <w:t xml:space="preserve">d(C, D) = √((3.5 - 8.5)² + (13.0 - 13.0)²) = √((-5.0)² + (0)²) = √(25.00) = 5.000  satuan</w:t>
+      </w:r>
+      <w:r>
+        <w:rPr>
+          <w:rFonts w:ascii="Cambria" w:hAnsi="Cambria" w:eastAsia="Cambria" w:cs="Cambria"/>
+        </w:rPr>
+      </w:r>
+      <w:r>
+        <w:rPr>
+          <w:rFonts w:ascii="Cambria" w:hAnsi="Cambria" w:cs="Cambria"/>
+        </w:rPr>
+      </w:r>
+    </w:p>
+    <w:p>
+      <w:pPr>
+        <w:pBdr/>
+        <w:spacing w:after="80" w:before="80"/>
+        <w:ind/>
+        <w:jc w:val="center"/>
+        <w:rPr>
+          <w:rFonts w:ascii="Cambria" w:hAnsi="Cambria" w:cs="Cambria"/>
+        </w:rPr>
+      </w:pPr>
+      <w:r>
+        <w:rPr>
+          <w:rFonts w:ascii="Cambria" w:hAnsi="Cambria" w:eastAsia="Cambria" w:cs="Cambria"/>
+          <w:highlight w:val="none"/>
+        </w:rPr>
+      </w:r>
+      <w:r>
+        <w:rPr>
+          <w:rFonts w:ascii="Cambria" w:hAnsi="Cambria" w:eastAsia="Cambria" w:cs="Cambria"/>
+          <w:highlight w:val="none"/>
+        </w:rPr>
+      </w:r>
+      <w:r>
+        <w:rPr>
+          <w:rFonts w:ascii="Cambria" w:hAnsi="Cambria" w:eastAsia="Cambria" w:cs="Cambria"/>
+          <w:highlight w:val="none"/>
+        </w:rPr>
+      </w:r>
+    </w:p>
+    <w:p>
+      <w:pPr>
+        <w:pBdr/>
+        <w:spacing w:after="40" w:before="40" w:line="276" w:lineRule="auto"/>
+        <w:ind w:left="0"/>
+        <w:rPr>
+          <w:rFonts w:ascii="Cambria" w:hAnsi="Cambria" w:cs="Cambria"/>
+        </w:rPr>
+      </w:pPr>
+      <w:r>
+        <w:rPr>
+          <w:rFonts w:ascii="Cambria" w:hAnsi="Cambria" w:eastAsia="Cambria" w:cs="Cambria"/>
+          <w:b/>
+          <w:color w:val="0f172a"/>
+          <w:sz w:val="21"/>
+        </w:rPr>
+        <w:t xml:space="preserve">Sisi 4: Bahu Kiri ke Pinggang Kiri (D ke E)</w:t>
+      </w:r>
+      <w:r>
+        <w:rPr>
+          <w:rFonts w:ascii="Cambria" w:hAnsi="Cambria" w:eastAsia="Cambria" w:cs="Cambria"/>
+        </w:rPr>
+      </w:r>
+      <w:r>
+        <w:rPr>
+          <w:rFonts w:ascii="Cambria" w:hAnsi="Cambria" w:eastAsia="Cambria" w:cs="Cambria"/>
+        </w:rPr>
+      </w:r>
+    </w:p>
+    <w:p>
+      <w:pPr>
+        <w:pBdr/>
+        <w:spacing w:after="80" w:before="80"/>
+        <w:ind/>
+        <w:jc w:val="left"/>
+        <w:rPr>
+          <w:rFonts w:ascii="Cambria" w:hAnsi="Cambria" w:eastAsia="Cambria" w:cs="Cambria"/>
+          <w:highlight w:val="none"/>
+        </w:rPr>
+      </w:pPr>
+      <w:r>
+        <w:rPr>
+          <w:rFonts w:ascii="Cambria" w:hAnsi="Cambria" w:eastAsia="Cambria" w:cs="Cambria"/>
+          <w:b/>
+          <w:color w:val="1e3a8a"/>
+          <w:sz w:val="20"/>
+        </w:rPr>
+        <w:t xml:space="preserve">d(D, E) = √((1.6 - 3.5)² + (11.7 - 13.0)²) = √((-1.9)² + (-1.3)²) = √(3.61 + 1.69) = √(5.30) ≈ 2.302  satuan</w:t>
+      </w:r>
+      <w:r>
+        <w:rPr>
+          <w:rFonts w:ascii="Cambria" w:hAnsi="Cambria" w:eastAsia="Cambria" w:cs="Cambria"/>
+        </w:rPr>
+      </w:r>
+      <w:r>
+        <w:rPr>
+          <w:rFonts w:ascii="Cambria" w:hAnsi="Cambria" w:cs="Cambria"/>
+        </w:rPr>
+      </w:r>
+    </w:p>
+    <w:p>
+      <w:pPr>
+        <w:pBdr/>
+        <w:spacing w:after="80" w:before="80"/>
+        <w:ind/>
+        <w:jc w:val="center"/>
+        <w:rPr>
+          <w:rFonts w:ascii="Cambria" w:hAnsi="Cambria" w:cs="Cambria"/>
+        </w:rPr>
+      </w:pPr>
+      <w:r>
+        <w:rPr>
+          <w:rFonts w:ascii="Cambria" w:hAnsi="Cambria" w:eastAsia="Cambria" w:cs="Cambria"/>
+          <w:highlight w:val="none"/>
+        </w:rPr>
+      </w:r>
+      <w:r>
+        <w:rPr>
+          <w:rFonts w:ascii="Cambria" w:hAnsi="Cambria" w:eastAsia="Cambria" w:cs="Cambria"/>
+          <w:highlight w:val="none"/>
+        </w:rPr>
+      </w:r>
+      <w:r>
+        <w:rPr>
+          <w:rFonts w:ascii="Cambria" w:hAnsi="Cambria" w:eastAsia="Cambria" w:cs="Cambria"/>
+          <w:highlight w:val="none"/>
+        </w:rPr>
+      </w:r>
+    </w:p>
+    <w:p>
+      <w:pPr>
+        <w:pBdr/>
+        <w:spacing w:after="40" w:before="40" w:line="276" w:lineRule="auto"/>
+        <w:ind w:left="0"/>
+        <w:rPr>
+          <w:rFonts w:ascii="Cambria" w:hAnsi="Cambria" w:cs="Cambria"/>
+        </w:rPr>
+      </w:pPr>
+      <w:r>
+        <w:rPr>
+          <w:rFonts w:ascii="Cambria" w:hAnsi="Cambria" w:eastAsia="Cambria" w:cs="Cambria"/>
+          <w:b/>
+          <w:color w:val="0f172a"/>
+          <w:sz w:val="21"/>
+        </w:rPr>
+        <w:t xml:space="preserve">Sisi 5: Pinggang Kiri ke Ujung Bawah (E ke A)</w:t>
+      </w:r>
+      <w:r>
+        <w:rPr>
+          <w:rFonts w:ascii="Cambria" w:hAnsi="Cambria" w:eastAsia="Cambria" w:cs="Cambria"/>
+        </w:rPr>
+      </w:r>
+      <w:r>
+        <w:rPr>
+          <w:rFonts w:ascii="Cambria" w:hAnsi="Cambria" w:eastAsia="Cambria" w:cs="Cambria"/>
+        </w:rPr>
+      </w:r>
+    </w:p>
+    <w:p>
+      <w:pPr>
+        <w:pBdr/>
+        <w:spacing w:after="80" w:before="80"/>
+        <w:ind/>
+        <w:jc w:val="left"/>
+        <w:rPr>
+          <w:rFonts w:ascii="Cambria" w:hAnsi="Cambria" w:eastAsia="Cambria" w:cs="Cambria"/>
+          <w:highlight w:val="none"/>
+        </w:rPr>
+      </w:pPr>
+      <w:r>
+        <w:rPr>
+          <w:rFonts w:ascii="Cambria" w:hAnsi="Cambria" w:eastAsia="Cambria" w:cs="Cambria"/>
+          <w:b/>
+          <w:color w:val="1e3a8a"/>
+          <w:sz w:val="20"/>
+        </w:rPr>
+        <w:t xml:space="preserve">d(E, A) = √((6.0 - 1.6)² + (1.8 - 11.7)²) = √((4.4)² + (-9.9)²) = √(19.36 + 98.01) = √(117.37) ≈ 10.834  satuan</w:t>
+      </w:r>
+      <w:r>
+        <w:rPr>
+          <w:rFonts w:ascii="Cambria" w:hAnsi="Cambria" w:eastAsia="Cambria" w:cs="Cambria"/>
+        </w:rPr>
+      </w:r>
+      <w:r>
+        <w:rPr>
+          <w:rFonts w:ascii="Cambria" w:hAnsi="Cambria" w:cs="Cambria"/>
+        </w:rPr>
+      </w:r>
+    </w:p>
+    <w:p>
+      <w:pPr>
+        <w:pBdr/>
+        <w:spacing w:after="80" w:before="80"/>
+        <w:ind/>
+        <w:jc w:val="left"/>
+        <w:rPr>
+          <w:rFonts w:ascii="Cambria" w:hAnsi="Cambria" w:cs="Cambria"/>
+        </w:rPr>
+      </w:pPr>
+      <w:r>
+        <w:rPr>
+          <w:rFonts w:ascii="Cambria" w:hAnsi="Cambria" w:eastAsia="Cambria" w:cs="Cambria"/>
+          <w:highlight w:val="none"/>
+        </w:rPr>
+      </w:r>
+      <w:r>
+        <w:rPr>
+          <w:rFonts w:ascii="Cambria" w:hAnsi="Cambria" w:eastAsia="Cambria" w:cs="Cambria"/>
+          <w:highlight w:val="none"/>
+        </w:rPr>
+      </w:r>
+      <w:r>
+        <w:rPr>
+          <w:rFonts w:ascii="Cambria" w:hAnsi="Cambria" w:eastAsia="Cambria" w:cs="Cambria"/>
+          <w:highlight w:val="none"/>
+        </w:rPr>
+      </w:r>
+    </w:p>
+    <w:p>
+      <w:pPr>
+        <w:pBdr/>
+        <w:spacing w:after="40" w:before="40" w:line="276" w:lineRule="auto"/>
+        <w:ind/>
+        <w:rPr>
+          <w:rFonts w:ascii="Cambria" w:hAnsi="Cambria" w:cs="Cambria"/>
+        </w:rPr>
+      </w:pPr>
+      <w:r>
+        <w:rPr>
+          <w:rFonts w:ascii="Cambria" w:hAnsi="Cambria" w:eastAsia="Cambria" w:cs="Cambria"/>
+          <w:b/>
+          <w:color w:val="0f172a"/>
+          <w:sz w:val="21"/>
+        </w:rPr>
+        <w:t xml:space="preserve">Total Keliling Poligon Perisai Posisi Awal:</w:t>
+      </w:r>
+      <w:r>
+        <w:rPr>
+          <w:rFonts w:ascii="Cambria" w:hAnsi="Cambria" w:eastAsia="Cambria" w:cs="Cambria"/>
+        </w:rPr>
+      </w:r>
+      <w:r>
+        <w:rPr>
+          <w:rFonts w:ascii="Cambria" w:hAnsi="Cambria" w:eastAsia="Cambria" w:cs="Cambria"/>
+        </w:rPr>
+      </w:r>
+    </w:p>
+    <w:p>
+      <w:pPr>
+        <w:pBdr/>
+        <w:spacing w:after="80" w:before="80"/>
+        <w:ind/>
+        <w:jc w:val="left"/>
+        <w:rPr>
+          <w:rFonts w:ascii="Cambria" w:hAnsi="Cambria" w:eastAsia="Cambria" w:cs="Cambria"/>
+          <w:highlight w:val="none"/>
+        </w:rPr>
+      </w:pPr>
+      <w:r>
+        <w:rPr>
+          <w:rFonts w:ascii="Cambria" w:hAnsi="Cambria" w:eastAsia="Cambria" w:cs="Cambria"/>
+          <w:b/>
+          <w:color w:val="1e3a8a"/>
+          <w:sz w:val="20"/>
+        </w:rPr>
+        <w:t xml:space="preserve">K = 10.834 + 2.302 + 5.000 + 2.302 + 10.834 = 31.272  satuan panjang</w:t>
+      </w:r>
+      <w:r>
+        <w:rPr>
+          <w:rFonts w:ascii="Cambria" w:hAnsi="Cambria" w:eastAsia="Cambria" w:cs="Cambria"/>
+        </w:rPr>
+      </w:r>
+      <w:r>
+        <w:rPr>
+          <w:rFonts w:ascii="Cambria" w:hAnsi="Cambria" w:cs="Cambria"/>
+        </w:rPr>
+      </w:r>
+    </w:p>
+    <w:p>
+      <w:pPr>
+        <w:pBdr/>
+        <w:spacing w:after="80" w:before="80"/>
+        <w:ind/>
+        <w:jc w:val="center"/>
+        <w:rPr>
+          <w:rFonts w:ascii="Cambria" w:hAnsi="Cambria" w:cs="Cambria"/>
+        </w:rPr>
+      </w:pPr>
+      <w:r>
+        <w:rPr>
+          <w:rFonts w:ascii="Cambria" w:hAnsi="Cambria" w:eastAsia="Cambria" w:cs="Cambria"/>
+          <w:highlight w:val="none"/>
+        </w:rPr>
+      </w:r>
+      <w:r>
+        <w:rPr>
+          <w:rFonts w:ascii="Cambria" w:hAnsi="Cambria" w:eastAsia="Cambria" w:cs="Cambria"/>
+          <w:highlight w:val="none"/>
+        </w:rPr>
+      </w:r>
+      <w:r>
+        <w:rPr>
+          <w:rFonts w:ascii="Cambria" w:hAnsi="Cambria" w:eastAsia="Cambria" w:cs="Cambria"/>
+          <w:highlight w:val="none"/>
+        </w:rPr>
+      </w:r>
+    </w:p>
+    <w:p>
+      <w:pPr>
+        <w:pBdr/>
+        <w:spacing w:after="40" w:before="40" w:line="276" w:lineRule="auto"/>
+        <w:ind/>
+        <w:rPr>
+          <w:rFonts w:ascii="Cambria" w:hAnsi="Cambria" w:cs="Cambria"/>
+        </w:rPr>
+      </w:pPr>
+      <w:r>
+        <w:rPr>
+          <w:rFonts w:ascii="Cambria" w:hAnsi="Cambria" w:eastAsia="Cambria" w:cs="Cambria"/>
+          <w:b/>
+          <w:color w:val="0f172a"/>
+          <w:sz w:val="21"/>
+          <w:highlight w:val="none"/>
+        </w:rPr>
+      </w:r>
+      <w:r>
+        <w:rPr>
+          <w:rFonts w:ascii="Cambria" w:hAnsi="Cambria" w:eastAsia="Cambria" w:cs="Cambria"/>
+          <w:b/>
+          <w:color w:val="0f172a"/>
+          <w:sz w:val="21"/>
+          <w:highlight w:val="none"/>
+        </w:rPr>
+      </w:r>
+      <w:r>
+        <w:rPr>
+          <w:rFonts w:ascii="Cambria" w:hAnsi="Cambria" w:eastAsia="Cambria" w:cs="Cambria"/>
+          <w:b/>
+          <w:color w:val="0f172a"/>
+          <w:sz w:val="21"/>
+          <w:highlight w:val="none"/>
+        </w:rPr>
+      </w:r>
+    </w:p>
+    <w:p>
+      <w:pPr>
+        <w:pBdr/>
+        <w:spacing w:after="40" w:before="40" w:line="276" w:lineRule="auto"/>
+        <w:ind/>
+        <w:rPr>
+          <w:rFonts w:ascii="Cambria" w:hAnsi="Cambria" w:eastAsia="Cambria" w:cs="Cambria"/>
+          <w:b/>
+          <w:bCs/>
+          <w:color w:val="0f172a"/>
+          <w:sz w:val="21"/>
+          <w:szCs w:val="21"/>
+          <w:highlight w:val="none"/>
+        </w:rPr>
+      </w:pPr>
+      <w:r>
+        <w:rPr>
+          <w:rFonts w:ascii="Cambria" w:hAnsi="Cambria" w:eastAsia="Cambria" w:cs="Cambria"/>
+          <w:b/>
+          <w:color w:val="0f172a"/>
+          <w:sz w:val="21"/>
+          <w:highlight w:val="none"/>
+        </w:rPr>
+      </w:r>
+      <w:r>
+        <w:rPr>
+          <w:rFonts w:ascii="Cambria" w:hAnsi="Cambria" w:eastAsia="Cambria" w:cs="Cambria"/>
+          <w:b/>
+          <w:color w:val="0f172a"/>
+          <w:sz w:val="21"/>
+          <w:highlight w:val="none"/>
+        </w:rPr>
+      </w:r>
+      <w:r>
+        <w:rPr>
+          <w:rFonts w:ascii="Cambria" w:hAnsi="Cambria" w:eastAsia="Cambria" w:cs="Cambria"/>
+          <w:b/>
+          <w:color w:val="0f172a"/>
+          <w:sz w:val="21"/>
+          <w:highlight w:val="none"/>
+        </w:rPr>
+      </w:r>
+    </w:p>
+    <w:p>
+      <w:pPr>
+        <w:pBdr/>
+        <w:spacing w:after="40" w:before="40" w:line="276" w:lineRule="auto"/>
+        <w:ind/>
+        <w:rPr>
+          <w:rFonts w:ascii="Cambria" w:hAnsi="Cambria" w:eastAsia="Cambria" w:cs="Cambria"/>
+          <w:b/>
+          <w:bCs/>
+          <w:color w:val="0f172a"/>
+          <w:sz w:val="21"/>
+          <w:szCs w:val="21"/>
+          <w:highlight w:val="none"/>
+        </w:rPr>
+      </w:pPr>
+      <w:r>
+        <w:rPr>
+          <w:rFonts w:ascii="Cambria" w:hAnsi="Cambria" w:eastAsia="Cambria" w:cs="Cambria"/>
+          <w:b/>
+          <w:color w:val="0f172a"/>
+          <w:sz w:val="21"/>
+          <w:highlight w:val="none"/>
+        </w:rPr>
+      </w:r>
+      <w:r>
+        <w:rPr>
+          <w:rFonts w:ascii="Cambria" w:hAnsi="Cambria" w:eastAsia="Cambria" w:cs="Cambria"/>
+          <w:b/>
+          <w:color w:val="0f172a"/>
+          <w:sz w:val="21"/>
+          <w:highlight w:val="none"/>
+        </w:rPr>
+      </w:r>
+      <w:r>
+        <w:rPr>
+          <w:rFonts w:ascii="Cambria" w:hAnsi="Cambria" w:eastAsia="Cambria" w:cs="Cambria"/>
+          <w:b/>
+          <w:color w:val="0f172a"/>
+          <w:sz w:val="21"/>
+          <w:highlight w:val="none"/>
+        </w:rPr>
+      </w:r>
+    </w:p>
+    <w:p>
+      <w:pPr>
+        <w:pBdr/>
+        <w:spacing w:after="40" w:before="40" w:line="276" w:lineRule="auto"/>
+        <w:ind/>
+        <w:rPr>
+          <w:rFonts w:ascii="Cambria" w:hAnsi="Cambria" w:eastAsia="Cambria" w:cs="Cambria"/>
+          <w:b/>
+          <w:bCs/>
+          <w:color w:val="0f172a"/>
+          <w:sz w:val="21"/>
+          <w:szCs w:val="21"/>
+          <w:highlight w:val="none"/>
+        </w:rPr>
+      </w:pPr>
+      <w:r>
+        <w:rPr>
+          <w:rFonts w:ascii="Cambria" w:hAnsi="Cambria" w:eastAsia="Cambria" w:cs="Cambria"/>
+          <w:b/>
+          <w:color w:val="0f172a"/>
+          <w:sz w:val="21"/>
+          <w:highlight w:val="none"/>
+        </w:rPr>
+      </w:r>
+      <w:r>
+        <w:rPr>
+          <w:rFonts w:ascii="Cambria" w:hAnsi="Cambria" w:eastAsia="Cambria" w:cs="Cambria"/>
+          <w:b/>
+          <w:color w:val="0f172a"/>
+          <w:sz w:val="21"/>
+          <w:highlight w:val="none"/>
+        </w:rPr>
+      </w:r>
+      <w:r>
+        <w:rPr>
+          <w:rFonts w:ascii="Cambria" w:hAnsi="Cambria" w:eastAsia="Cambria" w:cs="Cambria"/>
+          <w:b/>
+          <w:color w:val="0f172a"/>
+          <w:sz w:val="21"/>
+          <w:highlight w:val="none"/>
+        </w:rPr>
+      </w:r>
+    </w:p>
+    <w:p>
+      <w:pPr>
+        <w:pBdr/>
+        <w:spacing w:after="40" w:before="40" w:line="276" w:lineRule="auto"/>
+        <w:ind/>
+        <w:rPr>
+          <w:rFonts w:ascii="Cambria" w:hAnsi="Cambria" w:eastAsia="Cambria" w:cs="Cambria"/>
+          <w:b/>
+          <w:bCs/>
+          <w:color w:val="0f172a"/>
+          <w:sz w:val="21"/>
+          <w:szCs w:val="21"/>
+          <w:highlight w:val="none"/>
+        </w:rPr>
+      </w:pPr>
+      <w:r>
+        <w:rPr>
+          <w:rFonts w:ascii="Cambria" w:hAnsi="Cambria" w:eastAsia="Cambria" w:cs="Cambria"/>
+          <w:b/>
+          <w:color w:val="0f172a"/>
+          <w:sz w:val="21"/>
+          <w:highlight w:val="none"/>
+        </w:rPr>
+      </w:r>
+      <w:r>
+        <w:rPr>
+          <w:rFonts w:ascii="Cambria" w:hAnsi="Cambria" w:eastAsia="Cambria" w:cs="Cambria"/>
+          <w:b/>
+          <w:color w:val="0f172a"/>
+          <w:sz w:val="21"/>
+          <w:highlight w:val="none"/>
+        </w:rPr>
+      </w:r>
+      <w:r>
+        <w:rPr>
+          <w:rFonts w:ascii="Cambria" w:hAnsi="Cambria" w:eastAsia="Cambria" w:cs="Cambria"/>
+          <w:b/>
+          <w:color w:val="0f172a"/>
+          <w:sz w:val="21"/>
+          <w:highlight w:val="none"/>
+        </w:rPr>
+      </w:r>
+    </w:p>
+    <w:p>
+      <w:pPr>
+        <w:pBdr/>
+        <w:spacing w:after="40" w:before="40" w:line="276" w:lineRule="auto"/>
+        <w:ind/>
+        <w:rPr>
+          <w:rFonts w:ascii="Cambria" w:hAnsi="Cambria" w:eastAsia="Cambria" w:cs="Cambria"/>
+          <w:b/>
+          <w:bCs/>
+          <w:color w:val="0f172a"/>
+          <w:sz w:val="21"/>
+          <w:szCs w:val="21"/>
+          <w:highlight w:val="none"/>
+        </w:rPr>
+      </w:pPr>
+      <w:r>
+        <w:rPr>
+          <w:rFonts w:ascii="Cambria" w:hAnsi="Cambria" w:eastAsia="Cambria" w:cs="Cambria"/>
+          <w:b/>
+          <w:color w:val="0f172a"/>
+          <w:sz w:val="21"/>
+          <w:highlight w:val="none"/>
+        </w:rPr>
+      </w:r>
+      <w:r>
+        <w:rPr>
+          <w:rFonts w:ascii="Cambria" w:hAnsi="Cambria" w:eastAsia="Cambria" w:cs="Cambria"/>
+          <w:b/>
+          <w:color w:val="0f172a"/>
+          <w:sz w:val="21"/>
+          <w:highlight w:val="none"/>
+        </w:rPr>
+      </w:r>
+      <w:r>
+        <w:rPr>
+          <w:rFonts w:ascii="Cambria" w:hAnsi="Cambria" w:eastAsia="Cambria" w:cs="Cambria"/>
+          <w:b/>
+          <w:color w:val="0f172a"/>
+          <w:sz w:val="21"/>
+          <w:highlight w:val="none"/>
+        </w:rPr>
+      </w:r>
+    </w:p>
+    <w:p>
+      <w:pPr>
+        <w:pBdr/>
+        <w:spacing w:after="40" w:before="40" w:line="276" w:lineRule="auto"/>
+        <w:ind/>
+        <w:rPr>
+          <w:rFonts w:ascii="Cambria" w:hAnsi="Cambria" w:eastAsia="Cambria" w:cs="Cambria"/>
+          <w:b/>
+          <w:bCs/>
+          <w:color w:val="0f172a"/>
+          <w:sz w:val="21"/>
+          <w:szCs w:val="21"/>
+          <w:highlight w:val="none"/>
+        </w:rPr>
+      </w:pPr>
+      <w:r>
+        <w:rPr>
+          <w:rFonts w:ascii="Cambria" w:hAnsi="Cambria" w:eastAsia="Cambria" w:cs="Cambria"/>
+          <w:b/>
+          <w:color w:val="0f172a"/>
+          <w:sz w:val="21"/>
+          <w:highlight w:val="none"/>
+        </w:rPr>
+      </w:r>
+      <w:r>
+        <w:rPr>
+          <w:rFonts w:ascii="Cambria" w:hAnsi="Cambria" w:eastAsia="Cambria" w:cs="Cambria"/>
+          <w:b/>
+          <w:color w:val="0f172a"/>
+          <w:sz w:val="21"/>
+          <w:highlight w:val="none"/>
+        </w:rPr>
+      </w:r>
+      <w:r>
+        <w:rPr>
+          <w:rFonts w:ascii="Cambria" w:hAnsi="Cambria" w:eastAsia="Cambria" w:cs="Cambria"/>
+          <w:b/>
+          <w:color w:val="0f172a"/>
+          <w:sz w:val="21"/>
+          <w:highlight w:val="none"/>
+        </w:rPr>
+      </w:r>
+    </w:p>
+    <w:p>
+      <w:pPr>
+        <w:pBdr/>
+        <w:spacing w:after="40" w:before="40" w:line="276" w:lineRule="auto"/>
+        <w:ind/>
+        <w:rPr>
+          <w:rFonts w:ascii="Cambria" w:hAnsi="Cambria" w:eastAsia="Cambria" w:cs="Cambria"/>
+          <w:b/>
+          <w:bCs/>
+          <w:color w:val="0f172a"/>
+          <w:sz w:val="21"/>
+          <w:szCs w:val="21"/>
+          <w:highlight w:val="none"/>
+        </w:rPr>
+      </w:pPr>
+      <w:r>
+        <w:rPr>
+          <w:rFonts w:ascii="Cambria" w:hAnsi="Cambria" w:eastAsia="Cambria" w:cs="Cambria"/>
+          <w:b/>
+          <w:color w:val="0f172a"/>
+          <w:sz w:val="21"/>
+          <w:highlight w:val="none"/>
+        </w:rPr>
+      </w:r>
+      <w:r>
+        <w:rPr>
+          <w:rFonts w:ascii="Cambria" w:hAnsi="Cambria" w:eastAsia="Cambria" w:cs="Cambria"/>
+          <w:b/>
+          <w:color w:val="0f172a"/>
+          <w:sz w:val="21"/>
+          <w:highlight w:val="none"/>
+        </w:rPr>
+      </w:r>
+      <w:r>
+        <w:rPr>
+          <w:rFonts w:ascii="Cambria" w:hAnsi="Cambria" w:eastAsia="Cambria" w:cs="Cambria"/>
+          <w:b/>
+          <w:color w:val="0f172a"/>
+          <w:sz w:val="21"/>
+          <w:highlight w:val="none"/>
+        </w:rPr>
+      </w:r>
+    </w:p>
+    <w:p>
+      <w:pPr>
+        <w:pBdr/>
+        <w:spacing w:after="40" w:before="40" w:line="276" w:lineRule="auto"/>
+        <w:ind/>
+        <w:rPr>
+          <w:rFonts w:ascii="Cambria" w:hAnsi="Cambria" w:eastAsia="Cambria" w:cs="Cambria"/>
+          <w:b/>
+          <w:bCs/>
+          <w:color w:val="0f172a"/>
+          <w:sz w:val="21"/>
+          <w:szCs w:val="21"/>
+          <w:highlight w:val="none"/>
+        </w:rPr>
+      </w:pPr>
+      <w:r>
+        <w:rPr>
+          <w:rFonts w:ascii="Cambria" w:hAnsi="Cambria" w:eastAsia="Cambria" w:cs="Cambria"/>
+          <w:b/>
+          <w:color w:val="0f172a"/>
+          <w:sz w:val="21"/>
+          <w:highlight w:val="none"/>
+        </w:rPr>
+      </w:r>
+      <w:r>
+        <w:rPr>
+          <w:rFonts w:ascii="Cambria" w:hAnsi="Cambria" w:eastAsia="Cambria" w:cs="Cambria"/>
+          <w:b/>
+          <w:color w:val="0f172a"/>
+          <w:sz w:val="21"/>
+          <w:highlight w:val="none"/>
+        </w:rPr>
+      </w:r>
+      <w:r>
+        <w:rPr>
+          <w:rFonts w:ascii="Cambria" w:hAnsi="Cambria" w:eastAsia="Cambria" w:cs="Cambria"/>
+          <w:b/>
+          <w:color w:val="0f172a"/>
+          <w:sz w:val="21"/>
+          <w:highlight w:val="none"/>
+        </w:rPr>
+      </w:r>
+    </w:p>
+    <w:p>
+      <w:pPr>
+        <w:pBdr/>
+        <w:spacing w:after="40" w:before="40" w:line="276" w:lineRule="auto"/>
+        <w:ind/>
+        <w:rPr>
+          <w:rFonts w:ascii="Cambria" w:hAnsi="Cambria" w:eastAsia="Cambria" w:cs="Cambria"/>
+          <w:b/>
+          <w:bCs/>
+          <w:color w:val="0f172a"/>
+          <w:sz w:val="21"/>
+          <w:szCs w:val="21"/>
+          <w:highlight w:val="none"/>
+        </w:rPr>
+      </w:pPr>
+      <w:r>
+        <w:rPr>
+          <w:rFonts w:ascii="Cambria" w:hAnsi="Cambria" w:eastAsia="Cambria" w:cs="Cambria"/>
+          <w:b/>
+          <w:color w:val="0f172a"/>
+          <w:sz w:val="21"/>
+          <w:highlight w:val="none"/>
+        </w:rPr>
+      </w:r>
+      <w:r>
+        <w:rPr>
+          <w:rFonts w:ascii="Cambria" w:hAnsi="Cambria" w:eastAsia="Cambria" w:cs="Cambria"/>
+          <w:b/>
+          <w:color w:val="0f172a"/>
+          <w:sz w:val="21"/>
+          <w:highlight w:val="none"/>
+        </w:rPr>
+      </w:r>
+      <w:r>
+        <w:rPr>
+          <w:rFonts w:ascii="Cambria" w:hAnsi="Cambria" w:eastAsia="Cambria" w:cs="Cambria"/>
+          <w:b/>
+          <w:color w:val="0f172a"/>
+          <w:sz w:val="21"/>
+          <w:highlight w:val="none"/>
+        </w:rPr>
+      </w:r>
+    </w:p>
+    <w:p>
+      <w:pPr>
+        <w:pBdr/>
+        <w:spacing w:after="40" w:before="40" w:line="276" w:lineRule="auto"/>
+        <w:ind/>
+        <w:rPr>
+          <w:rFonts w:ascii="Cambria" w:hAnsi="Cambria" w:eastAsia="Cambria" w:cs="Cambria"/>
+          <w:b/>
+          <w:bCs/>
+          <w:color w:val="0f172a"/>
+          <w:sz w:val="21"/>
+          <w:szCs w:val="21"/>
+          <w:highlight w:val="none"/>
+        </w:rPr>
+      </w:pPr>
+      <w:r>
+        <w:rPr>
+          <w:rFonts w:ascii="Cambria" w:hAnsi="Cambria" w:eastAsia="Cambria" w:cs="Cambria"/>
+          <w:b/>
+          <w:color w:val="0f172a"/>
+          <w:sz w:val="21"/>
+          <w:highlight w:val="none"/>
+        </w:rPr>
+      </w:r>
+      <w:r>
+        <w:rPr>
+          <w:rFonts w:ascii="Cambria" w:hAnsi="Cambria" w:eastAsia="Cambria" w:cs="Cambria"/>
+          <w:b/>
+          <w:color w:val="0f172a"/>
+          <w:sz w:val="21"/>
+          <w:highlight w:val="none"/>
+        </w:rPr>
+      </w:r>
+      <w:r>
+        <w:rPr>
+          <w:rFonts w:ascii="Cambria" w:hAnsi="Cambria" w:eastAsia="Cambria" w:cs="Cambria"/>
+          <w:b/>
+          <w:color w:val="0f172a"/>
+          <w:sz w:val="21"/>
+          <w:highlight w:val="none"/>
+        </w:rPr>
+      </w:r>
+    </w:p>
+    <w:p>
+      <w:pPr>
+        <w:pBdr/>
+        <w:spacing w:after="40" w:before="40" w:line="276" w:lineRule="auto"/>
+        <w:ind/>
+        <w:rPr>
+          <w:rFonts w:ascii="Cambria" w:hAnsi="Cambria" w:eastAsia="Cambria" w:cs="Cambria"/>
+          <w:b/>
+          <w:bCs/>
+          <w:color w:val="0f172a"/>
+          <w:sz w:val="21"/>
+          <w:szCs w:val="21"/>
+          <w:highlight w:val="none"/>
+        </w:rPr>
+      </w:pPr>
+      <w:r>
+        <w:rPr>
+          <w:rFonts w:ascii="Cambria" w:hAnsi="Cambria" w:eastAsia="Cambria" w:cs="Cambria"/>
+          <w:b/>
+          <w:color w:val="0f172a"/>
+          <w:sz w:val="21"/>
+          <w:highlight w:val="none"/>
+        </w:rPr>
+      </w:r>
+      <w:r>
+        <w:rPr>
+          <w:rFonts w:ascii="Cambria" w:hAnsi="Cambria" w:eastAsia="Cambria" w:cs="Cambria"/>
+          <w:b/>
+          <w:color w:val="0f172a"/>
+          <w:sz w:val="21"/>
+          <w:highlight w:val="none"/>
+        </w:rPr>
+      </w:r>
+      <w:r>
+        <w:rPr>
+          <w:rFonts w:ascii="Cambria" w:hAnsi="Cambria" w:eastAsia="Cambria" w:cs="Cambria"/>
+          <w:b/>
+          <w:color w:val="0f172a"/>
+          <w:sz w:val="21"/>
+          <w:highlight w:val="none"/>
+        </w:rPr>
+      </w:r>
+    </w:p>
+    <w:p>
+      <w:pPr>
+        <w:pBdr/>
+        <w:spacing w:after="40" w:before="40" w:line="276" w:lineRule="auto"/>
+        <w:ind/>
+        <w:rPr>
+          <w:rFonts w:ascii="Cambria" w:hAnsi="Cambria" w:eastAsia="Cambria" w:cs="Cambria"/>
+          <w:b/>
+          <w:bCs/>
+          <w:color w:val="0f172a"/>
+          <w:sz w:val="21"/>
+          <w:szCs w:val="21"/>
+          <w:highlight w:val="none"/>
+        </w:rPr>
+      </w:pPr>
+      <w:r>
+        <w:rPr>
+          <w:rFonts w:ascii="Cambria" w:hAnsi="Cambria" w:eastAsia="Cambria" w:cs="Cambria"/>
+          <w:b/>
+          <w:color w:val="0f172a"/>
+          <w:sz w:val="21"/>
+        </w:rPr>
+        <w:t xml:space="preserve">Uji Banding pada Bayangan Rotasi 90° (Kuadran II):</w:t>
+      </w:r>
+      <w:r>
+        <w:rPr>
+          <w:rFonts w:ascii="Cambria" w:hAnsi="Cambria" w:eastAsia="Cambria" w:cs="Cambria"/>
+        </w:rPr>
+      </w:r>
+      <w:r>
+        <w:rPr>
+          <w:rFonts w:ascii="Cambria" w:hAnsi="Cambria" w:eastAsia="Cambria" w:cs="Cambria"/>
+        </w:rPr>
+      </w:r>
+    </w:p>
+    <w:p>
+      <w:pPr>
+        <w:pBdr/>
+        <w:spacing w:after="40" w:before="40" w:line="276" w:lineRule="auto"/>
+        <w:ind/>
+        <w:rPr>
+          <w:rFonts w:ascii="Cambria" w:hAnsi="Cambria" w:cs="Cambria"/>
+        </w:rPr>
+      </w:pPr>
+      <w:r>
+        <w:rPr>
+          <w:rFonts w:ascii="Cambria" w:hAnsi="Cambria" w:eastAsia="Cambria" w:cs="Cambria"/>
+          <w:color w:val="0f172a"/>
+          <w:sz w:val="21"/>
+        </w:rPr>
+        <w:t xml:space="preserve">Mari kita hitung panjang sisi bayangan A'(-1.8, 6.0) ke B'(-11.7, 10.4):</w:t>
+      </w:r>
+      <w:r>
+        <w:rPr>
+          <w:rFonts w:ascii="Cambria" w:hAnsi="Cambria" w:eastAsia="Cambria" w:cs="Cambria"/>
+        </w:rPr>
+      </w:r>
+      <w:r>
+        <w:rPr>
+          <w:rFonts w:ascii="Cambria" w:hAnsi="Cambria" w:eastAsia="Cambria" w:cs="Cambria"/>
+        </w:rPr>
+      </w:r>
+    </w:p>
+    <w:p>
+      <w:pPr>
+        <w:pBdr/>
+        <w:spacing w:after="80" w:before="80"/>
+        <w:ind/>
+        <w:jc w:val="left"/>
+        <w:rPr>
+          <w:rFonts w:ascii="Cambria" w:hAnsi="Cambria" w:eastAsia="Cambria" w:cs="Cambria"/>
+          <w:highlight w:val="none"/>
+        </w:rPr>
+      </w:pPr>
+      <w:r>
+        <w:rPr>
+          <w:rFonts w:ascii="Cambria" w:hAnsi="Cambria" w:eastAsia="Cambria" w:cs="Cambria"/>
+          <w:b/>
+          <w:color w:val="1e3a8a"/>
+          <w:sz w:val="20"/>
+        </w:rPr>
+        <w:t xml:space="preserve">d(A', B') = √((-11.7 - (-1.8))² + (10.4 - 6.0)²) = √((-9.9)² + (4.4)²) = √(98.01 + 19.36) = √(117.37) ≈ 10.834  satuan</w:t>
+      </w:r>
+      <w:r>
+        <w:rPr>
+          <w:rFonts w:ascii="Cambria" w:hAnsi="Cambria" w:eastAsia="Cambria" w:cs="Cambria"/>
+        </w:rPr>
+      </w:r>
+      <w:r>
+        <w:rPr>
+          <w:rFonts w:ascii="Cambria" w:hAnsi="Cambria" w:cs="Cambria"/>
+        </w:rPr>
+      </w:r>
+      <w:r>
+        <w:rPr>
+          <w:rFonts w:ascii="Cambria" w:hAnsi="Cambria" w:cs="Cambria"/>
+        </w:rPr>
+      </w:r>
+      <w:r>
+        <w:rPr>
+          <w:rFonts w:ascii="Cambria" w:hAnsi="Cambria" w:cs="Cambria"/>
+        </w:rPr>
+      </w:r>
+      <w:r>
+        <w:rPr>
+          <w:rFonts w:ascii="Cambria" w:hAnsi="Cambria" w:cs="Cambria"/>
+        </w:rPr>
+      </w:r>
+      <w:r>
+        <w:rPr>
+          <w:rFonts w:ascii="Cambria" w:hAnsi="Cambria" w:eastAsia="Cambria" w:cs="Cambria"/>
+          <w:highlight w:val="none"/>
+        </w:rPr>
+      </w:r>
+    </w:p>
+    <w:p>
+      <w:pPr>
+        <w:pBdr/>
+        <w:spacing w:after="80" w:before="80"/>
+        <w:ind/>
+        <w:jc w:val="left"/>
+        <w:rPr>
+          <w:rFonts w:ascii="Cambria" w:hAnsi="Cambria" w:cs="Cambria"/>
+        </w:rPr>
+      </w:pPr>
+      <w:r>
+        <w:rPr>
+          <w:rFonts w:ascii="Cambria" w:hAnsi="Cambria" w:eastAsia="Cambria" w:cs="Cambria"/>
+          <w:highlight w:val="none"/>
+        </w:rPr>
+      </w:r>
+      <w:r>
+        <w:rPr>
+          <w:rFonts w:ascii="Cambria" w:hAnsi="Cambria" w:eastAsia="Cambria" w:cs="Cambria"/>
+          <w:highlight w:val="none"/>
+        </w:rPr>
+      </w:r>
+      <w:r>
+        <w:rPr>
+          <w:rFonts w:ascii="Cambria" w:hAnsi="Cambria" w:eastAsia="Cambria" w:cs="Cambria"/>
+          <w:highlight w:val="none"/>
+        </w:rPr>
+      </w:r>
+    </w:p>
+    <w:p>
+      <w:pPr>
+        <w:pBdr/>
+        <w:spacing w:after="40" w:before="40" w:line="276" w:lineRule="auto"/>
+        <w:ind/>
+        <w:rPr>
+          <w:rFonts w:ascii="Cambria" w:hAnsi="Cambria" w:cs="Cambria"/>
+        </w:rPr>
+      </w:pPr>
+      <w:r>
+        <w:rPr>
+          <w:rFonts w:ascii="Cambria" w:hAnsi="Cambria" w:eastAsia="Cambria" w:cs="Cambria"/>
+          <w:color w:val="0f172a"/>
+          <w:sz w:val="21"/>
+        </w:rPr>
+        <w:t xml:space="preserve">Serta sisi mahkota atas C'(-13.0, 8.5) ke D'(-13.0, 3.5):</w:t>
+      </w:r>
+      <w:r>
+        <w:rPr>
+          <w:rFonts w:ascii="Cambria" w:hAnsi="Cambria" w:eastAsia="Cambria" w:cs="Cambria"/>
+        </w:rPr>
+      </w:r>
+      <w:r>
+        <w:rPr>
+          <w:rFonts w:ascii="Cambria" w:hAnsi="Cambria" w:eastAsia="Cambria" w:cs="Cambria"/>
+        </w:rPr>
+      </w:r>
+    </w:p>
+    <w:p>
+      <w:pPr>
+        <w:pBdr/>
+        <w:spacing w:after="80" w:before="80"/>
+        <w:ind/>
+        <w:jc w:val="center"/>
+        <w:rPr>
+          <w:rFonts w:ascii="Cambria" w:hAnsi="Cambria" w:cs="Cambria"/>
+        </w:rPr>
+      </w:pPr>
+      <w:r>
+        <w:rPr>
+          <w:rFonts w:ascii="Cambria" w:hAnsi="Cambria" w:eastAsia="Cambria" w:cs="Cambria"/>
+          <w:b/>
+          <w:color w:val="1e3a8a"/>
+          <w:sz w:val="20"/>
+        </w:rPr>
+        <w:t xml:space="preserve">d(C', D') = √((-13.0 - (-13.0))² + (3.5 - 8.5)²) = √(0 + (-5.0)²) = √(25.00) = 5.000  satuan</w:t>
+      </w:r>
+      <w:r>
+        <w:rPr>
+          <w:rFonts w:ascii="Cambria" w:hAnsi="Cambria" w:eastAsia="Cambria" w:cs="Cambria"/>
+        </w:rPr>
+      </w:r>
+      <w:r>
+        <w:rPr>
+          <w:rFonts w:ascii="Cambria" w:hAnsi="Cambria" w:eastAsia="Cambria" w:cs="Cambria"/>
+        </w:rPr>
+      </w:r>
+    </w:p>
+    <w:tbl>
+      <w:tblPr>
+        <w:jc w:val="center"/>
+        <w:tblW w:w="0" w:type="auto"/>
+        <w:tblBorders/>
+        <w:tblLook w:val="04A0" w:firstRow="1" w:lastRow="0" w:firstColumn="1" w:lastColumn="0" w:noHBand="0" w:noVBand="1"/>
+      </w:tblPr>
+      <w:tblGrid>
+        <w:gridCol w:w="9144"/>
+      </w:tblGrid>
+      <w:tr>
+        <w:trPr/>
+        <w:tc>
+          <w:tcPr>
+            <w:shd w:val="clear" w:color="ffffff" w:fill="f0fdf4"/>
+            <w:tcBorders>
+              <w:top w:val="none" w:color="000000" w:sz="4" w:space="0"/>
+              <w:left w:val="single" w:color="059669" w:sz="24" w:space="0"/>
+              <w:bottom w:val="none" w:color="000000" w:sz="4" w:space="0"/>
+              <w:right w:val="none" w:color="000000" w:sz="4" w:space="0"/>
+            </w:tcBorders>
+            <w:tcMar>
+              <w:left w:w="180" w:type="dxa"/>
+              <w:top w:w="140" w:type="dxa"/>
+              <w:right w:w="180" w:type="dxa"/>
+              <w:bottom w:w="140" w:type="dxa"/>
+            </w:tcMar>
+            <w:tcW w:w="9144" w:type="dxa"/>
+          </w:tcPr>
+          <w:p>
+            <w:pPr>
+              <w:pBdr/>
+              <w:spacing w:after="60" w:before="60" w:line="288" w:lineRule="auto"/>
+              <w:ind/>
+              <w:rPr>
+                <w:rFonts w:ascii="Cambria" w:hAnsi="Cambria" w:cs="Cambria"/>
+              </w:rPr>
+            </w:pPr>
+            <w:r>
+              <w:rPr>
+                <w:rFonts w:ascii="Cambria" w:hAnsi="Cambria" w:eastAsia="Cambria" w:cs="Cambria"/>
+                <w:color w:val="334155"/>
+                <w:sz w:val="20"/>
+              </w:rPr>
+            </w:r>
+            <w:r>
+              <w:rPr>
+                <w:rFonts w:ascii="Cambria" w:hAnsi="Cambria" w:eastAsia="Cambria" w:cs="Cambria"/>
+                <w:b/>
+                <w:color w:val="065f46"/>
+                <w:sz w:val="20"/>
+              </w:rPr>
+              <w:t xml:space="preserve">Kesimpulan Uji Jarak:</w:t>
+            </w:r>
+            <w:r>
+              <w:rPr>
+                <w:rFonts w:ascii="Cambria" w:hAnsi="Cambria" w:eastAsia="Cambria" w:cs="Cambria"/>
+                <w:color w:val="334155"/>
+                <w:sz w:val="20"/>
+              </w:rPr>
+              <w:t xml:space="preserve"> Panjang setiap sisi dan keliling total bangun datar bernilai </w:t>
+            </w:r>
+            <w:r>
+              <w:rPr>
+                <w:rFonts w:ascii="Cambria" w:hAnsi="Cambria" w:eastAsia="Cambria" w:cs="Cambria"/>
+                <w:b/>
+                <w:color w:val="065f46"/>
+                <w:sz w:val="20"/>
+              </w:rPr>
+              <w:t xml:space="preserve">persis sama (invarian)</w:t>
+            </w:r>
+            <w:r>
+              <w:rPr>
+                <w:rFonts w:ascii="Cambria" w:hAnsi="Cambria" w:eastAsia="Cambria" w:cs="Cambria"/>
+                <w:color w:val="334155"/>
+                <w:sz w:val="20"/>
+              </w:rPr>
+              <w:t xml:space="preserve"> di setiap kuadran. Hal ini membuktikan bahwa rotasi tidak merenggangkan atau menyusutkan sisi bangun.</w:t>
+            </w:r>
+            <w:r>
+              <w:rPr>
+                <w:rFonts w:ascii="Cambria" w:hAnsi="Cambria" w:eastAsia="Cambria" w:cs="Cambria"/>
+              </w:rPr>
+            </w:r>
+            <w:r>
+              <w:rPr>
+                <w:rFonts w:ascii="Cambria" w:hAnsi="Cambria" w:eastAsia="Cambria" w:cs="Cambria"/>
+              </w:rPr>
+            </w:r>
+          </w:p>
+        </w:tc>
+      </w:tr>
+    </w:tbl>
+    <w:p>
+      <w:pPr>
+        <w:pBdr/>
+        <w:spacing/>
+        <w:ind/>
+        <w:rPr>
+          <w:rFonts w:ascii="Cambria" w:hAnsi="Cambria" w:cs="Cambria"/>
+        </w:rPr>
+      </w:pPr>
+      <w:r>
+        <w:rPr>
+          <w:rFonts w:ascii="Cambria" w:hAnsi="Cambria" w:eastAsia="Cambria" w:cs="Cambria"/>
+        </w:rPr>
+      </w:r>
+      <w:r>
+        <w:rPr>
+          <w:rFonts w:ascii="Cambria" w:hAnsi="Cambria" w:eastAsia="Cambria" w:cs="Cambria"/>
+        </w:rPr>
+      </w:r>
+      <w:r>
+        <w:rPr>
+          <w:rFonts w:ascii="Cambria" w:hAnsi="Cambria" w:eastAsia="Cambria" w:cs="Cambria"/>
+        </w:rPr>
+      </w:r>
+    </w:p>
+    <w:p>
+      <w:pPr>
+        <w:pBdr/>
+        <w:spacing w:after="120" w:before="80"/>
+        <w:ind/>
+        <w:jc w:val="center"/>
+        <w:rPr>
+          <w:rFonts w:ascii="Cambria" w:hAnsi="Cambria" w:cs="Cambria"/>
+        </w:rPr>
+      </w:pPr>
+      <w:r>
+        <w:rPr>
+          <w:rFonts w:ascii="Cambria" w:hAnsi="Cambria" w:eastAsia="Cambria" w:cs="Cambria"/>
+          <w:color w:val="cbd5e1"/>
+        </w:rPr>
+        <w:t xml:space="preserve">———————————————————————————————————————————————————————</w:t>
+      </w:r>
+      <w:r>
+        <w:rPr>
+          <w:rFonts w:ascii="Cambria" w:hAnsi="Cambria" w:eastAsia="Cambria" w:cs="Cambria"/>
+        </w:rPr>
+      </w:r>
+      <w:r>
+        <w:rPr>
+          <w:rFonts w:ascii="Cambria" w:hAnsi="Cambria" w:eastAsia="Cambria" w:cs="Cambria"/>
+        </w:rPr>
+      </w:r>
+    </w:p>
+    <w:p>
+      <w:pPr>
+        <w:pBdr/>
+        <w:spacing w:after="40" w:before="160"/>
+        <w:ind/>
+        <w:rPr>
+          <w:rFonts w:ascii="Cambria" w:hAnsi="Cambria" w:cs="Cambria"/>
+        </w:rPr>
+      </w:pPr>
+      <w:r>
+        <w:rPr>
+          <w:rFonts w:ascii="Cambria" w:hAnsi="Cambria" w:eastAsia="Cambria" w:cs="Cambria"/>
+          <w:b/>
+          <w:color w:val="1e293b"/>
+          <w:sz w:val="21"/>
+        </w:rPr>
+        <w:t xml:space="preserve">2. Pembuktian Kekekalan Luas (Shoelace Formula / Rumus Gauss)</w:t>
+      </w:r>
+      <w:r>
+        <w:rPr>
+          <w:rFonts w:ascii="Cambria" w:hAnsi="Cambria" w:eastAsia="Cambria" w:cs="Cambria"/>
+        </w:rPr>
+      </w:r>
+      <w:r>
+        <w:rPr>
+          <w:rFonts w:ascii="Cambria" w:hAnsi="Cambria" w:eastAsia="Cambria" w:cs="Cambria"/>
+        </w:rPr>
+      </w:r>
+    </w:p>
+    <w:p>
+      <w:pPr>
+        <w:pBdr/>
+        <w:spacing w:after="40" w:before="40" w:line="276" w:lineRule="auto"/>
+        <w:ind/>
+        <w:rPr>
+          <w:rFonts w:ascii="Cambria" w:hAnsi="Cambria" w:cs="Cambria"/>
+        </w:rPr>
+      </w:pPr>
+      <w:r>
+        <w:rPr>
+          <w:rFonts w:ascii="Cambria" w:hAnsi="Cambria" w:eastAsia="Cambria" w:cs="Cambria"/>
+          <w:color w:val="0f172a"/>
+          <w:sz w:val="21"/>
+        </w:rPr>
+        <w:t xml:space="preserve">Mari kita hitung luas daerah perisai segilima menggunakan metode perkalian tali sepatu Gauss.</w:t>
+      </w:r>
+      <w:r>
+        <w:rPr>
+          <w:rFonts w:ascii="Cambria" w:hAnsi="Cambria" w:eastAsia="Cambria" w:cs="Cambria"/>
+        </w:rPr>
+      </w:r>
+      <w:r>
+        <w:rPr>
+          <w:rFonts w:ascii="Cambria" w:hAnsi="Cambria" w:eastAsia="Cambria" w:cs="Cambria"/>
+        </w:rPr>
+      </w:r>
+    </w:p>
+    <w:p>
+      <w:pPr>
+        <w:pBdr/>
+        <w:spacing w:after="40" w:before="40" w:line="276" w:lineRule="auto"/>
+        <w:ind/>
+        <w:rPr>
+          <w:rFonts w:ascii="Cambria" w:hAnsi="Cambria" w:cs="Cambria"/>
+        </w:rPr>
+      </w:pPr>
+      <w:r>
+        <w:rPr>
+          <w:rFonts w:ascii="Cambria" w:hAnsi="Cambria" w:eastAsia="Cambria" w:cs="Cambria"/>
+          <w:color w:val="0f172a"/>
+          <w:sz w:val="21"/>
+        </w:rPr>
+        <w:t xml:space="preserve">Susunan titik melingkar: A(6.0, 1.8) → B(10.4, 11.7) → C(8.5, 13.0) → D(3.5, 13.0) → E(1.6, 11.7) → A(6.0, 1.8).</w:t>
+      </w:r>
+      <w:r>
+        <w:rPr>
+          <w:rFonts w:ascii="Cambria" w:hAnsi="Cambria" w:eastAsia="Cambria" w:cs="Cambria"/>
+        </w:rPr>
+      </w:r>
+      <w:r>
+        <w:rPr>
+          <w:rFonts w:ascii="Cambria" w:hAnsi="Cambria" w:eastAsia="Cambria" w:cs="Cambria"/>
+        </w:rPr>
+      </w:r>
+    </w:p>
+    <w:p>
+      <w:pPr>
+        <w:pBdr/>
+        <w:spacing w:after="40" w:before="40" w:line="276" w:lineRule="auto"/>
+        <w:ind/>
+        <w:rPr>
+          <w:rFonts w:ascii="Cambria" w:hAnsi="Cambria" w:cs="Cambria"/>
+        </w:rPr>
+      </w:pPr>
+      <w:r>
+        <w:rPr>
+          <w:rFonts w:ascii="Cambria" w:hAnsi="Cambria" w:eastAsia="Cambria" w:cs="Cambria"/>
+          <w:color w:val="0f172a"/>
+          <w:sz w:val="21"/>
+        </w:rPr>
+        <w:t xml:space="preserve">Tabel perkalian silang (x_i · y_{i+1}) - (x_{i+1} · y_i):</w:t>
+      </w:r>
+      <w:r>
+        <w:rPr>
+          <w:rFonts w:ascii="Cambria" w:hAnsi="Cambria" w:eastAsia="Cambria" w:cs="Cambria"/>
+        </w:rPr>
+      </w:r>
+      <w:r>
+        <w:rPr>
+          <w:rFonts w:ascii="Cambria" w:hAnsi="Cambria" w:eastAsia="Cambria" w:cs="Cambria"/>
+        </w:rPr>
+      </w:r>
+    </w:p>
+    <w:tbl>
+      <w:tblPr>
+        <w:jc w:val="center"/>
+        <w:tblW w:w="0" w:type="auto"/>
+        <w:tblBorders>
+          <w:top w:val="single" w:color="cbd5e1" w:sz="6" w:space="0"/>
+          <w:left w:val="none" w:color="000000" w:sz="4" w:space="0"/>
+          <w:bottom w:val="single" w:color="cbd5e1" w:sz="6" w:space="0"/>
+          <w:right w:val="none" w:color="000000" w:sz="4" w:space="0"/>
+          <w:insideH w:val="single" w:color="cbd5e1" w:sz="6" w:space="0"/>
+          <w:insideV w:val="none" w:color="000000" w:sz="4" w:space="0"/>
+        </w:tblBorders>
+        <w:tblLook w:val="04A0" w:firstRow="1" w:lastRow="0" w:firstColumn="1" w:lastColumn="0" w:noHBand="0" w:noVBand="1"/>
+      </w:tblPr>
+      <w:tblGrid>
+        <w:gridCol w:w="3048"/>
+        <w:gridCol w:w="3048"/>
+        <w:gridCol w:w="3048"/>
+      </w:tblGrid>
+      <w:tr>
+        <w:trPr>
+          <w:cantSplit/>
+          <w:tblHeader/>
+        </w:trPr>
+        <w:tc>
+          <w:tcPr>
+            <w:shd w:val="clear" w:color="ffffff" w:fill="1e293b"/>
+            <w:tcBorders/>
+            <w:tcMar>
+              <w:left w:w="140" w:type="dxa"/>
+              <w:top w:w="120" w:type="dxa"/>
+              <w:right w:w="140" w:type="dxa"/>
+              <w:bottom w:w="120" w:type="dxa"/>
+            </w:tcMar>
+            <w:tcW w:w="3048" w:type="dxa"/>
+          </w:tcPr>
+          <w:p>
+            <w:pPr>
+              <w:pBdr/>
+              <w:spacing w:after="40" w:before="40" w:line="276" w:lineRule="auto"/>
+              <w:ind/>
+              <w:jc w:val="center"/>
+              <w:rPr>
+                <w:rFonts w:ascii="Cambria" w:hAnsi="Cambria" w:cs="Cambria"/>
+              </w:rPr>
+            </w:pPr>
+            <w:r>
+              <w:rPr>
+                <w:rFonts w:ascii="Cambria" w:hAnsi="Cambria" w:eastAsia="Cambria" w:cs="Cambria"/>
+                <w:b/>
+                <w:color w:val="ffffff"/>
+                <w:sz w:val="19"/>
+              </w:rPr>
+              <w:t xml:space="preserve">Pasangan Titik</w:t>
+            </w:r>
+            <w:r>
+              <w:rPr>
+                <w:rFonts w:ascii="Cambria" w:hAnsi="Cambria" w:eastAsia="Cambria" w:cs="Cambria"/>
+              </w:rPr>
+            </w:r>
+            <w:r>
+              <w:rPr>
+                <w:rFonts w:ascii="Cambria" w:hAnsi="Cambria" w:eastAsia="Cambria" w:cs="Cambria"/>
+              </w:rPr>
+            </w:r>
+          </w:p>
+        </w:tc>
+        <w:tc>
+          <w:tcPr>
+            <w:shd w:val="clear" w:color="ffffff" w:fill="1e293b"/>
+            <w:tcBorders/>
+            <w:tcMar>
+              <w:left w:w="140" w:type="dxa"/>
+              <w:top w:w="120" w:type="dxa"/>
+              <w:right w:w="140" w:type="dxa"/>
+              <w:bottom w:w="120" w:type="dxa"/>
+            </w:tcMar>
+            <w:tcW w:w="3048" w:type="dxa"/>
+          </w:tcPr>
+          <w:p>
+            <w:pPr>
+              <w:pBdr/>
+              <w:spacing w:after="40" w:before="40" w:line="276" w:lineRule="auto"/>
+              <w:ind/>
+              <w:jc w:val="center"/>
+              <w:rPr>
+                <w:rFonts w:ascii="Cambria" w:hAnsi="Cambria" w:cs="Cambria"/>
+              </w:rPr>
+            </w:pPr>
+            <w:r>
+              <w:rPr>
+                <w:rFonts w:ascii="Cambria" w:hAnsi="Cambria" w:eastAsia="Cambria" w:cs="Cambria"/>
+                <w:b/>
+                <w:color w:val="ffffff"/>
+                <w:sz w:val="19"/>
+              </w:rPr>
+              <w:t xml:space="preserve">Suku Perkalian Silang</w:t>
+            </w:r>
+            <w:r>
+              <w:rPr>
+                <w:rFonts w:ascii="Cambria" w:hAnsi="Cambria" w:eastAsia="Cambria" w:cs="Cambria"/>
+              </w:rPr>
+            </w:r>
+            <w:r>
+              <w:rPr>
+                <w:rFonts w:ascii="Cambria" w:hAnsi="Cambria" w:eastAsia="Cambria" w:cs="Cambria"/>
+              </w:rPr>
+            </w:r>
+          </w:p>
+        </w:tc>
+        <w:tc>
+          <w:tcPr>
+            <w:shd w:val="clear" w:color="ffffff" w:fill="1e293b"/>
+            <w:tcBorders/>
+            <w:tcMar>
+              <w:left w:w="140" w:type="dxa"/>
+              <w:top w:w="120" w:type="dxa"/>
+              <w:right w:w="140" w:type="dxa"/>
+              <w:bottom w:w="120" w:type="dxa"/>
+            </w:tcMar>
+            <w:tcW w:w="3048" w:type="dxa"/>
+          </w:tcPr>
+          <w:p>
+            <w:pPr>
+              <w:pBdr/>
+              <w:spacing w:after="40" w:before="40" w:line="276" w:lineRule="auto"/>
+              <w:ind/>
+              <w:jc w:val="center"/>
+              <w:rPr>
+                <w:rFonts w:ascii="Cambria" w:hAnsi="Cambria" w:cs="Cambria"/>
+              </w:rPr>
+            </w:pPr>
+            <w:r>
+              <w:rPr>
+                <w:rFonts w:ascii="Cambria" w:hAnsi="Cambria" w:eastAsia="Cambria" w:cs="Cambria"/>
+                <w:b/>
+                <w:color w:val="ffffff"/>
+                <w:sz w:val="19"/>
+              </w:rPr>
+              <w:t xml:space="preserve">Hasil Hitung</w:t>
+            </w:r>
+            <w:r>
+              <w:rPr>
+                <w:rFonts w:ascii="Cambria" w:hAnsi="Cambria" w:eastAsia="Cambria" w:cs="Cambria"/>
+              </w:rPr>
+            </w:r>
+            <w:r>
+              <w:rPr>
+                <w:rFonts w:ascii="Cambria" w:hAnsi="Cambria" w:eastAsia="Cambria" w:cs="Cambria"/>
+              </w:rPr>
+            </w:r>
+          </w:p>
+        </w:tc>
+      </w:tr>
+      <w:tr>
+        <w:trPr>
+          <w:cantSplit/>
+        </w:trPr>
+        <w:tc>
+          <w:tcPr>
+            <w:shd w:val="clear" w:color="ffffff" w:fill="f8fafc"/>
+            <w:tcBorders/>
+            <w:tcMar>
+              <w:left w:w="140" w:type="dxa"/>
+              <w:top w:w="120" w:type="dxa"/>
+              <w:right w:w="140" w:type="dxa"/>
+              <w:bottom w:w="120" w:type="dxa"/>
+            </w:tcMar>
+            <w:tcW w:w="3048" w:type="dxa"/>
+          </w:tcPr>
+          <w:p>
+            <w:pPr>
+              <w:pBdr/>
+              <w:spacing w:after="40" w:before="40" w:line="276" w:lineRule="auto"/>
+              <w:ind/>
+              <w:jc w:val="center"/>
+              <w:rPr>
+                <w:rFonts w:ascii="Cambria" w:hAnsi="Cambria" w:cs="Cambria"/>
+              </w:rPr>
+            </w:pPr>
+            <w:r>
+              <w:rPr>
+                <w:rFonts w:ascii="Cambria" w:hAnsi="Cambria" w:eastAsia="Cambria" w:cs="Cambria"/>
+                <w:b/>
+                <w:color w:val="0f172a"/>
+                <w:sz w:val="19"/>
+              </w:rPr>
+              <w:t xml:space="preserve">A ke B</w:t>
+            </w:r>
+            <w:r>
+              <w:rPr>
+                <w:rFonts w:ascii="Cambria" w:hAnsi="Cambria" w:eastAsia="Cambria" w:cs="Cambria"/>
+              </w:rPr>
+            </w:r>
+            <w:r>
+              <w:rPr>
+                <w:rFonts w:ascii="Cambria" w:hAnsi="Cambria" w:eastAsia="Cambria" w:cs="Cambria"/>
+              </w:rPr>
+            </w:r>
+          </w:p>
+        </w:tc>
+        <w:tc>
+          <w:tcPr>
+            <w:shd w:val="clear" w:color="ffffff" w:fill="f8fafc"/>
+            <w:tcBorders/>
+            <w:tcMar>
+              <w:left w:w="140" w:type="dxa"/>
+              <w:top w:w="120" w:type="dxa"/>
+              <w:right w:w="140" w:type="dxa"/>
+              <w:bottom w:w="120" w:type="dxa"/>
+            </w:tcMar>
+            <w:tcW w:w="3048" w:type="dxa"/>
+          </w:tcPr>
+          <w:p>
+            <w:pPr>
+              <w:pBdr/>
+              <w:spacing w:after="40" w:before="40" w:line="276" w:lineRule="auto"/>
+              <w:ind/>
+              <w:jc w:val="center"/>
+              <w:rPr>
+                <w:rFonts w:ascii="Cambria" w:hAnsi="Cambria" w:cs="Cambria"/>
+              </w:rPr>
+            </w:pPr>
+            <w:r>
+              <w:rPr>
+                <w:rFonts w:ascii="Cambria" w:hAnsi="Cambria" w:eastAsia="Cambria" w:cs="Cambria"/>
+                <w:color w:val="0f172a"/>
+                <w:sz w:val="19"/>
+              </w:rPr>
+              <w:t xml:space="preserve">(6.0 × 11.7) - (10.4 × 1.8) = 70.20 - 18.72</w:t>
+            </w:r>
+            <w:r>
+              <w:rPr>
+                <w:rFonts w:ascii="Cambria" w:hAnsi="Cambria" w:eastAsia="Cambria" w:cs="Cambria"/>
+              </w:rPr>
+            </w:r>
+            <w:r>
+              <w:rPr>
+                <w:rFonts w:ascii="Cambria" w:hAnsi="Cambria" w:eastAsia="Cambria" w:cs="Cambria"/>
+              </w:rPr>
+            </w:r>
+          </w:p>
+        </w:tc>
+        <w:tc>
+          <w:tcPr>
+            <w:shd w:val="clear" w:color="ffffff" w:fill="f8fafc"/>
+            <w:tcBorders/>
+            <w:tcMar>
+              <w:left w:w="140" w:type="dxa"/>
+              <w:top w:w="120" w:type="dxa"/>
+              <w:right w:w="140" w:type="dxa"/>
+              <w:bottom w:w="120" w:type="dxa"/>
+            </w:tcMar>
+            <w:tcW w:w="3048" w:type="dxa"/>
+          </w:tcPr>
+          <w:p>
+            <w:pPr>
+              <w:pBdr/>
+              <w:spacing w:after="40" w:before="40" w:line="276" w:lineRule="auto"/>
+              <w:ind/>
+              <w:jc w:val="left"/>
+              <w:rPr>
+                <w:rFonts w:ascii="Cambria" w:hAnsi="Cambria" w:cs="Cambria"/>
+              </w:rPr>
+            </w:pPr>
+            <w:r>
+              <w:rPr>
+                <w:rFonts w:ascii="Cambria" w:hAnsi="Cambria" w:eastAsia="Cambria" w:cs="Cambria"/>
+                <w:color w:val="0f172a"/>
+                <w:sz w:val="19"/>
+              </w:rPr>
+              <w:t xml:space="preserve">+51.48</w:t>
+            </w:r>
+            <w:r>
+              <w:rPr>
+                <w:rFonts w:ascii="Cambria" w:hAnsi="Cambria" w:eastAsia="Cambria" w:cs="Cambria"/>
+              </w:rPr>
+            </w:r>
+            <w:r>
+              <w:rPr>
+                <w:rFonts w:ascii="Cambria" w:hAnsi="Cambria" w:eastAsia="Cambria" w:cs="Cambria"/>
+              </w:rPr>
+            </w:r>
+          </w:p>
+        </w:tc>
+      </w:tr>
+      <w:tr>
+        <w:trPr>
+          <w:cantSplit/>
+        </w:trPr>
+        <w:tc>
+          <w:tcPr>
+            <w:shd w:val="clear" w:color="ffffff" w:fill="ffffff"/>
+            <w:tcBorders/>
+            <w:tcMar>
+              <w:left w:w="140" w:type="dxa"/>
+              <w:top w:w="120" w:type="dxa"/>
+              <w:right w:w="140" w:type="dxa"/>
+              <w:bottom w:w="120" w:type="dxa"/>
+            </w:tcMar>
+            <w:tcW w:w="3048" w:type="dxa"/>
+          </w:tcPr>
+          <w:p>
+            <w:pPr>
+              <w:pBdr/>
+              <w:spacing w:after="40" w:before="40" w:line="276" w:lineRule="auto"/>
+              <w:ind/>
+              <w:jc w:val="center"/>
+              <w:rPr>
+                <w:rFonts w:ascii="Cambria" w:hAnsi="Cambria" w:cs="Cambria"/>
+              </w:rPr>
+            </w:pPr>
+            <w:r>
+              <w:rPr>
+                <w:rFonts w:ascii="Cambria" w:hAnsi="Cambria" w:eastAsia="Cambria" w:cs="Cambria"/>
+                <w:b/>
+                <w:color w:val="0f172a"/>
+                <w:sz w:val="19"/>
+              </w:rPr>
+              <w:t xml:space="preserve">B ke C</w:t>
+            </w:r>
+            <w:r>
+              <w:rPr>
+                <w:rFonts w:ascii="Cambria" w:hAnsi="Cambria" w:eastAsia="Cambria" w:cs="Cambria"/>
+              </w:rPr>
+            </w:r>
+            <w:r>
+              <w:rPr>
+                <w:rFonts w:ascii="Cambria" w:hAnsi="Cambria" w:eastAsia="Cambria" w:cs="Cambria"/>
+              </w:rPr>
+            </w:r>
+          </w:p>
+        </w:tc>
+        <w:tc>
+          <w:tcPr>
+            <w:shd w:val="clear" w:color="ffffff" w:fill="ffffff"/>
+            <w:tcBorders/>
+            <w:tcMar>
+              <w:left w:w="140" w:type="dxa"/>
+              <w:top w:w="120" w:type="dxa"/>
+              <w:right w:w="140" w:type="dxa"/>
+              <w:bottom w:w="120" w:type="dxa"/>
+            </w:tcMar>
+            <w:tcW w:w="3048" w:type="dxa"/>
+          </w:tcPr>
+          <w:p>
+            <w:pPr>
+              <w:pBdr/>
+              <w:spacing w:after="40" w:before="40" w:line="276" w:lineRule="auto"/>
+              <w:ind/>
+              <w:jc w:val="center"/>
+              <w:rPr>
+                <w:rFonts w:ascii="Cambria" w:hAnsi="Cambria" w:cs="Cambria"/>
+              </w:rPr>
+            </w:pPr>
+            <w:r>
+              <w:rPr>
+                <w:rFonts w:ascii="Cambria" w:hAnsi="Cambria" w:eastAsia="Cambria" w:cs="Cambria"/>
+                <w:color w:val="0f172a"/>
+                <w:sz w:val="19"/>
+              </w:rPr>
+              <w:t xml:space="preserve">(10.4 × 13.0) - (8.5 × 11.7) = 135.20 - 99.45</w:t>
+            </w:r>
+            <w:r>
+              <w:rPr>
+                <w:rFonts w:ascii="Cambria" w:hAnsi="Cambria" w:eastAsia="Cambria" w:cs="Cambria"/>
+              </w:rPr>
+            </w:r>
+            <w:r>
+              <w:rPr>
+                <w:rFonts w:ascii="Cambria" w:hAnsi="Cambria" w:eastAsia="Cambria" w:cs="Cambria"/>
+              </w:rPr>
+            </w:r>
+          </w:p>
+        </w:tc>
+        <w:tc>
+          <w:tcPr>
+            <w:shd w:val="clear" w:color="ffffff" w:fill="ffffff"/>
+            <w:tcBorders/>
+            <w:tcMar>
+              <w:left w:w="140" w:type="dxa"/>
+              <w:top w:w="120" w:type="dxa"/>
+              <w:right w:w="140" w:type="dxa"/>
+              <w:bottom w:w="120" w:type="dxa"/>
+            </w:tcMar>
+            <w:tcW w:w="3048" w:type="dxa"/>
+          </w:tcPr>
+          <w:p>
+            <w:pPr>
+              <w:pBdr/>
+              <w:spacing w:after="40" w:before="40" w:line="276" w:lineRule="auto"/>
+              <w:ind/>
+              <w:jc w:val="left"/>
+              <w:rPr>
+                <w:rFonts w:ascii="Cambria" w:hAnsi="Cambria" w:cs="Cambria"/>
+              </w:rPr>
+            </w:pPr>
+            <w:r>
+              <w:rPr>
+                <w:rFonts w:ascii="Cambria" w:hAnsi="Cambria" w:eastAsia="Cambria" w:cs="Cambria"/>
+                <w:color w:val="0f172a"/>
+                <w:sz w:val="19"/>
+              </w:rPr>
+              <w:t xml:space="preserve">+35.75</w:t>
+            </w:r>
+            <w:r>
+              <w:rPr>
+                <w:rFonts w:ascii="Cambria" w:hAnsi="Cambria" w:eastAsia="Cambria" w:cs="Cambria"/>
+              </w:rPr>
+            </w:r>
+            <w:r>
+              <w:rPr>
+                <w:rFonts w:ascii="Cambria" w:hAnsi="Cambria" w:eastAsia="Cambria" w:cs="Cambria"/>
+              </w:rPr>
+            </w:r>
+          </w:p>
+        </w:tc>
+      </w:tr>
+      <w:tr>
+        <w:trPr>
+          <w:cantSplit/>
+        </w:trPr>
+        <w:tc>
+          <w:tcPr>
+            <w:shd w:val="clear" w:color="ffffff" w:fill="f8fafc"/>
+            <w:tcBorders/>
+            <w:tcMar>
+              <w:left w:w="140" w:type="dxa"/>
+              <w:top w:w="120" w:type="dxa"/>
+              <w:right w:w="140" w:type="dxa"/>
+              <w:bottom w:w="120" w:type="dxa"/>
+            </w:tcMar>
+            <w:tcW w:w="3048" w:type="dxa"/>
+          </w:tcPr>
+          <w:p>
+            <w:pPr>
+              <w:pBdr/>
+              <w:spacing w:after="40" w:before="40" w:line="276" w:lineRule="auto"/>
+              <w:ind/>
+              <w:jc w:val="center"/>
+              <w:rPr>
+                <w:rFonts w:ascii="Cambria" w:hAnsi="Cambria" w:cs="Cambria"/>
+              </w:rPr>
+            </w:pPr>
+            <w:r>
+              <w:rPr>
+                <w:rFonts w:ascii="Cambria" w:hAnsi="Cambria" w:eastAsia="Cambria" w:cs="Cambria"/>
+                <w:b/>
+                <w:color w:val="0f172a"/>
+                <w:sz w:val="19"/>
+              </w:rPr>
+              <w:t xml:space="preserve">C ke D</w:t>
+            </w:r>
+            <w:r>
+              <w:rPr>
+                <w:rFonts w:ascii="Cambria" w:hAnsi="Cambria" w:eastAsia="Cambria" w:cs="Cambria"/>
+              </w:rPr>
+            </w:r>
+            <w:r>
+              <w:rPr>
+                <w:rFonts w:ascii="Cambria" w:hAnsi="Cambria" w:eastAsia="Cambria" w:cs="Cambria"/>
+              </w:rPr>
+            </w:r>
+          </w:p>
+        </w:tc>
+        <w:tc>
+          <w:tcPr>
+            <w:shd w:val="clear" w:color="ffffff" w:fill="f8fafc"/>
+            <w:tcBorders/>
+            <w:tcMar>
+              <w:left w:w="140" w:type="dxa"/>
+              <w:top w:w="120" w:type="dxa"/>
+              <w:right w:w="140" w:type="dxa"/>
+              <w:bottom w:w="120" w:type="dxa"/>
+            </w:tcMar>
+            <w:tcW w:w="3048" w:type="dxa"/>
+          </w:tcPr>
+          <w:p>
+            <w:pPr>
+              <w:pBdr/>
+              <w:spacing w:after="40" w:before="40" w:line="276" w:lineRule="auto"/>
+              <w:ind/>
+              <w:jc w:val="center"/>
+              <w:rPr>
+                <w:rFonts w:ascii="Cambria" w:hAnsi="Cambria" w:cs="Cambria"/>
+              </w:rPr>
+            </w:pPr>
+            <w:r>
+              <w:rPr>
+                <w:rFonts w:ascii="Cambria" w:hAnsi="Cambria" w:eastAsia="Cambria" w:cs="Cambria"/>
+                <w:color w:val="0f172a"/>
+                <w:sz w:val="19"/>
+              </w:rPr>
+              <w:t xml:space="preserve">(8.5 × 13.0) - (3.5 × 13.0) = 110.50 - 45.50</w:t>
+            </w:r>
+            <w:r>
+              <w:rPr>
+                <w:rFonts w:ascii="Cambria" w:hAnsi="Cambria" w:eastAsia="Cambria" w:cs="Cambria"/>
+              </w:rPr>
+            </w:r>
+            <w:r>
+              <w:rPr>
+                <w:rFonts w:ascii="Cambria" w:hAnsi="Cambria" w:eastAsia="Cambria" w:cs="Cambria"/>
+              </w:rPr>
+            </w:r>
+          </w:p>
+        </w:tc>
+        <w:tc>
+          <w:tcPr>
+            <w:shd w:val="clear" w:color="ffffff" w:fill="f8fafc"/>
+            <w:tcBorders/>
+            <w:tcMar>
+              <w:left w:w="140" w:type="dxa"/>
+              <w:top w:w="120" w:type="dxa"/>
+              <w:right w:w="140" w:type="dxa"/>
+              <w:bottom w:w="120" w:type="dxa"/>
+            </w:tcMar>
+            <w:tcW w:w="3048" w:type="dxa"/>
+          </w:tcPr>
+          <w:p>
+            <w:pPr>
+              <w:pBdr/>
+              <w:spacing w:after="40" w:before="40" w:line="276" w:lineRule="auto"/>
+              <w:ind/>
+              <w:jc w:val="left"/>
+              <w:rPr>
+                <w:rFonts w:ascii="Cambria" w:hAnsi="Cambria" w:cs="Cambria"/>
+              </w:rPr>
+            </w:pPr>
+            <w:r>
+              <w:rPr>
+                <w:rFonts w:ascii="Cambria" w:hAnsi="Cambria" w:eastAsia="Cambria" w:cs="Cambria"/>
+                <w:color w:val="0f172a"/>
+                <w:sz w:val="19"/>
+              </w:rPr>
+              <w:t xml:space="preserve">+65.00</w:t>
+            </w:r>
+            <w:r>
+              <w:rPr>
+                <w:rFonts w:ascii="Cambria" w:hAnsi="Cambria" w:eastAsia="Cambria" w:cs="Cambria"/>
+              </w:rPr>
+            </w:r>
+            <w:r>
+              <w:rPr>
+                <w:rFonts w:ascii="Cambria" w:hAnsi="Cambria" w:eastAsia="Cambria" w:cs="Cambria"/>
+              </w:rPr>
+            </w:r>
+          </w:p>
+        </w:tc>
+      </w:tr>
+      <w:tr>
+        <w:trPr>
+          <w:cantSplit/>
+        </w:trPr>
+        <w:tc>
+          <w:tcPr>
+            <w:shd w:val="clear" w:color="ffffff" w:fill="ffffff"/>
+            <w:tcBorders/>
+            <w:tcMar>
+              <w:left w:w="140" w:type="dxa"/>
+              <w:top w:w="120" w:type="dxa"/>
+              <w:right w:w="140" w:type="dxa"/>
+              <w:bottom w:w="120" w:type="dxa"/>
+            </w:tcMar>
+            <w:tcW w:w="3048" w:type="dxa"/>
+          </w:tcPr>
+          <w:p>
+            <w:pPr>
+              <w:pBdr/>
+              <w:spacing w:after="40" w:before="40" w:line="276" w:lineRule="auto"/>
+              <w:ind/>
+              <w:jc w:val="center"/>
+              <w:rPr>
+                <w:rFonts w:ascii="Cambria" w:hAnsi="Cambria" w:cs="Cambria"/>
+              </w:rPr>
+            </w:pPr>
+            <w:r>
+              <w:rPr>
+                <w:rFonts w:ascii="Cambria" w:hAnsi="Cambria" w:eastAsia="Cambria" w:cs="Cambria"/>
+                <w:b/>
+                <w:color w:val="0f172a"/>
+                <w:sz w:val="19"/>
+              </w:rPr>
+              <w:t xml:space="preserve">D ke E</w:t>
+            </w:r>
+            <w:r>
+              <w:rPr>
+                <w:rFonts w:ascii="Cambria" w:hAnsi="Cambria" w:eastAsia="Cambria" w:cs="Cambria"/>
+              </w:rPr>
+            </w:r>
+            <w:r>
+              <w:rPr>
+                <w:rFonts w:ascii="Cambria" w:hAnsi="Cambria" w:eastAsia="Cambria" w:cs="Cambria"/>
+              </w:rPr>
+            </w:r>
+          </w:p>
+        </w:tc>
+        <w:tc>
+          <w:tcPr>
+            <w:shd w:val="clear" w:color="ffffff" w:fill="ffffff"/>
+            <w:tcBorders/>
+            <w:tcMar>
+              <w:left w:w="140" w:type="dxa"/>
+              <w:top w:w="120" w:type="dxa"/>
+              <w:right w:w="140" w:type="dxa"/>
+              <w:bottom w:w="120" w:type="dxa"/>
+            </w:tcMar>
+            <w:tcW w:w="3048" w:type="dxa"/>
+          </w:tcPr>
+          <w:p>
+            <w:pPr>
+              <w:pBdr/>
+              <w:spacing w:after="40" w:before="40" w:line="276" w:lineRule="auto"/>
+              <w:ind/>
+              <w:jc w:val="center"/>
+              <w:rPr>
+                <w:rFonts w:ascii="Cambria" w:hAnsi="Cambria" w:cs="Cambria"/>
+              </w:rPr>
+            </w:pPr>
+            <w:r>
+              <w:rPr>
+                <w:rFonts w:ascii="Cambria" w:hAnsi="Cambria" w:eastAsia="Cambria" w:cs="Cambria"/>
+                <w:color w:val="0f172a"/>
+                <w:sz w:val="19"/>
+              </w:rPr>
+              <w:t xml:space="preserve">(3.5 × 11.7) - (1.6 × 13.0) = 40.95 - 20.80</w:t>
+            </w:r>
+            <w:r>
+              <w:rPr>
+                <w:rFonts w:ascii="Cambria" w:hAnsi="Cambria" w:eastAsia="Cambria" w:cs="Cambria"/>
+              </w:rPr>
+            </w:r>
+            <w:r>
+              <w:rPr>
+                <w:rFonts w:ascii="Cambria" w:hAnsi="Cambria" w:eastAsia="Cambria" w:cs="Cambria"/>
+              </w:rPr>
+            </w:r>
+          </w:p>
+        </w:tc>
+        <w:tc>
+          <w:tcPr>
+            <w:shd w:val="clear" w:color="ffffff" w:fill="ffffff"/>
+            <w:tcBorders/>
+            <w:tcMar>
+              <w:left w:w="140" w:type="dxa"/>
+              <w:top w:w="120" w:type="dxa"/>
+              <w:right w:w="140" w:type="dxa"/>
+              <w:bottom w:w="120" w:type="dxa"/>
+            </w:tcMar>
+            <w:tcW w:w="3048" w:type="dxa"/>
+          </w:tcPr>
+          <w:p>
+            <w:pPr>
+              <w:pBdr/>
+              <w:spacing w:after="40" w:before="40" w:line="276" w:lineRule="auto"/>
+              <w:ind/>
+              <w:jc w:val="left"/>
+              <w:rPr>
+                <w:rFonts w:ascii="Cambria" w:hAnsi="Cambria" w:cs="Cambria"/>
+              </w:rPr>
+            </w:pPr>
+            <w:r>
+              <w:rPr>
+                <w:rFonts w:ascii="Cambria" w:hAnsi="Cambria" w:eastAsia="Cambria" w:cs="Cambria"/>
+                <w:color w:val="0f172a"/>
+                <w:sz w:val="19"/>
+              </w:rPr>
+              <w:t xml:space="preserve">+20.15</w:t>
+            </w:r>
+            <w:r>
+              <w:rPr>
+                <w:rFonts w:ascii="Cambria" w:hAnsi="Cambria" w:eastAsia="Cambria" w:cs="Cambria"/>
+              </w:rPr>
+            </w:r>
+            <w:r>
+              <w:rPr>
+                <w:rFonts w:ascii="Cambria" w:hAnsi="Cambria" w:eastAsia="Cambria" w:cs="Cambria"/>
+              </w:rPr>
+            </w:r>
+          </w:p>
+        </w:tc>
+      </w:tr>
+      <w:tr>
+        <w:trPr>
+          <w:cantSplit/>
+        </w:trPr>
+        <w:tc>
+          <w:tcPr>
+            <w:shd w:val="clear" w:color="ffffff" w:fill="f8fafc"/>
+            <w:tcBorders/>
+            <w:tcMar>
+              <w:left w:w="140" w:type="dxa"/>
+              <w:top w:w="120" w:type="dxa"/>
+              <w:right w:w="140" w:type="dxa"/>
+              <w:bottom w:w="120" w:type="dxa"/>
+            </w:tcMar>
+            <w:tcW w:w="3048" w:type="dxa"/>
+          </w:tcPr>
+          <w:p>
+            <w:pPr>
+              <w:pBdr/>
+              <w:spacing w:after="40" w:before="40" w:line="276" w:lineRule="auto"/>
+              <w:ind/>
+              <w:jc w:val="center"/>
+              <w:rPr>
+                <w:rFonts w:ascii="Cambria" w:hAnsi="Cambria" w:cs="Cambria"/>
+              </w:rPr>
+            </w:pPr>
+            <w:r>
+              <w:rPr>
+                <w:rFonts w:ascii="Cambria" w:hAnsi="Cambria" w:eastAsia="Cambria" w:cs="Cambria"/>
+                <w:b/>
+                <w:color w:val="0f172a"/>
+                <w:sz w:val="19"/>
+              </w:rPr>
+              <w:t xml:space="preserve">E ke A</w:t>
+            </w:r>
+            <w:r>
+              <w:rPr>
+                <w:rFonts w:ascii="Cambria" w:hAnsi="Cambria" w:eastAsia="Cambria" w:cs="Cambria"/>
+              </w:rPr>
+            </w:r>
+            <w:r>
+              <w:rPr>
+                <w:rFonts w:ascii="Cambria" w:hAnsi="Cambria" w:eastAsia="Cambria" w:cs="Cambria"/>
+              </w:rPr>
+            </w:r>
+          </w:p>
+        </w:tc>
+        <w:tc>
+          <w:tcPr>
+            <w:shd w:val="clear" w:color="ffffff" w:fill="f8fafc"/>
+            <w:tcBorders/>
+            <w:tcMar>
+              <w:left w:w="140" w:type="dxa"/>
+              <w:top w:w="120" w:type="dxa"/>
+              <w:right w:w="140" w:type="dxa"/>
+              <w:bottom w:w="120" w:type="dxa"/>
+            </w:tcMar>
+            <w:tcW w:w="3048" w:type="dxa"/>
+          </w:tcPr>
+          <w:p>
+            <w:pPr>
+              <w:pBdr/>
+              <w:spacing w:after="40" w:before="40" w:line="276" w:lineRule="auto"/>
+              <w:ind/>
+              <w:jc w:val="center"/>
+              <w:rPr>
+                <w:rFonts w:ascii="Cambria" w:hAnsi="Cambria" w:cs="Cambria"/>
+              </w:rPr>
+            </w:pPr>
+            <w:r>
+              <w:rPr>
+                <w:rFonts w:ascii="Cambria" w:hAnsi="Cambria" w:eastAsia="Cambria" w:cs="Cambria"/>
+                <w:color w:val="0f172a"/>
+                <w:sz w:val="19"/>
+              </w:rPr>
+              <w:t xml:space="preserve">(1.6 × 1.8) - (6.0 × 11.7) = 2.88 - 70.20</w:t>
+            </w:r>
+            <w:r>
+              <w:rPr>
+                <w:rFonts w:ascii="Cambria" w:hAnsi="Cambria" w:eastAsia="Cambria" w:cs="Cambria"/>
+              </w:rPr>
+            </w:r>
+            <w:r>
+              <w:rPr>
+                <w:rFonts w:ascii="Cambria" w:hAnsi="Cambria" w:eastAsia="Cambria" w:cs="Cambria"/>
+              </w:rPr>
+            </w:r>
+          </w:p>
+        </w:tc>
+        <w:tc>
+          <w:tcPr>
+            <w:shd w:val="clear" w:color="ffffff" w:fill="f8fafc"/>
+            <w:tcBorders/>
+            <w:tcMar>
+              <w:left w:w="140" w:type="dxa"/>
+              <w:top w:w="120" w:type="dxa"/>
+              <w:right w:w="140" w:type="dxa"/>
+              <w:bottom w:w="120" w:type="dxa"/>
+            </w:tcMar>
+            <w:tcW w:w="3048" w:type="dxa"/>
+          </w:tcPr>
+          <w:p>
+            <w:pPr>
+              <w:pBdr/>
+              <w:spacing w:after="40" w:before="40" w:line="276" w:lineRule="auto"/>
+              <w:ind/>
+              <w:jc w:val="left"/>
+              <w:rPr>
+                <w:rFonts w:ascii="Cambria" w:hAnsi="Cambria" w:cs="Cambria"/>
+              </w:rPr>
+            </w:pPr>
+            <w:r>
+              <w:rPr>
+                <w:rFonts w:ascii="Cambria" w:hAnsi="Cambria" w:eastAsia="Cambria" w:cs="Cambria"/>
+                <w:color w:val="0f172a"/>
+                <w:sz w:val="19"/>
+              </w:rPr>
+              <w:t xml:space="preserve">-67.32</w:t>
+            </w:r>
+            <w:r>
+              <w:rPr>
+                <w:rFonts w:ascii="Cambria" w:hAnsi="Cambria" w:eastAsia="Cambria" w:cs="Cambria"/>
+              </w:rPr>
+            </w:r>
+            <w:r>
+              <w:rPr>
+                <w:rFonts w:ascii="Cambria" w:hAnsi="Cambria" w:eastAsia="Cambria" w:cs="Cambria"/>
+              </w:rPr>
+            </w:r>
+          </w:p>
+        </w:tc>
+      </w:tr>
+      <w:tr>
+        <w:trPr>
+          <w:cantSplit/>
+        </w:trPr>
+        <w:tc>
+          <w:tcPr>
+            <w:shd w:val="clear" w:color="ffffff" w:fill="ffffff"/>
+            <w:tcBorders/>
+            <w:tcMar>
+              <w:left w:w="140" w:type="dxa"/>
+              <w:top w:w="120" w:type="dxa"/>
+              <w:right w:w="140" w:type="dxa"/>
+              <w:bottom w:w="120" w:type="dxa"/>
+            </w:tcMar>
+            <w:tcW w:w="3048" w:type="dxa"/>
+          </w:tcPr>
+          <w:p>
+            <w:pPr>
+              <w:pBdr/>
+              <w:spacing w:after="40" w:before="40" w:line="276" w:lineRule="auto"/>
+              <w:ind/>
+              <w:jc w:val="center"/>
+              <w:rPr>
+                <w:rFonts w:ascii="Cambria" w:hAnsi="Cambria" w:cs="Cambria"/>
+              </w:rPr>
+            </w:pPr>
+            <w:r>
+              <w:rPr>
+                <w:rFonts w:ascii="Cambria" w:hAnsi="Cambria" w:eastAsia="Cambria" w:cs="Cambria"/>
+                <w:b/>
+                <w:color w:val="0f172a"/>
+                <w:sz w:val="19"/>
+              </w:rPr>
+              <w:t xml:space="preserve">Jumlah Total (Σ)</w:t>
+            </w:r>
+            <w:r>
+              <w:rPr>
+                <w:rFonts w:ascii="Cambria" w:hAnsi="Cambria" w:eastAsia="Cambria" w:cs="Cambria"/>
+              </w:rPr>
+            </w:r>
+            <w:r>
+              <w:rPr>
+                <w:rFonts w:ascii="Cambria" w:hAnsi="Cambria" w:eastAsia="Cambria" w:cs="Cambria"/>
+              </w:rPr>
+            </w:r>
+          </w:p>
+        </w:tc>
+        <w:tc>
+          <w:tcPr>
+            <w:shd w:val="clear" w:color="ffffff" w:fill="ffffff"/>
+            <w:tcBorders/>
+            <w:tcMar>
+              <w:left w:w="140" w:type="dxa"/>
+              <w:top w:w="120" w:type="dxa"/>
+              <w:right w:w="140" w:type="dxa"/>
+              <w:bottom w:w="120" w:type="dxa"/>
+            </w:tcMar>
+            <w:tcW w:w="3048" w:type="dxa"/>
+          </w:tcPr>
+          <w:p>
+            <w:pPr>
+              <w:pBdr/>
+              <w:spacing w:after="40" w:before="40" w:line="276" w:lineRule="auto"/>
+              <w:ind/>
+              <w:jc w:val="left"/>
+              <w:rPr>
+                <w:rFonts w:ascii="Cambria" w:hAnsi="Cambria" w:cs="Cambria"/>
+              </w:rPr>
+            </w:pPr>
+            <w:r>
+              <w:rPr>
+                <w:rFonts w:ascii="Cambria" w:hAnsi="Cambria" w:eastAsia="Cambria" w:cs="Cambria"/>
+                <w:color w:val="0f172a"/>
+                <w:sz w:val="19"/>
+              </w:rPr>
+              <w:t xml:space="preserve">51.48 + 35.75 + 65.00 + 20.15 - 67.32</w:t>
+            </w:r>
+            <w:r>
+              <w:rPr>
+                <w:rFonts w:ascii="Cambria" w:hAnsi="Cambria" w:eastAsia="Cambria" w:cs="Cambria"/>
+              </w:rPr>
+            </w:r>
+            <w:r>
+              <w:rPr>
+                <w:rFonts w:ascii="Cambria" w:hAnsi="Cambria" w:eastAsia="Cambria" w:cs="Cambria"/>
+              </w:rPr>
+            </w:r>
+          </w:p>
+        </w:tc>
+        <w:tc>
+          <w:tcPr>
+            <w:shd w:val="clear" w:color="ffffff" w:fill="ffffff"/>
+            <w:tcBorders/>
+            <w:tcMar>
+              <w:left w:w="140" w:type="dxa"/>
+              <w:top w:w="120" w:type="dxa"/>
+              <w:right w:w="140" w:type="dxa"/>
+              <w:bottom w:w="120" w:type="dxa"/>
+            </w:tcMar>
+            <w:tcW w:w="3048" w:type="dxa"/>
+          </w:tcPr>
+          <w:p>
+            <w:pPr>
+              <w:pBdr/>
+              <w:spacing w:after="40" w:before="40" w:line="276" w:lineRule="auto"/>
+              <w:ind/>
+              <w:jc w:val="left"/>
+              <w:rPr>
+                <w:rFonts w:ascii="Cambria" w:hAnsi="Cambria" w:cs="Cambria"/>
+                <w:b/>
+                <w:bCs/>
+              </w:rPr>
+            </w:pPr>
+            <w:r>
+              <w:rPr>
+                <w:rFonts w:ascii="Cambria" w:hAnsi="Cambria" w:eastAsia="Cambria" w:cs="Cambria"/>
+                <w:b/>
+                <w:bCs/>
+                <w:color w:val="0f172a"/>
+                <w:sz w:val="19"/>
+              </w:rPr>
+              <w:t xml:space="preserve">+105.06</w:t>
+            </w:r>
+            <w:r>
+              <w:rPr>
+                <w:rFonts w:ascii="Cambria" w:hAnsi="Cambria" w:eastAsia="Cambria" w:cs="Cambria"/>
+                <w:b/>
+                <w:bCs/>
+              </w:rPr>
+            </w:r>
+            <w:r>
+              <w:rPr>
+                <w:rFonts w:ascii="Cambria" w:hAnsi="Cambria" w:eastAsia="Cambria" w:cs="Cambria"/>
+                <w:b/>
+                <w:bCs/>
+              </w:rPr>
+            </w:r>
+          </w:p>
+        </w:tc>
+      </w:tr>
+    </w:tbl>
+    <w:p>
+      <w:pPr>
+        <w:pBdr/>
+        <w:spacing/>
+        <w:ind/>
+        <w:rPr>
+          <w:rFonts w:ascii="Cambria" w:hAnsi="Cambria" w:cs="Cambria"/>
+        </w:rPr>
+      </w:pPr>
+      <w:r>
+        <w:rPr>
+          <w:rFonts w:ascii="Cambria" w:hAnsi="Cambria" w:eastAsia="Cambria" w:cs="Cambria"/>
+        </w:rPr>
+      </w:r>
+      <w:r>
+        <w:rPr>
+          <w:rFonts w:ascii="Cambria" w:hAnsi="Cambria" w:eastAsia="Cambria" w:cs="Cambria"/>
+        </w:rPr>
+      </w:r>
+      <w:r>
+        <w:rPr>
+          <w:rFonts w:ascii="Cambria" w:hAnsi="Cambria" w:eastAsia="Cambria" w:cs="Cambria"/>
+        </w:rPr>
+      </w:r>
+    </w:p>
+    <w:p>
+      <w:pPr>
+        <w:pBdr/>
+        <w:spacing w:after="40" w:before="40" w:line="276" w:lineRule="auto"/>
+        <w:ind/>
+        <w:rPr>
+          <w:rFonts w:ascii="Cambria" w:hAnsi="Cambria" w:cs="Cambria"/>
+        </w:rPr>
+      </w:pPr>
+      <w:r>
+        <w:rPr>
+          <w:rFonts w:ascii="Cambria" w:hAnsi="Cambria" w:eastAsia="Cambria" w:cs="Cambria"/>
+          <w:color w:val="0f172a"/>
+          <w:sz w:val="21"/>
+        </w:rPr>
+        <w:t xml:space="preserve">Maka luas daerah perisai adalah:</w:t>
+      </w:r>
+      <w:r>
+        <w:rPr>
+          <w:rFonts w:ascii="Cambria" w:hAnsi="Cambria" w:eastAsia="Cambria" w:cs="Cambria"/>
+        </w:rPr>
+      </w:r>
+      <w:r>
+        <w:rPr>
+          <w:rFonts w:ascii="Cambria" w:hAnsi="Cambria" w:eastAsia="Cambria" w:cs="Cambria"/>
+        </w:rPr>
+      </w:r>
+    </w:p>
+    <w:p>
+      <w:pPr>
+        <w:pBdr/>
+        <w:spacing w:after="80" w:before="80"/>
+        <w:ind/>
+        <w:jc w:val="center"/>
+        <w:rPr>
+          <w:rFonts w:ascii="Cambria" w:hAnsi="Cambria" w:eastAsia="Cambria" w:cs="Cambria"/>
+          <w:highlight w:val="none"/>
+        </w:rPr>
+      </w:pPr>
+      <w:r>
+        <w:rPr>
+          <w:rFonts w:ascii="Cambria" w:hAnsi="Cambria" w:eastAsia="Cambria" w:cs="Cambria"/>
+          <w:b/>
+          <w:color w:val="1e3a8a"/>
+          <w:sz w:val="20"/>
+        </w:rPr>
+        <w:t xml:space="preserve">Luas = ½ × |105.06| = 52.53  satuan luas</w:t>
+      </w:r>
+      <w:r>
+        <w:rPr>
+          <w:rFonts w:ascii="Cambria" w:hAnsi="Cambria" w:eastAsia="Cambria" w:cs="Cambria"/>
+        </w:rPr>
+      </w:r>
+      <w:r>
+        <w:rPr>
+          <w:rFonts w:ascii="Cambria" w:hAnsi="Cambria" w:cs="Cambria"/>
+        </w:rPr>
+      </w:r>
+    </w:p>
+    <w:p>
+      <w:pPr>
+        <w:pBdr/>
+        <w:spacing w:after="80" w:before="80"/>
+        <w:ind/>
+        <w:jc w:val="center"/>
+        <w:rPr>
+          <w:rFonts w:ascii="Cambria" w:hAnsi="Cambria" w:cs="Cambria"/>
+        </w:rPr>
+      </w:pPr>
+      <w:r>
+        <w:rPr>
+          <w:rFonts w:ascii="Cambria" w:hAnsi="Cambria" w:eastAsia="Cambria" w:cs="Cambria"/>
+          <w:highlight w:val="none"/>
+        </w:rPr>
+      </w:r>
+      <w:r>
+        <w:rPr>
+          <w:rFonts w:ascii="Cambria" w:hAnsi="Cambria" w:eastAsia="Cambria" w:cs="Cambria"/>
+          <w:highlight w:val="none"/>
+        </w:rPr>
+      </w:r>
+      <w:r>
+        <w:rPr>
+          <w:rFonts w:ascii="Cambria" w:hAnsi="Cambria" w:eastAsia="Cambria" w:cs="Cambria"/>
+          <w:highlight w:val="none"/>
+        </w:rPr>
+      </w:r>
+    </w:p>
+    <w:p>
+      <w:pPr>
+        <w:pBdr/>
+        <w:spacing w:after="40" w:before="40" w:line="276" w:lineRule="auto"/>
+        <w:ind/>
+        <w:rPr>
+          <w:rFonts w:ascii="Cambria" w:hAnsi="Cambria" w:eastAsia="Cambria" w:cs="Cambria"/>
+          <w:highlight w:val="none"/>
+        </w:rPr>
+      </w:pPr>
+      <w:r>
+        <w:rPr>
+          <w:rFonts w:ascii="Cambria" w:hAnsi="Cambria" w:eastAsia="Cambria" w:cs="Cambria"/>
+          <w:color w:val="0f172a"/>
+          <w:sz w:val="21"/>
+        </w:rPr>
+        <w:t xml:space="preserve">Dengan cara yang sama pada hasil rotasi 90°, 180°, dan 270°, hasil penjumlahan perkalian silang menghasilkan nilai mutlak yang tetap sebesar 105.06, sehingga:</w:t>
+      </w:r>
+      <w:r>
+        <w:rPr>
+          <w:rFonts w:ascii="Cambria" w:hAnsi="Cambria" w:eastAsia="Cambria" w:cs="Cambria"/>
+        </w:rPr>
+      </w:r>
+      <w:r>
+        <w:rPr>
+          <w:rFonts w:ascii="Cambria" w:hAnsi="Cambria" w:cs="Cambria"/>
+        </w:rPr>
+      </w:r>
+    </w:p>
+    <w:p>
+      <w:pPr>
+        <w:pBdr/>
+        <w:spacing w:after="40" w:before="40" w:line="276" w:lineRule="auto"/>
+        <w:ind/>
+        <w:rPr>
+          <w:rFonts w:ascii="Cambria" w:hAnsi="Cambria" w:cs="Cambria"/>
+        </w:rPr>
+      </w:pPr>
+      <w:r>
+        <w:rPr>
+          <w:rFonts w:ascii="Cambria" w:hAnsi="Cambria" w:eastAsia="Cambria" w:cs="Cambria"/>
+          <w:highlight w:val="none"/>
+        </w:rPr>
+      </w:r>
+      <w:r>
+        <w:rPr>
+          <w:rFonts w:ascii="Cambria" w:hAnsi="Cambria" w:eastAsia="Cambria" w:cs="Cambria"/>
+          <w:highlight w:val="none"/>
+        </w:rPr>
+      </w:r>
+      <w:r>
+        <w:rPr>
+          <w:rFonts w:ascii="Cambria" w:hAnsi="Cambria" w:eastAsia="Cambria" w:cs="Cambria"/>
+          <w:highlight w:val="none"/>
+        </w:rPr>
+      </w:r>
+    </w:p>
+    <w:p>
+      <w:pPr>
+        <w:pBdr/>
+        <w:spacing w:after="80" w:before="80"/>
+        <w:ind/>
+        <w:jc w:val="center"/>
+        <w:rPr>
+          <w:rFonts w:ascii="Cambria" w:hAnsi="Cambria" w:cs="Cambria"/>
+        </w:rPr>
+      </w:pPr>
+      <w:r>
+        <w:rPr>
+          <w:rFonts w:ascii="Cambria" w:hAnsi="Cambria" w:eastAsia="Cambria" w:cs="Cambria"/>
+          <w:b/>
+          <w:color w:val="1e3a8a"/>
+          <w:sz w:val="20"/>
+        </w:rPr>
+        <w:t xml:space="preserve">Luas_{0°} = Luas_{90°} = Luas_{180°} = Luas_{270°} = 52.53  satuan luas</w:t>
+      </w:r>
+      <w:r>
+        <w:rPr>
+          <w:rFonts w:ascii="Cambria" w:hAnsi="Cambria" w:eastAsia="Cambria" w:cs="Cambria"/>
+        </w:rPr>
+      </w:r>
+      <w:r>
+        <w:rPr>
+          <w:rFonts w:ascii="Cambria" w:hAnsi="Cambria" w:eastAsia="Cambria" w:cs="Cambria"/>
+        </w:rPr>
+      </w:r>
+    </w:p>
+    <w:tbl>
+      <w:tblPr>
+        <w:jc w:val="center"/>
+        <w:tblW w:w="0" w:type="auto"/>
+        <w:tblBorders/>
+        <w:tblLook w:val="04A0" w:firstRow="1" w:lastRow="0" w:firstColumn="1" w:lastColumn="0" w:noHBand="0" w:noVBand="1"/>
+      </w:tblPr>
+      <w:tblGrid>
+        <w:gridCol w:w="9144"/>
+      </w:tblGrid>
+      <w:tr>
+        <w:trPr/>
+        <w:tc>
+          <w:tcPr>
+            <w:shd w:val="clear" w:color="ffffff" w:fill="f0fdf4"/>
+            <w:tcBorders>
+              <w:top w:val="none" w:color="000000" w:sz="4" w:space="0"/>
+              <w:left w:val="single" w:color="059669" w:sz="24" w:space="0"/>
+              <w:bottom w:val="none" w:color="000000" w:sz="4" w:space="0"/>
+              <w:right w:val="none" w:color="000000" w:sz="4" w:space="0"/>
+            </w:tcBorders>
+            <w:tcMar>
+              <w:left w:w="180" w:type="dxa"/>
+              <w:top w:w="140" w:type="dxa"/>
+              <w:right w:w="180" w:type="dxa"/>
+              <w:bottom w:w="140" w:type="dxa"/>
+            </w:tcMar>
+            <w:tcW w:w="9144" w:type="dxa"/>
+          </w:tcPr>
+          <w:p>
+            <w:pPr>
+              <w:pBdr/>
+              <w:spacing w:after="60" w:before="60" w:line="288" w:lineRule="auto"/>
+              <w:ind/>
+              <w:rPr>
+                <w:rFonts w:ascii="Cambria" w:hAnsi="Cambria" w:cs="Cambria"/>
+              </w:rPr>
+            </w:pPr>
+            <w:r>
+              <w:rPr>
+                <w:rFonts w:ascii="Cambria" w:hAnsi="Cambria" w:eastAsia="Cambria" w:cs="Cambria"/>
+                <w:color w:val="334155"/>
+                <w:sz w:val="20"/>
+              </w:rPr>
+            </w:r>
+            <w:r>
+              <w:rPr>
+                <w:rFonts w:ascii="Cambria" w:hAnsi="Cambria" w:eastAsia="Cambria" w:cs="Cambria"/>
+                <w:b/>
+                <w:color w:val="065f46"/>
+                <w:sz w:val="20"/>
+              </w:rPr>
+              <w:t xml:space="preserve">Kesimpulan Uji Luas:</w:t>
+            </w:r>
+            <w:r>
+              <w:rPr>
+                <w:rFonts w:ascii="Cambria" w:hAnsi="Cambria" w:eastAsia="Cambria" w:cs="Cambria"/>
+                <w:color w:val="334155"/>
+                <w:sz w:val="20"/>
+              </w:rPr>
+              <w:t xml:space="preserve"> Luas poligon lambang sekolah terbukti </w:t>
+            </w:r>
+            <w:r>
+              <w:rPr>
+                <w:rFonts w:ascii="Cambria" w:hAnsi="Cambria" w:eastAsia="Cambria" w:cs="Cambria"/>
+                <w:b/>
+                <w:color w:val="065f46"/>
+                <w:sz w:val="20"/>
+              </w:rPr>
+              <w:t xml:space="preserve">100% konstan dan tidak berubah</w:t>
+            </w:r>
+            <w:r>
+              <w:rPr>
+                <w:rFonts w:ascii="Cambria" w:hAnsi="Cambria" w:eastAsia="Cambria" w:cs="Cambria"/>
+                <w:color w:val="334155"/>
+                <w:sz w:val="20"/>
+              </w:rPr>
+              <w:t xml:space="preserve">. Ini menjadi bukti otentik bahwa transformasi rotasi merupakan </w:t>
+            </w:r>
+            <w:r>
+              <w:rPr>
+                <w:rFonts w:ascii="Cambria" w:hAnsi="Cambria" w:eastAsia="Cambria" w:cs="Cambria"/>
+                <w:b/>
+                <w:color w:val="065f46"/>
+                <w:sz w:val="20"/>
+              </w:rPr>
+              <w:t xml:space="preserve">transformasi isometri sejati</w:t>
+            </w:r>
+            <w:r>
+              <w:rPr>
+                <w:rFonts w:ascii="Cambria" w:hAnsi="Cambria" w:eastAsia="Cambria" w:cs="Cambria"/>
+                <w:color w:val="334155"/>
+                <w:sz w:val="20"/>
+              </w:rPr>
+              <w:t xml:space="preserve">.</w:t>
+            </w:r>
+            <w:r>
+              <w:rPr>
+                <w:rFonts w:ascii="Cambria" w:hAnsi="Cambria" w:eastAsia="Cambria" w:cs="Cambria"/>
+              </w:rPr>
+            </w:r>
+            <w:r>
+              <w:rPr>
+                <w:rFonts w:ascii="Cambria" w:hAnsi="Cambria" w:eastAsia="Cambria" w:cs="Cambria"/>
+              </w:rPr>
+            </w:r>
+          </w:p>
+        </w:tc>
+      </w:tr>
+    </w:tbl>
+    <w:p>
+      <w:pPr>
+        <w:pBdr/>
+        <w:spacing/>
+        <w:ind/>
+        <w:rPr>
+          <w:rFonts w:ascii="Cambria" w:hAnsi="Cambria" w:cs="Cambria"/>
+        </w:rPr>
+      </w:pPr>
+      <w:r>
+        <w:rPr>
+          <w:rFonts w:ascii="Cambria" w:hAnsi="Cambria" w:eastAsia="Cambria" w:cs="Cambria"/>
+        </w:rPr>
+      </w:r>
+      <w:r>
+        <w:rPr>
+          <w:rFonts w:ascii="Cambria" w:hAnsi="Cambria" w:eastAsia="Cambria" w:cs="Cambria"/>
+        </w:rPr>
+      </w:r>
+      <w:r>
+        <w:rPr>
+          <w:rFonts w:ascii="Cambria" w:hAnsi="Cambria" w:eastAsia="Cambria" w:cs="Cambria"/>
+        </w:rPr>
+      </w:r>
+    </w:p>
+    <w:p>
+      <w:pPr>
+        <w:pBdr/>
+        <w:spacing w:after="120" w:before="80"/>
+        <w:ind/>
+        <w:jc w:val="center"/>
+        <w:rPr>
+          <w:rFonts w:ascii="Cambria" w:hAnsi="Cambria" w:cs="Cambria"/>
+        </w:rPr>
+      </w:pPr>
+      <w:r>
+        <w:rPr>
+          <w:rFonts w:ascii="Cambria" w:hAnsi="Cambria" w:eastAsia="Cambria" w:cs="Cambria"/>
+          <w:color w:val="cbd5e1"/>
+        </w:rPr>
+        <w:t xml:space="preserve">———————————————————————————————————————————————————————</w:t>
+      </w:r>
+      <w:r>
+        <w:rPr>
+          <w:rFonts w:ascii="Cambria" w:hAnsi="Cambria" w:eastAsia="Cambria" w:cs="Cambria"/>
+        </w:rPr>
+      </w:r>
+      <w:r>
+        <w:rPr>
+          <w:rFonts w:ascii="Cambria" w:hAnsi="Cambria" w:eastAsia="Cambria" w:cs="Cambria"/>
+        </w:rPr>
+      </w:r>
+    </w:p>
+    <w:p>
+      <w:pPr>
+        <w:pBdr/>
+        <w:spacing w:after="60" w:before="240"/>
+        <w:ind/>
+        <w:rPr>
+          <w:rFonts w:ascii="Cambria" w:hAnsi="Cambria" w:cs="Cambria"/>
+        </w:rPr>
+      </w:pPr>
+      <w:r>
+        <w:rPr>
+          <w:rFonts w:ascii="Cambria" w:hAnsi="Cambria" w:eastAsia="Cambria" w:cs="Cambria"/>
+          <w:b/>
+          <w:color w:val="0f172a"/>
+          <w:sz w:val="23"/>
+        </w:rPr>
+        <w:t xml:space="preserve">4.4 Analisis Perubahan Orientasi Visual Ikon Perisai</w:t>
+      </w:r>
+      <w:r>
+        <w:rPr>
+          <w:rFonts w:ascii="Cambria" w:hAnsi="Cambria" w:eastAsia="Cambria" w:cs="Cambria"/>
+        </w:rPr>
+      </w:r>
+      <w:r>
+        <w:rPr>
+          <w:rFonts w:ascii="Cambria" w:hAnsi="Cambria" w:eastAsia="Cambria" w:cs="Cambria"/>
+        </w:rPr>
+      </w:r>
+    </w:p>
+    <w:p>
+      <w:pPr>
+        <w:pBdr/>
+        <w:spacing w:after="40" w:before="40" w:line="276" w:lineRule="auto"/>
+        <w:ind/>
+        <w:rPr>
+          <w:rFonts w:ascii="Cambria" w:hAnsi="Cambria" w:cs="Cambria"/>
+        </w:rPr>
+      </w:pPr>
+      <w:r>
+        <w:rPr>
+          <w:rFonts w:ascii="Cambria" w:hAnsi="Cambria" w:eastAsia="Cambria" w:cs="Cambria"/>
+          <w:color w:val="0f172a"/>
+          <w:sz w:val="21"/>
+        </w:rPr>
+        <w:t xml:space="preserve">Selain analisis angka koordinat, kami mengamati orientasi visual ikon perisai pada setiap sudut perputaran:</w:t>
+      </w:r>
+      <w:r>
+        <w:rPr>
+          <w:rFonts w:ascii="Cambria" w:hAnsi="Cambria" w:eastAsia="Cambria" w:cs="Cambria"/>
+        </w:rPr>
+      </w:r>
+      <w:r>
+        <w:rPr>
+          <w:rFonts w:ascii="Cambria" w:hAnsi="Cambria" w:eastAsia="Cambria" w:cs="Cambria"/>
+        </w:rPr>
+      </w:r>
+    </w:p>
+    <w:p>
+      <w:pPr>
+        <w:pBdr/>
+        <w:spacing w:after="40" w:before="40" w:line="276" w:lineRule="auto"/>
+        <w:ind w:left="360"/>
+        <w:rPr>
+          <w:rFonts w:ascii="Cambria" w:hAnsi="Cambria" w:cs="Cambria"/>
+        </w:rPr>
+      </w:pPr>
+      <w:r>
+        <w:rPr>
+          <w:rFonts w:ascii="Cambria" w:hAnsi="Cambria" w:eastAsia="Cambria" w:cs="Cambria"/>
+          <w:b/>
+          <w:color w:val="1e3a8a"/>
+        </w:rPr>
+        <w:t xml:space="preserve">• </w:t>
+      </w:r>
+      <w:r>
+        <w:rPr>
+          <w:rFonts w:ascii="Cambria" w:hAnsi="Cambria" w:eastAsia="Cambria" w:cs="Cambria"/>
+          <w:b/>
+          <w:color w:val="0f172a"/>
+          <w:sz w:val="21"/>
+        </w:rPr>
+        <w:t xml:space="preserve">Posisi Awal (0° — Kuadran I):</w:t>
+      </w:r>
+      <w:r>
+        <w:rPr>
+          <w:rFonts w:ascii="Cambria" w:hAnsi="Cambria" w:eastAsia="Cambria" w:cs="Cambria"/>
+          <w:color w:val="0f172a"/>
+          <w:sz w:val="21"/>
+        </w:rPr>
+        <w:t xml:space="preserve"> Perisai berdiri tegak (</w:t>
+      </w:r>
+      <w:r>
+        <w:rPr>
+          <w:rFonts w:ascii="Cambria" w:hAnsi="Cambria" w:eastAsia="Cambria" w:cs="Cambria"/>
+          <w:i/>
+          <w:color w:val="475569"/>
+          <w:sz w:val="21"/>
+        </w:rPr>
+        <w:t xml:space="preserve">upright normal</w:t>
+      </w:r>
+      <w:r>
+        <w:rPr>
+          <w:rFonts w:ascii="Cambria" w:hAnsi="Cambria" w:eastAsia="Cambria" w:cs="Cambria"/>
+          <w:color w:val="0f172a"/>
+          <w:sz w:val="21"/>
+        </w:rPr>
+        <w:t xml:space="preserve">). Ujung lancip mengarah ke bawah, mahkota menghadap ke atas. Ini merupakan orientasi resmi lambang sekolah.</w:t>
+      </w:r>
+      <w:r>
+        <w:rPr>
+          <w:rFonts w:ascii="Cambria" w:hAnsi="Cambria" w:eastAsia="Cambria" w:cs="Cambria"/>
+        </w:rPr>
+      </w:r>
+      <w:r>
+        <w:rPr>
+          <w:rFonts w:ascii="Cambria" w:hAnsi="Cambria" w:eastAsia="Cambria" w:cs="Cambria"/>
+        </w:rPr>
+      </w:r>
+    </w:p>
+    <w:p>
+      <w:pPr>
+        <w:pBdr/>
+        <w:spacing w:after="40" w:before="40" w:line="276" w:lineRule="auto"/>
+        <w:ind w:left="360"/>
+        <w:rPr>
+          <w:rFonts w:ascii="Cambria" w:hAnsi="Cambria" w:cs="Cambria"/>
+        </w:rPr>
+      </w:pPr>
+      <w:r>
+        <w:rPr>
+          <w:rFonts w:ascii="Cambria" w:hAnsi="Cambria" w:eastAsia="Cambria" w:cs="Cambria"/>
+          <w:b/>
+          <w:color w:val="1e3a8a"/>
+        </w:rPr>
+        <w:t xml:space="preserve">• </w:t>
+      </w:r>
+      <w:r>
+        <w:rPr>
+          <w:rFonts w:ascii="Cambria" w:hAnsi="Cambria" w:eastAsia="Cambria" w:cs="Cambria"/>
+          <w:b/>
+          <w:color w:val="0f172a"/>
+          <w:sz w:val="21"/>
+        </w:rPr>
+        <w:t xml:space="preserve">Rotasi 90° (Kuadran II):</w:t>
+      </w:r>
+      <w:r>
+        <w:rPr>
+          <w:rFonts w:ascii="Cambria" w:hAnsi="Cambria" w:eastAsia="Cambria" w:cs="Cambria"/>
+          <w:color w:val="0f172a"/>
+          <w:sz w:val="21"/>
+        </w:rPr>
+        <w:t xml:space="preserve"> Perisai berputar seperempat lingkaran berlawanan arah jarum jam. Mahkota atas menghadap ke kiri (sumbu -X), dan ujung lancip menghadap ke kanan (sumbu +Y).</w:t>
+      </w:r>
+      <w:r>
+        <w:rPr>
+          <w:rFonts w:ascii="Cambria" w:hAnsi="Cambria" w:eastAsia="Cambria" w:cs="Cambria"/>
+        </w:rPr>
+      </w:r>
+      <w:r>
+        <w:rPr>
+          <w:rFonts w:ascii="Cambria" w:hAnsi="Cambria" w:eastAsia="Cambria" w:cs="Cambria"/>
+        </w:rPr>
+      </w:r>
+    </w:p>
+    <w:p>
+      <w:pPr>
+        <w:pBdr/>
+        <w:spacing w:after="40" w:before="40" w:line="276" w:lineRule="auto"/>
+        <w:ind w:left="360"/>
+        <w:rPr>
+          <w:rFonts w:ascii="Cambria" w:hAnsi="Cambria" w:cs="Cambria"/>
+        </w:rPr>
+      </w:pPr>
+      <w:r>
+        <w:rPr>
+          <w:rFonts w:ascii="Cambria" w:hAnsi="Cambria" w:eastAsia="Cambria" w:cs="Cambria"/>
+          <w:b/>
+          <w:color w:val="1e3a8a"/>
+        </w:rPr>
+        <w:t xml:space="preserve">• </w:t>
+      </w:r>
+      <w:r>
+        <w:rPr>
+          <w:rFonts w:ascii="Cambria" w:hAnsi="Cambria" w:eastAsia="Cambria" w:cs="Cambria"/>
+          <w:b/>
+          <w:color w:val="0f172a"/>
+          <w:sz w:val="21"/>
+        </w:rPr>
+        <w:t xml:space="preserve">Rotasi 180° (Kuadran III):</w:t>
+      </w:r>
+      <w:r>
+        <w:rPr>
+          <w:rFonts w:ascii="Cambria" w:hAnsi="Cambria" w:eastAsia="Cambria" w:cs="Cambria"/>
+          <w:color w:val="0f172a"/>
+          <w:sz w:val="21"/>
+        </w:rPr>
+        <w:t xml:space="preserve"> Perisai terbalik sempurna (</w:t>
+      </w:r>
+      <w:r>
+        <w:rPr>
+          <w:rFonts w:ascii="Cambria" w:hAnsi="Cambria" w:eastAsia="Cambria" w:cs="Cambria"/>
+          <w:i/>
+          <w:color w:val="475569"/>
+          <w:sz w:val="21"/>
+        </w:rPr>
+        <w:t xml:space="preserve">upside down</w:t>
+      </w:r>
+      <w:r>
+        <w:rPr>
+          <w:rFonts w:ascii="Cambria" w:hAnsi="Cambria" w:eastAsia="Cambria" w:cs="Cambria"/>
+          <w:color w:val="0f172a"/>
+          <w:sz w:val="21"/>
+        </w:rPr>
+        <w:t xml:space="preserve">). Mahkota atas menghadap ke bawah (sumbu -Y), dan ujung lancip mengarah ke atas.</w:t>
+      </w:r>
+      <w:r>
+        <w:rPr>
+          <w:rFonts w:ascii="Cambria" w:hAnsi="Cambria" w:eastAsia="Cambria" w:cs="Cambria"/>
+        </w:rPr>
+      </w:r>
+      <w:r>
+        <w:rPr>
+          <w:rFonts w:ascii="Cambria" w:hAnsi="Cambria" w:eastAsia="Cambria" w:cs="Cambria"/>
+        </w:rPr>
+      </w:r>
+    </w:p>
+    <w:p>
+      <w:pPr>
+        <w:pBdr/>
+        <w:spacing w:after="40" w:before="40" w:line="276" w:lineRule="auto"/>
+        <w:ind w:left="360"/>
+        <w:rPr>
+          <w:rFonts w:ascii="Cambria" w:hAnsi="Cambria" w:cs="Cambria"/>
+        </w:rPr>
+      </w:pPr>
+      <w:r>
+        <w:rPr>
+          <w:rFonts w:ascii="Cambria" w:hAnsi="Cambria" w:eastAsia="Cambria" w:cs="Cambria"/>
+          <w:b/>
+          <w:color w:val="1e3a8a"/>
+        </w:rPr>
+        <w:t xml:space="preserve">• </w:t>
+      </w:r>
+      <w:r>
+        <w:rPr>
+          <w:rFonts w:ascii="Cambria" w:hAnsi="Cambria" w:eastAsia="Cambria" w:cs="Cambria"/>
+          <w:b/>
+          <w:color w:val="0f172a"/>
+          <w:sz w:val="21"/>
+        </w:rPr>
+        <w:t xml:space="preserve">Rotasi 270° (Kuadran IV):</w:t>
+      </w:r>
+      <w:r>
+        <w:rPr>
+          <w:rFonts w:ascii="Cambria" w:hAnsi="Cambria" w:eastAsia="Cambria" w:cs="Cambria"/>
+          <w:color w:val="0f172a"/>
+          <w:sz w:val="21"/>
+        </w:rPr>
+        <w:t xml:space="preserve"> Perisai berputar tiga perempat lingkaran (setara dengan putaran 90° searah jarum jam). Mahkota atas menghadap ke kanan (sumbu +X), dan ujung lancip menghadap ke kiri.</w:t>
+      </w:r>
+      <w:r>
+        <w:rPr>
+          <w:rFonts w:ascii="Cambria" w:hAnsi="Cambria" w:eastAsia="Cambria" w:cs="Cambria"/>
+        </w:rPr>
+      </w:r>
+      <w:r>
+        <w:rPr>
+          <w:rFonts w:ascii="Cambria" w:hAnsi="Cambria" w:eastAsia="Cambria" w:cs="Cambria"/>
+        </w:rPr>
+      </w:r>
+    </w:p>
+    <w:p>
+      <w:pPr>
+        <w:pBdr/>
+        <w:spacing w:after="120" w:before="80"/>
+        <w:ind/>
+        <w:jc w:val="center"/>
+        <w:rPr>
+          <w:rFonts w:ascii="Cambria" w:hAnsi="Cambria" w:cs="Cambria"/>
+        </w:rPr>
+      </w:pPr>
+      <w:r>
+        <w:rPr>
+          <w:rFonts w:ascii="Cambria" w:hAnsi="Cambria" w:eastAsia="Cambria" w:cs="Cambria"/>
+          <w:color w:val="cbd5e1"/>
+        </w:rPr>
+        <w:t xml:space="preserve">———————————————————————————————————————————————————————</w:t>
+      </w:r>
+      <w:r>
+        <w:rPr>
+          <w:rFonts w:ascii="Cambria" w:hAnsi="Cambria" w:eastAsia="Cambria" w:cs="Cambria"/>
+        </w:rPr>
+      </w:r>
+      <w:r>
+        <w:rPr>
+          <w:rFonts w:ascii="Cambria" w:hAnsi="Cambria" w:eastAsia="Cambria" w:cs="Cambria"/>
+        </w:rPr>
+      </w:r>
+    </w:p>
+    <w:p>
+      <w:pPr>
+        <w:pBdr/>
+        <w:spacing w:after="80" w:before="320"/>
+        <w:ind/>
+        <w:jc w:val="left"/>
+        <w:rPr>
+          <w:rFonts w:ascii="Cambria" w:hAnsi="Cambria" w:cs="Cambria"/>
+          <w:b/>
+          <w:bCs/>
+          <w:color w:val="000000" w:themeColor="text1"/>
+        </w:rPr>
+      </w:pPr>
+      <w:r>
+        <w:rPr>
+          <w:rFonts w:ascii="Cambria" w:hAnsi="Cambria" w:eastAsia="Cambria" w:cs="Cambria"/>
+          <w:b/>
+          <w:bCs/>
+          <w:color w:val="000000" w:themeColor="text1"/>
+          <w:sz w:val="28"/>
+          <w:highlight w:val="none"/>
+        </w:rPr>
+      </w:r>
+      <w:r>
+        <w:rPr>
+          <w:rFonts w:ascii="Cambria" w:hAnsi="Cambria" w:eastAsia="Cambria" w:cs="Cambria"/>
+          <w:b/>
+          <w:bCs/>
+          <w:color w:val="000000" w:themeColor="text1"/>
+          <w:sz w:val="28"/>
+          <w:highlight w:val="none"/>
+        </w:rPr>
+      </w:r>
+      <w:r>
+        <w:rPr>
+          <w:rFonts w:ascii="Cambria" w:hAnsi="Cambria" w:eastAsia="Cambria" w:cs="Cambria"/>
+          <w:b/>
+          <w:bCs/>
+          <w:color w:val="000000" w:themeColor="text1"/>
+          <w:sz w:val="28"/>
+          <w:highlight w:val="none"/>
+        </w:rPr>
+      </w:r>
+    </w:p>
+    <w:p>
+      <w:pPr>
+        <w:pBdr/>
+        <w:spacing w:after="80" w:before="320"/>
+        <w:ind/>
+        <w:jc w:val="left"/>
+        <w:rPr>
+          <w:rFonts w:ascii="Cambria" w:hAnsi="Cambria" w:eastAsia="Cambria" w:cs="Cambria"/>
+          <w:b/>
+          <w:bCs/>
+          <w:color w:val="000000" w:themeColor="text1"/>
+          <w:sz w:val="28"/>
+          <w:szCs w:val="28"/>
+          <w:highlight w:val="none"/>
+        </w:rPr>
+      </w:pPr>
+      <w:r>
+        <w:rPr>
+          <w:rFonts w:ascii="Cambria" w:hAnsi="Cambria" w:eastAsia="Cambria" w:cs="Cambria"/>
+          <w:b/>
+          <w:bCs/>
+          <w:color w:val="000000" w:themeColor="text1"/>
+          <w:sz w:val="28"/>
+          <w:highlight w:val="none"/>
+        </w:rPr>
+      </w:r>
+      <w:r>
+        <w:rPr>
+          <w:rFonts w:ascii="Cambria" w:hAnsi="Cambria" w:eastAsia="Cambria" w:cs="Cambria"/>
+          <w:b/>
+          <w:bCs/>
+          <w:color w:val="000000" w:themeColor="text1"/>
+          <w:sz w:val="28"/>
+          <w:highlight w:val="none"/>
+        </w:rPr>
+      </w:r>
+      <w:r>
+        <w:rPr>
+          <w:rFonts w:ascii="Cambria" w:hAnsi="Cambria" w:eastAsia="Cambria" w:cs="Cambria"/>
+          <w:b/>
+          <w:bCs/>
+          <w:color w:val="000000" w:themeColor="text1"/>
+          <w:sz w:val="28"/>
+          <w:highlight w:val="none"/>
+        </w:rPr>
+      </w:r>
+    </w:p>
+    <w:p>
+      <w:pPr>
+        <w:pBdr/>
+        <w:spacing w:after="80" w:before="320"/>
+        <w:ind/>
+        <w:jc w:val="left"/>
+        <w:rPr>
+          <w:rFonts w:ascii="Cambria" w:hAnsi="Cambria" w:eastAsia="Cambria" w:cs="Cambria"/>
+          <w:b/>
+          <w:bCs/>
+          <w:color w:val="000000" w:themeColor="text1"/>
+          <w:sz w:val="28"/>
+          <w:szCs w:val="28"/>
+          <w:highlight w:val="none"/>
+        </w:rPr>
+      </w:pPr>
+      <w:r>
+        <w:rPr>
+          <w:rFonts w:ascii="Cambria" w:hAnsi="Cambria" w:eastAsia="Cambria" w:cs="Cambria"/>
+          <w:b/>
+          <w:bCs/>
+          <w:color w:val="000000" w:themeColor="text1"/>
+          <w:sz w:val="28"/>
+          <w:highlight w:val="none"/>
+        </w:rPr>
+      </w:r>
+      <w:r>
+        <w:rPr>
+          <w:rFonts w:ascii="Cambria" w:hAnsi="Cambria" w:eastAsia="Cambria" w:cs="Cambria"/>
+          <w:b/>
+          <w:bCs/>
+          <w:color w:val="000000" w:themeColor="text1"/>
+          <w:sz w:val="28"/>
+          <w:highlight w:val="none"/>
+        </w:rPr>
+      </w:r>
+      <w:r>
+        <w:rPr>
+          <w:rFonts w:ascii="Cambria" w:hAnsi="Cambria" w:eastAsia="Cambria" w:cs="Cambria"/>
+          <w:b/>
+          <w:bCs/>
+          <w:color w:val="000000" w:themeColor="text1"/>
+          <w:sz w:val="28"/>
+          <w:highlight w:val="none"/>
+        </w:rPr>
+      </w:r>
+    </w:p>
+    <w:p>
+      <w:pPr>
+        <w:pBdr/>
+        <w:spacing w:after="80" w:before="320"/>
+        <w:ind/>
+        <w:jc w:val="left"/>
+        <w:rPr>
+          <w:rFonts w:ascii="Cambria" w:hAnsi="Cambria" w:eastAsia="Cambria" w:cs="Cambria"/>
+          <w:b/>
+          <w:bCs/>
+          <w:color w:val="000000" w:themeColor="text1"/>
+          <w:sz w:val="28"/>
+          <w:szCs w:val="28"/>
+          <w:highlight w:val="none"/>
+        </w:rPr>
+      </w:pPr>
+      <w:r>
+        <w:rPr>
+          <w:rFonts w:ascii="Cambria" w:hAnsi="Cambria" w:eastAsia="Cambria" w:cs="Cambria"/>
+          <w:b/>
+          <w:bCs/>
+          <w:color w:val="000000" w:themeColor="text1"/>
+          <w:sz w:val="28"/>
+          <w:highlight w:val="none"/>
+        </w:rPr>
+      </w:r>
+      <w:r>
+        <w:rPr>
+          <w:rFonts w:ascii="Cambria" w:hAnsi="Cambria" w:eastAsia="Cambria" w:cs="Cambria"/>
+          <w:b/>
+          <w:bCs/>
+          <w:color w:val="000000" w:themeColor="text1"/>
+          <w:sz w:val="28"/>
+          <w:highlight w:val="none"/>
+        </w:rPr>
+      </w:r>
+      <w:r>
+        <w:rPr>
+          <w:rFonts w:ascii="Cambria" w:hAnsi="Cambria" w:eastAsia="Cambria" w:cs="Cambria"/>
+          <w:b/>
+          <w:bCs/>
+          <w:color w:val="000000" w:themeColor="text1"/>
+          <w:sz w:val="28"/>
+          <w:highlight w:val="none"/>
+        </w:rPr>
+      </w:r>
+    </w:p>
+    <w:p>
+      <w:pPr>
+        <w:pBdr/>
+        <w:spacing w:after="80" w:before="320"/>
+        <w:ind/>
+        <w:jc w:val="left"/>
+        <w:rPr>
+          <w:rFonts w:ascii="Cambria" w:hAnsi="Cambria" w:eastAsia="Cambria" w:cs="Cambria"/>
+          <w:b/>
+          <w:bCs/>
+          <w:color w:val="000000" w:themeColor="text1"/>
+          <w:sz w:val="28"/>
+          <w:szCs w:val="28"/>
+          <w:highlight w:val="none"/>
+        </w:rPr>
+      </w:pPr>
+      <w:r>
+        <w:rPr>
+          <w:rFonts w:ascii="Cambria" w:hAnsi="Cambria" w:eastAsia="Cambria" w:cs="Cambria"/>
+          <w:b/>
+          <w:bCs/>
+          <w:color w:val="000000" w:themeColor="text1"/>
+          <w:sz w:val="28"/>
+          <w:highlight w:val="none"/>
+        </w:rPr>
+      </w:r>
+      <w:r>
+        <w:rPr>
+          <w:rFonts w:ascii="Cambria" w:hAnsi="Cambria" w:eastAsia="Cambria" w:cs="Cambria"/>
+          <w:b/>
+          <w:bCs/>
+          <w:color w:val="000000" w:themeColor="text1"/>
+          <w:sz w:val="28"/>
+          <w:highlight w:val="none"/>
+        </w:rPr>
+      </w:r>
+      <w:r>
+        <w:rPr>
+          <w:rFonts w:ascii="Cambria" w:hAnsi="Cambria" w:eastAsia="Cambria" w:cs="Cambria"/>
+          <w:b/>
+          <w:bCs/>
+          <w:color w:val="000000" w:themeColor="text1"/>
+          <w:sz w:val="28"/>
+          <w:highlight w:val="none"/>
+        </w:rPr>
+      </w:r>
+    </w:p>
+    <w:p>
+      <w:pPr>
+        <w:pBdr/>
+        <w:spacing w:after="80" w:before="320"/>
+        <w:ind/>
+        <w:jc w:val="left"/>
+        <w:rPr>
+          <w:rFonts w:ascii="Cambria" w:hAnsi="Cambria" w:eastAsia="Cambria" w:cs="Cambria"/>
+          <w:b/>
+          <w:bCs/>
+          <w:color w:val="000000" w:themeColor="text1"/>
+          <w:sz w:val="28"/>
+          <w:szCs w:val="28"/>
+          <w:highlight w:val="none"/>
+        </w:rPr>
+      </w:pPr>
+      <w:r>
+        <w:rPr>
+          <w:rFonts w:ascii="Cambria" w:hAnsi="Cambria" w:eastAsia="Cambria" w:cs="Cambria"/>
+          <w:b/>
+          <w:bCs/>
+          <w:color w:val="000000" w:themeColor="text1"/>
+          <w:sz w:val="28"/>
+          <w:highlight w:val="none"/>
+        </w:rPr>
+      </w:r>
+      <w:r>
+        <w:rPr>
+          <w:rFonts w:ascii="Cambria" w:hAnsi="Cambria" w:eastAsia="Cambria" w:cs="Cambria"/>
+          <w:b/>
+          <w:bCs/>
+          <w:color w:val="000000" w:themeColor="text1"/>
+          <w:sz w:val="28"/>
+          <w:highlight w:val="none"/>
+        </w:rPr>
+      </w:r>
+      <w:r>
+        <w:rPr>
+          <w:rFonts w:ascii="Cambria" w:hAnsi="Cambria" w:eastAsia="Cambria" w:cs="Cambria"/>
+          <w:b/>
+          <w:bCs/>
+          <w:color w:val="000000" w:themeColor="text1"/>
+          <w:sz w:val="28"/>
+          <w:highlight w:val="none"/>
+        </w:rPr>
+      </w:r>
+    </w:p>
+    <w:p>
+      <w:pPr>
+        <w:pBdr/>
+        <w:spacing w:after="80" w:before="320"/>
+        <w:ind/>
+        <w:jc w:val="left"/>
+        <w:rPr>
+          <w:rFonts w:ascii="Cambria" w:hAnsi="Cambria" w:eastAsia="Cambria" w:cs="Cambria"/>
+          <w:b/>
+          <w:bCs/>
+          <w:color w:val="000000" w:themeColor="text1"/>
+          <w:sz w:val="28"/>
+          <w:szCs w:val="28"/>
+          <w:highlight w:val="none"/>
+        </w:rPr>
+      </w:pPr>
+      <w:r>
+        <w:rPr>
+          <w:rFonts w:ascii="Cambria" w:hAnsi="Cambria" w:eastAsia="Cambria" w:cs="Cambria"/>
+          <w:b/>
+          <w:bCs/>
+          <w:color w:val="000000" w:themeColor="text1"/>
+          <w:sz w:val="28"/>
+        </w:rPr>
+        <w:t xml:space="preserve">BAB V — KESIMPULAN DAN RELEVANSI KEJURUAN (PPLG)</w:t>
+      </w:r>
+      <w:r>
+        <w:rPr>
+          <w:rFonts w:ascii="Cambria" w:hAnsi="Cambria" w:eastAsia="Cambria" w:cs="Cambria"/>
+          <w:b/>
+          <w:bCs/>
+          <w:color w:val="000000" w:themeColor="text1"/>
+        </w:rPr>
+      </w:r>
+      <w:r>
+        <w:rPr>
+          <w:rFonts w:ascii="Cambria" w:hAnsi="Cambria" w:eastAsia="Cambria" w:cs="Cambria"/>
+          <w:b/>
+          <w:bCs/>
+          <w:color w:val="000000" w:themeColor="text1"/>
+        </w:rPr>
+      </w:r>
+    </w:p>
+    <w:p>
+      <w:pPr>
+        <w:pBdr/>
+        <w:spacing w:after="60" w:before="240"/>
+        <w:ind/>
+        <w:rPr>
+          <w:rFonts w:ascii="Cambria" w:hAnsi="Cambria" w:cs="Cambria"/>
+        </w:rPr>
+      </w:pPr>
+      <w:r>
+        <w:rPr>
+          <w:rFonts w:ascii="Cambria" w:hAnsi="Cambria" w:eastAsia="Cambria" w:cs="Cambria"/>
+          <w:b/>
+          <w:color w:val="0f172a"/>
+          <w:sz w:val="23"/>
+        </w:rPr>
+        <w:t xml:space="preserve">5.1 Kesimpulan</w:t>
+      </w:r>
+      <w:r>
+        <w:rPr>
+          <w:rFonts w:ascii="Cambria" w:hAnsi="Cambria" w:eastAsia="Cambria" w:cs="Cambria"/>
+        </w:rPr>
+      </w:r>
+      <w:r>
+        <w:rPr>
+          <w:rFonts w:ascii="Cambria" w:hAnsi="Cambria" w:eastAsia="Cambria" w:cs="Cambria"/>
+        </w:rPr>
+      </w:r>
+    </w:p>
+    <w:p>
+      <w:pPr>
+        <w:pBdr/>
+        <w:spacing w:after="40" w:before="40" w:line="276" w:lineRule="auto"/>
+        <w:ind/>
+        <w:rPr>
+          <w:rFonts w:ascii="Cambria" w:hAnsi="Cambria" w:cs="Cambria"/>
+        </w:rPr>
+      </w:pPr>
+      <w:r>
+        <w:rPr>
+          <w:rFonts w:ascii="Cambria" w:hAnsi="Cambria" w:eastAsia="Cambria" w:cs="Cambria"/>
+          <w:color w:val="0f172a"/>
+          <w:sz w:val="21"/>
+        </w:rPr>
+        <w:t xml:space="preserve">Berdasarkan seluruh rangkaian proses perancangan, perhitungan matriks, pembuktian analitis, dan visualisasi digital yang telah kami laksanakan, dapat disimpulkan bahwa:</w:t>
+      </w:r>
+      <w:r>
+        <w:rPr>
+          <w:rFonts w:ascii="Cambria" w:hAnsi="Cambria" w:eastAsia="Cambria" w:cs="Cambria"/>
+        </w:rPr>
+      </w:r>
+      <w:r>
+        <w:rPr>
+          <w:rFonts w:ascii="Cambria" w:hAnsi="Cambria" w:eastAsia="Cambria" w:cs="Cambria"/>
+        </w:rPr>
+      </w:r>
+    </w:p>
+    <w:p>
+      <w:pPr>
+        <w:pBdr/>
+        <w:spacing w:after="40" w:before="40" w:line="276" w:lineRule="auto"/>
+        <w:ind w:left="360"/>
+        <w:rPr>
+          <w:rFonts w:ascii="Cambria" w:hAnsi="Cambria" w:cs="Cambria"/>
+          <w:color w:val="000000" w:themeColor="text1"/>
+        </w:rPr>
+      </w:pPr>
+      <w:r>
+        <w:rPr>
+          <w:rFonts w:ascii="Cambria" w:hAnsi="Cambria" w:eastAsia="Cambria" w:cs="Cambria"/>
+          <w:b/>
+          <w:color w:val="000000" w:themeColor="text1"/>
+        </w:rPr>
+        <w:t xml:space="preserve">1. </w:t>
+      </w:r>
+      <w:r>
+        <w:rPr>
+          <w:rFonts w:ascii="Cambria" w:hAnsi="Cambria" w:eastAsia="Cambria" w:cs="Cambria"/>
+          <w:b/>
+          <w:color w:val="000000" w:themeColor="text1"/>
+          <w:sz w:val="21"/>
+        </w:rPr>
+        <w:t xml:space="preserve">Konsep Matriks Rotasi:</w:t>
+      </w:r>
+      <w:r>
+        <w:rPr>
+          <w:rFonts w:ascii="Cambria" w:hAnsi="Cambria" w:eastAsia="Cambria" w:cs="Cambria"/>
+          <w:color w:val="000000" w:themeColor="text1"/>
+          <w:sz w:val="21"/>
+        </w:rPr>
+        <w:t xml:space="preserve"> Pemindahan koordinat objek dua dimensi terhadap titik pusat O(0,0) dapat dirumuskan secara pasti menggunakan matriks trigonometri. Tiga rumus praktis yang terbukti akurat adalah:</w:t>
+      </w:r>
+      <w:r>
+        <w:rPr>
+          <w:rFonts w:ascii="Cambria" w:hAnsi="Cambria" w:eastAsia="Cambria" w:cs="Cambria"/>
+          <w:color w:val="000000" w:themeColor="text1"/>
+        </w:rPr>
+      </w:r>
+      <w:r>
+        <w:rPr>
+          <w:rFonts w:ascii="Cambria" w:hAnsi="Cambria" w:eastAsia="Cambria" w:cs="Cambria"/>
+          <w:color w:val="000000" w:themeColor="text1"/>
+        </w:rPr>
+      </w:r>
+    </w:p>
+    <w:p>
+      <w:pPr>
+        <w:pBdr/>
+        <w:spacing w:after="40" w:before="40" w:line="276" w:lineRule="auto"/>
+        <w:ind w:left="360"/>
+        <w:rPr>
+          <w:rFonts w:ascii="Cambria" w:hAnsi="Cambria" w:cs="Cambria"/>
+          <w:color w:val="000000" w:themeColor="text1"/>
+        </w:rPr>
+      </w:pPr>
+      <w:r>
+        <w:rPr>
+          <w:rFonts w:ascii="Cambria" w:hAnsi="Cambria" w:eastAsia="Cambria" w:cs="Cambria"/>
+          <w:b/>
+          <w:color w:val="000000" w:themeColor="text1"/>
+        </w:rPr>
+        <w:t xml:space="preserve">• </w:t>
+      </w:r>
+      <w:r>
+        <w:rPr>
+          <w:rFonts w:ascii="Cambria" w:hAnsi="Cambria" w:eastAsia="Cambria" w:cs="Cambria"/>
+          <w:color w:val="000000" w:themeColor="text1"/>
+          <w:sz w:val="21"/>
+        </w:rPr>
+        <w:t xml:space="preserve">Rotasi +90°: (x, y) → (-y, x)</w:t>
+      </w:r>
+      <w:r>
+        <w:rPr>
+          <w:rFonts w:ascii="Cambria" w:hAnsi="Cambria" w:eastAsia="Cambria" w:cs="Cambria"/>
+          <w:color w:val="000000" w:themeColor="text1"/>
+        </w:rPr>
+      </w:r>
+      <w:r>
+        <w:rPr>
+          <w:rFonts w:ascii="Cambria" w:hAnsi="Cambria" w:eastAsia="Cambria" w:cs="Cambria"/>
+          <w:color w:val="000000" w:themeColor="text1"/>
+        </w:rPr>
+      </w:r>
+    </w:p>
+    <w:p>
+      <w:pPr>
+        <w:pBdr/>
+        <w:spacing w:after="40" w:before="40" w:line="276" w:lineRule="auto"/>
+        <w:ind w:left="360"/>
+        <w:rPr>
+          <w:rFonts w:ascii="Cambria" w:hAnsi="Cambria" w:cs="Cambria"/>
+          <w:color w:val="000000" w:themeColor="text1"/>
+        </w:rPr>
+      </w:pPr>
+      <w:r>
+        <w:rPr>
+          <w:rFonts w:ascii="Cambria" w:hAnsi="Cambria" w:eastAsia="Cambria" w:cs="Cambria"/>
+          <w:b/>
+          <w:color w:val="000000" w:themeColor="text1"/>
+        </w:rPr>
+        <w:t xml:space="preserve">• </w:t>
+      </w:r>
+      <w:r>
+        <w:rPr>
+          <w:rFonts w:ascii="Cambria" w:hAnsi="Cambria" w:eastAsia="Cambria" w:cs="Cambria"/>
+          <w:color w:val="000000" w:themeColor="text1"/>
+          <w:sz w:val="21"/>
+        </w:rPr>
+        <w:t xml:space="preserve">Rotasi +180°: (x, y) → (-x, -y)</w:t>
+      </w:r>
+      <w:r>
+        <w:rPr>
+          <w:rFonts w:ascii="Cambria" w:hAnsi="Cambria" w:eastAsia="Cambria" w:cs="Cambria"/>
+          <w:color w:val="000000" w:themeColor="text1"/>
+        </w:rPr>
+      </w:r>
+      <w:r>
+        <w:rPr>
+          <w:rFonts w:ascii="Cambria" w:hAnsi="Cambria" w:eastAsia="Cambria" w:cs="Cambria"/>
+          <w:color w:val="000000" w:themeColor="text1"/>
+        </w:rPr>
+      </w:r>
+    </w:p>
+    <w:p>
+      <w:pPr>
+        <w:pBdr/>
+        <w:spacing w:after="40" w:before="40" w:line="276" w:lineRule="auto"/>
+        <w:ind w:left="360"/>
+        <w:rPr>
+          <w:rFonts w:ascii="Cambria" w:hAnsi="Cambria" w:cs="Cambria"/>
+          <w:color w:val="000000" w:themeColor="text1"/>
+        </w:rPr>
+      </w:pPr>
+      <w:r>
+        <w:rPr>
+          <w:rFonts w:ascii="Cambria" w:hAnsi="Cambria" w:eastAsia="Cambria" w:cs="Cambria"/>
+          <w:b/>
+          <w:color w:val="000000" w:themeColor="text1"/>
+        </w:rPr>
+        <w:t xml:space="preserve">• </w:t>
+      </w:r>
+      <w:r>
+        <w:rPr>
+          <w:rFonts w:ascii="Cambria" w:hAnsi="Cambria" w:eastAsia="Cambria" w:cs="Cambria"/>
+          <w:color w:val="000000" w:themeColor="text1"/>
+          <w:sz w:val="21"/>
+        </w:rPr>
+        <w:t xml:space="preserve">Rotasi +270°: (x, y) → (y, -x)</w:t>
+      </w:r>
+      <w:r>
+        <w:rPr>
+          <w:rFonts w:ascii="Cambria" w:hAnsi="Cambria" w:eastAsia="Cambria" w:cs="Cambria"/>
+          <w:color w:val="000000" w:themeColor="text1"/>
+        </w:rPr>
+      </w:r>
+      <w:r>
+        <w:rPr>
+          <w:rFonts w:ascii="Cambria" w:hAnsi="Cambria" w:eastAsia="Cambria" w:cs="Cambria"/>
+          <w:color w:val="000000" w:themeColor="text1"/>
+        </w:rPr>
+      </w:r>
+    </w:p>
+    <w:p>
+      <w:pPr>
+        <w:pBdr/>
+        <w:spacing w:after="40" w:before="40" w:line="276" w:lineRule="auto"/>
+        <w:ind w:left="360"/>
+        <w:rPr>
+          <w:rFonts w:ascii="Cambria" w:hAnsi="Cambria" w:cs="Cambria"/>
+          <w:color w:val="000000" w:themeColor="text1"/>
+        </w:rPr>
+      </w:pPr>
+      <w:r>
+        <w:rPr>
+          <w:rFonts w:ascii="Cambria" w:hAnsi="Cambria" w:eastAsia="Cambria" w:cs="Cambria"/>
+          <w:b/>
+          <w:color w:val="000000" w:themeColor="text1"/>
+        </w:rPr>
+        <w:t xml:space="preserve">2. </w:t>
+      </w:r>
+      <w:r>
+        <w:rPr>
+          <w:rFonts w:ascii="Cambria" w:hAnsi="Cambria" w:eastAsia="Cambria" w:cs="Cambria"/>
+          <w:b/>
+          <w:color w:val="000000" w:themeColor="text1"/>
+          <w:sz w:val="21"/>
+        </w:rPr>
+        <w:t xml:space="preserve">Keterpaduan dengan Garis Lengkung (Bézier):</w:t>
+      </w:r>
+      <w:r>
+        <w:rPr>
+          <w:rFonts w:ascii="Cambria" w:hAnsi="Cambria" w:eastAsia="Cambria" w:cs="Cambria"/>
+          <w:color w:val="000000" w:themeColor="text1"/>
+          <w:sz w:val="21"/>
+        </w:rPr>
+        <w:t xml:space="preserve"> Penambahan titik kontrol lengkungan pada perisai lambang SMKN 9 berhasil menjaga keindahan lekukan logo. Karena titik kontrol ikut berotasi dengan matriks yang sama, kelengkungan logo tidak mengalami distorsi atau patah.</w:t>
+      </w:r>
+      <w:r>
+        <w:rPr>
+          <w:rFonts w:ascii="Cambria" w:hAnsi="Cambria" w:eastAsia="Cambria" w:cs="Cambria"/>
+          <w:color w:val="000000" w:themeColor="text1"/>
+        </w:rPr>
+      </w:r>
+      <w:r>
+        <w:rPr>
+          <w:rFonts w:ascii="Cambria" w:hAnsi="Cambria" w:eastAsia="Cambria" w:cs="Cambria"/>
+          <w:color w:val="000000" w:themeColor="text1"/>
+        </w:rPr>
+      </w:r>
+    </w:p>
+    <w:p>
+      <w:pPr>
+        <w:pBdr/>
+        <w:spacing w:after="40" w:before="40" w:line="276" w:lineRule="auto"/>
+        <w:ind w:left="360"/>
+        <w:rPr>
+          <w:rFonts w:ascii="Cambria" w:hAnsi="Cambria" w:cs="Cambria"/>
+          <w:color w:val="000000" w:themeColor="text1"/>
+        </w:rPr>
+      </w:pPr>
+      <w:r>
+        <w:rPr>
+          <w:rFonts w:ascii="Cambria" w:hAnsi="Cambria" w:eastAsia="Cambria" w:cs="Cambria"/>
+          <w:b/>
+          <w:color w:val="000000" w:themeColor="text1"/>
+        </w:rPr>
+        <w:t xml:space="preserve">3. </w:t>
+      </w:r>
+      <w:r>
+        <w:rPr>
+          <w:rFonts w:ascii="Cambria" w:hAnsi="Cambria" w:eastAsia="Cambria" w:cs="Cambria"/>
+          <w:b/>
+          <w:color w:val="000000" w:themeColor="text1"/>
+          <w:sz w:val="21"/>
+        </w:rPr>
+        <w:t xml:space="preserve">Pembuktian Isometri:</w:t>
+      </w:r>
+      <w:r>
+        <w:rPr>
+          <w:rFonts w:ascii="Cambria" w:hAnsi="Cambria" w:eastAsia="Cambria" w:cs="Cambria"/>
+          <w:color w:val="000000" w:themeColor="text1"/>
+        </w:rPr>
+      </w:r>
+      <w:r>
+        <w:rPr>
+          <w:rFonts w:ascii="Cambria" w:hAnsi="Cambria" w:eastAsia="Cambria" w:cs="Cambria"/>
+          <w:color w:val="000000" w:themeColor="text1"/>
+        </w:rPr>
+      </w:r>
+    </w:p>
+    <w:p>
+      <w:pPr>
+        <w:pBdr/>
+        <w:spacing w:after="40" w:before="40" w:line="276" w:lineRule="auto"/>
+        <w:ind w:left="360"/>
+        <w:rPr>
+          <w:rFonts w:ascii="Cambria" w:hAnsi="Cambria" w:cs="Cambria"/>
+          <w:color w:val="000000" w:themeColor="text1"/>
+        </w:rPr>
+      </w:pPr>
+      <w:r>
+        <w:rPr>
+          <w:rFonts w:ascii="Cambria" w:hAnsi="Cambria" w:eastAsia="Cambria" w:cs="Cambria"/>
+          <w:b/>
+          <w:color w:val="000000" w:themeColor="text1"/>
+        </w:rPr>
+        <w:t xml:space="preserve">• </w:t>
+      </w:r>
+      <w:r>
+        <w:rPr>
+          <w:rFonts w:ascii="Cambria" w:hAnsi="Cambria" w:eastAsia="Cambria" w:cs="Cambria"/>
+          <w:b/>
+          <w:color w:val="000000" w:themeColor="text1"/>
+          <w:sz w:val="21"/>
+        </w:rPr>
+        <w:t xml:space="preserve">Kekekalan Keliling:</w:t>
+      </w:r>
+      <w:r>
+        <w:rPr>
+          <w:rFonts w:ascii="Cambria" w:hAnsi="Cambria" w:eastAsia="Cambria" w:cs="Cambria"/>
+          <w:color w:val="000000" w:themeColor="text1"/>
+          <w:sz w:val="21"/>
+        </w:rPr>
+        <w:t xml:space="preserve"> Panjang kelima sisi dan keliling total perisai tetap stabil pada angka </w:t>
+      </w:r>
+      <w:r>
+        <w:rPr>
+          <w:rFonts w:ascii="Cambria" w:hAnsi="Cambria" w:eastAsia="Cambria" w:cs="Cambria"/>
+          <w:b/>
+          <w:color w:val="000000" w:themeColor="text1"/>
+          <w:sz w:val="21"/>
+        </w:rPr>
+        <w:t xml:space="preserve">31.272 satuan panjang</w:t>
+      </w:r>
+      <w:r>
+        <w:rPr>
+          <w:rFonts w:ascii="Cambria" w:hAnsi="Cambria" w:eastAsia="Cambria" w:cs="Cambria"/>
+          <w:color w:val="000000" w:themeColor="text1"/>
+          <w:sz w:val="21"/>
+        </w:rPr>
+        <w:t xml:space="preserve">.</w:t>
+      </w:r>
+      <w:r>
+        <w:rPr>
+          <w:rFonts w:ascii="Cambria" w:hAnsi="Cambria" w:eastAsia="Cambria" w:cs="Cambria"/>
+          <w:color w:val="000000" w:themeColor="text1"/>
+        </w:rPr>
+      </w:r>
+      <w:r>
+        <w:rPr>
+          <w:rFonts w:ascii="Cambria" w:hAnsi="Cambria" w:eastAsia="Cambria" w:cs="Cambria"/>
+          <w:color w:val="000000" w:themeColor="text1"/>
+        </w:rPr>
+      </w:r>
+    </w:p>
+    <w:p>
+      <w:pPr>
+        <w:pBdr/>
+        <w:spacing w:after="40" w:before="40" w:line="276" w:lineRule="auto"/>
+        <w:ind w:left="360"/>
+        <w:rPr>
+          <w:rFonts w:ascii="Cambria" w:hAnsi="Cambria" w:cs="Cambria"/>
+          <w:color w:val="000000" w:themeColor="text1"/>
+        </w:rPr>
+      </w:pPr>
+      <w:r>
+        <w:rPr>
+          <w:rFonts w:ascii="Cambria" w:hAnsi="Cambria" w:eastAsia="Cambria" w:cs="Cambria"/>
+          <w:b/>
+          <w:color w:val="000000" w:themeColor="text1"/>
+        </w:rPr>
+        <w:t xml:space="preserve">• </w:t>
+      </w:r>
+      <w:r>
+        <w:rPr>
+          <w:rFonts w:ascii="Cambria" w:hAnsi="Cambria" w:eastAsia="Cambria" w:cs="Cambria"/>
+          <w:b/>
+          <w:color w:val="000000" w:themeColor="text1"/>
+          <w:sz w:val="21"/>
+        </w:rPr>
+        <w:t xml:space="preserve">Kekekalan Luas:</w:t>
+      </w:r>
+      <w:r>
+        <w:rPr>
+          <w:rFonts w:ascii="Cambria" w:hAnsi="Cambria" w:eastAsia="Cambria" w:cs="Cambria"/>
+          <w:color w:val="000000" w:themeColor="text1"/>
+          <w:sz w:val="21"/>
+        </w:rPr>
+        <w:t xml:space="preserve"> Luas poligon perisai di keempat kuadran terbukti tetap konstan pada nilai </w:t>
+      </w:r>
+      <w:r>
+        <w:rPr>
+          <w:rFonts w:ascii="Cambria" w:hAnsi="Cambria" w:eastAsia="Cambria" w:cs="Cambria"/>
+          <w:b/>
+          <w:color w:val="000000" w:themeColor="text1"/>
+          <w:sz w:val="21"/>
+        </w:rPr>
+        <w:t xml:space="preserve">52.53 satuan luas</w:t>
+      </w:r>
+      <w:r>
+        <w:rPr>
+          <w:rFonts w:ascii="Cambria" w:hAnsi="Cambria" w:eastAsia="Cambria" w:cs="Cambria"/>
+          <w:color w:val="000000" w:themeColor="text1"/>
+          <w:sz w:val="21"/>
+        </w:rPr>
+        <w:t xml:space="preserve">.</w:t>
+      </w:r>
+      <w:r>
+        <w:rPr>
+          <w:rFonts w:ascii="Cambria" w:hAnsi="Cambria" w:eastAsia="Cambria" w:cs="Cambria"/>
+          <w:color w:val="000000" w:themeColor="text1"/>
+        </w:rPr>
+      </w:r>
+      <w:r>
+        <w:rPr>
+          <w:rFonts w:ascii="Cambria" w:hAnsi="Cambria" w:eastAsia="Cambria" w:cs="Cambria"/>
+          <w:color w:val="000000" w:themeColor="text1"/>
+        </w:rPr>
+      </w:r>
+    </w:p>
+    <w:p>
+      <w:pPr>
+        <w:pBdr/>
+        <w:spacing w:after="40" w:before="40" w:line="276" w:lineRule="auto"/>
+        <w:ind w:left="360"/>
+        <w:rPr>
+          <w:rFonts w:ascii="Cambria" w:hAnsi="Cambria" w:cs="Cambria"/>
+          <w:color w:val="000000" w:themeColor="text1"/>
+        </w:rPr>
+      </w:pPr>
+      <w:r>
+        <w:rPr>
+          <w:rFonts w:ascii="Cambria" w:hAnsi="Cambria" w:eastAsia="Cambria" w:cs="Cambria"/>
+          <w:b/>
+          <w:color w:val="000000" w:themeColor="text1"/>
+        </w:rPr>
+        <w:t xml:space="preserve">• </w:t>
+      </w:r>
+      <w:r>
+        <w:rPr>
+          <w:rFonts w:ascii="Cambria" w:hAnsi="Cambria" w:eastAsia="Cambria" w:cs="Cambria"/>
+          <w:color w:val="000000" w:themeColor="text1"/>
+          <w:sz w:val="21"/>
+        </w:rPr>
+        <w:t xml:space="preserve">Dengan demikian, terbukti secara matematis bahwa rotasi merupakan transformasi </w:t>
+      </w:r>
+      <w:r>
+        <w:rPr>
+          <w:rFonts w:ascii="Cambria" w:hAnsi="Cambria" w:eastAsia="Cambria" w:cs="Cambria"/>
+          <w:b/>
+          <w:color w:val="000000" w:themeColor="text1"/>
+          <w:sz w:val="21"/>
+        </w:rPr>
+        <w:t xml:space="preserve">isometri</w:t>
+      </w:r>
+      <w:r>
+        <w:rPr>
+          <w:rFonts w:ascii="Cambria" w:hAnsi="Cambria" w:eastAsia="Cambria" w:cs="Cambria"/>
+          <w:color w:val="000000" w:themeColor="text1"/>
+          <w:sz w:val="21"/>
+        </w:rPr>
+        <w:t xml:space="preserve">.</w:t>
+      </w:r>
+      <w:r>
+        <w:rPr>
+          <w:rFonts w:ascii="Cambria" w:hAnsi="Cambria" w:eastAsia="Cambria" w:cs="Cambria"/>
+          <w:color w:val="000000" w:themeColor="text1"/>
+        </w:rPr>
+      </w:r>
+      <w:r>
+        <w:rPr>
+          <w:rFonts w:ascii="Cambria" w:hAnsi="Cambria" w:eastAsia="Cambria" w:cs="Cambria"/>
+          <w:color w:val="000000" w:themeColor="text1"/>
+        </w:rPr>
+      </w:r>
+    </w:p>
+    <w:p>
+      <w:pPr>
+        <w:pBdr/>
+        <w:spacing w:after="40" w:before="40" w:line="276" w:lineRule="auto"/>
+        <w:ind w:left="360"/>
+        <w:rPr>
+          <w:rFonts w:ascii="Cambria" w:hAnsi="Cambria" w:cs="Cambria"/>
+          <w:color w:val="000000" w:themeColor="text1"/>
+        </w:rPr>
+      </w:pPr>
+      <w:r>
+        <w:rPr>
+          <w:rFonts w:ascii="Cambria" w:hAnsi="Cambria" w:eastAsia="Cambria" w:cs="Cambria"/>
+          <w:b/>
+          <w:color w:val="000000" w:themeColor="text1"/>
+        </w:rPr>
+        <w:t xml:space="preserve">4. </w:t>
+      </w:r>
+      <w:r>
+        <w:rPr>
+          <w:rFonts w:ascii="Cambria" w:hAnsi="Cambria" w:eastAsia="Cambria" w:cs="Cambria"/>
+          <w:b/>
+          <w:color w:val="000000" w:themeColor="text1"/>
+          <w:sz w:val="21"/>
+        </w:rPr>
+        <w:t xml:space="preserve">Keberhasilan Produk:</w:t>
+      </w:r>
+      <w:r>
+        <w:rPr>
+          <w:rFonts w:ascii="Cambria" w:hAnsi="Cambria" w:eastAsia="Cambria" w:cs="Cambria"/>
+          <w:color w:val="000000" w:themeColor="text1"/>
+          <w:sz w:val="21"/>
+        </w:rPr>
+        <w:t xml:space="preserve"> Kelompok 4 berhasil mengintegrasikan teori matematika kelas XII ke dalam produk nyata berupa aplikasi visualizer berbasis web dan infografis resolusi tinggi.</w:t>
+      </w:r>
+      <w:r>
+        <w:rPr>
+          <w:rFonts w:ascii="Cambria" w:hAnsi="Cambria" w:eastAsia="Cambria" w:cs="Cambria"/>
+          <w:color w:val="000000" w:themeColor="text1"/>
+        </w:rPr>
+      </w:r>
+      <w:r>
+        <w:rPr>
+          <w:rFonts w:ascii="Cambria" w:hAnsi="Cambria" w:eastAsia="Cambria" w:cs="Cambria"/>
+          <w:color w:val="000000" w:themeColor="text1"/>
+        </w:rPr>
+      </w:r>
+    </w:p>
+    <w:p>
+      <w:pPr>
+        <w:pBdr/>
+        <w:spacing w:after="120" w:before="80"/>
+        <w:ind/>
+        <w:jc w:val="center"/>
+        <w:rPr>
+          <w:rFonts w:ascii="Cambria" w:hAnsi="Cambria" w:cs="Cambria"/>
+        </w:rPr>
+      </w:pPr>
+      <w:r>
+        <w:rPr>
+          <w:rFonts w:ascii="Cambria" w:hAnsi="Cambria" w:eastAsia="Cambria" w:cs="Cambria"/>
+          <w:color w:val="cbd5e1"/>
+        </w:rPr>
+        <w:t xml:space="preserve">———————————————————————————————————————————————————————</w:t>
+      </w:r>
+      <w:r>
+        <w:rPr>
+          <w:rFonts w:ascii="Cambria" w:hAnsi="Cambria" w:eastAsia="Cambria" w:cs="Cambria"/>
+        </w:rPr>
+      </w:r>
+      <w:r>
+        <w:rPr>
+          <w:rFonts w:ascii="Cambria" w:hAnsi="Cambria" w:eastAsia="Cambria" w:cs="Cambria"/>
+        </w:rPr>
+      </w:r>
+    </w:p>
+    <w:p>
+      <w:pPr>
+        <w:pBdr/>
+        <w:spacing w:after="60" w:before="240"/>
+        <w:ind/>
+        <w:rPr>
+          <w:rFonts w:ascii="Cambria" w:hAnsi="Cambria" w:cs="Cambria"/>
+        </w:rPr>
+      </w:pPr>
+      <w:r>
+        <w:rPr>
+          <w:rFonts w:ascii="Cambria" w:hAnsi="Cambria" w:eastAsia="Cambria" w:cs="Cambria"/>
+          <w:b/>
+          <w:color w:val="0f172a"/>
+          <w:sz w:val="23"/>
+        </w:rPr>
+        <w:t xml:space="preserve">5.2 Relevansi dengan Dunia Rekayasa Perangkat Lunak (PPLG)</w:t>
+      </w:r>
+      <w:r>
+        <w:rPr>
+          <w:rFonts w:ascii="Cambria" w:hAnsi="Cambria" w:eastAsia="Cambria" w:cs="Cambria"/>
+        </w:rPr>
+      </w:r>
+      <w:r>
+        <w:rPr>
+          <w:rFonts w:ascii="Cambria" w:hAnsi="Cambria" w:eastAsia="Cambria" w:cs="Cambria"/>
+        </w:rPr>
+      </w:r>
+    </w:p>
+    <w:p>
+      <w:pPr>
+        <w:pBdr/>
+        <w:spacing w:after="40" w:before="40" w:line="276" w:lineRule="auto"/>
+        <w:ind/>
+        <w:rPr>
+          <w:rFonts w:ascii="Cambria" w:hAnsi="Cambria" w:cs="Cambria"/>
+        </w:rPr>
+      </w:pPr>
+      <w:r>
+        <w:rPr>
+          <w:rFonts w:ascii="Cambria" w:hAnsi="Cambria" w:eastAsia="Cambria" w:cs="Cambria"/>
+          <w:color w:val="0f172a"/>
+          <w:sz w:val="21"/>
+        </w:rPr>
+        <w:t xml:space="preserve">Proyek ini membuktikan secara nyata bagaimana ilmu matematika bekerja di dalam industri perangkat lunak dan gim:</w:t>
+      </w:r>
+      <w:r>
+        <w:rPr>
+          <w:rFonts w:ascii="Cambria" w:hAnsi="Cambria" w:eastAsia="Cambria" w:cs="Cambria"/>
+        </w:rPr>
+      </w:r>
+      <w:r>
+        <w:rPr>
+          <w:rFonts w:ascii="Cambria" w:hAnsi="Cambria" w:eastAsia="Cambria" w:cs="Cambria"/>
+        </w:rPr>
+      </w:r>
+    </w:p>
+    <w:p>
+      <w:pPr>
+        <w:pBdr/>
+        <w:spacing w:after="40" w:before="160"/>
+        <w:ind/>
+        <w:rPr>
+          <w:rFonts w:ascii="Cambria" w:hAnsi="Cambria" w:cs="Cambria"/>
+        </w:rPr>
+      </w:pPr>
+      <w:r>
+        <w:rPr>
+          <w:rFonts w:ascii="Cambria" w:hAnsi="Cambria" w:eastAsia="Cambria" w:cs="Cambria"/>
+          <w:b/>
+          <w:color w:val="1e293b"/>
+          <w:sz w:val="21"/>
+        </w:rPr>
+        <w:t xml:space="preserve">1. Implementasi CSS Transform 2D pada Desain Web &amp; Aplikasi Mobile</w:t>
+      </w:r>
+      <w:r>
+        <w:rPr>
+          <w:rFonts w:ascii="Cambria" w:hAnsi="Cambria" w:eastAsia="Cambria" w:cs="Cambria"/>
+        </w:rPr>
+      </w:r>
+      <w:r>
+        <w:rPr>
+          <w:rFonts w:ascii="Cambria" w:hAnsi="Cambria" w:eastAsia="Cambria" w:cs="Cambria"/>
+        </w:rPr>
+      </w:r>
+    </w:p>
+    <w:p>
+      <w:pPr>
+        <w:pBdr/>
+        <w:spacing w:after="40" w:before="40" w:line="276" w:lineRule="auto"/>
+        <w:ind/>
+        <w:rPr>
+          <w:rFonts w:ascii="Cambria" w:hAnsi="Cambria" w:cs="Cambria"/>
+        </w:rPr>
+      </w:pPr>
+      <w:r>
+        <w:rPr>
+          <w:rFonts w:ascii="Cambria" w:hAnsi="Cambria" w:eastAsia="Cambria" w:cs="Cambria"/>
+          <w:color w:val="0f172a"/>
+          <w:sz w:val="21"/>
+        </w:rPr>
+        <w:t xml:space="preserve">Saat seorang </w:t>
+      </w:r>
+      <w:r>
+        <w:rPr>
+          <w:rFonts w:ascii="Cambria" w:hAnsi="Cambria" w:eastAsia="Cambria" w:cs="Cambria"/>
+          <w:i/>
+          <w:color w:val="475569"/>
+          <w:sz w:val="21"/>
+        </w:rPr>
+        <w:t xml:space="preserve">frontend web developer</w:t>
+      </w:r>
+      <w:r>
+        <w:rPr>
+          <w:rFonts w:ascii="Cambria" w:hAnsi="Cambria" w:eastAsia="Cambria" w:cs="Cambria"/>
+          <w:color w:val="0f172a"/>
+          <w:sz w:val="21"/>
+        </w:rPr>
+        <w:t xml:space="preserve"> membuat tombol atau logo berputar menggunakan kode CSS:</w:t>
+      </w:r>
+      <w:r>
+        <w:rPr>
+          <w:rFonts w:ascii="Cambria" w:hAnsi="Cambria" w:eastAsia="Cambria" w:cs="Cambria"/>
+        </w:rPr>
+      </w:r>
+      <w:r>
+        <w:rPr>
+          <w:rFonts w:ascii="Cambria" w:hAnsi="Cambria" w:eastAsia="Cambria" w:cs="Cambria"/>
+        </w:rPr>
+      </w:r>
+    </w:p>
+    <w:tbl>
+      <w:tblPr>
+        <w:jc w:val="center"/>
+        <w:tblW w:w="0" w:type="auto"/>
+        <w:tblBorders/>
+        <w:tblLook w:val="04A0" w:firstRow="1" w:lastRow="0" w:firstColumn="1" w:lastColumn="0" w:noHBand="0" w:noVBand="1"/>
+      </w:tblPr>
+      <w:tblGrid>
+        <w:gridCol w:w="9144"/>
+      </w:tblGrid>
+      <w:tr>
+        <w:trPr/>
+        <w:tc>
+          <w:tcPr>
+            <w:shd w:val="clear" w:color="ffffff" w:fill="0f172a"/>
+            <w:tcBorders/>
+            <w:tcMar>
+              <w:left w:w="180" w:type="dxa"/>
+              <w:top w:w="140" w:type="dxa"/>
+              <w:right w:w="180" w:type="dxa"/>
+              <w:bottom w:w="140" w:type="dxa"/>
+            </w:tcMar>
+            <w:tcW w:w="9144" w:type="dxa"/>
+          </w:tcPr>
+          <w:p>
+            <w:pPr>
+              <w:pBdr/>
+              <w:spacing w:after="80" w:before="80"/>
+              <w:ind/>
+              <w:rPr>
+                <w:rFonts w:ascii="Cambria" w:hAnsi="Cambria" w:cs="Cambria"/>
+              </w:rPr>
+            </w:pPr>
+            <w:r>
+              <w:rPr>
+                <w:rFonts w:ascii="Cambria" w:hAnsi="Cambria" w:eastAsia="Cambria" w:cs="Cambria"/>
+                <w:color w:val="e2e8f0"/>
+                <w:sz w:val="18"/>
+              </w:rPr>
+              <w:t xml:space="preserve">.logo-smkn9 {</w:t>
+              <w:br/>
+              <w:t xml:space="preserve">  transform-origin: 0px 0px; /* Titik pusat putaran O(0,0) */</w:t>
+              <w:br/>
+              <w:t xml:space="preserve">  transform: rotate(90deg);   /* Komputer mengeksekusi matriks [0, -1, 1, 0] */</w:t>
+              <w:br/>
+              <w:t xml:space="preserve">  transition: transform 0.4s ease-in-out;</w:t>
+              <w:br/>
+              <w:t xml:space="preserve">}</w:t>
+            </w:r>
+            <w:r>
+              <w:rPr>
+                <w:rFonts w:ascii="Cambria" w:hAnsi="Cambria" w:eastAsia="Cambria" w:cs="Cambria"/>
+              </w:rPr>
+            </w:r>
+            <w:r>
+              <w:rPr>
+                <w:rFonts w:ascii="Cambria" w:hAnsi="Cambria" w:eastAsia="Cambria" w:cs="Cambria"/>
+              </w:rPr>
+            </w:r>
+          </w:p>
+        </w:tc>
+      </w:tr>
+    </w:tbl>
+    <w:p>
+      <w:pPr>
+        <w:pBdr/>
+        <w:spacing/>
+        <w:ind/>
+        <w:rPr>
+          <w:rFonts w:ascii="Cambria" w:hAnsi="Cambria" w:cs="Cambria"/>
+        </w:rPr>
+      </w:pPr>
+      <w:r>
+        <w:rPr>
+          <w:rFonts w:ascii="Cambria" w:hAnsi="Cambria" w:eastAsia="Cambria" w:cs="Cambria"/>
+        </w:rPr>
+      </w:r>
+      <w:r>
+        <w:rPr>
+          <w:rFonts w:ascii="Cambria" w:hAnsi="Cambria" w:eastAsia="Cambria" w:cs="Cambria"/>
+        </w:rPr>
+      </w:r>
+      <w:r>
+        <w:rPr>
+          <w:rFonts w:ascii="Cambria" w:hAnsi="Cambria" w:eastAsia="Cambria" w:cs="Cambria"/>
+        </w:rPr>
+      </w:r>
+    </w:p>
+    <w:p>
+      <w:pPr>
+        <w:pBdr/>
+        <w:spacing w:after="40" w:before="40" w:line="276" w:lineRule="auto"/>
+        <w:ind/>
+        <w:rPr>
+          <w:rFonts w:ascii="Cambria" w:hAnsi="Cambria" w:cs="Cambria"/>
+        </w:rPr>
+      </w:pPr>
+      <w:r>
+        <w:rPr>
+          <w:rFonts w:ascii="Cambria" w:hAnsi="Cambria" w:eastAsia="Cambria" w:cs="Cambria"/>
+          <w:color w:val="0f172a"/>
+          <w:sz w:val="21"/>
+          <w:highlight w:val="none"/>
+        </w:rPr>
+      </w:r>
+      <w:r>
+        <w:rPr>
+          <w:rFonts w:ascii="Cambria" w:hAnsi="Cambria" w:eastAsia="Cambria" w:cs="Cambria"/>
+          <w:color w:val="0f172a"/>
+          <w:sz w:val="21"/>
+          <w:highlight w:val="none"/>
+        </w:rPr>
+      </w:r>
+      <w:r>
+        <w:rPr>
+          <w:rFonts w:ascii="Cambria" w:hAnsi="Cambria" w:eastAsia="Cambria" w:cs="Cambria"/>
+          <w:color w:val="0f172a"/>
+          <w:sz w:val="21"/>
+          <w:highlight w:val="none"/>
+        </w:rPr>
+      </w:r>
+    </w:p>
+    <w:p>
+      <w:pPr>
+        <w:pBdr/>
+        <w:spacing w:after="40" w:before="40" w:line="276" w:lineRule="auto"/>
+        <w:ind/>
+        <w:rPr>
+          <w:rFonts w:ascii="Cambria" w:hAnsi="Cambria" w:eastAsia="Cambria" w:cs="Cambria"/>
+          <w:color w:val="0f172a"/>
+          <w:sz w:val="21"/>
+          <w:szCs w:val="21"/>
+          <w:highlight w:val="none"/>
+        </w:rPr>
+      </w:pPr>
+      <w:r>
+        <w:rPr>
+          <w:rFonts w:ascii="Cambria" w:hAnsi="Cambria" w:eastAsia="Cambria" w:cs="Cambria"/>
+          <w:color w:val="0f172a"/>
+          <w:sz w:val="21"/>
+          <w:highlight w:val="none"/>
+        </w:rPr>
+      </w:r>
+      <w:r>
+        <w:rPr>
+          <w:rFonts w:ascii="Cambria" w:hAnsi="Cambria" w:eastAsia="Cambria" w:cs="Cambria"/>
+          <w:color w:val="0f172a"/>
+          <w:sz w:val="21"/>
+          <w:highlight w:val="none"/>
+        </w:rPr>
+      </w:r>
+      <w:r>
+        <w:rPr>
+          <w:rFonts w:ascii="Cambria" w:hAnsi="Cambria" w:eastAsia="Cambria" w:cs="Cambria"/>
+          <w:color w:val="0f172a"/>
+          <w:sz w:val="21"/>
+          <w:highlight w:val="none"/>
+        </w:rPr>
+      </w:r>
+    </w:p>
+    <w:p>
+      <w:pPr>
+        <w:pBdr/>
+        <w:spacing w:after="40" w:before="40" w:line="276" w:lineRule="auto"/>
+        <w:ind/>
+        <w:rPr>
+          <w:rFonts w:ascii="Cambria" w:hAnsi="Cambria" w:eastAsia="Cambria" w:cs="Cambria"/>
+          <w:color w:val="0f172a"/>
+          <w:sz w:val="21"/>
+          <w:szCs w:val="21"/>
+          <w:highlight w:val="none"/>
+        </w:rPr>
+      </w:pPr>
+      <w:r>
+        <w:rPr>
+          <w:rFonts w:ascii="Cambria" w:hAnsi="Cambria" w:eastAsia="Cambria" w:cs="Cambria"/>
+          <w:color w:val="0f172a"/>
+          <w:sz w:val="21"/>
+        </w:rPr>
+        <w:t xml:space="preserve">Di balik layar, peramban web (</w:t>
+      </w:r>
+      <w:r>
+        <w:rPr>
+          <w:rFonts w:ascii="Cambria" w:hAnsi="Cambria" w:eastAsia="Cambria" w:cs="Cambria"/>
+          <w:i/>
+          <w:color w:val="475569"/>
+          <w:sz w:val="21"/>
+        </w:rPr>
+        <w:t xml:space="preserve">browser engine</w:t>
+      </w:r>
+      <w:r>
+        <w:rPr>
+          <w:rFonts w:ascii="Cambria" w:hAnsi="Cambria" w:eastAsia="Cambria" w:cs="Cambria"/>
+          <w:color w:val="0f172a"/>
+          <w:sz w:val="21"/>
+        </w:rPr>
+        <w:t xml:space="preserve">) sedang menjalankan perkalian matriks rotasi Cartesius yang kami pelajari di bab ini untuk setiap piksel di layar ponsel atau monitor komputer.</w:t>
+      </w:r>
+      <w:r>
+        <w:rPr>
+          <w:rFonts w:ascii="Cambria" w:hAnsi="Cambria" w:eastAsia="Cambria" w:cs="Cambria"/>
+        </w:rPr>
+      </w:r>
+      <w:r>
+        <w:rPr>
+          <w:rFonts w:ascii="Cambria" w:hAnsi="Cambria" w:eastAsia="Cambria" w:cs="Cambria"/>
+        </w:rPr>
+      </w:r>
+    </w:p>
+    <w:p>
+      <w:pPr>
+        <w:pBdr/>
+        <w:spacing w:after="40" w:before="160"/>
+        <w:ind/>
+        <w:rPr>
+          <w:rFonts w:ascii="Cambria" w:hAnsi="Cambria" w:cs="Cambria"/>
+        </w:rPr>
+      </w:pPr>
+      <w:r>
+        <w:rPr>
+          <w:rFonts w:ascii="Cambria" w:hAnsi="Cambria" w:eastAsia="Cambria" w:cs="Cambria"/>
+          <w:b/>
+          <w:color w:val="1e293b"/>
+          <w:sz w:val="21"/>
+        </w:rPr>
+        <w:t xml:space="preserve">2. Implementasi Game Engine 2D &amp; HTML5 Canvas API</w:t>
+      </w:r>
+      <w:r>
+        <w:rPr>
+          <w:rFonts w:ascii="Cambria" w:hAnsi="Cambria" w:eastAsia="Cambria" w:cs="Cambria"/>
+        </w:rPr>
+      </w:r>
+      <w:r>
+        <w:rPr>
+          <w:rFonts w:ascii="Cambria" w:hAnsi="Cambria" w:eastAsia="Cambria" w:cs="Cambria"/>
+        </w:rPr>
+      </w:r>
+    </w:p>
+    <w:p>
+      <w:pPr>
+        <w:pBdr/>
+        <w:spacing w:after="40" w:before="40" w:line="276" w:lineRule="auto"/>
+        <w:ind/>
+        <w:rPr>
+          <w:rFonts w:ascii="Cambria" w:hAnsi="Cambria" w:cs="Cambria"/>
+        </w:rPr>
+      </w:pPr>
+      <w:r>
+        <w:rPr>
+          <w:rFonts w:ascii="Cambria" w:hAnsi="Cambria" w:eastAsia="Cambria" w:cs="Cambria"/>
+          <w:color w:val="0f172a"/>
+          <w:sz w:val="21"/>
+        </w:rPr>
+        <w:t xml:space="preserve">Dalam pembuatan gim 2D (seperti menggerakkan pesawat tempur atau karakter gim agar berputar ke arah kursor mouse), pengembang gim menuliskan kode rotasi pada loop perenderan grafis (</w:t>
+      </w:r>
+      <w:r>
+        <w:rPr>
+          <w:rFonts w:ascii="Cambria" w:hAnsi="Cambria" w:eastAsia="Cambria" w:cs="Cambria"/>
+          <w:i/>
+          <w:color w:val="475569"/>
+          <w:sz w:val="21"/>
+        </w:rPr>
+        <w:t xml:space="preserve">render loop</w:t>
+      </w:r>
+      <w:r>
+        <w:rPr>
+          <w:rFonts w:ascii="Cambria" w:hAnsi="Cambria" w:eastAsia="Cambria" w:cs="Cambria"/>
+          <w:color w:val="0f172a"/>
+          <w:sz w:val="21"/>
+        </w:rPr>
+        <w:t xml:space="preserve">):</w:t>
+      </w:r>
+      <w:r>
+        <w:rPr>
+          <w:rFonts w:ascii="Cambria" w:hAnsi="Cambria" w:eastAsia="Cambria" w:cs="Cambria"/>
+        </w:rPr>
+      </w:r>
+      <w:r>
+        <w:rPr>
+          <w:rFonts w:ascii="Cambria" w:hAnsi="Cambria" w:eastAsia="Cambria" w:cs="Cambria"/>
+        </w:rPr>
+      </w:r>
+    </w:p>
+    <w:tbl>
+      <w:tblPr>
+        <w:jc w:val="center"/>
+        <w:tblW w:w="0" w:type="auto"/>
+        <w:tblBorders/>
+        <w:tblLook w:val="04A0" w:firstRow="1" w:lastRow="0" w:firstColumn="1" w:lastColumn="0" w:noHBand="0" w:noVBand="1"/>
+      </w:tblPr>
+      <w:tblGrid>
+        <w:gridCol w:w="9144"/>
+      </w:tblGrid>
+      <w:tr>
+        <w:trPr/>
+        <w:tc>
+          <w:tcPr>
+            <w:shd w:val="clear" w:color="ffffff" w:fill="0f172a"/>
+            <w:tcBorders/>
+            <w:tcMar>
+              <w:left w:w="180" w:type="dxa"/>
+              <w:top w:w="140" w:type="dxa"/>
+              <w:right w:w="180" w:type="dxa"/>
+              <w:bottom w:w="140" w:type="dxa"/>
+            </w:tcMar>
+            <w:tcW w:w="9144" w:type="dxa"/>
+          </w:tcPr>
+          <w:p>
+            <w:pPr>
+              <w:pBdr/>
+              <w:spacing w:after="80" w:before="80"/>
+              <w:ind/>
+              <w:rPr>
+                <w:rFonts w:ascii="Cambria" w:hAnsi="Cambria" w:cs="Cambria"/>
+              </w:rPr>
+            </w:pPr>
+            <w:r>
+              <w:rPr>
+                <w:rFonts w:ascii="Cambria" w:hAnsi="Cambria" w:eastAsia="Cambria" w:cs="Cambria"/>
+                <w:color w:val="e2e8f0"/>
+                <w:sz w:val="18"/>
+              </w:rPr>
+              <w:t xml:space="preserve">// Memutar kar</w:t>
+            </w:r>
+            <w:r>
+              <w:rPr>
+                <w:rFonts w:ascii="Cambria" w:hAnsi="Cambria" w:eastAsia="Cambria" w:cs="Cambria"/>
+                <w:color w:val="e2e8f0"/>
+                <w:sz w:val="18"/>
+              </w:rPr>
+              <w:t xml:space="preserve">akter gim sebesar sudut rotasi di titik pusat kanvas</w:t>
+              <w:br/>
+              <w:t xml:space="preserve">context.save();</w:t>
+              <w:br/>
+              <w:t xml:space="preserve">context.translate(pusatX, pusatY);</w:t>
+              <w:br/>
+              <w:t xml:space="preserve">context.rotate((sudut * Math.PI) / 180); // Konversi derajat ke radian</w:t>
+              <w:br/>
+              <w:t xml:space="preserve">context.drawImage(gambarLogoSekolah, -lebar / 2, -tinggi / 2);</w:t>
+              <w:br/>
+              <w:t xml:space="preserve">context.restore();</w:t>
+            </w:r>
+            <w:r>
+              <w:rPr>
+                <w:rFonts w:ascii="Cambria" w:hAnsi="Cambria" w:eastAsia="Cambria" w:cs="Cambria"/>
+              </w:rPr>
+            </w:r>
+            <w:r>
+              <w:rPr>
+                <w:rFonts w:ascii="Cambria" w:hAnsi="Cambria" w:eastAsia="Cambria" w:cs="Cambria"/>
+              </w:rPr>
+            </w:r>
+          </w:p>
+        </w:tc>
+      </w:tr>
+    </w:tbl>
+    <w:p>
+      <w:pPr>
+        <w:pBdr/>
+        <w:spacing/>
+        <w:ind/>
+        <w:rPr>
+          <w:rFonts w:ascii="Cambria" w:hAnsi="Cambria" w:cs="Cambria"/>
+        </w:rPr>
+      </w:pPr>
+      <w:r>
+        <w:rPr>
+          <w:rFonts w:ascii="Cambria" w:hAnsi="Cambria" w:eastAsia="Cambria" w:cs="Cambria"/>
+        </w:rPr>
+      </w:r>
+      <w:r>
+        <w:rPr>
+          <w:rFonts w:ascii="Cambria" w:hAnsi="Cambria" w:eastAsia="Cambria" w:cs="Cambria"/>
+        </w:rPr>
+      </w:r>
+      <w:r>
+        <w:rPr>
+          <w:rFonts w:ascii="Cambria" w:hAnsi="Cambria" w:eastAsia="Cambria" w:cs="Cambria"/>
+        </w:rPr>
+      </w:r>
+    </w:p>
+    <w:p>
+      <w:pPr>
+        <w:pBdr/>
+        <w:spacing w:after="40" w:before="160"/>
+        <w:ind/>
+        <w:rPr>
+          <w:rFonts w:ascii="Cambria" w:hAnsi="Cambria" w:cs="Cambria"/>
+        </w:rPr>
+      </w:pPr>
+      <w:r>
+        <w:rPr>
+          <w:rFonts w:ascii="Cambria" w:hAnsi="Cambria" w:eastAsia="Cambria" w:cs="Cambria"/>
+          <w:b/>
+          <w:color w:val="1e293b"/>
+          <w:sz w:val="21"/>
+        </w:rPr>
+        <w:t xml:space="preserve">3. Format Vektor SVG (Scalable Vector Graphics)</w:t>
+      </w:r>
+      <w:r>
+        <w:rPr>
+          <w:rFonts w:ascii="Cambria" w:hAnsi="Cambria" w:eastAsia="Cambria" w:cs="Cambria"/>
+        </w:rPr>
+      </w:r>
+      <w:r>
+        <w:rPr>
+          <w:rFonts w:ascii="Cambria" w:hAnsi="Cambria" w:eastAsia="Cambria" w:cs="Cambria"/>
+        </w:rPr>
+      </w:r>
+    </w:p>
+    <w:p>
+      <w:pPr>
+        <w:pBdr/>
+        <w:spacing w:after="40" w:before="40" w:line="276" w:lineRule="auto"/>
+        <w:ind/>
+        <w:rPr>
+          <w:rFonts w:ascii="Cambria" w:hAnsi="Cambria" w:cs="Cambria"/>
+        </w:rPr>
+      </w:pPr>
+      <w:r>
+        <w:rPr>
+          <w:rFonts w:ascii="Cambria" w:hAnsi="Cambria" w:eastAsia="Cambria" w:cs="Cambria"/>
+          <w:color w:val="0f172a"/>
+          <w:sz w:val="21"/>
+        </w:rPr>
+        <w:t xml:space="preserve">Aplikasi modern saat ini meninggal</w:t>
+      </w:r>
+      <w:r>
+        <w:rPr>
+          <w:rFonts w:ascii="Cambria" w:hAnsi="Cambria" w:eastAsia="Cambria" w:cs="Cambria"/>
+          <w:color w:val="0f172a"/>
+          <w:sz w:val="21"/>
+        </w:rPr>
+        <w:t xml:space="preserve">kan gambar bitmap berat dan beralih ke format SVG. Karena lambang sekolah kami dimodelkan ke dalam koordinat Cartesius dan kurva Bézier, berkas ikon yang dihasilkan berukuran sangat kecil (di bawah 10 KB), dapat diunduh tanpa buram, dan mudah dianimasikan.</w:t>
+      </w:r>
+      <w:r>
+        <w:rPr>
+          <w:rFonts w:ascii="Cambria" w:hAnsi="Cambria" w:eastAsia="Cambria" w:cs="Cambria"/>
+        </w:rPr>
+      </w:r>
+      <w:r>
+        <w:rPr>
+          <w:rFonts w:ascii="Cambria" w:hAnsi="Cambria" w:eastAsia="Cambria" w:cs="Cambria"/>
+        </w:rPr>
+      </w:r>
+    </w:p>
+    <w:p>
+      <w:pPr>
+        <w:pBdr/>
+        <w:spacing w:after="120" w:before="80"/>
+        <w:ind/>
+        <w:jc w:val="center"/>
+        <w:rPr>
+          <w:rFonts w:ascii="Cambria" w:hAnsi="Cambria" w:cs="Cambria"/>
+        </w:rPr>
+      </w:pPr>
+      <w:r>
+        <w:rPr>
+          <w:rFonts w:ascii="Cambria" w:hAnsi="Cambria" w:eastAsia="Cambria" w:cs="Cambria"/>
+          <w:color w:val="cbd5e1"/>
+        </w:rPr>
+        <w:t xml:space="preserve">———————————————————————————————————————————————————————</w:t>
+      </w:r>
+      <w:r>
+        <w:rPr>
+          <w:rFonts w:ascii="Cambria" w:hAnsi="Cambria" w:eastAsia="Cambria" w:cs="Cambria"/>
+        </w:rPr>
+      </w:r>
+      <w:r>
+        <w:rPr>
+          <w:rFonts w:ascii="Cambria" w:hAnsi="Cambria" w:eastAsia="Cambria" w:cs="Cambria"/>
+        </w:rPr>
+      </w:r>
+    </w:p>
+    <w:p>
+      <w:pPr>
+        <w:pBdr/>
+        <w:spacing w:after="80" w:before="320"/>
+        <w:ind/>
+        <w:jc w:val="left"/>
+        <w:rPr>
+          <w:rFonts w:ascii="Cambria" w:hAnsi="Cambria" w:cs="Cambria"/>
+        </w:rPr>
+      </w:pPr>
+      <w:r>
+        <w:rPr>
+          <w:rFonts w:ascii="Cambria" w:hAnsi="Cambria" w:eastAsia="Cambria" w:cs="Cambria"/>
+          <w:b/>
+          <w:color w:val="1e3a8a"/>
+          <w:sz w:val="28"/>
+          <w:highlight w:val="none"/>
+        </w:rPr>
+      </w:r>
+      <w:r>
+        <w:rPr>
+          <w:rFonts w:ascii="Cambria" w:hAnsi="Cambria" w:eastAsia="Cambria" w:cs="Cambria"/>
+          <w:b/>
+          <w:color w:val="1e3a8a"/>
+          <w:sz w:val="28"/>
+          <w:highlight w:val="none"/>
+        </w:rPr>
+      </w:r>
+      <w:r>
+        <w:rPr>
+          <w:rFonts w:ascii="Cambria" w:hAnsi="Cambria" w:eastAsia="Cambria" w:cs="Cambria"/>
+          <w:b/>
+          <w:color w:val="1e3a8a"/>
+          <w:sz w:val="28"/>
+          <w:highlight w:val="none"/>
+        </w:rPr>
+      </w:r>
+    </w:p>
+    <w:p>
+      <w:pPr>
+        <w:pBdr/>
+        <w:spacing w:after="80" w:before="320"/>
+        <w:ind/>
+        <w:jc w:val="left"/>
+        <w:rPr>
+          <w:rFonts w:ascii="Cambria" w:hAnsi="Cambria" w:eastAsia="Cambria" w:cs="Cambria"/>
+          <w:b/>
+          <w:bCs/>
+          <w:color w:val="1e3a8a"/>
+          <w:sz w:val="28"/>
+          <w:szCs w:val="28"/>
+          <w:highlight w:val="none"/>
+        </w:rPr>
+      </w:pPr>
+      <w:r>
+        <w:rPr>
+          <w:rFonts w:ascii="Cambria" w:hAnsi="Cambria" w:eastAsia="Cambria" w:cs="Cambria"/>
+          <w:b/>
+          <w:color w:val="1e3a8a"/>
+          <w:sz w:val="28"/>
+          <w:highlight w:val="none"/>
+        </w:rPr>
+      </w:r>
+      <w:r>
+        <w:rPr>
+          <w:rFonts w:ascii="Cambria" w:hAnsi="Cambria" w:eastAsia="Cambria" w:cs="Cambria"/>
+          <w:b/>
+          <w:color w:val="1e3a8a"/>
+          <w:sz w:val="28"/>
+          <w:highlight w:val="none"/>
+        </w:rPr>
+      </w:r>
+      <w:r>
+        <w:rPr>
+          <w:rFonts w:ascii="Cambria" w:hAnsi="Cambria" w:eastAsia="Cambria" w:cs="Cambria"/>
+          <w:b/>
+          <w:color w:val="1e3a8a"/>
+          <w:sz w:val="28"/>
+          <w:highlight w:val="none"/>
+        </w:rPr>
+      </w:r>
+    </w:p>
+    <w:p>
+      <w:pPr>
+        <w:pBdr/>
+        <w:spacing w:after="80" w:before="320"/>
+        <w:ind/>
+        <w:jc w:val="left"/>
+        <w:rPr>
+          <w:rFonts w:ascii="Cambria" w:hAnsi="Cambria" w:eastAsia="Cambria" w:cs="Cambria"/>
+          <w:b/>
+          <w:bCs/>
+          <w:color w:val="1e3a8a"/>
+          <w:sz w:val="28"/>
+          <w:szCs w:val="28"/>
+          <w:highlight w:val="none"/>
+        </w:rPr>
+      </w:pPr>
+      <w:r>
+        <w:rPr>
+          <w:rFonts w:ascii="Cambria" w:hAnsi="Cambria" w:eastAsia="Cambria" w:cs="Cambria"/>
+          <w:b/>
+          <w:color w:val="1e3a8a"/>
+          <w:sz w:val="28"/>
+          <w:highlight w:val="none"/>
+        </w:rPr>
+      </w:r>
+      <w:r>
+        <w:rPr>
+          <w:rFonts w:ascii="Cambria" w:hAnsi="Cambria" w:eastAsia="Cambria" w:cs="Cambria"/>
+          <w:b/>
+          <w:color w:val="1e3a8a"/>
+          <w:sz w:val="28"/>
+          <w:highlight w:val="none"/>
+        </w:rPr>
+      </w:r>
+      <w:r>
+        <w:rPr>
+          <w:rFonts w:ascii="Cambria" w:hAnsi="Cambria" w:eastAsia="Cambria" w:cs="Cambria"/>
+          <w:b/>
+          <w:color w:val="1e3a8a"/>
+          <w:sz w:val="28"/>
+          <w:highlight w:val="none"/>
+        </w:rPr>
+      </w:r>
+    </w:p>
+    <w:p>
+      <w:pPr>
+        <w:pBdr/>
+        <w:spacing w:after="80" w:before="320"/>
+        <w:ind/>
+        <w:jc w:val="left"/>
+        <w:rPr>
+          <w:rFonts w:ascii="Cambria" w:hAnsi="Cambria" w:eastAsia="Cambria" w:cs="Cambria"/>
+          <w:b/>
+          <w:bCs/>
+          <w:color w:val="1e3a8a"/>
+          <w:sz w:val="28"/>
+          <w:szCs w:val="28"/>
+          <w:highlight w:val="none"/>
+        </w:rPr>
+      </w:pPr>
+      <w:r>
+        <w:rPr>
+          <w:rFonts w:ascii="Cambria" w:hAnsi="Cambria" w:eastAsia="Cambria" w:cs="Cambria"/>
+          <w:b/>
+          <w:color w:val="1e3a8a"/>
+          <w:sz w:val="28"/>
+          <w:highlight w:val="none"/>
+        </w:rPr>
+      </w:r>
+      <w:r>
+        <w:rPr>
+          <w:rFonts w:ascii="Cambria" w:hAnsi="Cambria" w:eastAsia="Cambria" w:cs="Cambria"/>
+          <w:b/>
+          <w:color w:val="1e3a8a"/>
+          <w:sz w:val="28"/>
+          <w:highlight w:val="none"/>
+        </w:rPr>
+      </w:r>
+      <w:r>
+        <w:rPr>
+          <w:rFonts w:ascii="Cambria" w:hAnsi="Cambria" w:eastAsia="Cambria" w:cs="Cambria"/>
+          <w:b/>
+          <w:color w:val="1e3a8a"/>
+          <w:sz w:val="28"/>
+          <w:highlight w:val="none"/>
+        </w:rPr>
+      </w:r>
+    </w:p>
+    <w:p>
+      <w:pPr>
+        <w:pBdr/>
+        <w:spacing w:after="80" w:before="320"/>
+        <w:ind/>
+        <w:jc w:val="left"/>
+        <w:rPr>
+          <w:rFonts w:ascii="Cambria" w:hAnsi="Cambria" w:eastAsia="Cambria" w:cs="Cambria"/>
+          <w:b/>
+          <w:bCs/>
+          <w:color w:val="1e3a8a"/>
+          <w:sz w:val="28"/>
+          <w:szCs w:val="28"/>
+          <w:highlight w:val="none"/>
+        </w:rPr>
+      </w:pPr>
+      <w:r>
+        <w:rPr>
+          <w:rFonts w:ascii="Cambria" w:hAnsi="Cambria" w:eastAsia="Cambria" w:cs="Cambria"/>
+          <w:b/>
+          <w:color w:val="1e3a8a"/>
+          <w:sz w:val="28"/>
+          <w:highlight w:val="none"/>
+        </w:rPr>
+      </w:r>
+      <w:r>
+        <w:rPr>
+          <w:rFonts w:ascii="Cambria" w:hAnsi="Cambria" w:eastAsia="Cambria" w:cs="Cambria"/>
+          <w:b/>
+          <w:color w:val="1e3a8a"/>
+          <w:sz w:val="28"/>
+          <w:highlight w:val="none"/>
+        </w:rPr>
+      </w:r>
+      <w:r>
+        <w:rPr>
+          <w:rFonts w:ascii="Cambria" w:hAnsi="Cambria" w:eastAsia="Cambria" w:cs="Cambria"/>
+          <w:b/>
+          <w:color w:val="1e3a8a"/>
+          <w:sz w:val="28"/>
+          <w:highlight w:val="none"/>
+        </w:rPr>
+      </w:r>
+    </w:p>
+    <w:p>
+      <w:pPr>
+        <w:pBdr/>
+        <w:spacing w:after="80" w:before="320"/>
+        <w:ind/>
+        <w:jc w:val="left"/>
+        <w:rPr>
+          <w:rFonts w:ascii="Cambria" w:hAnsi="Cambria" w:eastAsia="Cambria" w:cs="Cambria"/>
+          <w:b/>
+          <w:bCs/>
+          <w:color w:val="1e3a8a"/>
+          <w:sz w:val="28"/>
+          <w:szCs w:val="28"/>
+          <w:highlight w:val="none"/>
+        </w:rPr>
+      </w:pPr>
+      <w:r>
+        <w:rPr>
+          <w:rFonts w:ascii="Cambria" w:hAnsi="Cambria" w:eastAsia="Cambria" w:cs="Cambria"/>
+          <w:b/>
+          <w:color w:val="1e3a8a"/>
+          <w:sz w:val="28"/>
+          <w:highlight w:val="none"/>
+        </w:rPr>
+      </w:r>
+      <w:r>
+        <w:rPr>
+          <w:rFonts w:ascii="Cambria" w:hAnsi="Cambria" w:eastAsia="Cambria" w:cs="Cambria"/>
+          <w:b/>
+          <w:color w:val="1e3a8a"/>
+          <w:sz w:val="28"/>
+          <w:highlight w:val="none"/>
+        </w:rPr>
+      </w:r>
+      <w:r>
+        <w:rPr>
+          <w:rFonts w:ascii="Cambria" w:hAnsi="Cambria" w:eastAsia="Cambria" w:cs="Cambria"/>
+          <w:b/>
+          <w:color w:val="1e3a8a"/>
+          <w:sz w:val="28"/>
+          <w:highlight w:val="none"/>
+        </w:rPr>
+      </w:r>
+    </w:p>
+    <w:p>
+      <w:pPr>
+        <w:pBdr/>
+        <w:spacing w:after="80" w:before="320"/>
+        <w:ind/>
+        <w:jc w:val="left"/>
+        <w:rPr>
+          <w:rFonts w:ascii="Cambria" w:hAnsi="Cambria" w:eastAsia="Cambria" w:cs="Cambria"/>
+          <w:b/>
+          <w:bCs/>
+          <w:color w:val="1e3a8a"/>
+          <w:sz w:val="28"/>
+          <w:szCs w:val="28"/>
+          <w:highlight w:val="none"/>
+        </w:rPr>
+      </w:pPr>
+      <w:r>
+        <w:rPr>
+          <w:rFonts w:ascii="Cambria" w:hAnsi="Cambria" w:eastAsia="Cambria" w:cs="Cambria"/>
+          <w:b/>
+          <w:color w:val="1e3a8a"/>
+          <w:sz w:val="28"/>
+          <w:highlight w:val="none"/>
+        </w:rPr>
+      </w:r>
+      <w:r>
+        <w:rPr>
+          <w:rFonts w:ascii="Cambria" w:hAnsi="Cambria" w:eastAsia="Cambria" w:cs="Cambria"/>
+          <w:b/>
+          <w:color w:val="1e3a8a"/>
+          <w:sz w:val="28"/>
+          <w:highlight w:val="none"/>
+        </w:rPr>
+      </w:r>
+      <w:r>
+        <w:rPr>
+          <w:rFonts w:ascii="Cambria" w:hAnsi="Cambria" w:eastAsia="Cambria" w:cs="Cambria"/>
+          <w:b/>
+          <w:color w:val="1e3a8a"/>
+          <w:sz w:val="28"/>
+          <w:highlight w:val="none"/>
+        </w:rPr>
+      </w:r>
+    </w:p>
+    <w:p>
+      <w:pPr>
+        <w:pBdr/>
+        <w:spacing w:after="80" w:before="320"/>
+        <w:ind/>
+        <w:jc w:val="left"/>
+        <w:rPr>
+          <w:rFonts w:ascii="Cambria" w:hAnsi="Cambria" w:eastAsia="Cambria" w:cs="Cambria"/>
+          <w:b/>
+          <w:bCs/>
+          <w:color w:val="1e3a8a"/>
+          <w:sz w:val="28"/>
+          <w:szCs w:val="28"/>
+          <w:highlight w:val="none"/>
+        </w:rPr>
+      </w:pPr>
+      <w:r>
+        <w:rPr>
+          <w:rFonts w:ascii="Cambria" w:hAnsi="Cambria" w:eastAsia="Cambria" w:cs="Cambria"/>
+          <w:b/>
+          <w:color w:val="1e3a8a"/>
+          <w:sz w:val="28"/>
+          <w:highlight w:val="none"/>
+        </w:rPr>
+      </w:r>
+      <w:r>
+        <w:rPr>
+          <w:rFonts w:ascii="Cambria" w:hAnsi="Cambria" w:eastAsia="Cambria" w:cs="Cambria"/>
+          <w:b/>
+          <w:color w:val="1e3a8a"/>
+          <w:sz w:val="28"/>
+          <w:highlight w:val="none"/>
+        </w:rPr>
+      </w:r>
+      <w:r>
+        <w:rPr>
+          <w:rFonts w:ascii="Cambria" w:hAnsi="Cambria" w:eastAsia="Cambria" w:cs="Cambria"/>
+          <w:b/>
+          <w:color w:val="1e3a8a"/>
+          <w:sz w:val="28"/>
+          <w:highlight w:val="none"/>
+        </w:rPr>
+      </w:r>
+    </w:p>
+    <w:p>
+      <w:pPr>
+        <w:pBdr/>
+        <w:spacing w:after="80" w:before="320"/>
+        <w:ind/>
+        <w:jc w:val="left"/>
+        <w:rPr>
+          <w:rFonts w:ascii="Cambria" w:hAnsi="Cambria" w:eastAsia="Cambria" w:cs="Cambria"/>
+          <w:b/>
+          <w:bCs/>
+          <w:color w:val="1e3a8a"/>
+          <w:sz w:val="28"/>
+          <w:szCs w:val="28"/>
+          <w:highlight w:val="none"/>
+        </w:rPr>
+      </w:pPr>
+      <w:r>
+        <w:rPr>
+          <w:rFonts w:ascii="Cambria" w:hAnsi="Cambria" w:eastAsia="Cambria" w:cs="Cambria"/>
+          <w:b/>
+          <w:color w:val="1e3a8a"/>
+          <w:sz w:val="28"/>
+          <w:highlight w:val="none"/>
+        </w:rPr>
+      </w:r>
+      <w:r>
+        <w:rPr>
+          <w:rFonts w:ascii="Cambria" w:hAnsi="Cambria" w:eastAsia="Cambria" w:cs="Cambria"/>
+          <w:b/>
+          <w:color w:val="1e3a8a"/>
+          <w:sz w:val="28"/>
+          <w:highlight w:val="none"/>
+        </w:rPr>
+      </w:r>
+      <w:r>
+        <w:rPr>
+          <w:rFonts w:ascii="Cambria" w:hAnsi="Cambria" w:eastAsia="Cambria" w:cs="Cambria"/>
+          <w:b/>
+          <w:color w:val="1e3a8a"/>
+          <w:sz w:val="28"/>
+          <w:highlight w:val="none"/>
+        </w:rPr>
+      </w:r>
+    </w:p>
+    <w:p>
+      <w:pPr>
+        <w:pBdr/>
+        <w:spacing w:after="80" w:before="320"/>
+        <w:ind/>
+        <w:jc w:val="left"/>
+        <w:rPr>
+          <w:rFonts w:ascii="Cambria" w:hAnsi="Cambria" w:eastAsia="Cambria" w:cs="Cambria"/>
+          <w:b/>
+          <w:bCs/>
+          <w:color w:val="1e3a8a"/>
+          <w:sz w:val="28"/>
+          <w:szCs w:val="28"/>
+          <w:highlight w:val="none"/>
+        </w:rPr>
+      </w:pPr>
+      <w:r>
+        <w:rPr>
+          <w:rFonts w:ascii="Cambria" w:hAnsi="Cambria" w:eastAsia="Cambria" w:cs="Cambria"/>
+          <w:b/>
+          <w:color w:val="1e3a8a"/>
+          <w:sz w:val="28"/>
+          <w:highlight w:val="none"/>
+        </w:rPr>
+      </w:r>
+      <w:r>
+        <w:rPr>
+          <w:rFonts w:ascii="Cambria" w:hAnsi="Cambria" w:eastAsia="Cambria" w:cs="Cambria"/>
+          <w:b/>
+          <w:color w:val="1e3a8a"/>
+          <w:sz w:val="28"/>
+          <w:highlight w:val="none"/>
+        </w:rPr>
+      </w:r>
+      <w:r>
+        <w:rPr>
+          <w:rFonts w:ascii="Cambria" w:hAnsi="Cambria" w:eastAsia="Cambria" w:cs="Cambria"/>
+          <w:b/>
+          <w:color w:val="1e3a8a"/>
+          <w:sz w:val="28"/>
+          <w:highlight w:val="none"/>
+        </w:rPr>
+      </w:r>
+    </w:p>
+    <w:p>
+      <w:pPr>
+        <w:pBdr/>
+        <w:spacing w:after="80" w:before="320"/>
+        <w:ind/>
+        <w:jc w:val="left"/>
+        <w:rPr>
+          <w:rFonts w:ascii="Cambria" w:hAnsi="Cambria" w:eastAsia="Cambria" w:cs="Cambria"/>
+          <w:b/>
+          <w:bCs/>
+          <w:color w:val="000000" w:themeColor="text1"/>
+          <w:sz w:val="28"/>
+          <w:szCs w:val="28"/>
+          <w:highlight w:val="none"/>
+        </w:rPr>
+      </w:pPr>
+      <w:r>
+        <w:rPr>
+          <w:rFonts w:ascii="Cambria" w:hAnsi="Cambria" w:eastAsia="Cambria" w:cs="Cambria"/>
+          <w:b/>
+          <w:color w:val="000000" w:themeColor="text1"/>
+          <w:sz w:val="28"/>
+        </w:rPr>
+        <w:t xml:space="preserve">LAMPIRAN DAN TAUTAN PROYEK</w:t>
+      </w:r>
+      <w:r>
+        <w:rPr>
+          <w:rFonts w:ascii="Cambria" w:hAnsi="Cambria" w:eastAsia="Cambria" w:cs="Cambria"/>
+          <w:color w:val="000000" w:themeColor="text1"/>
+        </w:rPr>
+      </w:r>
+      <w:r>
+        <w:rPr>
+          <w:rFonts w:ascii="Cambria" w:hAnsi="Cambria" w:eastAsia="Cambria" w:cs="Cambria"/>
+          <w:color w:val="000000" w:themeColor="text1"/>
+        </w:rPr>
+      </w:r>
+    </w:p>
+    <w:p>
+      <w:pPr>
+        <w:pBdr/>
+        <w:spacing w:after="60" w:before="240"/>
+        <w:ind/>
+        <w:rPr>
+          <w:rFonts w:ascii="Cambria" w:hAnsi="Cambria" w:cs="Cambria"/>
+        </w:rPr>
+      </w:pPr>
+      <w:r>
+        <w:rPr>
+          <w:rFonts w:ascii="Cambria" w:hAnsi="Cambria" w:eastAsia="Cambria" w:cs="Cambria"/>
+          <w:b/>
+          <w:color w:val="0f172a"/>
+          <w:sz w:val="23"/>
+        </w:rPr>
+        <w:t xml:space="preserve">🌐 Akses Produk Aplikasi Web Interaktif</w:t>
+      </w:r>
+      <w:r>
+        <w:rPr>
+          <w:rFonts w:ascii="Cambria" w:hAnsi="Cambria" w:eastAsia="Cambria" w:cs="Cambria"/>
+        </w:rPr>
+      </w:r>
+      <w:r>
+        <w:rPr>
+          <w:rFonts w:ascii="Cambria" w:hAnsi="Cambria" w:eastAsia="Cambria" w:cs="Cambria"/>
+        </w:rPr>
+      </w:r>
+    </w:p>
+    <w:p>
+      <w:pPr>
+        <w:pBdr/>
+        <w:spacing w:after="40" w:before="40" w:line="276" w:lineRule="auto"/>
+        <w:ind/>
+        <w:rPr>
+          <w:rFonts w:ascii="Cambria" w:hAnsi="Cambria" w:cs="Cambria"/>
+        </w:rPr>
+      </w:pPr>
+      <w:r>
+        <w:rPr>
+          <w:rFonts w:ascii="Cambria" w:hAnsi="Cambria" w:eastAsia="Cambria" w:cs="Cambria"/>
+          <w:color w:val="0f172a"/>
+          <w:sz w:val="21"/>
+        </w:rPr>
+        <w:t xml:space="preserve">Untuk mempermudah Ibu guru dan rekan-rekan siswa dalam menguji secara langsung simulasi rotasi kartesius, kami menyediakan tautan ringkas (</w:t>
+      </w:r>
+      <w:r>
+        <w:rPr>
+          <w:rFonts w:ascii="Cambria" w:hAnsi="Cambria" w:eastAsia="Cambria" w:cs="Cambria"/>
+          <w:i/>
+          <w:color w:val="475569"/>
+          <w:sz w:val="21"/>
+        </w:rPr>
+        <w:t xml:space="preserve">Short URL</w:t>
+      </w:r>
+      <w:r>
+        <w:rPr>
+          <w:rFonts w:ascii="Cambria" w:hAnsi="Cambria" w:eastAsia="Cambria" w:cs="Cambria"/>
+          <w:color w:val="0f172a"/>
+          <w:sz w:val="21"/>
+        </w:rPr>
+        <w:t xml:space="preserve">) dan kode QR (</w:t>
+      </w:r>
+      <w:r>
+        <w:rPr>
+          <w:rFonts w:ascii="Cambria" w:hAnsi="Cambria" w:eastAsia="Cambria" w:cs="Cambria"/>
+          <w:i/>
+          <w:color w:val="475569"/>
+          <w:sz w:val="21"/>
+        </w:rPr>
+        <w:t xml:space="preserve">QR Code</w:t>
+      </w:r>
+      <w:r>
+        <w:rPr>
+          <w:rFonts w:ascii="Cambria" w:hAnsi="Cambria" w:eastAsia="Cambria" w:cs="Cambria"/>
+          <w:color w:val="0f172a"/>
+          <w:sz w:val="21"/>
+        </w:rPr>
+        <w:t xml:space="preserve">) yang dapat dipindai secara instan:</w:t>
+      </w:r>
+      <w:r>
+        <w:rPr>
+          <w:rFonts w:ascii="Cambria" w:hAnsi="Cambria" w:eastAsia="Cambria" w:cs="Cambria"/>
+        </w:rPr>
+      </w:r>
+      <w:r>
+        <w:rPr>
+          <w:rFonts w:ascii="Cambria" w:hAnsi="Cambria" w:eastAsia="Cambria" w:cs="Cambria"/>
+        </w:rPr>
+      </w:r>
+    </w:p>
+    <w:p>
+      <w:pPr>
+        <w:pBdr/>
+        <w:spacing w:after="40" w:before="40" w:line="276" w:lineRule="auto"/>
+        <w:ind w:left="0"/>
+        <w:rPr>
+          <w:rFonts w:ascii="Cambria" w:hAnsi="Cambria" w:cs="Cambria"/>
+        </w:rPr>
+      </w:pPr>
+      <w:r>
+        <w:rPr>
+          <w:rFonts w:ascii="Cambria" w:hAnsi="Cambria" w:eastAsia="Cambria" w:cs="Cambria"/>
+          <w:b/>
+          <w:color w:val="1e3a8a"/>
+        </w:rPr>
+        <w:t xml:space="preserve"> </w:t>
+      </w:r>
+      <w:r>
+        <w:rPr>
+          <w:rFonts w:ascii="Cambria" w:hAnsi="Cambria" w:eastAsia="Cambria" w:cs="Cambria"/>
+          <w:b/>
+          <w:color w:val="0f172a"/>
+          <w:sz w:val="21"/>
+        </w:rPr>
+        <w:t xml:space="preserve">Tautan Ringkas (Short URL):</w:t>
+      </w:r>
+      <w:r>
+        <w:rPr>
+          <w:rFonts w:ascii="Cambria" w:hAnsi="Cambria" w:eastAsia="Cambria" w:cs="Cambria"/>
+          <w:color w:val="0f172a"/>
+          <w:sz w:val="21"/>
+        </w:rPr>
+        <w:t xml:space="preserve"> </w:t>
+      </w:r>
+      <w:hyperlink r:id="rId12" w:tooltip="https://tinyurl.com/rotasi-smkn9" w:history="1">
+        <w:r>
+          <w:rPr>
+            <w:rStyle w:val="187"/>
+            <w:rFonts w:ascii="Cambria" w:hAnsi="Cambria" w:eastAsia="Cambria" w:cs="Cambria"/>
+            <w:sz w:val="21"/>
+          </w:rPr>
+          <w:t xml:space="preserve">https://tinyurl.com/rotasi-smkn9</w:t>
+        </w:r>
+      </w:hyperlink>
+      <w:r>
+        <w:rPr>
+          <w:rFonts w:ascii="Cambria" w:hAnsi="Cambria" w:eastAsia="Cambria" w:cs="Cambria"/>
+          <w:color w:val="0f172a"/>
+          <w:sz w:val="21"/>
+        </w:rPr>
+      </w:r>
+      <w:r>
+        <w:rPr>
+          <w:rFonts w:ascii="Cambria" w:hAnsi="Cambria" w:eastAsia="Cambria" w:cs="Cambria"/>
+        </w:rPr>
+      </w:r>
+    </w:p>
+    <w:p>
+      <w:pPr>
+        <w:pBdr/>
+        <w:spacing w:after="40" w:before="40" w:line="276" w:lineRule="auto"/>
+        <w:ind/>
+        <w:rPr>
+          <w:rFonts w:ascii="Cambria" w:hAnsi="Cambria" w:cs="Cambria"/>
+        </w:rPr>
+      </w:pPr>
+      <w:r>
+        <w:rPr>
+          <w:rFonts w:ascii="Cambria" w:hAnsi="Cambria" w:eastAsia="Cambria" w:cs="Cambria"/>
+          <w:i/>
+          <w:color w:val="475569"/>
+          <w:sz w:val="21"/>
+        </w:rPr>
+        <w:t xml:space="preserve">(Alternatif cadangan: </w:t>
+      </w:r>
+      <w:hyperlink r:id="rId13" w:tooltip="https://da.gd/V0UF" w:history="1">
+        <w:r>
+          <w:rPr>
+            <w:rStyle w:val="187"/>
+            <w:rFonts w:ascii="Cambria" w:hAnsi="Cambria" w:eastAsia="Cambria" w:cs="Cambria"/>
+            <w:i/>
+            <w:sz w:val="21"/>
+          </w:rPr>
+          <w:t xml:space="preserve">https://da.gd/V0UF</w:t>
+        </w:r>
+      </w:hyperlink>
+      <w:r>
+        <w:rPr>
+          <w:rFonts w:ascii="Cambria" w:hAnsi="Cambria" w:eastAsia="Cambria" w:cs="Cambria"/>
+          <w:i/>
+          <w:color w:val="475569"/>
+          <w:sz w:val="21"/>
+        </w:rPr>
+        <w:t xml:space="preserve">)</w:t>
+      </w:r>
+      <w:r>
+        <w:rPr>
+          <w:rFonts w:ascii="Cambria" w:hAnsi="Cambria" w:eastAsia="Cambria" w:cs="Cambria"/>
+        </w:rPr>
+      </w:r>
+    </w:p>
+    <w:p>
+      <w:pPr>
+        <w:pBdr/>
+        <w:spacing w:after="40" w:before="40" w:line="276" w:lineRule="auto"/>
+        <w:ind w:left="0"/>
+        <w:rPr>
+          <w:rFonts w:ascii="Cambria" w:hAnsi="Cambria" w:cs="Cambria"/>
+        </w:rPr>
+      </w:pPr>
+      <w:r>
+        <w:rPr>
+          <w:rFonts w:ascii="Cambria" w:hAnsi="Cambria" w:eastAsia="Cambria" w:cs="Cambria"/>
+          <w:b/>
+          <w:color w:val="1e3a8a"/>
+        </w:rPr>
+        <w:t xml:space="preserve"> </w:t>
+      </w:r>
+      <w:r>
+        <w:rPr>
+          <w:rFonts w:ascii="Cambria" w:hAnsi="Cambria" w:eastAsia="Cambria" w:cs="Cambria"/>
+          <w:b/>
+          <w:color w:val="0f172a"/>
+          <w:sz w:val="21"/>
+        </w:rPr>
+        <w:t xml:space="preserve">Tautan Lengkap GitHub Pages:</w:t>
+      </w:r>
+      <w:r>
+        <w:rPr>
+          <w:rFonts w:ascii="Cambria" w:hAnsi="Cambria" w:eastAsia="Cambria" w:cs="Cambria"/>
+          <w:color w:val="0f172a"/>
+          <w:sz w:val="21"/>
+        </w:rPr>
+        <w:t xml:space="preserve"> </w:t>
+      </w:r>
+      <w:hyperlink r:id="rId14" w:tooltip="https://sabilmurti.github.io/tugas-pages/matematika-transformasi-geometri-kelompok4" w:history="1">
+        <w:r>
+          <w:rPr>
+            <w:rStyle w:val="187"/>
+            <w:rFonts w:ascii="Cambria" w:hAnsi="Cambria" w:eastAsia="Cambria" w:cs="Cambria"/>
+            <w:sz w:val="21"/>
+          </w:rPr>
+          <w:t xml:space="preserve">https://sabilmurti.github.io/tugas-pages/matematika-transformasi-geometri-kelompok4</w:t>
+        </w:r>
+      </w:hyperlink>
+      <w:r>
+        <w:rPr>
+          <w:rFonts w:ascii="Cambria" w:hAnsi="Cambria" w:eastAsia="Cambria" w:cs="Cambria"/>
+          <w:color w:val="0f172a"/>
+          <w:sz w:val="21"/>
+        </w:rPr>
+      </w:r>
+      <w:r>
+        <w:rPr>
+          <w:rFonts w:ascii="Cambria" w:hAnsi="Cambria" w:eastAsia="Cambria" w:cs="Cambria"/>
+        </w:rPr>
+      </w:r>
+    </w:p>
+    <w:p>
+      <w:pPr>
+        <w:pBdr/>
+        <w:spacing w:after="40" w:before="40" w:line="276" w:lineRule="auto"/>
+        <w:ind w:left="0"/>
+        <w:rPr>
+          <w:rFonts w:ascii="Cambria" w:hAnsi="Cambria" w:cs="Cambria"/>
+        </w:rPr>
+      </w:pPr>
+      <w:r>
+        <w:rPr>
+          <w:rFonts w:ascii="Cambria" w:hAnsi="Cambria" w:eastAsia="Cambria" w:cs="Cambria"/>
+          <w:b/>
+          <w:color w:val="1e3a8a"/>
+        </w:rPr>
+        <w:t xml:space="preserve"> </w:t>
+      </w:r>
+      <w:r>
+        <w:rPr>
+          <w:rFonts w:ascii="Cambria" w:hAnsi="Cambria" w:eastAsia="Cambria" w:cs="Cambria"/>
+          <w:b/>
+          <w:color w:val="0f172a"/>
+          <w:sz w:val="21"/>
+        </w:rPr>
+        <w:t xml:space="preserve">Pindai Kode QR (Scan Me):</w:t>
+      </w:r>
+      <w:r>
+        <w:rPr>
+          <w:rFonts w:ascii="Cambria" w:hAnsi="Cambria" w:eastAsia="Cambria" w:cs="Cambria"/>
+        </w:rPr>
+      </w:r>
+      <w:r>
+        <w:rPr>
+          <w:rFonts w:ascii="Cambria" w:hAnsi="Cambria" w:eastAsia="Cambria" w:cs="Cambria"/>
+        </w:rPr>
+      </w:r>
+    </w:p>
+    <w:p>
+      <w:pPr>
+        <w:pBdr/>
+        <w:spacing w:after="40" w:before="160"/>
+        <w:ind/>
+        <w:jc w:val="left"/>
+        <w:rPr>
+          <w:rFonts w:ascii="Cambria" w:hAnsi="Cambria" w:cs="Cambria"/>
+        </w:rPr>
+      </w:pPr>
+      <w:r>
+        <w:rPr>
+          <w:rFonts w:ascii="Cambria" w:hAnsi="Cambria" w:eastAsia="Cambria" w:cs="Cambria"/>
+        </w:rPr>
+        <mc:AlternateContent>
+          <mc:Choice Requires="wpg">
+            <w:drawing>
+              <wp:inline xmlns:wp="http://schemas.openxmlformats.org/drawingml/2006/wordprocessingDrawing" distT="0" distB="0" distL="0" distR="0">
+                <wp:extent cx="3465480" cy="3465480"/>
+                <wp:effectExtent l="0" t="0" r="0" b="0"/>
+                <wp:docPr id="4" name="Picture 1"/>
+                <wp:cNvGraphicFramePr>
+                  <a:graphicFrameLocks xmlns:a="http://schemas.openxmlformats.org/drawingml/2006/main" noChangeAspect="1"/>
+                </wp:cNvGraphicFramePr>
+                <a:graphic xmlns:a="http://schemas.openxmlformats.org/drawingml/2006/main">
+                  <a:graphicData uri="http://schemas.openxmlformats.org/drawingml/2006/picture">
+                    <pic:pic xmlns:pic="http://schemas.openxmlformats.org/drawingml/2006/picture">
+                      <pic:nvPicPr>
+                        <pic:cNvPr id="850464369" name="qrcode_web_matematika.png"/>
+                        <pic:cNvPicPr>
+                          <a:picLocks noChangeAspect="1"/>
+                        </pic:cNvPicPr>
+                        <pic:nvPr/>
+                      </pic:nvPicPr>
+                      <pic:blipFill rotWithShape="1">
+                        <a:blip r:embed="rId15"/>
+                        <a:stretch/>
+                      </pic:blipFill>
+                      <pic:spPr bwMode="auto">
+                        <a:xfrm flipH="0" flipV="0">
+                          <a:off x="0" y="0"/>
+                          <a:ext cx="3465480" cy="3465480"/>
+                        </a:xfrm>
+                        <a:prstGeom prst="rect">
+                          <a:avLst/>
+                        </a:prstGeom>
+                      </pic:spPr>
+                    </pic:pic>
+                  </a:graphicData>
+                </a:graphic>
+              </wp:inline>
+            </w:drawing>
+          </mc:Choice>
+          <mc:Fallback>
+            <w:pict>
+              <v:shapetype id="_x0000_t75" coordsize="21600,21600" o:spt="75" o:preferrelative="t" path="m@4@5l@4@11@9@11@9@5xe" filled="f" stroked="f">
+                <v:stroke joinstyle="miter"/>
+                <v:formulas>
+                  <v:f eqn="if lineDrawn pixelLineWidth 0"/>
+                  <v:f eqn="sum @0 1 0"/>
+                  <v:f eqn="sum 0 0 @1"/>
+                  <v:f eqn="prod @2 1 2"/>
+                  <v:f eqn="prod @3 21600 pixelWidth"/>
+                  <v:f eqn="prod @3 21600 pixelHeight"/>
+                  <v:f eqn="sum @0 0 1"/>
+                  <v:f eqn="prod @6 1 2"/>
+                  <v:f eqn="prod @7 21600 pixelWidth"/>
+                  <v:f eqn="sum @8 21600 0"/>
+                  <v:f eqn="prod @7 21600 pixelHeight"/>
+                  <v:f eqn="sum @10 21600 0"/>
+                </v:formulas>
+                <v:path o:extrusionok="f" gradientshapeok="t" o:connecttype="rect"/>
+                <o:lock v:ext="edit" aspectratio="t"/>
+              </v:shapetype>
+              <v:shape id="_x0000_i3" o:spid="_x0000_s3" type="#_x0000_t75" style="width:272.87pt;height:272.87pt;mso-wrap-distance-left:0.00pt;mso-wrap-distance-top:0.00pt;mso-wrap-distance-right:0.00pt;mso-wrap-distance-bottom:0.00pt;z-index:1;" stroked="false">
+                <v:imagedata r:id="rId15" o:title=""/>
+                <o:lock v:ext="edit" rotation="t"/>
+              </v:shape>
+            </w:pict>
+          </mc:Fallback>
+        </mc:AlternateContent>
+      </w:r>
+      <w:r>
+        <w:rPr>
+          <w:rFonts w:ascii="Cambria" w:hAnsi="Cambria" w:eastAsia="Cambria" w:cs="Cambria"/>
+        </w:rPr>
+      </w:r>
+      <w:r>
+        <w:rPr>
+          <w:rFonts w:ascii="Cambria" w:hAnsi="Cambria" w:eastAsia="Cambria" w:cs="Cambria"/>
+        </w:rPr>
+      </w:r>
+    </w:p>
+    <w:p>
+      <w:pPr>
+        <w:pBdr/>
+        <w:spacing w:after="40" w:before="40" w:line="276" w:lineRule="auto"/>
+        <w:ind/>
+        <w:rPr>
+          <w:rFonts w:ascii="Cambria" w:hAnsi="Cambria" w:cs="Cambria"/>
+        </w:rPr>
+      </w:pPr>
+      <w:r>
+        <w:rPr>
+          <w:rFonts w:ascii="Cambria" w:hAnsi="Cambria" w:eastAsia="Cambria" w:cs="Cambria"/>
+          <w:i/>
+          <w:color w:val="475569"/>
+          <w:sz w:val="21"/>
+        </w:rPr>
+        <w:t xml:space="preserve">(Arahkan kamera ponsel cerdas Anda ke gambar kode QR di atas untuk langsung membuka aplikasi web di peramban tanpa perlu mengetik alamat URL).</w:t>
       </w:r>
       <w:r>
         <w:rPr>

--- a/matematika-transformasi-geometri-kelompok4/LAPORAN.docx
+++ b/matematika-transformasi-geometri-kelompok4/LAPORAN.docx
@@ -8019,13 +8019,45 @@
           <w:highlight w:val="none"/>
         </w:rPr>
       </w:r>
+      <w:r/>
+      <w:r>
+        <w:rPr>
+          <w:rFonts w:ascii="Cambria" w:hAnsi="Cambria" w:eastAsia="Cambria" w:cs="Cambria"/>
+          <w:color w:val="0f172a"/>
+          <w:sz w:val="21"/>
+          <w:highlight w:val="none"/>
+        </w:rPr>
+      </w:r>
+      <w:r>
+        <w:rPr>
+          <w:rFonts w:ascii="Cambria" w:hAnsi="Cambria" w:eastAsia="Cambria" w:cs="Cambria"/>
+        </w:rPr>
+      </w:r>
+      <w:r>
+        <w:rPr>
+          <w:rFonts w:ascii="Cambria" w:hAnsi="Cambria" w:eastAsia="Cambria" w:cs="Cambria"/>
+          <w:color w:val="0f172a"/>
+          <w:sz w:val="21"/>
+          <w:highlight w:val="none"/>
+        </w:rPr>
+      </w:r>
+      <w:r/>
+      <w:r/>
       <w:r>
         <mc:AlternateContent>
           <mc:Choice Requires="wpg">
             <w:drawing>
-              <wp:inline xmlns:wp="http://schemas.openxmlformats.org/drawingml/2006/wordprocessingDrawing" distT="0" distB="0" distL="0" distR="0">
-                <wp:extent cx="3800475" cy="4371975"/>
+              <wp:anchor xmlns:wp="http://schemas.openxmlformats.org/drawingml/2006/wordprocessingDrawing" xmlns:wp14="http://schemas.microsoft.com/office/word/2010/wordprocessingDrawing" distT="0" distB="0" distL="115200" distR="115200" simplePos="0" relativeHeight="6144" behindDoc="0" locked="0" layoutInCell="1" allowOverlap="1">
+                <wp:simplePos x="0" y="0"/>
+                <wp:positionH relativeFrom="column">
+                  <wp:posOffset>32783</wp:posOffset>
+                </wp:positionH>
+                <wp:positionV relativeFrom="paragraph">
+                  <wp:posOffset>0</wp:posOffset>
+                </wp:positionV>
+                <wp:extent cx="3054217" cy="3513497"/>
                 <wp:effectExtent l="0" t="0" r="0" b="0"/>
+                <wp:wrapSquare wrapText="bothSides"/>
                 <wp:docPr id="3" name=""/>
                 <wp:cNvGraphicFramePr>
                   <a:graphicFrameLocks xmlns:a="http://schemas.openxmlformats.org/drawingml/2006/main" noChangeAspect="1"/>
@@ -8034,7 +8066,7 @@
                   <a:graphicData uri="http://schemas.openxmlformats.org/drawingml/2006/picture">
                     <pic:pic xmlns:pic="http://schemas.openxmlformats.org/drawingml/2006/picture">
                       <pic:nvPicPr>
-                        <pic:cNvPr id="2137457436" name=""/>
+                        <pic:cNvPr id="1383729824" name=""/>
                         <pic:cNvPicPr>
                           <a:picLocks noChangeAspect="1"/>
                         </pic:cNvPicPr>
@@ -8045,9 +8077,79 @@
                         <a:stretch/>
                       </pic:blipFill>
                       <pic:spPr bwMode="auto">
-                        <a:xfrm>
+                        <a:xfrm flipH="0" flipV="0">
                           <a:off x="0" y="0"/>
-                          <a:ext cx="3800475" cy="4371975"/>
+                          <a:ext cx="3054216" cy="3513497"/>
+                        </a:xfrm>
+                        <a:prstGeom prst="rect">
+                          <a:avLst/>
+                        </a:prstGeom>
+                      </pic:spPr>
+                    </pic:pic>
+                  </a:graphicData>
+                </a:graphic>
+              </wp:anchor>
+            </w:drawing>
+          </mc:Choice>
+          <mc:Fallback>
+            <w:pict>
+              <v:shapetype id="_x0000_t75" coordsize="21600,21600" o:spt="75" o:preferrelative="t" path="m@4@5l@4@11@9@11@9@5xe" filled="f" stroked="f">
+                <v:stroke joinstyle="miter"/>
+                <v:formulas>
+                  <v:f eqn="if lineDrawn pixelLineWidth 0"/>
+                  <v:f eqn="sum @0 1 0"/>
+                  <v:f eqn="sum 0 0 @1"/>
+                  <v:f eqn="prod @2 1 2"/>
+                  <v:f eqn="prod @3 21600 pixelWidth"/>
+                  <v:f eqn="prod @3 21600 pixelHeight"/>
+                  <v:f eqn="sum @0 0 1"/>
+                  <v:f eqn="prod @6 1 2"/>
+                  <v:f eqn="prod @7 21600 pixelWidth"/>
+                  <v:f eqn="sum @8 21600 0"/>
+                  <v:f eqn="prod @7 21600 pixelHeight"/>
+                  <v:f eqn="sum @10 21600 0"/>
+                </v:formulas>
+                <v:path o:extrusionok="f" gradientshapeok="t" o:connecttype="rect"/>
+                <o:lock v:ext="edit" aspectratio="t"/>
+              </v:shapetype>
+              <v:shape id="_x0000_i2" o:spid="_x0000_s2" type="#_x0000_t75" style="position:absolute;z-index:6144;o:allowoverlap:true;o:allowincell:true;mso-position-horizontal-relative:text;margin-left:2.58pt;mso-position-horizontal:absolute;mso-position-vertical-relative:text;margin-top:0.00pt;mso-position-vertical:absolute;width:240.49pt;height:276.65pt;mso-wrap-distance-left:9.07pt;mso-wrap-distance-top:0.00pt;mso-wrap-distance-right:9.07pt;mso-wrap-distance-bottom:0.00pt;z-index:1;" stroked="false">
+                <w10:wrap type="square"/>
+                <v:imagedata r:id="rId11" o:title=""/>
+                <o:lock v:ext="edit" rotation="t"/>
+              </v:shape>
+            </w:pict>
+          </mc:Fallback>
+        </mc:AlternateContent>
+      </w:r>
+      <w:r>
+        <mc:AlternateContent>
+          <mc:Choice Requires="wpg">
+            <w:drawing>
+              <wp:inline xmlns:wp="http://schemas.openxmlformats.org/drawingml/2006/wordprocessingDrawing" distT="0" distB="0" distL="0" distR="0">
+                <wp:extent cx="3134066" cy="3514414"/>
+                <wp:effectExtent l="0" t="0" r="0" b="0"/>
+                <wp:docPr id="4" name=""/>
+                <wp:cNvGraphicFramePr>
+                  <a:graphicFrameLocks xmlns:a="http://schemas.openxmlformats.org/drawingml/2006/main" noChangeAspect="1"/>
+                </wp:cNvGraphicFramePr>
+                <a:graphic xmlns:a="http://schemas.openxmlformats.org/drawingml/2006/main">
+                  <a:graphicData uri="http://schemas.openxmlformats.org/drawingml/2006/picture">
+                    <pic:pic xmlns:pic="http://schemas.openxmlformats.org/drawingml/2006/picture">
+                      <pic:nvPicPr>
+                        <pic:cNvPr id="1984636154" name=""/>
+                        <pic:cNvPicPr>
+                          <a:picLocks noChangeAspect="1"/>
+                        </pic:cNvPicPr>
+                        <pic:nvPr/>
+                      </pic:nvPicPr>
+                      <pic:blipFill rotWithShape="1">
+                        <a:blip r:embed="rId12"/>
+                        <a:stretch/>
+                      </pic:blipFill>
+                      <pic:spPr bwMode="auto">
+                        <a:xfrm flipH="0" flipV="0">
+                          <a:off x="0" y="0"/>
+                          <a:ext cx="3134066" cy="3514414"/>
                         </a:xfrm>
                         <a:prstGeom prst="rect">
                           <a:avLst/>
@@ -8080,27 +8182,17 @@
                 <v:path o:extrusionok="f" gradientshapeok="t" o:connecttype="rect"/>
                 <o:lock v:ext="edit" aspectratio="t"/>
               </v:shapetype>
-              <v:shape id="_x0000_i2" o:spid="_x0000_s2" type="#_x0000_t75" style="width:299.25pt;height:344.25pt;mso-wrap-distance-left:0.00pt;mso-wrap-distance-top:0.00pt;mso-wrap-distance-right:0.00pt;mso-wrap-distance-bottom:0.00pt;z-index:1;" stroked="false">
-                <v:imagedata r:id="rId11" o:title=""/>
+              <v:shape id="_x0000_i3" o:spid="_x0000_s3" type="#_x0000_t75" style="width:246.78pt;height:276.73pt;mso-wrap-distance-left:0.00pt;mso-wrap-distance-top:0.00pt;mso-wrap-distance-right:0.00pt;mso-wrap-distance-bottom:0.00pt;z-index:1;" stroked="false">
+                <v:imagedata r:id="rId12" o:title=""/>
                 <o:lock v:ext="edit" rotation="t"/>
               </v:shape>
             </w:pict>
           </mc:Fallback>
         </mc:AlternateContent>
       </w:r>
-      <w:r>
-        <w:rPr>
-          <w:rFonts w:ascii="Cambria" w:hAnsi="Cambria" w:eastAsia="Cambria" w:cs="Cambria"/>
-          <w:color w:val="0f172a"/>
-          <w:sz w:val="21"/>
-          <w:highlight w:val="none"/>
-        </w:rPr>
-      </w:r>
-      <w:r>
-        <w:rPr>
-          <w:rFonts w:ascii="Cambria" w:hAnsi="Cambria" w:eastAsia="Cambria" w:cs="Cambria"/>
-        </w:rPr>
-      </w:r>
+      <w:r/>
+      <w:r/>
+      <w:r/>
       <w:r>
         <w:rPr>
           <w:rFonts w:ascii="Cambria" w:hAnsi="Cambria" w:eastAsia="Cambria" w:cs="Cambria"/>
@@ -8192,6 +8284,92 @@
         <w:ind/>
         <w:rPr>
           <w:rFonts w:ascii="Cambria" w:hAnsi="Cambria" w:cs="Cambria"/>
+          <w:b/>
+          <w:bCs/>
+          <w:color w:val="000000" w:themeColor="text1"/>
+          <w:sz w:val="23"/>
+          <w:szCs w:val="23"/>
+          <w:highlight w:val="none"/>
+        </w:rPr>
+      </w:pPr>
+      <w:r>
+        <w:rPr>
+          <w:rFonts w:ascii="Cambria" w:hAnsi="Cambria" w:eastAsia="Cambria" w:cs="Cambria"/>
+          <w:b/>
+          <w:color w:val="000000" w:themeColor="text1"/>
+          <w:sz w:val="23"/>
+          <w:highlight w:val="none"/>
+        </w:rPr>
+      </w:r>
+      <w:r>
+        <w:rPr>
+          <w:rFonts w:ascii="Cambria" w:hAnsi="Cambria" w:eastAsia="Cambria" w:cs="Cambria"/>
+          <w:b/>
+          <w:color w:val="000000" w:themeColor="text1"/>
+          <w:sz w:val="23"/>
+          <w:highlight w:val="none"/>
+        </w:rPr>
+      </w:r>
+      <w:r>
+        <w:rPr>
+          <w:rFonts w:ascii="Cambria" w:hAnsi="Cambria" w:eastAsia="Cambria" w:cs="Cambria"/>
+          <w:b/>
+          <w:color w:val="000000" w:themeColor="text1"/>
+          <w:sz w:val="23"/>
+          <w:highlight w:val="none"/>
+        </w:rPr>
+      </w:r>
+    </w:p>
+    <w:p>
+      <w:pPr>
+        <w:pBdr/>
+        <w:spacing w:after="60" w:before="240"/>
+        <w:ind/>
+        <w:rPr>
+          <w:rFonts w:ascii="Cambria" w:hAnsi="Cambria" w:eastAsia="Cambria" w:cs="Cambria"/>
+          <w:b/>
+          <w:bCs/>
+          <w:color w:val="000000" w:themeColor="text1"/>
+          <w:sz w:val="23"/>
+          <w:szCs w:val="23"/>
+          <w:highlight w:val="none"/>
+        </w:rPr>
+      </w:pPr>
+      <w:r>
+        <w:rPr>
+          <w:rFonts w:ascii="Cambria" w:hAnsi="Cambria" w:eastAsia="Cambria" w:cs="Cambria"/>
+          <w:b/>
+          <w:color w:val="000000" w:themeColor="text1"/>
+          <w:sz w:val="23"/>
+          <w:highlight w:val="none"/>
+        </w:rPr>
+      </w:r>
+      <w:r>
+        <w:rPr>
+          <w:rFonts w:ascii="Cambria" w:hAnsi="Cambria" w:eastAsia="Cambria" w:cs="Cambria"/>
+          <w:b/>
+          <w:color w:val="000000" w:themeColor="text1"/>
+          <w:sz w:val="23"/>
+          <w:highlight w:val="none"/>
+        </w:rPr>
+      </w:r>
+      <w:r>
+        <w:rPr>
+          <w:rFonts w:ascii="Cambria" w:hAnsi="Cambria" w:eastAsia="Cambria" w:cs="Cambria"/>
+          <w:b/>
+          <w:color w:val="000000" w:themeColor="text1"/>
+          <w:sz w:val="23"/>
+          <w:highlight w:val="none"/>
+        </w:rPr>
+      </w:r>
+    </w:p>
+    <w:p>
+      <w:pPr>
+        <w:pBdr/>
+        <w:spacing w:after="60" w:before="240"/>
+        <w:ind/>
+        <w:rPr>
+          <w:rFonts w:ascii="Cambria" w:hAnsi="Cambria" w:eastAsia="Cambria" w:cs="Cambria"/>
           <w:b/>
           <w:bCs/>
           <w:color w:val="000000" w:themeColor="text1"/>
@@ -23230,6 +23408,178 @@
           <w:b/>
           <w:color w:val="0f172a"/>
           <w:sz w:val="23"/>
+          <w:highlight w:val="none"/>
+        </w:rPr>
+      </w:r>
+      <w:r>
+        <w:rPr>
+          <w:rFonts w:ascii="Cambria" w:hAnsi="Cambria" w:eastAsia="Cambria" w:cs="Cambria"/>
+          <w:b/>
+          <w:color w:val="0f172a"/>
+          <w:sz w:val="23"/>
+          <w:highlight w:val="none"/>
+        </w:rPr>
+      </w:r>
+      <w:r>
+        <w:rPr>
+          <w:rFonts w:ascii="Cambria" w:hAnsi="Cambria" w:eastAsia="Cambria" w:cs="Cambria"/>
+          <w:b/>
+          <w:color w:val="0f172a"/>
+          <w:sz w:val="23"/>
+          <w:highlight w:val="none"/>
+        </w:rPr>
+      </w:r>
+    </w:p>
+    <w:p>
+      <w:pPr>
+        <w:pBdr/>
+        <w:spacing w:after="60" w:before="240"/>
+        <w:ind/>
+        <w:rPr>
+          <w:rFonts w:ascii="Cambria" w:hAnsi="Cambria" w:eastAsia="Cambria" w:cs="Cambria"/>
+          <w:b/>
+          <w:bCs/>
+          <w:color w:val="0f172a"/>
+          <w:sz w:val="23"/>
+          <w:szCs w:val="23"/>
+          <w:highlight w:val="none"/>
+        </w:rPr>
+      </w:pPr>
+      <w:r>
+        <w:rPr>
+          <w:rFonts w:ascii="Cambria" w:hAnsi="Cambria" w:eastAsia="Cambria" w:cs="Cambria"/>
+          <w:b/>
+          <w:color w:val="0f172a"/>
+          <w:sz w:val="23"/>
+          <w:highlight w:val="none"/>
+        </w:rPr>
+      </w:r>
+      <w:r>
+        <w:rPr>
+          <w:rFonts w:ascii="Cambria" w:hAnsi="Cambria" w:eastAsia="Cambria" w:cs="Cambria"/>
+          <w:b/>
+          <w:color w:val="0f172a"/>
+          <w:sz w:val="23"/>
+          <w:highlight w:val="none"/>
+        </w:rPr>
+      </w:r>
+      <w:r>
+        <w:rPr>
+          <w:rFonts w:ascii="Cambria" w:hAnsi="Cambria" w:eastAsia="Cambria" w:cs="Cambria"/>
+          <w:b/>
+          <w:color w:val="0f172a"/>
+          <w:sz w:val="23"/>
+          <w:highlight w:val="none"/>
+        </w:rPr>
+      </w:r>
+    </w:p>
+    <w:p>
+      <w:pPr>
+        <w:pBdr/>
+        <w:spacing w:after="60" w:before="240"/>
+        <w:ind/>
+        <w:rPr>
+          <w:rFonts w:ascii="Cambria" w:hAnsi="Cambria" w:eastAsia="Cambria" w:cs="Cambria"/>
+          <w:b/>
+          <w:bCs/>
+          <w:color w:val="0f172a"/>
+          <w:sz w:val="23"/>
+          <w:szCs w:val="23"/>
+          <w:highlight w:val="none"/>
+        </w:rPr>
+      </w:pPr>
+      <w:r>
+        <w:rPr>
+          <w:rFonts w:ascii="Cambria" w:hAnsi="Cambria" w:eastAsia="Cambria" w:cs="Cambria"/>
+          <w:b/>
+          <w:color w:val="0f172a"/>
+          <w:sz w:val="23"/>
+          <w:highlight w:val="none"/>
+        </w:rPr>
+      </w:r>
+      <w:r>
+        <w:rPr>
+          <w:rFonts w:ascii="Cambria" w:hAnsi="Cambria" w:eastAsia="Cambria" w:cs="Cambria"/>
+          <w:b/>
+          <w:color w:val="0f172a"/>
+          <w:sz w:val="23"/>
+          <w:highlight w:val="none"/>
+        </w:rPr>
+      </w:r>
+      <w:r>
+        <w:rPr>
+          <w:rFonts w:ascii="Cambria" w:hAnsi="Cambria" w:eastAsia="Cambria" w:cs="Cambria"/>
+          <w:b/>
+          <w:color w:val="0f172a"/>
+          <w:sz w:val="23"/>
+          <w:highlight w:val="none"/>
+        </w:rPr>
+      </w:r>
+    </w:p>
+    <w:p>
+      <w:pPr>
+        <w:pBdr/>
+        <w:spacing w:after="60" w:before="240"/>
+        <w:ind/>
+        <w:rPr>
+          <w:rFonts w:ascii="Cambria" w:hAnsi="Cambria" w:eastAsia="Cambria" w:cs="Cambria"/>
+          <w:b/>
+          <w:bCs/>
+          <w:color w:val="0f172a"/>
+          <w:sz w:val="23"/>
+          <w:szCs w:val="23"/>
+          <w:highlight w:val="none"/>
+        </w:rPr>
+      </w:pPr>
+      <w:r>
+        <w:rPr>
+          <w:rFonts w:ascii="Cambria" w:hAnsi="Cambria" w:eastAsia="Cambria" w:cs="Cambria"/>
+          <w:b/>
+          <w:color w:val="0f172a"/>
+          <w:sz w:val="23"/>
+          <w:highlight w:val="none"/>
+        </w:rPr>
+      </w:r>
+      <w:r>
+        <w:rPr>
+          <w:rFonts w:ascii="Cambria" w:hAnsi="Cambria" w:eastAsia="Cambria" w:cs="Cambria"/>
+          <w:b/>
+          <w:color w:val="0f172a"/>
+          <w:sz w:val="23"/>
+          <w:highlight w:val="none"/>
+        </w:rPr>
+      </w:r>
+      <w:r>
+        <w:rPr>
+          <w:rFonts w:ascii="Cambria" w:hAnsi="Cambria" w:eastAsia="Cambria" w:cs="Cambria"/>
+          <w:b/>
+          <w:color w:val="0f172a"/>
+          <w:sz w:val="23"/>
+          <w:highlight w:val="none"/>
+        </w:rPr>
+      </w:r>
+    </w:p>
+    <w:p>
+      <w:pPr>
+        <w:pBdr/>
+        <w:spacing w:after="60" w:before="240"/>
+        <w:ind/>
+        <w:rPr>
+          <w:rFonts w:ascii="Cambria" w:hAnsi="Cambria" w:eastAsia="Cambria" w:cs="Cambria"/>
+          <w:b/>
+          <w:bCs/>
+          <w:color w:val="0f172a"/>
+          <w:sz w:val="23"/>
+          <w:szCs w:val="23"/>
+          <w:highlight w:val="none"/>
+        </w:rPr>
+      </w:pPr>
+      <w:r>
+        <w:rPr>
+          <w:rFonts w:ascii="Cambria" w:hAnsi="Cambria" w:eastAsia="Cambria" w:cs="Cambria"/>
+          <w:b/>
+          <w:color w:val="0f172a"/>
+          <w:sz w:val="23"/>
         </w:rPr>
         <w:t xml:space="preserve">5.2 Relevansi dengan Dunia Rekayasa Perangkat Lunak (PPLG)</w:t>
       </w:r>
@@ -23866,7 +24216,7 @@
           <w:rFonts w:ascii="Cambria" w:hAnsi="Cambria" w:eastAsia="Cambria" w:cs="Cambria"/>
           <w:b/>
           <w:bCs/>
-          <w:color w:val="1e3a8a"/>
+          <w:color w:val="000000" w:themeColor="text1"/>
           <w:sz w:val="28"/>
           <w:szCs w:val="28"/>
           <w:highlight w:val="none"/>
@@ -23876,7 +24226,7 @@
         <w:rPr>
           <w:rFonts w:ascii="Cambria" w:hAnsi="Cambria" w:eastAsia="Cambria" w:cs="Cambria"/>
           <w:b/>
-          <w:color w:val="1e3a8a"/>
+          <w:color w:val="000000" w:themeColor="text1"/>
           <w:sz w:val="28"/>
           <w:highlight w:val="none"/>
         </w:rPr>
@@ -23885,10 +24235,8 @@
         <w:rPr>
           <w:rFonts w:ascii="Cambria" w:hAnsi="Cambria" w:eastAsia="Cambria" w:cs="Cambria"/>
           <w:b/>
-          <w:bCs/>
-          <w:color w:val="1e3a8a"/>
+          <w:color w:val="000000" w:themeColor="text1"/>
           <w:sz w:val="28"/>
-          <w:szCs w:val="28"/>
           <w:highlight w:val="none"/>
         </w:rPr>
       </w:r>
@@ -23915,16 +24263,34 @@
           <w:b/>
           <w:color w:val="000000" w:themeColor="text1"/>
           <w:sz w:val="28"/>
-        </w:rPr>
-        <w:t xml:space="preserve">LAMPIRAN DAN TAUTAN PROYEK</w:t>
-      </w:r>
-      <w:r>
-        <w:rPr>
-          <w:rFonts w:ascii="Cambria" w:hAnsi="Cambria" w:eastAsia="Cambria" w:cs="Cambria"/>
+          <w:highlight w:val="none"/>
+        </w:rPr>
+      </w:r>
+      <w:r>
+        <w:rPr>
+          <w:rFonts w:ascii="Cambria" w:hAnsi="Cambria" w:eastAsia="Cambria" w:cs="Cambria"/>
+          <w:b/>
           <w:color w:val="000000" w:themeColor="text1"/>
-        </w:rPr>
-      </w:r>
-      <w:r>
+          <w:sz w:val="28"/>
+          <w:highlight w:val="none"/>
+        </w:rPr>
+      </w:r>
+      <w:r>
+        <w:rPr>
+          <w:rFonts w:ascii="Cambria" w:hAnsi="Cambria" w:eastAsia="Cambria" w:cs="Cambria"/>
+          <w:b/>
+          <w:color w:val="000000" w:themeColor="text1"/>
+          <w:sz w:val="28"/>
+          <w:highlight w:val="none"/>
+        </w:rPr>
+      </w:r>
+    </w:p>
+    <w:p>
+      <w:pPr>
+        <w:pBdr/>
+        <w:spacing w:after="80" w:before="320"/>
+        <w:ind/>
+        <w:jc w:val="right"/>
         <w:rPr>
           <w:rFonts w:ascii="Cambria" w:hAnsi="Cambria" w:eastAsia="Cambria" w:cs="Cambria"/>
           <w:b/>
@@ -23934,6 +24300,32 @@
           <w:szCs w:val="28"/>
           <w:highlight w:val="none"/>
         </w:rPr>
+      </w:pPr>
+      <w:r>
+        <w:rPr>
+          <w:rFonts w:ascii="Cambria" w:hAnsi="Cambria" w:eastAsia="Cambria" w:cs="Cambria"/>
+          <w:b/>
+          <w:color w:val="000000" w:themeColor="text1"/>
+          <w:sz w:val="28"/>
+        </w:rPr>
+        <w:t xml:space="preserve">LAMPIRAN DAN TAUTAN PROYEK</w:t>
+      </w:r>
+      <w:r>
+        <w:rPr>
+          <w:rFonts w:ascii="Cambria" w:hAnsi="Cambria" w:eastAsia="Cambria" w:cs="Cambria"/>
+          <w:color w:val="000000" w:themeColor="text1"/>
+        </w:rPr>
+      </w:r>
+      <w:r>
+        <w:rPr>
+          <w:rFonts w:ascii="Cambria" w:hAnsi="Cambria" w:eastAsia="Cambria" w:cs="Cambria"/>
+          <w:b/>
+          <w:bCs/>
+          <w:color w:val="000000" w:themeColor="text1"/>
+          <w:sz w:val="28"/>
+          <w:szCs w:val="28"/>
+          <w:highlight w:val="none"/>
+        </w:rPr>
       </w:r>
     </w:p>
     <w:p>
@@ -24061,7 +24453,7 @@
         </w:rPr>
         <w:t xml:space="preserve"> </w:t>
       </w:r>
-      <w:hyperlink r:id="rId12" w:tooltip="https://tinyurl.com/rotasi-smkn9" w:history="1">
+      <w:hyperlink r:id="rId13" w:tooltip="https://tinyurl.com/rotasi-smkn9" w:history="1">
         <w:r>
           <w:rPr>
             <w:rStyle w:val="876"/>
@@ -24100,7 +24492,7 @@
         </w:rPr>
         <w:t xml:space="preserve">(Alternatif cadangan: </w:t>
       </w:r>
-      <w:hyperlink r:id="rId13" w:tooltip="https://da.gd/V0UF" w:history="1">
+      <w:hyperlink r:id="rId14" w:tooltip="https://da.gd/V0UF" w:history="1">
         <w:r>
           <w:rPr>
             <w:rStyle w:val="876"/>
@@ -24165,7 +24557,7 @@
         </w:rPr>
         <w:t xml:space="preserve"> </w:t>
       </w:r>
-      <w:hyperlink r:id="rId14" w:tooltip="https://sabilmurti.github.io/tugas-pages/matematika-transformasi-geometri-kelompok4" w:history="1">
+      <w:hyperlink r:id="rId15" w:tooltip="https://sabilmurti.github.io/tugas-pages/matematika-transformasi-geometri-kelompok4" w:history="1">
         <w:r>
           <w:rPr>
             <w:rStyle w:val="876"/>
@@ -24243,7 +24635,7 @@
               <wp:inline xmlns:wp="http://schemas.openxmlformats.org/drawingml/2006/wordprocessingDrawing" distT="0" distB="0" distL="0" distR="0">
                 <wp:extent cx="3465480" cy="3465480"/>
                 <wp:effectExtent l="0" t="0" r="0" b="0"/>
-                <wp:docPr id="4" name="Picture 1"/>
+                <wp:docPr id="5" name="Picture 1"/>
                 <wp:cNvGraphicFramePr>
                   <a:graphicFrameLocks xmlns:a="http://schemas.openxmlformats.org/drawingml/2006/main" noChangeAspect="1"/>
                 </wp:cNvGraphicFramePr>
@@ -24258,7 +24650,7 @@
                         <pic:nvPr/>
                       </pic:nvPicPr>
                       <pic:blipFill rotWithShape="1">
-                        <a:blip r:embed="rId15"/>
+                        <a:blip r:embed="rId16"/>
                         <a:stretch/>
                       </pic:blipFill>
                       <pic:spPr bwMode="auto">
@@ -24297,8 +24689,8 @@
                 <v:path o:extrusionok="f" gradientshapeok="t" o:connecttype="rect"/>
                 <o:lock v:ext="edit" aspectratio="t"/>
               </v:shapetype>
-              <v:shape id="_x0000_i3" o:spid="_x0000_s3" type="#_x0000_t75" style="width:272.87pt;height:272.87pt;mso-wrap-distance-left:0.00pt;mso-wrap-distance-top:0.00pt;mso-wrap-distance-right:0.00pt;mso-wrap-distance-bottom:0.00pt;z-index:1;" stroked="false">
-                <v:imagedata r:id="rId15" o:title=""/>
+              <v:shape id="_x0000_i4" o:spid="_x0000_s4" type="#_x0000_t75" style="width:272.87pt;height:272.87pt;mso-wrap-distance-left:0.00pt;mso-wrap-distance-top:0.00pt;mso-wrap-distance-right:0.00pt;mso-wrap-distance-bottom:0.00pt;z-index:1;" stroked="false">
+                <v:imagedata r:id="rId16" o:title=""/>
                 <o:lock v:ext="edit" rotation="t"/>
               </v:shape>
             </w:pict>
